--- a/fuentes/212500_CF01_DU.docx
+++ b/fuentes/212500_CF01_DU.docx
@@ -1,6 +1,6 @@
 
 <file path=word/document.xml><?xml version="1.0" encoding="utf-8"?>
-<w:document xmlns:wpc="http://schemas.microsoft.com/office/word/2010/wordprocessingCanvas" xmlns:cx="http://schemas.microsoft.com/office/drawing/2014/chartex" xmlns:cx1="http://schemas.microsoft.com/office/drawing/2015/9/8/chartex" xmlns:cx2="http://schemas.microsoft.com/office/drawing/2015/10/21/chartex" xmlns:cx3="http://schemas.microsoft.com/office/drawing/2016/5/9/chartex" xmlns:cx4="http://schemas.microsoft.com/office/drawing/2016/5/10/chartex" xmlns:cx5="http://schemas.microsoft.com/office/drawing/2016/5/11/chartex" xmlns:cx6="http://schemas.microsoft.com/office/drawing/2016/5/12/chartex" xmlns:cx7="http://schemas.microsoft.com/office/drawing/2016/5/13/chartex" xmlns:cx8="http://schemas.microsoft.com/office/drawing/2016/5/14/chartex" xmlns:mc="http://schemas.openxmlformats.org/markup-compatibility/2006" xmlns:aink="http://schemas.microsoft.com/office/drawing/2016/ink" xmlns:am3d="http://schemas.microsoft.com/office/drawing/2017/model3d" xmlns:o="urn:schemas-microsoft-com:office:office" xmlns:oel="http://schemas.microsoft.com/office/2019/extlst" xmlns:r="http://schemas.openxmlformats.org/officeDocument/2006/relationships" xmlns:m="http://schemas.openxmlformats.org/officeDocument/2006/math" xmlns:v="urn:schemas-microsoft-com:vml" xmlns:wp14="http://schemas.microsoft.com/office/word/2010/wordprocessingDrawing" xmlns:wp="http://schemas.openxmlformats.org/drawingml/2006/wordprocessingDrawing" xmlns:w10="urn:schemas-microsoft-com:office:word" xmlns:w="http://schemas.openxmlformats.org/wordprocessingml/2006/main" xmlns:w14="http://schemas.microsoft.com/office/word/2010/wordml" xmlns:w15="http://schemas.microsoft.com/office/word/2012/wordml" xmlns:w16cex="http://schemas.microsoft.com/office/word/2018/wordml/cex" xmlns:w16cid="http://schemas.microsoft.com/office/word/2016/wordml/cid" xmlns:w16="http://schemas.microsoft.com/office/word/2018/wordml" xmlns:w16du="http://schemas.microsoft.com/office/word/2023/wordml/word16du" xmlns:w16sdtdh="http://schemas.microsoft.com/office/word/2020/wordml/sdtdatahash" xmlns:w16sdtfl="http://schemas.microsoft.com/office/word/2024/wordml/sdtformatlock" xmlns:w16se="http://schemas.microsoft.com/office/word/2015/wordml/symex" xmlns:wpg="http://schemas.microsoft.com/office/word/2010/wordprocessingGroup" xmlns:wpi="http://schemas.microsoft.com/office/word/2010/wordprocessingInk" xmlns:wne="http://schemas.microsoft.com/office/word/2006/wordml" xmlns:wps="http://schemas.microsoft.com/office/word/2010/wordprocessingShape" mc:Ignorable="w14 w15 w16se w16cid w16 w16cex w16sdtdh w16sdtfl w16du wp14">
+<w:document xmlns:wpc="http://schemas.microsoft.com/office/word/2010/wordprocessingCanvas" xmlns:cx="http://schemas.microsoft.com/office/drawing/2014/chartex" xmlns:cx1="http://schemas.microsoft.com/office/drawing/2015/9/8/chartex" xmlns:cx2="http://schemas.microsoft.com/office/drawing/2015/10/21/chartex" xmlns:cx3="http://schemas.microsoft.com/office/drawing/2016/5/9/chartex" xmlns:cx4="http://schemas.microsoft.com/office/drawing/2016/5/10/chartex" xmlns:cx5="http://schemas.microsoft.com/office/drawing/2016/5/11/chartex" xmlns:cx6="http://schemas.microsoft.com/office/drawing/2016/5/12/chartex" xmlns:cx7="http://schemas.microsoft.com/office/drawing/2016/5/13/chartex" xmlns:cx8="http://schemas.microsoft.com/office/drawing/2016/5/14/chartex" xmlns:mc="http://schemas.openxmlformats.org/markup-compatibility/2006" xmlns:aink="http://schemas.microsoft.com/office/drawing/2016/ink" xmlns:am3d="http://schemas.microsoft.com/office/drawing/2017/model3d" xmlns:o="urn:schemas-microsoft-com:office:office" xmlns:oel="http://schemas.microsoft.com/office/2019/extlst" xmlns:r="http://schemas.openxmlformats.org/officeDocument/2006/relationships" xmlns:m="http://schemas.openxmlformats.org/officeDocument/2006/math" xmlns:v="urn:schemas-microsoft-com:vml" xmlns:wp14="http://schemas.microsoft.com/office/word/2010/wordprocessingDrawing" xmlns:wp="http://schemas.openxmlformats.org/drawingml/2006/wordprocessingDrawing" xmlns:w10="urn:schemas-microsoft-com:office:word" xmlns:w="http://schemas.openxmlformats.org/wordprocessingml/2006/main" xmlns:w14="http://schemas.microsoft.com/office/word/2010/wordml" xmlns:w15="http://schemas.microsoft.com/office/word/2012/wordml" xmlns:w16cex="http://schemas.microsoft.com/office/word/2018/wordml/cex" xmlns:w16cid="http://schemas.microsoft.com/office/word/2016/wordml/cid" xmlns:w16="http://schemas.microsoft.com/office/word/2018/wordml" xmlns:w16du="http://schemas.microsoft.com/office/word/2023/wordml/word16du" xmlns:w16sdtdh="http://schemas.microsoft.com/office/word/2020/wordml/sdtdatahash" xmlns:w16sdtfl="http://schemas.microsoft.com/office/word/2024/wordml/sdtformatlock" xmlns:w16se="http://schemas.microsoft.com/office/word/2015/wordml/symex" xmlns:wpg="http://schemas.microsoft.com/office/word/2010/wordprocessingGroup" xmlns:wpi="http://schemas.microsoft.com/office/word/2010/wordprocessingInk" xmlns:wne="http://schemas.microsoft.com/office/word/2006/wordml" xmlns:wps="http://schemas.microsoft.com/office/word/2010/wordprocessingShape" xmlns:a="http://schemas.openxmlformats.org/drawingml/2006/main" xmlns:adec="http://schemas.microsoft.com/office/drawing/2017/decorative" xmlns:pic="http://schemas.openxmlformats.org/drawingml/2006/picture" xmlns:a14="http://schemas.microsoft.com/office/drawing/2010/main" mc:Ignorable="w14 w15 w16se w16cid w16 w16cex w16sdtdh w16sdtfl w16du wp14">
   <w:body>
     <w:p>
       <w:pPr>
@@ -218,11 +218,11 @@
           </mc:Choice>
           <mc:Fallback>
             <w:pict>
-              <v:shapetype w14:anchorId="2E2DABF6" id="_x0000_t202" coordsize="21600,21600" o:spt="202" path="m,l,21600r21600,l21600,xe">
+              <v:shapetype id="_x0000_t202" coordsize="21600,21600" o:spt="202" path="m,l,21600r21600,l21600,xe" w14:anchorId="2E2DABF6">
                 <v:stroke joinstyle="miter"/>
                 <v:path gradientshapeok="t" o:connecttype="rect"/>
               </v:shapetype>
-              <v:shape id="Cuadro de texto 2" o:spid="_x0000_s1026" type="#_x0000_t202" style="position:absolute;left:0;text-align:left;margin-left:-19.95pt;margin-top:33.15pt;width:549pt;height:145.5pt;z-index:251663360;visibility:visible;mso-wrap-style:square;mso-width-percent:0;mso-height-percent:0;mso-wrap-distance-left:9pt;mso-wrap-distance-top:3.6pt;mso-wrap-distance-right:9pt;mso-wrap-distance-bottom:3.6pt;mso-position-horizontal:absolute;mso-position-horizontal-relative:text;mso-position-vertical:absolute;mso-position-vertical-relative:text;mso-width-percent:0;mso-height-percent:0;mso-width-relative:margin;mso-height-relative:margin;v-text-anchor:top" o:gfxdata="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" filled="f" stroked="f">
+              <v:shape id="Cuadro de texto 2" style="position:absolute;left:0;text-align:left;margin-left:-19.95pt;margin-top:33.15pt;width:549pt;height:145.5pt;z-index:251663360;visibility:visible;mso-wrap-style:square;mso-width-percent:0;mso-height-percent:0;mso-wrap-distance-left:9pt;mso-wrap-distance-top:3.6pt;mso-wrap-distance-right:9pt;mso-wrap-distance-bottom:3.6pt;mso-position-horizontal:absolute;mso-position-horizontal-relative:text;mso-position-vertical:absolute;mso-position-vertical-relative:text;mso-width-percent:0;mso-height-percent:0;mso-width-relative:margin;mso-height-relative:margin;v-text-anchor:top" o:spid="_x0000_s1026" filled="f" stroked="f" type="#_x0000_t202" o:gfxdata="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">
                 <v:textbox>
                   <w:txbxContent>
                     <w:p>
@@ -331,7 +331,7 @@
           </mc:Choice>
           <mc:Fallback>
             <w:pict>
-              <v:rect w14:anchorId="2EAEDC21" id="Rectángulo 3" o:spid="_x0000_s1026" style="position:absolute;margin-left:-55.95pt;margin-top:26.4pt;width:613.85pt;height:164.25pt;z-index:-251655168;visibility:visible;mso-wrap-style:square;mso-height-percent:0;mso-wrap-distance-left:9pt;mso-wrap-distance-top:0;mso-wrap-distance-right:9pt;mso-wrap-distance-bottom:0;mso-position-horizontal:absolute;mso-position-horizontal-relative:text;mso-position-vertical:absolute;mso-position-vertical-relative:text;mso-height-percent:0;mso-height-relative:margin;v-text-anchor:middle" o:gfxdata="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" fillcolor="#00314d" stroked="f" strokeweight="1pt"/>
+              <v:rect id="Rectángulo 3" style="position:absolute;margin-left:-55.95pt;margin-top:26.4pt;width:613.85pt;height:164.25pt;z-index:-251655168;visibility:visible;mso-wrap-style:square;mso-height-percent:0;mso-wrap-distance-left:9pt;mso-wrap-distance-top:0;mso-wrap-distance-right:9pt;mso-wrap-distance-bottom:0;mso-position-horizontal:absolute;mso-position-horizontal-relative:text;mso-position-vertical:absolute;mso-position-vertical-relative:text;mso-height-percent:0;mso-height-relative:margin;v-text-anchor:middle" o:spid="_x0000_s1026" fillcolor="#00314d" stroked="f" strokeweight="1pt" w14:anchorId="2EAEDC21" o:gfxdata="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"/>
             </w:pict>
           </mc:Fallback>
         </mc:AlternateContent>
@@ -435,7 +435,7 @@
     <w:p>
       <w:pPr>
         <w:pBdr>
-          <w:bottom w:val="single" w:sz="12" w:space="1" w:color="auto"/>
+          <w:bottom w:val="single" w:color="auto" w:sz="12" w:space="1"/>
         </w:pBdr>
         <w:rPr>
           <w:rFonts w:ascii="Calibri" w:hAnsi="Calibri"/>
@@ -457,7 +457,7 @@
     <w:p>
       <w:pPr>
         <w:pBdr>
-          <w:bottom w:val="single" w:sz="12" w:space="1" w:color="auto"/>
+          <w:bottom w:val="single" w:color="auto" w:sz="12" w:space="1"/>
         </w:pBdr>
         <w:rPr>
           <w:rFonts w:ascii="Calibri" w:hAnsi="Calibri"/>
@@ -543,9 +543,15 @@
     </w:p>
     <w:sdt>
       <w:sdtPr>
-        <w:rPr>
-          <w:rFonts w:asciiTheme="minorHAnsi" w:eastAsiaTheme="minorEastAsia" w:hAnsiTheme="minorHAnsi" w:cstheme="minorBidi"/>
+        <w:id w:val="-1852639233"/>
+        <w:docPartObj>
+          <w:docPartGallery w:val="Table of Contents"/>
+          <w:docPartUnique/>
+        </w:docPartObj>
+        <w:rPr>
+          <w:rFonts w:ascii="Calibri" w:hAnsi="Calibri" w:eastAsia="游明朝" w:cs="Arial" w:asciiTheme="minorAscii" w:hAnsiTheme="minorAscii" w:eastAsiaTheme="minorEastAsia" w:cstheme="minorBidi"/>
           <w:b w:val="0"/>
+          <w:bCs w:val="0"/>
           <w:color w:val="auto"/>
           <w:kern w:val="2"/>
           <w:sz w:val="28"/>
@@ -553,11 +559,6 @@
           <w:lang w:eastAsia="en-US"/>
           <w14:ligatures w14:val="standardContextual"/>
         </w:rPr>
-        <w:id w:val="-1852639233"/>
-        <w:docPartObj>
-          <w:docPartGallery w:val="Table of Contents"/>
-          <w:docPartUnique/>
-        </w:docPartObj>
       </w:sdtPr>
       <w:sdtContent>
         <w:p>
@@ -594,7 +595,7 @@
           <w:r>
             <w:fldChar w:fldCharType="separate"/>
           </w:r>
-          <w:hyperlink w:anchor="_Toc211455760" w:history="1">
+          <w:hyperlink w:history="1" w:anchor="_Toc211455760">
             <w:r>
               <w:rPr>
                 <w:rStyle w:val="Hipervnculo"/>
@@ -667,7 +668,7 @@
               <w:lang w:eastAsia="es-CO"/>
             </w:rPr>
           </w:pPr>
-          <w:hyperlink w:anchor="_Toc211455761" w:history="1">
+          <w:hyperlink w:history="1" w:anchor="_Toc211455761">
             <w:r>
               <w:rPr>
                 <w:rStyle w:val="Hipervnculo"/>
@@ -757,7 +758,7 @@
               <w:lang w:eastAsia="es-CO"/>
             </w:rPr>
           </w:pPr>
-          <w:hyperlink w:anchor="_Toc211455762" w:history="1">
+          <w:hyperlink w:history="1" w:anchor="_Toc211455762">
             <w:r>
               <w:rPr>
                 <w:rStyle w:val="Hipervnculo"/>
@@ -847,7 +848,7 @@
               <w:lang w:eastAsia="es-CO"/>
             </w:rPr>
           </w:pPr>
-          <w:hyperlink w:anchor="_Toc211455763" w:history="1">
+          <w:hyperlink w:history="1" w:anchor="_Toc211455763">
             <w:r>
               <w:rPr>
                 <w:rStyle w:val="Hipervnculo"/>
@@ -943,7 +944,7 @@
               <w:lang w:eastAsia="es-CO"/>
             </w:rPr>
           </w:pPr>
-          <w:hyperlink w:anchor="_Toc211455764" w:history="1">
+          <w:hyperlink w:history="1" w:anchor="_Toc211455764">
             <w:r>
               <w:rPr>
                 <w:rStyle w:val="Hipervnculo"/>
@@ -1039,7 +1040,7 @@
               <w:lang w:eastAsia="es-CO"/>
             </w:rPr>
           </w:pPr>
-          <w:hyperlink w:anchor="_Toc211455765" w:history="1">
+          <w:hyperlink w:history="1" w:anchor="_Toc211455765">
             <w:r>
               <w:rPr>
                 <w:rStyle w:val="Hipervnculo"/>
@@ -1136,7 +1137,7 @@
               <w:lang w:eastAsia="es-CO"/>
             </w:rPr>
           </w:pPr>
-          <w:hyperlink w:anchor="_Toc211455766" w:history="1">
+          <w:hyperlink w:history="1" w:anchor="_Toc211455766">
             <w:r>
               <w:rPr>
                 <w:rStyle w:val="Hipervnculo"/>
@@ -1226,7 +1227,7 @@
               <w:lang w:eastAsia="es-CO"/>
             </w:rPr>
           </w:pPr>
-          <w:hyperlink w:anchor="_Toc211455767" w:history="1">
+          <w:hyperlink w:history="1" w:anchor="_Toc211455767">
             <w:r>
               <w:rPr>
                 <w:rStyle w:val="Hipervnculo"/>
@@ -1322,7 +1323,7 @@
               <w:lang w:eastAsia="es-CO"/>
             </w:rPr>
           </w:pPr>
-          <w:hyperlink w:anchor="_Toc211455768" w:history="1">
+          <w:hyperlink w:history="1" w:anchor="_Toc211455768">
             <w:r>
               <w:rPr>
                 <w:rStyle w:val="Hipervnculo"/>
@@ -1418,7 +1419,7 @@
               <w:lang w:eastAsia="es-CO"/>
             </w:rPr>
           </w:pPr>
-          <w:hyperlink w:anchor="_Toc211455769" w:history="1">
+          <w:hyperlink w:history="1" w:anchor="_Toc211455769">
             <w:r>
               <w:rPr>
                 <w:rStyle w:val="Hipervnculo"/>
@@ -1514,7 +1515,7 @@
               <w:lang w:eastAsia="es-CO"/>
             </w:rPr>
           </w:pPr>
-          <w:hyperlink w:anchor="_Toc211455770" w:history="1">
+          <w:hyperlink w:history="1" w:anchor="_Toc211455770">
             <w:r>
               <w:rPr>
                 <w:rStyle w:val="Hipervnculo"/>
@@ -1604,7 +1605,7 @@
               <w:lang w:eastAsia="es-CO"/>
             </w:rPr>
           </w:pPr>
-          <w:hyperlink w:anchor="_Toc211455771" w:history="1">
+          <w:hyperlink w:history="1" w:anchor="_Toc211455771">
             <w:r>
               <w:rPr>
                 <w:rStyle w:val="Hipervnculo"/>
@@ -1700,7 +1701,7 @@
               <w:lang w:eastAsia="es-CO"/>
             </w:rPr>
           </w:pPr>
-          <w:hyperlink w:anchor="_Toc211455772" w:history="1">
+          <w:hyperlink w:history="1" w:anchor="_Toc211455772">
             <w:r>
               <w:rPr>
                 <w:rStyle w:val="Hipervnculo"/>
@@ -1796,7 +1797,7 @@
               <w:lang w:eastAsia="es-CO"/>
             </w:rPr>
           </w:pPr>
-          <w:hyperlink w:anchor="_Toc211455773" w:history="1">
+          <w:hyperlink w:history="1" w:anchor="_Toc211455773">
             <w:r>
               <w:rPr>
                 <w:rStyle w:val="Hipervnculo"/>
@@ -1892,7 +1893,7 @@
               <w:lang w:eastAsia="es-CO"/>
             </w:rPr>
           </w:pPr>
-          <w:hyperlink w:anchor="_Toc211455774" w:history="1">
+          <w:hyperlink w:history="1" w:anchor="_Toc211455774">
             <w:r>
               <w:rPr>
                 <w:rStyle w:val="Hipervnculo"/>
@@ -1982,7 +1983,7 @@
               <w:lang w:eastAsia="es-CO"/>
             </w:rPr>
           </w:pPr>
-          <w:hyperlink w:anchor="_Toc211455775" w:history="1">
+          <w:hyperlink w:history="1" w:anchor="_Toc211455775">
             <w:r>
               <w:rPr>
                 <w:rStyle w:val="Hipervnculo"/>
@@ -2079,7 +2080,7 @@
               <w:lang w:eastAsia="es-CO"/>
             </w:rPr>
           </w:pPr>
-          <w:hyperlink w:anchor="_Toc211455776" w:history="1">
+          <w:hyperlink w:history="1" w:anchor="_Toc211455776">
             <w:r>
               <w:rPr>
                 <w:rStyle w:val="Hipervnculo"/>
@@ -2175,7 +2176,7 @@
               <w:lang w:eastAsia="es-CO"/>
             </w:rPr>
           </w:pPr>
-          <w:hyperlink w:anchor="_Toc211455777" w:history="1">
+          <w:hyperlink w:history="1" w:anchor="_Toc211455777">
             <w:r>
               <w:rPr>
                 <w:rStyle w:val="Hipervnculo"/>
@@ -2270,7 +2271,7 @@
               <w:lang w:eastAsia="es-CO"/>
             </w:rPr>
           </w:pPr>
-          <w:hyperlink w:anchor="_Toc211455778" w:history="1">
+          <w:hyperlink w:history="1" w:anchor="_Toc211455778">
             <w:r>
               <w:rPr>
                 <w:rStyle w:val="Hipervnculo"/>
@@ -2342,7 +2343,7 @@
               <w:lang w:eastAsia="es-CO"/>
             </w:rPr>
           </w:pPr>
-          <w:hyperlink w:anchor="_Toc211455779" w:history="1">
+          <w:hyperlink w:history="1" w:anchor="_Toc211455779">
             <w:r>
               <w:rPr>
                 <w:rStyle w:val="Hipervnculo"/>
@@ -2414,7 +2415,7 @@
               <w:lang w:eastAsia="es-CO"/>
             </w:rPr>
           </w:pPr>
-          <w:hyperlink w:anchor="_Toc211455780" w:history="1">
+          <w:hyperlink w:history="1" w:anchor="_Toc211455780">
             <w:r>
               <w:rPr>
                 <w:rStyle w:val="Hipervnculo"/>
@@ -2486,7 +2487,7 @@
               <w:lang w:eastAsia="es-CO"/>
             </w:rPr>
           </w:pPr>
-          <w:hyperlink w:anchor="_Toc211455781" w:history="1">
+          <w:hyperlink w:history="1" w:anchor="_Toc211455781">
             <w:r>
               <w:rPr>
                 <w:rStyle w:val="Hipervnculo"/>
@@ -2558,7 +2559,7 @@
               <w:lang w:eastAsia="es-CO"/>
             </w:rPr>
           </w:pPr>
-          <w:hyperlink w:anchor="_Toc211455782" w:history="1">
+          <w:hyperlink w:history="1" w:anchor="_Toc211455782">
             <w:r>
               <w:rPr>
                 <w:rStyle w:val="Hipervnculo"/>
@@ -2622,12 +2623,23 @@
           </w:r>
         </w:p>
       </w:sdtContent>
+      <w:sdtEndPr>
+        <w:rPr>
+          <w:rFonts w:ascii="Calibri" w:hAnsi="Calibri" w:eastAsia="游明朝" w:cs="Arial" w:asciiTheme="minorAscii" w:hAnsiTheme="minorAscii" w:eastAsiaTheme="minorEastAsia" w:cstheme="minorBidi"/>
+          <w:b w:val="0"/>
+          <w:bCs w:val="0"/>
+          <w:color w:val="auto"/>
+          <w:sz w:val="28"/>
+          <w:szCs w:val="28"/>
+          <w:lang w:eastAsia="en-US"/>
+        </w:rPr>
+      </w:sdtEndPr>
     </w:sdt>
     <w:p>
       <w:pPr>
         <w:pStyle w:val="Titulosgenerales"/>
       </w:pPr>
-      <w:bookmarkStart w:id="0" w:name="_Toc211455760"/>
+      <w:bookmarkStart w:name="_Toc211455760" w:id="0"/>
       <w:r>
         <w:lastRenderedPageBreak/>
         <w:t>Introducción</w:t>
@@ -2656,7 +2668,7 @@
       <w:pPr>
         <w:pStyle w:val="Ttulo1"/>
       </w:pPr>
-      <w:bookmarkStart w:id="1" w:name="_Toc211455761"/>
+      <w:bookmarkStart w:name="_Toc211455761" w:id="1"/>
       <w:r>
         <w:lastRenderedPageBreak/>
         <w:t>La economía campesina: el trabajo como motor de vida</w:t>
@@ -2876,7 +2888,7 @@
           <w:iCs/>
         </w:rPr>
       </w:pPr>
-      <w:hyperlink r:id="rId13" w:history="1">
+      <w:hyperlink w:history="1" r:id="rId13">
         <w:r>
           <w:rPr>
             <w:rStyle w:val="Hipervnculo"/>
@@ -3019,7 +3031,7 @@
           <w:lang w:eastAsia="es-CO"/>
         </w:rPr>
       </w:pPr>
-      <w:hyperlink r:id="rId14" w:history="1">
+      <w:hyperlink w:history="1" r:id="rId14">
         <w:r>
           <w:rPr>
             <w:rStyle w:val="Hipervnculo"/>
@@ -3961,7 +3973,7 @@
       <w:pPr>
         <w:pStyle w:val="Ttulo1"/>
       </w:pPr>
-      <w:bookmarkStart w:id="2" w:name="_Toc211455762"/>
+      <w:bookmarkStart w:name="_Toc211455762" w:id="2"/>
       <w:r>
         <w:lastRenderedPageBreak/>
         <w:t>Normas contables y tributarias aplicables a las unidades campesinas</w:t>
@@ -3985,7 +3997,7 @@
       <w:pPr>
         <w:pStyle w:val="Ttulo2"/>
       </w:pPr>
-      <w:bookmarkStart w:id="3" w:name="_Toc211455763"/>
+      <w:bookmarkStart w:name="_Toc211455763" w:id="3"/>
       <w:r>
         <w:t>Principales normas contables aplicables a unidades campesinas</w:t>
       </w:r>
@@ -4556,7 +4568,7 @@
           <w:lang w:val="es-419" w:eastAsia="es-CO"/>
         </w:rPr>
       </w:pPr>
-      <w:hyperlink r:id="rId15" w:history="1">
+      <w:hyperlink w:history="1" r:id="rId15">
         <w:r>
           <w:rPr>
             <w:rStyle w:val="Hipervnculo"/>
@@ -4572,7 +4584,7 @@
       <w:pPr>
         <w:pStyle w:val="Ttulo2"/>
       </w:pPr>
-      <w:bookmarkStart w:id="4" w:name="_Toc211455764"/>
+      <w:bookmarkStart w:name="_Toc211455764" w:id="4"/>
       <w:r>
         <w:t>Aspectos tributarios básicos para unidades campesinas</w:t>
       </w:r>
@@ -4983,7 +4995,7 @@
       <w:pPr>
         <w:pStyle w:val="Ttulo2"/>
       </w:pPr>
-      <w:bookmarkStart w:id="5" w:name="_Toc211455765"/>
+      <w:bookmarkStart w:name="_Toc211455765" w:id="5"/>
       <w:r>
         <w:t>Obligaciones legales según el tamaño y tipo de actividad</w:t>
       </w:r>
@@ -5639,7 +5651,7 @@
       <w:pPr>
         <w:pStyle w:val="Ttulo1"/>
       </w:pPr>
-      <w:bookmarkStart w:id="6" w:name="_Toc211455766"/>
+      <w:bookmarkStart w:name="_Toc211455766" w:id="6"/>
       <w:r>
         <w:lastRenderedPageBreak/>
         <w:t>Registros contables de activos, pasivos y patrimonio en el contexto campesino</w:t>
@@ -5663,7 +5675,7 @@
       <w:pPr>
         <w:pStyle w:val="Ttulo2"/>
       </w:pPr>
-      <w:bookmarkStart w:id="7" w:name="_Toc211455767"/>
+      <w:bookmarkStart w:name="_Toc211455767" w:id="7"/>
       <w:r>
         <w:t>¿Qué son los activos en una unidad campesina?</w:t>
       </w:r>
@@ -6133,7 +6145,7 @@
       <w:pPr>
         <w:pStyle w:val="Ttulo2"/>
       </w:pPr>
-      <w:bookmarkStart w:id="8" w:name="_Toc211455768"/>
+      <w:bookmarkStart w:name="_Toc211455768" w:id="8"/>
       <w:r>
         <w:t>¿Qué son los pasivos en una unidad campesina?</w:t>
       </w:r>
@@ -6505,7 +6517,7 @@
       <w:pPr>
         <w:pStyle w:val="Ttulo2"/>
       </w:pPr>
-      <w:bookmarkStart w:id="9" w:name="_Toc211455769"/>
+      <w:bookmarkStart w:name="_Toc211455769" w:id="9"/>
       <w:r>
         <w:t>¿Qué es el patrimonio en una unidad campesina?</w:t>
       </w:r>
@@ -7321,7 +7333,7 @@
       <w:pPr>
         <w:pStyle w:val="Ttulo1"/>
       </w:pPr>
-      <w:bookmarkStart w:id="10" w:name="_Toc211455770"/>
+      <w:bookmarkStart w:name="_Toc211455770" w:id="10"/>
       <w:r>
         <w:lastRenderedPageBreak/>
         <w:t>Registros contables de ingresos, costos y gastos en el contexto campesino</w:t>
@@ -7345,7 +7357,7 @@
       <w:pPr>
         <w:pStyle w:val="Ttulo2"/>
       </w:pPr>
-      <w:bookmarkStart w:id="11" w:name="_Toc211455771"/>
+      <w:bookmarkStart w:name="_Toc211455771" w:id="11"/>
       <w:r>
         <w:t>¿Qué son los ingresos en una unidad campesina?</w:t>
       </w:r>
@@ -8310,7 +8322,7 @@
       <w:pPr>
         <w:pStyle w:val="Ttulo2"/>
       </w:pPr>
-      <w:bookmarkStart w:id="12" w:name="_Toc211455772"/>
+      <w:bookmarkStart w:name="_Toc211455772" w:id="12"/>
       <w:r>
         <w:t>¿Qué son los costos en una unidad campesina?</w:t>
       </w:r>
@@ -9282,7 +9294,7 @@
       <w:pPr>
         <w:pStyle w:val="Ttulo2"/>
       </w:pPr>
-      <w:bookmarkStart w:id="13" w:name="_Toc211455773"/>
+      <w:bookmarkStart w:name="_Toc211455773" w:id="13"/>
       <w:r>
         <w:t>¿Qué son los gastos en una unidad campesina?</w:t>
       </w:r>
@@ -10345,7 +10357,7 @@
       <w:pPr>
         <w:pStyle w:val="Ttulo1"/>
       </w:pPr>
-      <w:bookmarkStart w:id="14" w:name="_Toc211455774"/>
+      <w:bookmarkStart w:name="_Toc211455774" w:id="14"/>
       <w:r>
         <w:lastRenderedPageBreak/>
         <w:t>Cómo elaborar e interpretar informes contables y financieros campesinos</w:t>
@@ -10369,7 +10381,7 @@
       <w:pPr>
         <w:pStyle w:val="Ttulo2"/>
       </w:pPr>
-      <w:bookmarkStart w:id="15" w:name="_Toc211455775"/>
+      <w:bookmarkStart w:name="_Toc211455775" w:id="15"/>
       <w:r>
         <w:t>¿Qué es un informe contable?</w:t>
       </w:r>
@@ -11914,7 +11926,7 @@
       <w:pPr>
         <w:pStyle w:val="Ttulo2"/>
       </w:pPr>
-      <w:bookmarkStart w:id="16" w:name="_Toc211455776"/>
+      <w:bookmarkStart w:name="_Toc211455776" w:id="16"/>
       <w:r>
         <w:t>¿Qué se necesita para hacer un informe contable o balance de la economía campesina?</w:t>
       </w:r>
@@ -13669,7 +13681,7 @@
       <w:pPr>
         <w:pStyle w:val="Ttulo2"/>
       </w:pPr>
-      <w:bookmarkStart w:id="17" w:name="_Toc211455777"/>
+      <w:bookmarkStart w:name="_Toc211455777" w:id="17"/>
       <w:r>
         <w:lastRenderedPageBreak/>
         <w:t>¿Cómo interpretar los resultados para tomar decisiones?</w:t>
@@ -14600,7 +14612,7 @@
           <w:b/>
           <w:bCs/>
           <w:color w:val="12263F"/>
-          <w:bdr w:val="none" w:sz="0" w:space="0" w:color="auto" w:frame="1"/>
+          <w:bdr w:val="none" w:color="auto" w:sz="0" w:space="0" w:frame="1"/>
           <w:shd w:val="clear" w:color="auto" w:fill="FFF5CC"/>
         </w:rPr>
         <w:t xml:space="preserve"> </w:t>
@@ -14631,7 +14643,7 @@
       <w:pPr>
         <w:pStyle w:val="Titulosgenerales"/>
       </w:pPr>
-      <w:bookmarkStart w:id="18" w:name="_Toc211455778"/>
+      <w:bookmarkStart w:name="_Toc211455778" w:id="18"/>
       <w:r>
         <w:lastRenderedPageBreak/>
         <w:t>Síntesis</w:t>
@@ -14710,7 +14722,7 @@
       <w:pPr>
         <w:pStyle w:val="Titulosgenerales"/>
       </w:pPr>
-      <w:bookmarkStart w:id="19" w:name="_Toc211455779"/>
+      <w:bookmarkStart w:name="_Toc211455779" w:id="19"/>
       <w:r>
         <w:lastRenderedPageBreak/>
         <w:t>Material complementario</w:t>
@@ -14901,7 +14913,7 @@
                 <w:u w:val="none"/>
               </w:rPr>
             </w:pPr>
-            <w:hyperlink r:id="rId17" w:history="1">
+            <w:hyperlink w:history="1" r:id="rId17">
               <w:r>
                 <w:rPr>
                   <w:rStyle w:val="Hipervnculo"/>
@@ -14994,7 +15006,7 @@
                 <w:u w:val="none"/>
               </w:rPr>
             </w:pPr>
-            <w:hyperlink r:id="rId18" w:history="1">
+            <w:hyperlink w:history="1" r:id="rId18">
               <w:r>
                 <w:rPr>
                   <w:rStyle w:val="Hipervnculo"/>
@@ -15098,7 +15110,7 @@
                 <w:u w:val="none"/>
               </w:rPr>
             </w:pPr>
-            <w:hyperlink r:id="rId19" w:history="1">
+            <w:hyperlink w:history="1" r:id="rId19">
               <w:r>
                 <w:rPr>
                   <w:rStyle w:val="Hipervnculo"/>
@@ -15164,7 +15176,7 @@
             <w:pPr>
               <w:pStyle w:val="Tablas"/>
             </w:pPr>
-            <w:hyperlink r:id="rId20" w:history="1">
+            <w:hyperlink w:history="1" r:id="rId20">
               <w:r>
                 <w:rPr>
                   <w:rStyle w:val="Hipervnculo"/>
@@ -15183,7 +15195,7 @@
           <w:lang w:val="es-CO"/>
         </w:rPr>
       </w:pPr>
-      <w:bookmarkStart w:id="20" w:name="_Toc211455780"/>
+      <w:bookmarkStart w:name="_Toc211455780" w:id="20"/>
       <w:r>
         <w:rPr>
           <w:lang w:val="es-CO"/>
@@ -15317,7 +15329,7 @@
       <w:pPr>
         <w:pStyle w:val="Titulosgenerales"/>
       </w:pPr>
-      <w:bookmarkStart w:id="21" w:name="_Toc211455781"/>
+      <w:bookmarkStart w:name="_Toc211455781" w:id="21"/>
       <w:r>
         <w:lastRenderedPageBreak/>
         <w:t>Referencias bibliográficas</w:t>
@@ -15457,16 +15469,34 @@
     </w:p>
     <w:p>
       <w:r>
+        <w:rPr/>
         <w:t>Defensoría del Pueblo. (2015). Derechos de los campesinos colombianos. Delegada para Asuntos Agrarios y Tierras.</w:t>
       </w:r>
     </w:p>
     <w:p>
-      <w:hyperlink r:id="rId21" w:history="1">
+      <w:pPr>
+        <w:pStyle w:val="Normal"/>
+        <w:suppressLineNumbers w:val="0"/>
+        <w:bidi w:val="0"/>
+        <w:spacing w:before="160" w:beforeAutospacing="off" w:after="120" w:afterAutospacing="off" w:line="360" w:lineRule="auto"/>
+        <w:ind w:left="0" w:right="0" w:firstLine="709"/>
+        <w:jc w:val="left"/>
+        <w:rPr>
+          <w:noProof w:val="0"/>
+          <w:color w:val="1F3864" w:themeColor="accent1" w:themeTint="FF" w:themeShade="80"/>
+          <w:u w:val="single"/>
+          <w:lang w:val="es"/>
+        </w:rPr>
+      </w:pPr>
+      <w:hyperlink r:id="R5b724a1b515d4611">
         <w:r>
           <w:rPr>
-            <w:rStyle w:val="Hipervnculo"/>
+            <w:noProof w:val="0"/>
+            <w:color w:val="1F3864" w:themeColor="accent1" w:themeTint="FF" w:themeShade="80"/>
+            <w:u w:val="single"/>
+            <w:lang w:val="es"/>
           </w:rPr>
-          <w:t>https://r.search.yahoo.com/_ylt=Awrjh0V6VfBoIgIAbBurcgx.;_ylu=Y29sbwNiZjEEcG9zAzEEdnRpZAMEc2VjA3Ny/RV=2/RE=1761790586/RO=10/RU=https%3a%2f%2frepositorio.defensoria.gov.co%2fbitstream%2fhandle%2f20.500.13061%2f97%2fCartilla_derechos_de_los_campesinos.pdf%3fsequence%3d1/RK=2/RS=7C.5bRpmiHDNPZ4_k.gJu4JDbX4-</w:t>
+          <w:t>https://repositorio.defensoria.gov.co/server/api/core/bitstreams/1e46701d-8c73-43b9-9082-55ba8e75f437/content</w:t>
         </w:r>
       </w:hyperlink>
     </w:p>
@@ -15476,7 +15506,7 @@
       </w:r>
     </w:p>
     <w:p>
-      <w:hyperlink r:id="rId22" w:tgtFrame="_blank" w:history="1">
+      <w:hyperlink w:tgtFrame="_blank" w:history="1" r:id="rId22">
         <w:r>
           <w:rPr>
             <w:rStyle w:val="Hipervnculo"/>
@@ -15491,7 +15521,7 @@
       </w:r>
     </w:p>
     <w:p>
-      <w:hyperlink r:id="rId23" w:history="1">
+      <w:hyperlink w:history="1" r:id="rId23">
         <w:r>
           <w:rPr>
             <w:rStyle w:val="Hipervnculo"/>
@@ -15535,7 +15565,7 @@
       </w:r>
     </w:p>
     <w:p>
-      <w:hyperlink r:id="rId24" w:history="1">
+      <w:hyperlink w:history="1" r:id="rId24">
         <w:r>
           <w:rPr>
             <w:rStyle w:val="Hipervnculo"/>
@@ -15577,7 +15607,7 @@
       </w:r>
     </w:p>
     <w:p>
-      <w:hyperlink r:id="rId25" w:tgtFrame="_blank" w:history="1">
+      <w:hyperlink w:tgtFrame="_blank" w:history="1" r:id="rId25">
         <w:r>
           <w:rPr>
             <w:rStyle w:val="Hipervnculo"/>
@@ -15595,7 +15625,7 @@
       </w:r>
     </w:p>
     <w:p>
-      <w:hyperlink r:id="rId26" w:history="1">
+      <w:hyperlink w:history="1" r:id="rId26">
         <w:r>
           <w:rPr>
             <w:rStyle w:val="Hipervnculo"/>
@@ -15653,7 +15683,7 @@
           <w:lang w:val="es-CO"/>
         </w:rPr>
       </w:pPr>
-      <w:bookmarkStart w:id="22" w:name="_Toc211455782"/>
+      <w:bookmarkStart w:name="_Toc211455782" w:id="22"/>
       <w:r>
         <w:rPr>
           <w:lang w:val="es-CO"/>
@@ -16840,7 +16870,7 @@
     <w:sectPr>
       <w:headerReference w:type="default" r:id="rId27"/>
       <w:footerReference w:type="default" r:id="rId28"/>
-      <w:pgSz w:w="12240" w:h="15840"/>
+      <w:pgSz w:w="12240" w:h="15840" w:orient="portrait"/>
       <w:pgMar w:top="1701" w:right="1134" w:bottom="1134" w:left="1134" w:header="709" w:footer="737" w:gutter="0"/>
       <w:pgNumType w:start="1"/>
       <w:cols w:space="708"/>
@@ -16947,7 +16977,7 @@
 </file>
 
 <file path=word/header1.xml><?xml version="1.0" encoding="utf-8"?>
-<w:hdr xmlns:wpc="http://schemas.microsoft.com/office/word/2010/wordprocessingCanvas" xmlns:cx="http://schemas.microsoft.com/office/drawing/2014/chartex" xmlns:cx1="http://schemas.microsoft.com/office/drawing/2015/9/8/chartex" xmlns:cx2="http://schemas.microsoft.com/office/drawing/2015/10/21/chartex" xmlns:cx3="http://schemas.microsoft.com/office/drawing/2016/5/9/chartex" xmlns:cx4="http://schemas.microsoft.com/office/drawing/2016/5/10/chartex" xmlns:cx5="http://schemas.microsoft.com/office/drawing/2016/5/11/chartex" xmlns:cx6="http://schemas.microsoft.com/office/drawing/2016/5/12/chartex" xmlns:cx7="http://schemas.microsoft.com/office/drawing/2016/5/13/chartex" xmlns:cx8="http://schemas.microsoft.com/office/drawing/2016/5/14/chartex" xmlns:mc="http://schemas.openxmlformats.org/markup-compatibility/2006" xmlns:aink="http://schemas.microsoft.com/office/drawing/2016/ink" xmlns:am3d="http://schemas.microsoft.com/office/drawing/2017/model3d" xmlns:o="urn:schemas-microsoft-com:office:office" xmlns:oel="http://schemas.microsoft.com/office/2019/extlst" xmlns:r="http://schemas.openxmlformats.org/officeDocument/2006/relationships" xmlns:m="http://schemas.openxmlformats.org/officeDocument/2006/math" xmlns:v="urn:schemas-microsoft-com:vml" xmlns:wp14="http://schemas.microsoft.com/office/word/2010/wordprocessingDrawing" xmlns:wp="http://schemas.openxmlformats.org/drawingml/2006/wordprocessingDrawing" xmlns:w10="urn:schemas-microsoft-com:office:word" xmlns:w="http://schemas.openxmlformats.org/wordprocessingml/2006/main" xmlns:w14="http://schemas.microsoft.com/office/word/2010/wordml" xmlns:w15="http://schemas.microsoft.com/office/word/2012/wordml" xmlns:w16cex="http://schemas.microsoft.com/office/word/2018/wordml/cex" xmlns:w16cid="http://schemas.microsoft.com/office/word/2016/wordml/cid" xmlns:w16="http://schemas.microsoft.com/office/word/2018/wordml" xmlns:w16du="http://schemas.microsoft.com/office/word/2023/wordml/word16du" xmlns:w16sdtdh="http://schemas.microsoft.com/office/word/2020/wordml/sdtdatahash" xmlns:w16sdtfl="http://schemas.microsoft.com/office/word/2024/wordml/sdtformatlock" xmlns:w16se="http://schemas.microsoft.com/office/word/2015/wordml/symex" xmlns:wpg="http://schemas.microsoft.com/office/word/2010/wordprocessingGroup" xmlns:wpi="http://schemas.microsoft.com/office/word/2010/wordprocessingInk" xmlns:wne="http://schemas.microsoft.com/office/word/2006/wordml" xmlns:wps="http://schemas.microsoft.com/office/word/2010/wordprocessingShape" mc:Ignorable="w14 w15 w16se w16cid w16 w16cex w16sdtdh w16sdtfl w16du wp14">
+<w:hdr xmlns:wpc="http://schemas.microsoft.com/office/word/2010/wordprocessingCanvas" xmlns:cx="http://schemas.microsoft.com/office/drawing/2014/chartex" xmlns:cx1="http://schemas.microsoft.com/office/drawing/2015/9/8/chartex" xmlns:cx2="http://schemas.microsoft.com/office/drawing/2015/10/21/chartex" xmlns:cx3="http://schemas.microsoft.com/office/drawing/2016/5/9/chartex" xmlns:cx4="http://schemas.microsoft.com/office/drawing/2016/5/10/chartex" xmlns:cx5="http://schemas.microsoft.com/office/drawing/2016/5/11/chartex" xmlns:cx6="http://schemas.microsoft.com/office/drawing/2016/5/12/chartex" xmlns:cx7="http://schemas.microsoft.com/office/drawing/2016/5/13/chartex" xmlns:cx8="http://schemas.microsoft.com/office/drawing/2016/5/14/chartex" xmlns:mc="http://schemas.openxmlformats.org/markup-compatibility/2006" xmlns:aink="http://schemas.microsoft.com/office/drawing/2016/ink" xmlns:am3d="http://schemas.microsoft.com/office/drawing/2017/model3d" xmlns:o="urn:schemas-microsoft-com:office:office" xmlns:oel="http://schemas.microsoft.com/office/2019/extlst" xmlns:r="http://schemas.openxmlformats.org/officeDocument/2006/relationships" xmlns:m="http://schemas.openxmlformats.org/officeDocument/2006/math" xmlns:v="urn:schemas-microsoft-com:vml" xmlns:wp14="http://schemas.microsoft.com/office/word/2010/wordprocessingDrawing" xmlns:wp="http://schemas.openxmlformats.org/drawingml/2006/wordprocessingDrawing" xmlns:w10="urn:schemas-microsoft-com:office:word" xmlns:w="http://schemas.openxmlformats.org/wordprocessingml/2006/main" xmlns:w14="http://schemas.microsoft.com/office/word/2010/wordml" xmlns:w15="http://schemas.microsoft.com/office/word/2012/wordml" xmlns:w16cex="http://schemas.microsoft.com/office/word/2018/wordml/cex" xmlns:w16cid="http://schemas.microsoft.com/office/word/2016/wordml/cid" xmlns:w16="http://schemas.microsoft.com/office/word/2018/wordml" xmlns:w16du="http://schemas.microsoft.com/office/word/2023/wordml/word16du" xmlns:w16sdtdh="http://schemas.microsoft.com/office/word/2020/wordml/sdtdatahash" xmlns:w16sdtfl="http://schemas.microsoft.com/office/word/2024/wordml/sdtformatlock" xmlns:w16se="http://schemas.microsoft.com/office/word/2015/wordml/symex" xmlns:wpg="http://schemas.microsoft.com/office/word/2010/wordprocessingGroup" xmlns:wpi="http://schemas.microsoft.com/office/word/2010/wordprocessingInk" xmlns:wne="http://schemas.microsoft.com/office/word/2006/wordml" xmlns:wps="http://schemas.microsoft.com/office/word/2010/wordprocessingShape" xmlns:a="http://schemas.openxmlformats.org/drawingml/2006/main" xmlns:adec="http://schemas.microsoft.com/office/drawing/2017/decorative" xmlns:pic="http://schemas.openxmlformats.org/drawingml/2006/picture" xmlns:a14="http://schemas.microsoft.com/office/drawing/2010/main" xmlns:asvg="http://schemas.microsoft.com/office/drawing/2016/SVG/main" mc:Ignorable="w14 w15 w16se w16cid w16 w16cex w16sdtdh w16sdtfl w16du wp14">
   <w:p>
     <w:pPr>
       <w:pStyle w:val="Encabezado"/>
@@ -17051,7 +17081,7 @@
         <w:ind w:left="360" w:hanging="360"/>
       </w:pPr>
       <w:rPr>
-        <w:rFonts w:ascii="Symbol" w:hAnsi="Symbol" w:hint="default"/>
+        <w:rFonts w:hint="default" w:ascii="Symbol" w:hAnsi="Symbol"/>
       </w:rPr>
     </w:lvl>
   </w:abstractNum>
@@ -17068,7 +17098,7 @@
         <w:ind w:left="1429" w:hanging="360"/>
       </w:pPr>
       <w:rPr>
-        <w:rFonts w:ascii="Symbol" w:hAnsi="Symbol" w:hint="default"/>
+        <w:rFonts w:hint="default" w:ascii="Symbol" w:hAnsi="Symbol"/>
       </w:rPr>
     </w:lvl>
     <w:lvl w:ilvl="1" w:tplc="240A0003" w:tentative="1">
@@ -17080,7 +17110,7 @@
         <w:ind w:left="2149" w:hanging="360"/>
       </w:pPr>
       <w:rPr>
-        <w:rFonts w:ascii="Courier New" w:hAnsi="Courier New" w:cs="Courier New" w:hint="default"/>
+        <w:rFonts w:hint="default" w:ascii="Courier New" w:hAnsi="Courier New" w:cs="Courier New"/>
       </w:rPr>
     </w:lvl>
     <w:lvl w:ilvl="2" w:tplc="240A0005" w:tentative="1">
@@ -17092,7 +17122,7 @@
         <w:ind w:left="2869" w:hanging="360"/>
       </w:pPr>
       <w:rPr>
-        <w:rFonts w:ascii="Wingdings" w:hAnsi="Wingdings" w:hint="default"/>
+        <w:rFonts w:hint="default" w:ascii="Wingdings" w:hAnsi="Wingdings"/>
       </w:rPr>
     </w:lvl>
     <w:lvl w:ilvl="3" w:tplc="240A0001" w:tentative="1">
@@ -17104,7 +17134,7 @@
         <w:ind w:left="3589" w:hanging="360"/>
       </w:pPr>
       <w:rPr>
-        <w:rFonts w:ascii="Symbol" w:hAnsi="Symbol" w:hint="default"/>
+        <w:rFonts w:hint="default" w:ascii="Symbol" w:hAnsi="Symbol"/>
       </w:rPr>
     </w:lvl>
     <w:lvl w:ilvl="4" w:tplc="240A0003" w:tentative="1">
@@ -17116,7 +17146,7 @@
         <w:ind w:left="4309" w:hanging="360"/>
       </w:pPr>
       <w:rPr>
-        <w:rFonts w:ascii="Courier New" w:hAnsi="Courier New" w:cs="Courier New" w:hint="default"/>
+        <w:rFonts w:hint="default" w:ascii="Courier New" w:hAnsi="Courier New" w:cs="Courier New"/>
       </w:rPr>
     </w:lvl>
     <w:lvl w:ilvl="5" w:tplc="240A0005" w:tentative="1">
@@ -17128,7 +17158,7 @@
         <w:ind w:left="5029" w:hanging="360"/>
       </w:pPr>
       <w:rPr>
-        <w:rFonts w:ascii="Wingdings" w:hAnsi="Wingdings" w:hint="default"/>
+        <w:rFonts w:hint="default" w:ascii="Wingdings" w:hAnsi="Wingdings"/>
       </w:rPr>
     </w:lvl>
     <w:lvl w:ilvl="6" w:tplc="240A0001" w:tentative="1">
@@ -17140,7 +17170,7 @@
         <w:ind w:left="5749" w:hanging="360"/>
       </w:pPr>
       <w:rPr>
-        <w:rFonts w:ascii="Symbol" w:hAnsi="Symbol" w:hint="default"/>
+        <w:rFonts w:hint="default" w:ascii="Symbol" w:hAnsi="Symbol"/>
       </w:rPr>
     </w:lvl>
     <w:lvl w:ilvl="7" w:tplc="240A0003" w:tentative="1">
@@ -17152,7 +17182,7 @@
         <w:ind w:left="6469" w:hanging="360"/>
       </w:pPr>
       <w:rPr>
-        <w:rFonts w:ascii="Courier New" w:hAnsi="Courier New" w:cs="Courier New" w:hint="default"/>
+        <w:rFonts w:hint="default" w:ascii="Courier New" w:hAnsi="Courier New" w:cs="Courier New"/>
       </w:rPr>
     </w:lvl>
     <w:lvl w:ilvl="8" w:tplc="240A0005" w:tentative="1">
@@ -17164,7 +17194,7 @@
         <w:ind w:left="7189" w:hanging="360"/>
       </w:pPr>
       <w:rPr>
-        <w:rFonts w:ascii="Wingdings" w:hAnsi="Wingdings" w:hint="default"/>
+        <w:rFonts w:hint="default" w:ascii="Wingdings" w:hAnsi="Wingdings"/>
       </w:rPr>
     </w:lvl>
   </w:abstractNum>
@@ -17181,7 +17211,7 @@
         <w:ind w:left="1429" w:hanging="360"/>
       </w:pPr>
       <w:rPr>
-        <w:rFonts w:ascii="Symbol" w:hAnsi="Symbol" w:hint="default"/>
+        <w:rFonts w:hint="default" w:ascii="Symbol" w:hAnsi="Symbol"/>
       </w:rPr>
     </w:lvl>
     <w:lvl w:ilvl="1" w:tplc="240A0003" w:tentative="1">
@@ -17193,7 +17223,7 @@
         <w:ind w:left="2149" w:hanging="360"/>
       </w:pPr>
       <w:rPr>
-        <w:rFonts w:ascii="Courier New" w:hAnsi="Courier New" w:cs="Courier New" w:hint="default"/>
+        <w:rFonts w:hint="default" w:ascii="Courier New" w:hAnsi="Courier New" w:cs="Courier New"/>
       </w:rPr>
     </w:lvl>
     <w:lvl w:ilvl="2" w:tplc="240A0005" w:tentative="1">
@@ -17205,7 +17235,7 @@
         <w:ind w:left="2869" w:hanging="360"/>
       </w:pPr>
       <w:rPr>
-        <w:rFonts w:ascii="Wingdings" w:hAnsi="Wingdings" w:hint="default"/>
+        <w:rFonts w:hint="default" w:ascii="Wingdings" w:hAnsi="Wingdings"/>
       </w:rPr>
     </w:lvl>
     <w:lvl w:ilvl="3" w:tplc="240A0001" w:tentative="1">
@@ -17217,7 +17247,7 @@
         <w:ind w:left="3589" w:hanging="360"/>
       </w:pPr>
       <w:rPr>
-        <w:rFonts w:ascii="Symbol" w:hAnsi="Symbol" w:hint="default"/>
+        <w:rFonts w:hint="default" w:ascii="Symbol" w:hAnsi="Symbol"/>
       </w:rPr>
     </w:lvl>
     <w:lvl w:ilvl="4" w:tplc="240A0003" w:tentative="1">
@@ -17229,7 +17259,7 @@
         <w:ind w:left="4309" w:hanging="360"/>
       </w:pPr>
       <w:rPr>
-        <w:rFonts w:ascii="Courier New" w:hAnsi="Courier New" w:cs="Courier New" w:hint="default"/>
+        <w:rFonts w:hint="default" w:ascii="Courier New" w:hAnsi="Courier New" w:cs="Courier New"/>
       </w:rPr>
     </w:lvl>
     <w:lvl w:ilvl="5" w:tplc="240A0005" w:tentative="1">
@@ -17241,7 +17271,7 @@
         <w:ind w:left="5029" w:hanging="360"/>
       </w:pPr>
       <w:rPr>
-        <w:rFonts w:ascii="Wingdings" w:hAnsi="Wingdings" w:hint="default"/>
+        <w:rFonts w:hint="default" w:ascii="Wingdings" w:hAnsi="Wingdings"/>
       </w:rPr>
     </w:lvl>
     <w:lvl w:ilvl="6" w:tplc="240A0001" w:tentative="1">
@@ -17253,7 +17283,7 @@
         <w:ind w:left="5749" w:hanging="360"/>
       </w:pPr>
       <w:rPr>
-        <w:rFonts w:ascii="Symbol" w:hAnsi="Symbol" w:hint="default"/>
+        <w:rFonts w:hint="default" w:ascii="Symbol" w:hAnsi="Symbol"/>
       </w:rPr>
     </w:lvl>
     <w:lvl w:ilvl="7" w:tplc="240A0003" w:tentative="1">
@@ -17265,7 +17295,7 @@
         <w:ind w:left="6469" w:hanging="360"/>
       </w:pPr>
       <w:rPr>
-        <w:rFonts w:ascii="Courier New" w:hAnsi="Courier New" w:cs="Courier New" w:hint="default"/>
+        <w:rFonts w:hint="default" w:ascii="Courier New" w:hAnsi="Courier New" w:cs="Courier New"/>
       </w:rPr>
     </w:lvl>
     <w:lvl w:ilvl="8" w:tplc="240A0005" w:tentative="1">
@@ -17277,7 +17307,7 @@
         <w:ind w:left="7189" w:hanging="360"/>
       </w:pPr>
       <w:rPr>
-        <w:rFonts w:ascii="Wingdings" w:hAnsi="Wingdings" w:hint="default"/>
+        <w:rFonts w:hint="default" w:ascii="Wingdings" w:hAnsi="Wingdings"/>
       </w:rPr>
     </w:lvl>
   </w:abstractNum>
@@ -17294,7 +17324,7 @@
         <w:ind w:left="1429" w:hanging="360"/>
       </w:pPr>
       <w:rPr>
-        <w:rFonts w:ascii="Symbol" w:hAnsi="Symbol" w:hint="default"/>
+        <w:rFonts w:hint="default" w:ascii="Symbol" w:hAnsi="Symbol"/>
       </w:rPr>
     </w:lvl>
     <w:lvl w:ilvl="1" w:tplc="240A0003" w:tentative="1">
@@ -17306,7 +17336,7 @@
         <w:ind w:left="2149" w:hanging="360"/>
       </w:pPr>
       <w:rPr>
-        <w:rFonts w:ascii="Courier New" w:hAnsi="Courier New" w:cs="Courier New" w:hint="default"/>
+        <w:rFonts w:hint="default" w:ascii="Courier New" w:hAnsi="Courier New" w:cs="Courier New"/>
       </w:rPr>
     </w:lvl>
     <w:lvl w:ilvl="2" w:tplc="240A0005" w:tentative="1">
@@ -17318,7 +17348,7 @@
         <w:ind w:left="2869" w:hanging="360"/>
       </w:pPr>
       <w:rPr>
-        <w:rFonts w:ascii="Wingdings" w:hAnsi="Wingdings" w:hint="default"/>
+        <w:rFonts w:hint="default" w:ascii="Wingdings" w:hAnsi="Wingdings"/>
       </w:rPr>
     </w:lvl>
     <w:lvl w:ilvl="3" w:tplc="240A0001" w:tentative="1">
@@ -17330,7 +17360,7 @@
         <w:ind w:left="3589" w:hanging="360"/>
       </w:pPr>
       <w:rPr>
-        <w:rFonts w:ascii="Symbol" w:hAnsi="Symbol" w:hint="default"/>
+        <w:rFonts w:hint="default" w:ascii="Symbol" w:hAnsi="Symbol"/>
       </w:rPr>
     </w:lvl>
     <w:lvl w:ilvl="4" w:tplc="240A0003" w:tentative="1">
@@ -17342,7 +17372,7 @@
         <w:ind w:left="4309" w:hanging="360"/>
       </w:pPr>
       <w:rPr>
-        <w:rFonts w:ascii="Courier New" w:hAnsi="Courier New" w:cs="Courier New" w:hint="default"/>
+        <w:rFonts w:hint="default" w:ascii="Courier New" w:hAnsi="Courier New" w:cs="Courier New"/>
       </w:rPr>
     </w:lvl>
     <w:lvl w:ilvl="5" w:tplc="240A0005" w:tentative="1">
@@ -17354,7 +17384,7 @@
         <w:ind w:left="5029" w:hanging="360"/>
       </w:pPr>
       <w:rPr>
-        <w:rFonts w:ascii="Wingdings" w:hAnsi="Wingdings" w:hint="default"/>
+        <w:rFonts w:hint="default" w:ascii="Wingdings" w:hAnsi="Wingdings"/>
       </w:rPr>
     </w:lvl>
     <w:lvl w:ilvl="6" w:tplc="240A0001" w:tentative="1">
@@ -17366,7 +17396,7 @@
         <w:ind w:left="5749" w:hanging="360"/>
       </w:pPr>
       <w:rPr>
-        <w:rFonts w:ascii="Symbol" w:hAnsi="Symbol" w:hint="default"/>
+        <w:rFonts w:hint="default" w:ascii="Symbol" w:hAnsi="Symbol"/>
       </w:rPr>
     </w:lvl>
     <w:lvl w:ilvl="7" w:tplc="240A0003" w:tentative="1">
@@ -17378,7 +17408,7 @@
         <w:ind w:left="6469" w:hanging="360"/>
       </w:pPr>
       <w:rPr>
-        <w:rFonts w:ascii="Courier New" w:hAnsi="Courier New" w:cs="Courier New" w:hint="default"/>
+        <w:rFonts w:hint="default" w:ascii="Courier New" w:hAnsi="Courier New" w:cs="Courier New"/>
       </w:rPr>
     </w:lvl>
     <w:lvl w:ilvl="8" w:tplc="240A0005" w:tentative="1">
@@ -17390,7 +17420,7 @@
         <w:ind w:left="7189" w:hanging="360"/>
       </w:pPr>
       <w:rPr>
-        <w:rFonts w:ascii="Wingdings" w:hAnsi="Wingdings" w:hint="default"/>
+        <w:rFonts w:hint="default" w:ascii="Wingdings" w:hAnsi="Wingdings"/>
       </w:rPr>
     </w:lvl>
   </w:abstractNum>
@@ -17407,7 +17437,7 @@
         <w:ind w:left="1429" w:hanging="360"/>
       </w:pPr>
       <w:rPr>
-        <w:rFonts w:ascii="Symbol" w:hAnsi="Symbol" w:hint="default"/>
+        <w:rFonts w:hint="default" w:ascii="Symbol" w:hAnsi="Symbol"/>
       </w:rPr>
     </w:lvl>
     <w:lvl w:ilvl="1" w:tplc="240A0003" w:tentative="1">
@@ -17419,7 +17449,7 @@
         <w:ind w:left="2149" w:hanging="360"/>
       </w:pPr>
       <w:rPr>
-        <w:rFonts w:ascii="Courier New" w:hAnsi="Courier New" w:cs="Courier New" w:hint="default"/>
+        <w:rFonts w:hint="default" w:ascii="Courier New" w:hAnsi="Courier New" w:cs="Courier New"/>
       </w:rPr>
     </w:lvl>
     <w:lvl w:ilvl="2" w:tplc="240A0005" w:tentative="1">
@@ -17431,7 +17461,7 @@
         <w:ind w:left="2869" w:hanging="360"/>
       </w:pPr>
       <w:rPr>
-        <w:rFonts w:ascii="Wingdings" w:hAnsi="Wingdings" w:hint="default"/>
+        <w:rFonts w:hint="default" w:ascii="Wingdings" w:hAnsi="Wingdings"/>
       </w:rPr>
     </w:lvl>
     <w:lvl w:ilvl="3" w:tplc="240A0001" w:tentative="1">
@@ -17443,7 +17473,7 @@
         <w:ind w:left="3589" w:hanging="360"/>
       </w:pPr>
       <w:rPr>
-        <w:rFonts w:ascii="Symbol" w:hAnsi="Symbol" w:hint="default"/>
+        <w:rFonts w:hint="default" w:ascii="Symbol" w:hAnsi="Symbol"/>
       </w:rPr>
     </w:lvl>
     <w:lvl w:ilvl="4" w:tplc="240A0003" w:tentative="1">
@@ -17455,7 +17485,7 @@
         <w:ind w:left="4309" w:hanging="360"/>
       </w:pPr>
       <w:rPr>
-        <w:rFonts w:ascii="Courier New" w:hAnsi="Courier New" w:cs="Courier New" w:hint="default"/>
+        <w:rFonts w:hint="default" w:ascii="Courier New" w:hAnsi="Courier New" w:cs="Courier New"/>
       </w:rPr>
     </w:lvl>
     <w:lvl w:ilvl="5" w:tplc="240A0005" w:tentative="1">
@@ -17467,7 +17497,7 @@
         <w:ind w:left="5029" w:hanging="360"/>
       </w:pPr>
       <w:rPr>
-        <w:rFonts w:ascii="Wingdings" w:hAnsi="Wingdings" w:hint="default"/>
+        <w:rFonts w:hint="default" w:ascii="Wingdings" w:hAnsi="Wingdings"/>
       </w:rPr>
     </w:lvl>
     <w:lvl w:ilvl="6" w:tplc="240A0001" w:tentative="1">
@@ -17479,7 +17509,7 @@
         <w:ind w:left="5749" w:hanging="360"/>
       </w:pPr>
       <w:rPr>
-        <w:rFonts w:ascii="Symbol" w:hAnsi="Symbol" w:hint="default"/>
+        <w:rFonts w:hint="default" w:ascii="Symbol" w:hAnsi="Symbol"/>
       </w:rPr>
     </w:lvl>
     <w:lvl w:ilvl="7" w:tplc="240A0003" w:tentative="1">
@@ -17491,7 +17521,7 @@
         <w:ind w:left="6469" w:hanging="360"/>
       </w:pPr>
       <w:rPr>
-        <w:rFonts w:ascii="Courier New" w:hAnsi="Courier New" w:cs="Courier New" w:hint="default"/>
+        <w:rFonts w:hint="default" w:ascii="Courier New" w:hAnsi="Courier New" w:cs="Courier New"/>
       </w:rPr>
     </w:lvl>
     <w:lvl w:ilvl="8" w:tplc="240A0005" w:tentative="1">
@@ -17503,7 +17533,7 @@
         <w:ind w:left="7189" w:hanging="360"/>
       </w:pPr>
       <w:rPr>
-        <w:rFonts w:ascii="Wingdings" w:hAnsi="Wingdings" w:hint="default"/>
+        <w:rFonts w:hint="default" w:ascii="Wingdings" w:hAnsi="Wingdings"/>
       </w:rPr>
     </w:lvl>
   </w:abstractNum>
@@ -17520,7 +17550,7 @@
         <w:ind w:left="1429" w:hanging="360"/>
       </w:pPr>
       <w:rPr>
-        <w:rFonts w:ascii="Symbol" w:hAnsi="Symbol" w:hint="default"/>
+        <w:rFonts w:hint="default" w:ascii="Symbol" w:hAnsi="Symbol"/>
       </w:rPr>
     </w:lvl>
     <w:lvl w:ilvl="1" w:tplc="240A0003" w:tentative="1">
@@ -17532,7 +17562,7 @@
         <w:ind w:left="2149" w:hanging="360"/>
       </w:pPr>
       <w:rPr>
-        <w:rFonts w:ascii="Courier New" w:hAnsi="Courier New" w:cs="Courier New" w:hint="default"/>
+        <w:rFonts w:hint="default" w:ascii="Courier New" w:hAnsi="Courier New" w:cs="Courier New"/>
       </w:rPr>
     </w:lvl>
     <w:lvl w:ilvl="2" w:tplc="240A0005" w:tentative="1">
@@ -17544,7 +17574,7 @@
         <w:ind w:left="2869" w:hanging="360"/>
       </w:pPr>
       <w:rPr>
-        <w:rFonts w:ascii="Wingdings" w:hAnsi="Wingdings" w:hint="default"/>
+        <w:rFonts w:hint="default" w:ascii="Wingdings" w:hAnsi="Wingdings"/>
       </w:rPr>
     </w:lvl>
     <w:lvl w:ilvl="3" w:tplc="240A0001" w:tentative="1">
@@ -17556,7 +17586,7 @@
         <w:ind w:left="3589" w:hanging="360"/>
       </w:pPr>
       <w:rPr>
-        <w:rFonts w:ascii="Symbol" w:hAnsi="Symbol" w:hint="default"/>
+        <w:rFonts w:hint="default" w:ascii="Symbol" w:hAnsi="Symbol"/>
       </w:rPr>
     </w:lvl>
     <w:lvl w:ilvl="4" w:tplc="240A0003" w:tentative="1">
@@ -17568,7 +17598,7 @@
         <w:ind w:left="4309" w:hanging="360"/>
       </w:pPr>
       <w:rPr>
-        <w:rFonts w:ascii="Courier New" w:hAnsi="Courier New" w:cs="Courier New" w:hint="default"/>
+        <w:rFonts w:hint="default" w:ascii="Courier New" w:hAnsi="Courier New" w:cs="Courier New"/>
       </w:rPr>
     </w:lvl>
     <w:lvl w:ilvl="5" w:tplc="240A0005" w:tentative="1">
@@ -17580,7 +17610,7 @@
         <w:ind w:left="5029" w:hanging="360"/>
       </w:pPr>
       <w:rPr>
-        <w:rFonts w:ascii="Wingdings" w:hAnsi="Wingdings" w:hint="default"/>
+        <w:rFonts w:hint="default" w:ascii="Wingdings" w:hAnsi="Wingdings"/>
       </w:rPr>
     </w:lvl>
     <w:lvl w:ilvl="6" w:tplc="240A0001" w:tentative="1">
@@ -17592,7 +17622,7 @@
         <w:ind w:left="5749" w:hanging="360"/>
       </w:pPr>
       <w:rPr>
-        <w:rFonts w:ascii="Symbol" w:hAnsi="Symbol" w:hint="default"/>
+        <w:rFonts w:hint="default" w:ascii="Symbol" w:hAnsi="Symbol"/>
       </w:rPr>
     </w:lvl>
     <w:lvl w:ilvl="7" w:tplc="240A0003" w:tentative="1">
@@ -17604,7 +17634,7 @@
         <w:ind w:left="6469" w:hanging="360"/>
       </w:pPr>
       <w:rPr>
-        <w:rFonts w:ascii="Courier New" w:hAnsi="Courier New" w:cs="Courier New" w:hint="default"/>
+        <w:rFonts w:hint="default" w:ascii="Courier New" w:hAnsi="Courier New" w:cs="Courier New"/>
       </w:rPr>
     </w:lvl>
     <w:lvl w:ilvl="8" w:tplc="240A0005" w:tentative="1">
@@ -17616,7 +17646,7 @@
         <w:ind w:left="7189" w:hanging="360"/>
       </w:pPr>
       <w:rPr>
-        <w:rFonts w:ascii="Wingdings" w:hAnsi="Wingdings" w:hint="default"/>
+        <w:rFonts w:hint="default" w:ascii="Wingdings" w:hAnsi="Wingdings"/>
       </w:rPr>
     </w:lvl>
   </w:abstractNum>
@@ -17633,7 +17663,7 @@
         <w:ind w:left="1429" w:hanging="360"/>
       </w:pPr>
       <w:rPr>
-        <w:rFonts w:ascii="Symbol" w:hAnsi="Symbol" w:hint="default"/>
+        <w:rFonts w:hint="default" w:ascii="Symbol" w:hAnsi="Symbol"/>
       </w:rPr>
     </w:lvl>
     <w:lvl w:ilvl="1" w:tplc="240A0003" w:tentative="1">
@@ -17645,7 +17675,7 @@
         <w:ind w:left="2149" w:hanging="360"/>
       </w:pPr>
       <w:rPr>
-        <w:rFonts w:ascii="Courier New" w:hAnsi="Courier New" w:cs="Courier New" w:hint="default"/>
+        <w:rFonts w:hint="default" w:ascii="Courier New" w:hAnsi="Courier New" w:cs="Courier New"/>
       </w:rPr>
     </w:lvl>
     <w:lvl w:ilvl="2" w:tplc="240A0005" w:tentative="1">
@@ -17657,7 +17687,7 @@
         <w:ind w:left="2869" w:hanging="360"/>
       </w:pPr>
       <w:rPr>
-        <w:rFonts w:ascii="Wingdings" w:hAnsi="Wingdings" w:hint="default"/>
+        <w:rFonts w:hint="default" w:ascii="Wingdings" w:hAnsi="Wingdings"/>
       </w:rPr>
     </w:lvl>
     <w:lvl w:ilvl="3" w:tplc="240A0001" w:tentative="1">
@@ -17669,7 +17699,7 @@
         <w:ind w:left="3589" w:hanging="360"/>
       </w:pPr>
       <w:rPr>
-        <w:rFonts w:ascii="Symbol" w:hAnsi="Symbol" w:hint="default"/>
+        <w:rFonts w:hint="default" w:ascii="Symbol" w:hAnsi="Symbol"/>
       </w:rPr>
     </w:lvl>
     <w:lvl w:ilvl="4" w:tplc="240A0003" w:tentative="1">
@@ -17681,7 +17711,7 @@
         <w:ind w:left="4309" w:hanging="360"/>
       </w:pPr>
       <w:rPr>
-        <w:rFonts w:ascii="Courier New" w:hAnsi="Courier New" w:cs="Courier New" w:hint="default"/>
+        <w:rFonts w:hint="default" w:ascii="Courier New" w:hAnsi="Courier New" w:cs="Courier New"/>
       </w:rPr>
     </w:lvl>
     <w:lvl w:ilvl="5" w:tplc="240A0005" w:tentative="1">
@@ -17693,7 +17723,7 @@
         <w:ind w:left="5029" w:hanging="360"/>
       </w:pPr>
       <w:rPr>
-        <w:rFonts w:ascii="Wingdings" w:hAnsi="Wingdings" w:hint="default"/>
+        <w:rFonts w:hint="default" w:ascii="Wingdings" w:hAnsi="Wingdings"/>
       </w:rPr>
     </w:lvl>
     <w:lvl w:ilvl="6" w:tplc="240A0001" w:tentative="1">
@@ -17705,7 +17735,7 @@
         <w:ind w:left="5749" w:hanging="360"/>
       </w:pPr>
       <w:rPr>
-        <w:rFonts w:ascii="Symbol" w:hAnsi="Symbol" w:hint="default"/>
+        <w:rFonts w:hint="default" w:ascii="Symbol" w:hAnsi="Symbol"/>
       </w:rPr>
     </w:lvl>
     <w:lvl w:ilvl="7" w:tplc="240A0003" w:tentative="1">
@@ -17717,7 +17747,7 @@
         <w:ind w:left="6469" w:hanging="360"/>
       </w:pPr>
       <w:rPr>
-        <w:rFonts w:ascii="Courier New" w:hAnsi="Courier New" w:cs="Courier New" w:hint="default"/>
+        <w:rFonts w:hint="default" w:ascii="Courier New" w:hAnsi="Courier New" w:cs="Courier New"/>
       </w:rPr>
     </w:lvl>
     <w:lvl w:ilvl="8" w:tplc="240A0005" w:tentative="1">
@@ -17729,7 +17759,7 @@
         <w:ind w:left="7189" w:hanging="360"/>
       </w:pPr>
       <w:rPr>
-        <w:rFonts w:ascii="Wingdings" w:hAnsi="Wingdings" w:hint="default"/>
+        <w:rFonts w:hint="default" w:ascii="Wingdings" w:hAnsi="Wingdings"/>
       </w:rPr>
     </w:lvl>
   </w:abstractNum>
@@ -17746,7 +17776,7 @@
         <w:ind w:left="1429" w:hanging="360"/>
       </w:pPr>
       <w:rPr>
-        <w:rFonts w:ascii="Symbol" w:hAnsi="Symbol" w:hint="default"/>
+        <w:rFonts w:hint="default" w:ascii="Symbol" w:hAnsi="Symbol"/>
       </w:rPr>
     </w:lvl>
     <w:lvl w:ilvl="1" w:tplc="240A0003" w:tentative="1">
@@ -17758,7 +17788,7 @@
         <w:ind w:left="2149" w:hanging="360"/>
       </w:pPr>
       <w:rPr>
-        <w:rFonts w:ascii="Courier New" w:hAnsi="Courier New" w:cs="Courier New" w:hint="default"/>
+        <w:rFonts w:hint="default" w:ascii="Courier New" w:hAnsi="Courier New" w:cs="Courier New"/>
       </w:rPr>
     </w:lvl>
     <w:lvl w:ilvl="2" w:tplc="240A0005" w:tentative="1">
@@ -17770,7 +17800,7 @@
         <w:ind w:left="2869" w:hanging="360"/>
       </w:pPr>
       <w:rPr>
-        <w:rFonts w:ascii="Wingdings" w:hAnsi="Wingdings" w:hint="default"/>
+        <w:rFonts w:hint="default" w:ascii="Wingdings" w:hAnsi="Wingdings"/>
       </w:rPr>
     </w:lvl>
     <w:lvl w:ilvl="3" w:tplc="240A0001" w:tentative="1">
@@ -17782,7 +17812,7 @@
         <w:ind w:left="3589" w:hanging="360"/>
       </w:pPr>
       <w:rPr>
-        <w:rFonts w:ascii="Symbol" w:hAnsi="Symbol" w:hint="default"/>
+        <w:rFonts w:hint="default" w:ascii="Symbol" w:hAnsi="Symbol"/>
       </w:rPr>
     </w:lvl>
     <w:lvl w:ilvl="4" w:tplc="240A0003" w:tentative="1">
@@ -17794,7 +17824,7 @@
         <w:ind w:left="4309" w:hanging="360"/>
       </w:pPr>
       <w:rPr>
-        <w:rFonts w:ascii="Courier New" w:hAnsi="Courier New" w:cs="Courier New" w:hint="default"/>
+        <w:rFonts w:hint="default" w:ascii="Courier New" w:hAnsi="Courier New" w:cs="Courier New"/>
       </w:rPr>
     </w:lvl>
     <w:lvl w:ilvl="5" w:tplc="240A0005" w:tentative="1">
@@ -17806,7 +17836,7 @@
         <w:ind w:left="5029" w:hanging="360"/>
       </w:pPr>
       <w:rPr>
-        <w:rFonts w:ascii="Wingdings" w:hAnsi="Wingdings" w:hint="default"/>
+        <w:rFonts w:hint="default" w:ascii="Wingdings" w:hAnsi="Wingdings"/>
       </w:rPr>
     </w:lvl>
     <w:lvl w:ilvl="6" w:tplc="240A0001" w:tentative="1">
@@ -17818,7 +17848,7 @@
         <w:ind w:left="5749" w:hanging="360"/>
       </w:pPr>
       <w:rPr>
-        <w:rFonts w:ascii="Symbol" w:hAnsi="Symbol" w:hint="default"/>
+        <w:rFonts w:hint="default" w:ascii="Symbol" w:hAnsi="Symbol"/>
       </w:rPr>
     </w:lvl>
     <w:lvl w:ilvl="7" w:tplc="240A0003" w:tentative="1">
@@ -17830,7 +17860,7 @@
         <w:ind w:left="6469" w:hanging="360"/>
       </w:pPr>
       <w:rPr>
-        <w:rFonts w:ascii="Courier New" w:hAnsi="Courier New" w:cs="Courier New" w:hint="default"/>
+        <w:rFonts w:hint="default" w:ascii="Courier New" w:hAnsi="Courier New" w:cs="Courier New"/>
       </w:rPr>
     </w:lvl>
     <w:lvl w:ilvl="8" w:tplc="240A0005" w:tentative="1">
@@ -17842,7 +17872,7 @@
         <w:ind w:left="7189" w:hanging="360"/>
       </w:pPr>
       <w:rPr>
-        <w:rFonts w:ascii="Wingdings" w:hAnsi="Wingdings" w:hint="default"/>
+        <w:rFonts w:hint="default" w:ascii="Wingdings" w:hAnsi="Wingdings"/>
       </w:rPr>
     </w:lvl>
   </w:abstractNum>
@@ -17859,7 +17889,7 @@
         <w:ind w:left="1429" w:hanging="360"/>
       </w:pPr>
       <w:rPr>
-        <w:rFonts w:ascii="Symbol" w:hAnsi="Symbol" w:hint="default"/>
+        <w:rFonts w:hint="default" w:ascii="Symbol" w:hAnsi="Symbol"/>
       </w:rPr>
     </w:lvl>
     <w:lvl w:ilvl="1" w:tplc="240A0003" w:tentative="1">
@@ -17871,7 +17901,7 @@
         <w:ind w:left="2149" w:hanging="360"/>
       </w:pPr>
       <w:rPr>
-        <w:rFonts w:ascii="Courier New" w:hAnsi="Courier New" w:cs="Courier New" w:hint="default"/>
+        <w:rFonts w:hint="default" w:ascii="Courier New" w:hAnsi="Courier New" w:cs="Courier New"/>
       </w:rPr>
     </w:lvl>
     <w:lvl w:ilvl="2" w:tplc="240A0005" w:tentative="1">
@@ -17883,7 +17913,7 @@
         <w:ind w:left="2869" w:hanging="360"/>
       </w:pPr>
       <w:rPr>
-        <w:rFonts w:ascii="Wingdings" w:hAnsi="Wingdings" w:hint="default"/>
+        <w:rFonts w:hint="default" w:ascii="Wingdings" w:hAnsi="Wingdings"/>
       </w:rPr>
     </w:lvl>
     <w:lvl w:ilvl="3" w:tplc="240A0001" w:tentative="1">
@@ -17895,7 +17925,7 @@
         <w:ind w:left="3589" w:hanging="360"/>
       </w:pPr>
       <w:rPr>
-        <w:rFonts w:ascii="Symbol" w:hAnsi="Symbol" w:hint="default"/>
+        <w:rFonts w:hint="default" w:ascii="Symbol" w:hAnsi="Symbol"/>
       </w:rPr>
     </w:lvl>
     <w:lvl w:ilvl="4" w:tplc="240A0003" w:tentative="1">
@@ -17907,7 +17937,7 @@
         <w:ind w:left="4309" w:hanging="360"/>
       </w:pPr>
       <w:rPr>
-        <w:rFonts w:ascii="Courier New" w:hAnsi="Courier New" w:cs="Courier New" w:hint="default"/>
+        <w:rFonts w:hint="default" w:ascii="Courier New" w:hAnsi="Courier New" w:cs="Courier New"/>
       </w:rPr>
     </w:lvl>
     <w:lvl w:ilvl="5" w:tplc="240A0005" w:tentative="1">
@@ -17919,7 +17949,7 @@
         <w:ind w:left="5029" w:hanging="360"/>
       </w:pPr>
       <w:rPr>
-        <w:rFonts w:ascii="Wingdings" w:hAnsi="Wingdings" w:hint="default"/>
+        <w:rFonts w:hint="default" w:ascii="Wingdings" w:hAnsi="Wingdings"/>
       </w:rPr>
     </w:lvl>
     <w:lvl w:ilvl="6" w:tplc="240A0001" w:tentative="1">
@@ -17931,7 +17961,7 @@
         <w:ind w:left="5749" w:hanging="360"/>
       </w:pPr>
       <w:rPr>
-        <w:rFonts w:ascii="Symbol" w:hAnsi="Symbol" w:hint="default"/>
+        <w:rFonts w:hint="default" w:ascii="Symbol" w:hAnsi="Symbol"/>
       </w:rPr>
     </w:lvl>
     <w:lvl w:ilvl="7" w:tplc="240A0003" w:tentative="1">
@@ -17943,7 +17973,7 @@
         <w:ind w:left="6469" w:hanging="360"/>
       </w:pPr>
       <w:rPr>
-        <w:rFonts w:ascii="Courier New" w:hAnsi="Courier New" w:cs="Courier New" w:hint="default"/>
+        <w:rFonts w:hint="default" w:ascii="Courier New" w:hAnsi="Courier New" w:cs="Courier New"/>
       </w:rPr>
     </w:lvl>
     <w:lvl w:ilvl="8" w:tplc="240A0005" w:tentative="1">
@@ -17955,7 +17985,7 @@
         <w:ind w:left="7189" w:hanging="360"/>
       </w:pPr>
       <w:rPr>
-        <w:rFonts w:ascii="Wingdings" w:hAnsi="Wingdings" w:hint="default"/>
+        <w:rFonts w:hint="default" w:ascii="Wingdings" w:hAnsi="Wingdings"/>
       </w:rPr>
     </w:lvl>
   </w:abstractNum>
@@ -17972,7 +18002,7 @@
         <w:ind w:left="1429" w:hanging="360"/>
       </w:pPr>
       <w:rPr>
-        <w:rFonts w:ascii="Symbol" w:hAnsi="Symbol" w:hint="default"/>
+        <w:rFonts w:hint="default" w:ascii="Symbol" w:hAnsi="Symbol"/>
       </w:rPr>
     </w:lvl>
     <w:lvl w:ilvl="1" w:tplc="240A0003" w:tentative="1">
@@ -17984,7 +18014,7 @@
         <w:ind w:left="2149" w:hanging="360"/>
       </w:pPr>
       <w:rPr>
-        <w:rFonts w:ascii="Courier New" w:hAnsi="Courier New" w:cs="Courier New" w:hint="default"/>
+        <w:rFonts w:hint="default" w:ascii="Courier New" w:hAnsi="Courier New" w:cs="Courier New"/>
       </w:rPr>
     </w:lvl>
     <w:lvl w:ilvl="2" w:tplc="240A0005" w:tentative="1">
@@ -17996,7 +18026,7 @@
         <w:ind w:left="2869" w:hanging="360"/>
       </w:pPr>
       <w:rPr>
-        <w:rFonts w:ascii="Wingdings" w:hAnsi="Wingdings" w:hint="default"/>
+        <w:rFonts w:hint="default" w:ascii="Wingdings" w:hAnsi="Wingdings"/>
       </w:rPr>
     </w:lvl>
     <w:lvl w:ilvl="3" w:tplc="240A0001" w:tentative="1">
@@ -18008,7 +18038,7 @@
         <w:ind w:left="3589" w:hanging="360"/>
       </w:pPr>
       <w:rPr>
-        <w:rFonts w:ascii="Symbol" w:hAnsi="Symbol" w:hint="default"/>
+        <w:rFonts w:hint="default" w:ascii="Symbol" w:hAnsi="Symbol"/>
       </w:rPr>
     </w:lvl>
     <w:lvl w:ilvl="4" w:tplc="240A0003" w:tentative="1">
@@ -18020,7 +18050,7 @@
         <w:ind w:left="4309" w:hanging="360"/>
       </w:pPr>
       <w:rPr>
-        <w:rFonts w:ascii="Courier New" w:hAnsi="Courier New" w:cs="Courier New" w:hint="default"/>
+        <w:rFonts w:hint="default" w:ascii="Courier New" w:hAnsi="Courier New" w:cs="Courier New"/>
       </w:rPr>
     </w:lvl>
     <w:lvl w:ilvl="5" w:tplc="240A0005" w:tentative="1">
@@ -18032,7 +18062,7 @@
         <w:ind w:left="5029" w:hanging="360"/>
       </w:pPr>
       <w:rPr>
-        <w:rFonts w:ascii="Wingdings" w:hAnsi="Wingdings" w:hint="default"/>
+        <w:rFonts w:hint="default" w:ascii="Wingdings" w:hAnsi="Wingdings"/>
       </w:rPr>
     </w:lvl>
     <w:lvl w:ilvl="6" w:tplc="240A0001" w:tentative="1">
@@ -18044,7 +18074,7 @@
         <w:ind w:left="5749" w:hanging="360"/>
       </w:pPr>
       <w:rPr>
-        <w:rFonts w:ascii="Symbol" w:hAnsi="Symbol" w:hint="default"/>
+        <w:rFonts w:hint="default" w:ascii="Symbol" w:hAnsi="Symbol"/>
       </w:rPr>
     </w:lvl>
     <w:lvl w:ilvl="7" w:tplc="240A0003" w:tentative="1">
@@ -18056,7 +18086,7 @@
         <w:ind w:left="6469" w:hanging="360"/>
       </w:pPr>
       <w:rPr>
-        <w:rFonts w:ascii="Courier New" w:hAnsi="Courier New" w:cs="Courier New" w:hint="default"/>
+        <w:rFonts w:hint="default" w:ascii="Courier New" w:hAnsi="Courier New" w:cs="Courier New"/>
       </w:rPr>
     </w:lvl>
     <w:lvl w:ilvl="8" w:tplc="240A0005" w:tentative="1">
@@ -18068,7 +18098,7 @@
         <w:ind w:left="7189" w:hanging="360"/>
       </w:pPr>
       <w:rPr>
-        <w:rFonts w:ascii="Wingdings" w:hAnsi="Wingdings" w:hint="default"/>
+        <w:rFonts w:hint="default" w:ascii="Wingdings" w:hAnsi="Wingdings"/>
       </w:rPr>
     </w:lvl>
   </w:abstractNum>
@@ -18176,7 +18206,7 @@
         <w:ind w:left="1429" w:hanging="360"/>
       </w:pPr>
       <w:rPr>
-        <w:rFonts w:ascii="Symbol" w:hAnsi="Symbol" w:hint="default"/>
+        <w:rFonts w:hint="default" w:ascii="Symbol" w:hAnsi="Symbol"/>
       </w:rPr>
     </w:lvl>
     <w:lvl w:ilvl="1" w:tplc="240A0003" w:tentative="1">
@@ -18188,7 +18218,7 @@
         <w:ind w:left="2149" w:hanging="360"/>
       </w:pPr>
       <w:rPr>
-        <w:rFonts w:ascii="Courier New" w:hAnsi="Courier New" w:cs="Courier New" w:hint="default"/>
+        <w:rFonts w:hint="default" w:ascii="Courier New" w:hAnsi="Courier New" w:cs="Courier New"/>
       </w:rPr>
     </w:lvl>
     <w:lvl w:ilvl="2" w:tplc="240A0005" w:tentative="1">
@@ -18200,7 +18230,7 @@
         <w:ind w:left="2869" w:hanging="360"/>
       </w:pPr>
       <w:rPr>
-        <w:rFonts w:ascii="Wingdings" w:hAnsi="Wingdings" w:hint="default"/>
+        <w:rFonts w:hint="default" w:ascii="Wingdings" w:hAnsi="Wingdings"/>
       </w:rPr>
     </w:lvl>
     <w:lvl w:ilvl="3" w:tplc="240A0001" w:tentative="1">
@@ -18212,7 +18242,7 @@
         <w:ind w:left="3589" w:hanging="360"/>
       </w:pPr>
       <w:rPr>
-        <w:rFonts w:ascii="Symbol" w:hAnsi="Symbol" w:hint="default"/>
+        <w:rFonts w:hint="default" w:ascii="Symbol" w:hAnsi="Symbol"/>
       </w:rPr>
     </w:lvl>
     <w:lvl w:ilvl="4" w:tplc="240A0003" w:tentative="1">
@@ -18224,7 +18254,7 @@
         <w:ind w:left="4309" w:hanging="360"/>
       </w:pPr>
       <w:rPr>
-        <w:rFonts w:ascii="Courier New" w:hAnsi="Courier New" w:cs="Courier New" w:hint="default"/>
+        <w:rFonts w:hint="default" w:ascii="Courier New" w:hAnsi="Courier New" w:cs="Courier New"/>
       </w:rPr>
     </w:lvl>
     <w:lvl w:ilvl="5" w:tplc="240A0005" w:tentative="1">
@@ -18236,7 +18266,7 @@
         <w:ind w:left="5029" w:hanging="360"/>
       </w:pPr>
       <w:rPr>
-        <w:rFonts w:ascii="Wingdings" w:hAnsi="Wingdings" w:hint="default"/>
+        <w:rFonts w:hint="default" w:ascii="Wingdings" w:hAnsi="Wingdings"/>
       </w:rPr>
     </w:lvl>
     <w:lvl w:ilvl="6" w:tplc="240A0001" w:tentative="1">
@@ -18248,7 +18278,7 @@
         <w:ind w:left="5749" w:hanging="360"/>
       </w:pPr>
       <w:rPr>
-        <w:rFonts w:ascii="Symbol" w:hAnsi="Symbol" w:hint="default"/>
+        <w:rFonts w:hint="default" w:ascii="Symbol" w:hAnsi="Symbol"/>
       </w:rPr>
     </w:lvl>
     <w:lvl w:ilvl="7" w:tplc="240A0003" w:tentative="1">
@@ -18260,7 +18290,7 @@
         <w:ind w:left="6469" w:hanging="360"/>
       </w:pPr>
       <w:rPr>
-        <w:rFonts w:ascii="Courier New" w:hAnsi="Courier New" w:cs="Courier New" w:hint="default"/>
+        <w:rFonts w:hint="default" w:ascii="Courier New" w:hAnsi="Courier New" w:cs="Courier New"/>
       </w:rPr>
     </w:lvl>
     <w:lvl w:ilvl="8" w:tplc="240A0005" w:tentative="1">
@@ -18272,7 +18302,7 @@
         <w:ind w:left="7189" w:hanging="360"/>
       </w:pPr>
       <w:rPr>
-        <w:rFonts w:ascii="Wingdings" w:hAnsi="Wingdings" w:hint="default"/>
+        <w:rFonts w:hint="default" w:ascii="Wingdings" w:hAnsi="Wingdings"/>
       </w:rPr>
     </w:lvl>
   </w:abstractNum>
@@ -18289,7 +18319,7 @@
         <w:ind w:left="1429" w:hanging="360"/>
       </w:pPr>
       <w:rPr>
-        <w:rFonts w:ascii="Symbol" w:hAnsi="Symbol" w:hint="default"/>
+        <w:rFonts w:hint="default" w:ascii="Symbol" w:hAnsi="Symbol"/>
       </w:rPr>
     </w:lvl>
     <w:lvl w:ilvl="1" w:tplc="240A0003" w:tentative="1">
@@ -18301,7 +18331,7 @@
         <w:ind w:left="2149" w:hanging="360"/>
       </w:pPr>
       <w:rPr>
-        <w:rFonts w:ascii="Courier New" w:hAnsi="Courier New" w:cs="Courier New" w:hint="default"/>
+        <w:rFonts w:hint="default" w:ascii="Courier New" w:hAnsi="Courier New" w:cs="Courier New"/>
       </w:rPr>
     </w:lvl>
     <w:lvl w:ilvl="2" w:tplc="240A0005" w:tentative="1">
@@ -18313,7 +18343,7 @@
         <w:ind w:left="2869" w:hanging="360"/>
       </w:pPr>
       <w:rPr>
-        <w:rFonts w:ascii="Wingdings" w:hAnsi="Wingdings" w:hint="default"/>
+        <w:rFonts w:hint="default" w:ascii="Wingdings" w:hAnsi="Wingdings"/>
       </w:rPr>
     </w:lvl>
     <w:lvl w:ilvl="3" w:tplc="240A0001" w:tentative="1">
@@ -18325,7 +18355,7 @@
         <w:ind w:left="3589" w:hanging="360"/>
       </w:pPr>
       <w:rPr>
-        <w:rFonts w:ascii="Symbol" w:hAnsi="Symbol" w:hint="default"/>
+        <w:rFonts w:hint="default" w:ascii="Symbol" w:hAnsi="Symbol"/>
       </w:rPr>
     </w:lvl>
     <w:lvl w:ilvl="4" w:tplc="240A0003" w:tentative="1">
@@ -18337,7 +18367,7 @@
         <w:ind w:left="4309" w:hanging="360"/>
       </w:pPr>
       <w:rPr>
-        <w:rFonts w:ascii="Courier New" w:hAnsi="Courier New" w:cs="Courier New" w:hint="default"/>
+        <w:rFonts w:hint="default" w:ascii="Courier New" w:hAnsi="Courier New" w:cs="Courier New"/>
       </w:rPr>
     </w:lvl>
     <w:lvl w:ilvl="5" w:tplc="240A0005" w:tentative="1">
@@ -18349,7 +18379,7 @@
         <w:ind w:left="5029" w:hanging="360"/>
       </w:pPr>
       <w:rPr>
-        <w:rFonts w:ascii="Wingdings" w:hAnsi="Wingdings" w:hint="default"/>
+        <w:rFonts w:hint="default" w:ascii="Wingdings" w:hAnsi="Wingdings"/>
       </w:rPr>
     </w:lvl>
     <w:lvl w:ilvl="6" w:tplc="240A0001" w:tentative="1">
@@ -18361,7 +18391,7 @@
         <w:ind w:left="5749" w:hanging="360"/>
       </w:pPr>
       <w:rPr>
-        <w:rFonts w:ascii="Symbol" w:hAnsi="Symbol" w:hint="default"/>
+        <w:rFonts w:hint="default" w:ascii="Symbol" w:hAnsi="Symbol"/>
       </w:rPr>
     </w:lvl>
     <w:lvl w:ilvl="7" w:tplc="240A0003" w:tentative="1">
@@ -18373,7 +18403,7 @@
         <w:ind w:left="6469" w:hanging="360"/>
       </w:pPr>
       <w:rPr>
-        <w:rFonts w:ascii="Courier New" w:hAnsi="Courier New" w:cs="Courier New" w:hint="default"/>
+        <w:rFonts w:hint="default" w:ascii="Courier New" w:hAnsi="Courier New" w:cs="Courier New"/>
       </w:rPr>
     </w:lvl>
     <w:lvl w:ilvl="8" w:tplc="240A0005" w:tentative="1">
@@ -18385,7 +18415,7 @@
         <w:ind w:left="7189" w:hanging="360"/>
       </w:pPr>
       <w:rPr>
-        <w:rFonts w:ascii="Wingdings" w:hAnsi="Wingdings" w:hint="default"/>
+        <w:rFonts w:hint="default" w:ascii="Wingdings" w:hAnsi="Wingdings"/>
       </w:rPr>
     </w:lvl>
   </w:abstractNum>
@@ -18402,7 +18432,7 @@
         <w:ind w:left="1429" w:hanging="360"/>
       </w:pPr>
       <w:rPr>
-        <w:rFonts w:ascii="Symbol" w:hAnsi="Symbol" w:hint="default"/>
+        <w:rFonts w:hint="default" w:ascii="Symbol" w:hAnsi="Symbol"/>
       </w:rPr>
     </w:lvl>
     <w:lvl w:ilvl="1" w:tplc="240A0003" w:tentative="1">
@@ -18414,7 +18444,7 @@
         <w:ind w:left="2149" w:hanging="360"/>
       </w:pPr>
       <w:rPr>
-        <w:rFonts w:ascii="Courier New" w:hAnsi="Courier New" w:cs="Courier New" w:hint="default"/>
+        <w:rFonts w:hint="default" w:ascii="Courier New" w:hAnsi="Courier New" w:cs="Courier New"/>
       </w:rPr>
     </w:lvl>
     <w:lvl w:ilvl="2" w:tplc="240A0005" w:tentative="1">
@@ -18426,7 +18456,7 @@
         <w:ind w:left="2869" w:hanging="360"/>
       </w:pPr>
       <w:rPr>
-        <w:rFonts w:ascii="Wingdings" w:hAnsi="Wingdings" w:hint="default"/>
+        <w:rFonts w:hint="default" w:ascii="Wingdings" w:hAnsi="Wingdings"/>
       </w:rPr>
     </w:lvl>
     <w:lvl w:ilvl="3" w:tplc="240A0001" w:tentative="1">
@@ -18438,7 +18468,7 @@
         <w:ind w:left="3589" w:hanging="360"/>
       </w:pPr>
       <w:rPr>
-        <w:rFonts w:ascii="Symbol" w:hAnsi="Symbol" w:hint="default"/>
+        <w:rFonts w:hint="default" w:ascii="Symbol" w:hAnsi="Symbol"/>
       </w:rPr>
     </w:lvl>
     <w:lvl w:ilvl="4" w:tplc="240A0003" w:tentative="1">
@@ -18450,7 +18480,7 @@
         <w:ind w:left="4309" w:hanging="360"/>
       </w:pPr>
       <w:rPr>
-        <w:rFonts w:ascii="Courier New" w:hAnsi="Courier New" w:cs="Courier New" w:hint="default"/>
+        <w:rFonts w:hint="default" w:ascii="Courier New" w:hAnsi="Courier New" w:cs="Courier New"/>
       </w:rPr>
     </w:lvl>
     <w:lvl w:ilvl="5" w:tplc="240A0005" w:tentative="1">
@@ -18462,7 +18492,7 @@
         <w:ind w:left="5029" w:hanging="360"/>
       </w:pPr>
       <w:rPr>
-        <w:rFonts w:ascii="Wingdings" w:hAnsi="Wingdings" w:hint="default"/>
+        <w:rFonts w:hint="default" w:ascii="Wingdings" w:hAnsi="Wingdings"/>
       </w:rPr>
     </w:lvl>
     <w:lvl w:ilvl="6" w:tplc="240A0001" w:tentative="1">
@@ -18474,7 +18504,7 @@
         <w:ind w:left="5749" w:hanging="360"/>
       </w:pPr>
       <w:rPr>
-        <w:rFonts w:ascii="Symbol" w:hAnsi="Symbol" w:hint="default"/>
+        <w:rFonts w:hint="default" w:ascii="Symbol" w:hAnsi="Symbol"/>
       </w:rPr>
     </w:lvl>
     <w:lvl w:ilvl="7" w:tplc="240A0003" w:tentative="1">
@@ -18486,7 +18516,7 @@
         <w:ind w:left="6469" w:hanging="360"/>
       </w:pPr>
       <w:rPr>
-        <w:rFonts w:ascii="Courier New" w:hAnsi="Courier New" w:cs="Courier New" w:hint="default"/>
+        <w:rFonts w:hint="default" w:ascii="Courier New" w:hAnsi="Courier New" w:cs="Courier New"/>
       </w:rPr>
     </w:lvl>
     <w:lvl w:ilvl="8" w:tplc="240A0005" w:tentative="1">
@@ -18498,7 +18528,7 @@
         <w:ind w:left="7189" w:hanging="360"/>
       </w:pPr>
       <w:rPr>
-        <w:rFonts w:ascii="Wingdings" w:hAnsi="Wingdings" w:hint="default"/>
+        <w:rFonts w:hint="default" w:ascii="Wingdings" w:hAnsi="Wingdings"/>
       </w:rPr>
     </w:lvl>
   </w:abstractNum>
@@ -18516,7 +18546,7 @@
         <w:ind w:left="1211" w:hanging="360"/>
       </w:pPr>
       <w:rPr>
-        <w:rFonts w:ascii="Arial" w:hAnsi="Arial" w:hint="default"/>
+        <w:rFonts w:hint="default" w:ascii="Arial" w:hAnsi="Arial"/>
         <w:b/>
         <w:i w:val="0"/>
         <w:caps w:val="0"/>
@@ -18609,7 +18639,7 @@
         <w:ind w:left="1429" w:hanging="360"/>
       </w:pPr>
       <w:rPr>
-        <w:rFonts w:ascii="Symbol" w:hAnsi="Symbol" w:hint="default"/>
+        <w:rFonts w:hint="default" w:ascii="Symbol" w:hAnsi="Symbol"/>
       </w:rPr>
     </w:lvl>
     <w:lvl w:ilvl="1" w:tplc="240A0003" w:tentative="1">
@@ -18621,7 +18651,7 @@
         <w:ind w:left="2149" w:hanging="360"/>
       </w:pPr>
       <w:rPr>
-        <w:rFonts w:ascii="Courier New" w:hAnsi="Courier New" w:cs="Courier New" w:hint="default"/>
+        <w:rFonts w:hint="default" w:ascii="Courier New" w:hAnsi="Courier New" w:cs="Courier New"/>
       </w:rPr>
     </w:lvl>
     <w:lvl w:ilvl="2" w:tplc="240A0005" w:tentative="1">
@@ -18633,7 +18663,7 @@
         <w:ind w:left="2869" w:hanging="360"/>
       </w:pPr>
       <w:rPr>
-        <w:rFonts w:ascii="Wingdings" w:hAnsi="Wingdings" w:hint="default"/>
+        <w:rFonts w:hint="default" w:ascii="Wingdings" w:hAnsi="Wingdings"/>
       </w:rPr>
     </w:lvl>
     <w:lvl w:ilvl="3" w:tplc="240A0001" w:tentative="1">
@@ -18645,7 +18675,7 @@
         <w:ind w:left="3589" w:hanging="360"/>
       </w:pPr>
       <w:rPr>
-        <w:rFonts w:ascii="Symbol" w:hAnsi="Symbol" w:hint="default"/>
+        <w:rFonts w:hint="default" w:ascii="Symbol" w:hAnsi="Symbol"/>
       </w:rPr>
     </w:lvl>
     <w:lvl w:ilvl="4" w:tplc="240A0003" w:tentative="1">
@@ -18657,7 +18687,7 @@
         <w:ind w:left="4309" w:hanging="360"/>
       </w:pPr>
       <w:rPr>
-        <w:rFonts w:ascii="Courier New" w:hAnsi="Courier New" w:cs="Courier New" w:hint="default"/>
+        <w:rFonts w:hint="default" w:ascii="Courier New" w:hAnsi="Courier New" w:cs="Courier New"/>
       </w:rPr>
     </w:lvl>
     <w:lvl w:ilvl="5" w:tplc="240A0005" w:tentative="1">
@@ -18669,7 +18699,7 @@
         <w:ind w:left="5029" w:hanging="360"/>
       </w:pPr>
       <w:rPr>
-        <w:rFonts w:ascii="Wingdings" w:hAnsi="Wingdings" w:hint="default"/>
+        <w:rFonts w:hint="default" w:ascii="Wingdings" w:hAnsi="Wingdings"/>
       </w:rPr>
     </w:lvl>
     <w:lvl w:ilvl="6" w:tplc="240A0001" w:tentative="1">
@@ -18681,7 +18711,7 @@
         <w:ind w:left="5749" w:hanging="360"/>
       </w:pPr>
       <w:rPr>
-        <w:rFonts w:ascii="Symbol" w:hAnsi="Symbol" w:hint="default"/>
+        <w:rFonts w:hint="default" w:ascii="Symbol" w:hAnsi="Symbol"/>
       </w:rPr>
     </w:lvl>
     <w:lvl w:ilvl="7" w:tplc="240A0003" w:tentative="1">
@@ -18693,7 +18723,7 @@
         <w:ind w:left="6469" w:hanging="360"/>
       </w:pPr>
       <w:rPr>
-        <w:rFonts w:ascii="Courier New" w:hAnsi="Courier New" w:cs="Courier New" w:hint="default"/>
+        <w:rFonts w:hint="default" w:ascii="Courier New" w:hAnsi="Courier New" w:cs="Courier New"/>
       </w:rPr>
     </w:lvl>
     <w:lvl w:ilvl="8" w:tplc="240A0005" w:tentative="1">
@@ -18705,7 +18735,7 @@
         <w:ind w:left="7189" w:hanging="360"/>
       </w:pPr>
       <w:rPr>
-        <w:rFonts w:ascii="Wingdings" w:hAnsi="Wingdings" w:hint="default"/>
+        <w:rFonts w:hint="default" w:ascii="Wingdings" w:hAnsi="Wingdings"/>
       </w:rPr>
     </w:lvl>
   </w:abstractNum>
@@ -18722,7 +18752,7 @@
         <w:ind w:left="1429" w:hanging="360"/>
       </w:pPr>
       <w:rPr>
-        <w:rFonts w:ascii="Symbol" w:hAnsi="Symbol" w:hint="default"/>
+        <w:rFonts w:hint="default" w:ascii="Symbol" w:hAnsi="Symbol"/>
       </w:rPr>
     </w:lvl>
     <w:lvl w:ilvl="1" w:tplc="240A0003" w:tentative="1">
@@ -18734,7 +18764,7 @@
         <w:ind w:left="2149" w:hanging="360"/>
       </w:pPr>
       <w:rPr>
-        <w:rFonts w:ascii="Courier New" w:hAnsi="Courier New" w:cs="Courier New" w:hint="default"/>
+        <w:rFonts w:hint="default" w:ascii="Courier New" w:hAnsi="Courier New" w:cs="Courier New"/>
       </w:rPr>
     </w:lvl>
     <w:lvl w:ilvl="2" w:tplc="240A0005" w:tentative="1">
@@ -18746,7 +18776,7 @@
         <w:ind w:left="2869" w:hanging="360"/>
       </w:pPr>
       <w:rPr>
-        <w:rFonts w:ascii="Wingdings" w:hAnsi="Wingdings" w:hint="default"/>
+        <w:rFonts w:hint="default" w:ascii="Wingdings" w:hAnsi="Wingdings"/>
       </w:rPr>
     </w:lvl>
     <w:lvl w:ilvl="3" w:tplc="240A0001" w:tentative="1">
@@ -18758,7 +18788,7 @@
         <w:ind w:left="3589" w:hanging="360"/>
       </w:pPr>
       <w:rPr>
-        <w:rFonts w:ascii="Symbol" w:hAnsi="Symbol" w:hint="default"/>
+        <w:rFonts w:hint="default" w:ascii="Symbol" w:hAnsi="Symbol"/>
       </w:rPr>
     </w:lvl>
     <w:lvl w:ilvl="4" w:tplc="240A0003" w:tentative="1">
@@ -18770,7 +18800,7 @@
         <w:ind w:left="4309" w:hanging="360"/>
       </w:pPr>
       <w:rPr>
-        <w:rFonts w:ascii="Courier New" w:hAnsi="Courier New" w:cs="Courier New" w:hint="default"/>
+        <w:rFonts w:hint="default" w:ascii="Courier New" w:hAnsi="Courier New" w:cs="Courier New"/>
       </w:rPr>
     </w:lvl>
     <w:lvl w:ilvl="5" w:tplc="240A0005" w:tentative="1">
@@ -18782,7 +18812,7 @@
         <w:ind w:left="5029" w:hanging="360"/>
       </w:pPr>
       <w:rPr>
-        <w:rFonts w:ascii="Wingdings" w:hAnsi="Wingdings" w:hint="default"/>
+        <w:rFonts w:hint="default" w:ascii="Wingdings" w:hAnsi="Wingdings"/>
       </w:rPr>
     </w:lvl>
     <w:lvl w:ilvl="6" w:tplc="240A0001" w:tentative="1">
@@ -18794,7 +18824,7 @@
         <w:ind w:left="5749" w:hanging="360"/>
       </w:pPr>
       <w:rPr>
-        <w:rFonts w:ascii="Symbol" w:hAnsi="Symbol" w:hint="default"/>
+        <w:rFonts w:hint="default" w:ascii="Symbol" w:hAnsi="Symbol"/>
       </w:rPr>
     </w:lvl>
     <w:lvl w:ilvl="7" w:tplc="240A0003" w:tentative="1">
@@ -18806,7 +18836,7 @@
         <w:ind w:left="6469" w:hanging="360"/>
       </w:pPr>
       <w:rPr>
-        <w:rFonts w:ascii="Courier New" w:hAnsi="Courier New" w:cs="Courier New" w:hint="default"/>
+        <w:rFonts w:hint="default" w:ascii="Courier New" w:hAnsi="Courier New" w:cs="Courier New"/>
       </w:rPr>
     </w:lvl>
     <w:lvl w:ilvl="8" w:tplc="240A0005" w:tentative="1">
@@ -18818,7 +18848,7 @@
         <w:ind w:left="7189" w:hanging="360"/>
       </w:pPr>
       <w:rPr>
-        <w:rFonts w:ascii="Wingdings" w:hAnsi="Wingdings" w:hint="default"/>
+        <w:rFonts w:hint="default" w:ascii="Wingdings" w:hAnsi="Wingdings"/>
       </w:rPr>
     </w:lvl>
   </w:abstractNum>
@@ -18835,7 +18865,7 @@
         <w:ind w:left="1429" w:hanging="360"/>
       </w:pPr>
       <w:rPr>
-        <w:rFonts w:ascii="Symbol" w:hAnsi="Symbol" w:hint="default"/>
+        <w:rFonts w:hint="default" w:ascii="Symbol" w:hAnsi="Symbol"/>
       </w:rPr>
     </w:lvl>
     <w:lvl w:ilvl="1" w:tplc="240A0003" w:tentative="1">
@@ -18847,7 +18877,7 @@
         <w:ind w:left="2149" w:hanging="360"/>
       </w:pPr>
       <w:rPr>
-        <w:rFonts w:ascii="Courier New" w:hAnsi="Courier New" w:cs="Courier New" w:hint="default"/>
+        <w:rFonts w:hint="default" w:ascii="Courier New" w:hAnsi="Courier New" w:cs="Courier New"/>
       </w:rPr>
     </w:lvl>
     <w:lvl w:ilvl="2" w:tplc="240A0005" w:tentative="1">
@@ -18859,7 +18889,7 @@
         <w:ind w:left="2869" w:hanging="360"/>
       </w:pPr>
       <w:rPr>
-        <w:rFonts w:ascii="Wingdings" w:hAnsi="Wingdings" w:hint="default"/>
+        <w:rFonts w:hint="default" w:ascii="Wingdings" w:hAnsi="Wingdings"/>
       </w:rPr>
     </w:lvl>
     <w:lvl w:ilvl="3" w:tplc="240A0001" w:tentative="1">
@@ -18871,7 +18901,7 @@
         <w:ind w:left="3589" w:hanging="360"/>
       </w:pPr>
       <w:rPr>
-        <w:rFonts w:ascii="Symbol" w:hAnsi="Symbol" w:hint="default"/>
+        <w:rFonts w:hint="default" w:ascii="Symbol" w:hAnsi="Symbol"/>
       </w:rPr>
     </w:lvl>
     <w:lvl w:ilvl="4" w:tplc="240A0003" w:tentative="1">
@@ -18883,7 +18913,7 @@
         <w:ind w:left="4309" w:hanging="360"/>
       </w:pPr>
       <w:rPr>
-        <w:rFonts w:ascii="Courier New" w:hAnsi="Courier New" w:cs="Courier New" w:hint="default"/>
+        <w:rFonts w:hint="default" w:ascii="Courier New" w:hAnsi="Courier New" w:cs="Courier New"/>
       </w:rPr>
     </w:lvl>
     <w:lvl w:ilvl="5" w:tplc="240A0005" w:tentative="1">
@@ -18895,7 +18925,7 @@
         <w:ind w:left="5029" w:hanging="360"/>
       </w:pPr>
       <w:rPr>
-        <w:rFonts w:ascii="Wingdings" w:hAnsi="Wingdings" w:hint="default"/>
+        <w:rFonts w:hint="default" w:ascii="Wingdings" w:hAnsi="Wingdings"/>
       </w:rPr>
     </w:lvl>
     <w:lvl w:ilvl="6" w:tplc="240A0001" w:tentative="1">
@@ -18907,7 +18937,7 @@
         <w:ind w:left="5749" w:hanging="360"/>
       </w:pPr>
       <w:rPr>
-        <w:rFonts w:ascii="Symbol" w:hAnsi="Symbol" w:hint="default"/>
+        <w:rFonts w:hint="default" w:ascii="Symbol" w:hAnsi="Symbol"/>
       </w:rPr>
     </w:lvl>
     <w:lvl w:ilvl="7" w:tplc="240A0003" w:tentative="1">
@@ -18919,7 +18949,7 @@
         <w:ind w:left="6469" w:hanging="360"/>
       </w:pPr>
       <w:rPr>
-        <w:rFonts w:ascii="Courier New" w:hAnsi="Courier New" w:cs="Courier New" w:hint="default"/>
+        <w:rFonts w:hint="default" w:ascii="Courier New" w:hAnsi="Courier New" w:cs="Courier New"/>
       </w:rPr>
     </w:lvl>
     <w:lvl w:ilvl="8" w:tplc="240A0005" w:tentative="1">
@@ -18931,7 +18961,7 @@
         <w:ind w:left="7189" w:hanging="360"/>
       </w:pPr>
       <w:rPr>
-        <w:rFonts w:ascii="Wingdings" w:hAnsi="Wingdings" w:hint="default"/>
+        <w:rFonts w:hint="default" w:ascii="Wingdings" w:hAnsi="Wingdings"/>
       </w:rPr>
     </w:lvl>
   </w:abstractNum>
@@ -18948,7 +18978,7 @@
         <w:ind w:left="1429" w:hanging="360"/>
       </w:pPr>
       <w:rPr>
-        <w:rFonts w:ascii="Symbol" w:hAnsi="Symbol" w:hint="default"/>
+        <w:rFonts w:hint="default" w:ascii="Symbol" w:hAnsi="Symbol"/>
       </w:rPr>
     </w:lvl>
     <w:lvl w:ilvl="1" w:tplc="240A0003" w:tentative="1">
@@ -18960,7 +18990,7 @@
         <w:ind w:left="2149" w:hanging="360"/>
       </w:pPr>
       <w:rPr>
-        <w:rFonts w:ascii="Courier New" w:hAnsi="Courier New" w:cs="Courier New" w:hint="default"/>
+        <w:rFonts w:hint="default" w:ascii="Courier New" w:hAnsi="Courier New" w:cs="Courier New"/>
       </w:rPr>
     </w:lvl>
     <w:lvl w:ilvl="2" w:tplc="240A0005" w:tentative="1">
@@ -18972,7 +19002,7 @@
         <w:ind w:left="2869" w:hanging="360"/>
       </w:pPr>
       <w:rPr>
-        <w:rFonts w:ascii="Wingdings" w:hAnsi="Wingdings" w:hint="default"/>
+        <w:rFonts w:hint="default" w:ascii="Wingdings" w:hAnsi="Wingdings"/>
       </w:rPr>
     </w:lvl>
     <w:lvl w:ilvl="3" w:tplc="240A0001" w:tentative="1">
@@ -18984,7 +19014,7 @@
         <w:ind w:left="3589" w:hanging="360"/>
       </w:pPr>
       <w:rPr>
-        <w:rFonts w:ascii="Symbol" w:hAnsi="Symbol" w:hint="default"/>
+        <w:rFonts w:hint="default" w:ascii="Symbol" w:hAnsi="Symbol"/>
       </w:rPr>
     </w:lvl>
     <w:lvl w:ilvl="4" w:tplc="240A0003" w:tentative="1">
@@ -18996,7 +19026,7 @@
         <w:ind w:left="4309" w:hanging="360"/>
       </w:pPr>
       <w:rPr>
-        <w:rFonts w:ascii="Courier New" w:hAnsi="Courier New" w:cs="Courier New" w:hint="default"/>
+        <w:rFonts w:hint="default" w:ascii="Courier New" w:hAnsi="Courier New" w:cs="Courier New"/>
       </w:rPr>
     </w:lvl>
     <w:lvl w:ilvl="5" w:tplc="240A0005" w:tentative="1">
@@ -19008,7 +19038,7 @@
         <w:ind w:left="5029" w:hanging="360"/>
       </w:pPr>
       <w:rPr>
-        <w:rFonts w:ascii="Wingdings" w:hAnsi="Wingdings" w:hint="default"/>
+        <w:rFonts w:hint="default" w:ascii="Wingdings" w:hAnsi="Wingdings"/>
       </w:rPr>
     </w:lvl>
     <w:lvl w:ilvl="6" w:tplc="240A0001" w:tentative="1">
@@ -19020,7 +19050,7 @@
         <w:ind w:left="5749" w:hanging="360"/>
       </w:pPr>
       <w:rPr>
-        <w:rFonts w:ascii="Symbol" w:hAnsi="Symbol" w:hint="default"/>
+        <w:rFonts w:hint="default" w:ascii="Symbol" w:hAnsi="Symbol"/>
       </w:rPr>
     </w:lvl>
     <w:lvl w:ilvl="7" w:tplc="240A0003" w:tentative="1">
@@ -19032,7 +19062,7 @@
         <w:ind w:left="6469" w:hanging="360"/>
       </w:pPr>
       <w:rPr>
-        <w:rFonts w:ascii="Courier New" w:hAnsi="Courier New" w:cs="Courier New" w:hint="default"/>
+        <w:rFonts w:hint="default" w:ascii="Courier New" w:hAnsi="Courier New" w:cs="Courier New"/>
       </w:rPr>
     </w:lvl>
     <w:lvl w:ilvl="8" w:tplc="240A0005" w:tentative="1">
@@ -19044,7 +19074,7 @@
         <w:ind w:left="7189" w:hanging="360"/>
       </w:pPr>
       <w:rPr>
-        <w:rFonts w:ascii="Wingdings" w:hAnsi="Wingdings" w:hint="default"/>
+        <w:rFonts w:hint="default" w:ascii="Wingdings" w:hAnsi="Wingdings"/>
       </w:rPr>
     </w:lvl>
   </w:abstractNum>
@@ -19061,7 +19091,7 @@
         <w:ind w:left="1429" w:hanging="360"/>
       </w:pPr>
       <w:rPr>
-        <w:rFonts w:ascii="Symbol" w:hAnsi="Symbol" w:hint="default"/>
+        <w:rFonts w:hint="default" w:ascii="Symbol" w:hAnsi="Symbol"/>
       </w:rPr>
     </w:lvl>
     <w:lvl w:ilvl="1" w:tplc="240A0003" w:tentative="1">
@@ -19073,7 +19103,7 @@
         <w:ind w:left="2149" w:hanging="360"/>
       </w:pPr>
       <w:rPr>
-        <w:rFonts w:ascii="Courier New" w:hAnsi="Courier New" w:cs="Courier New" w:hint="default"/>
+        <w:rFonts w:hint="default" w:ascii="Courier New" w:hAnsi="Courier New" w:cs="Courier New"/>
       </w:rPr>
     </w:lvl>
     <w:lvl w:ilvl="2" w:tplc="240A0005" w:tentative="1">
@@ -19085,7 +19115,7 @@
         <w:ind w:left="2869" w:hanging="360"/>
       </w:pPr>
       <w:rPr>
-        <w:rFonts w:ascii="Wingdings" w:hAnsi="Wingdings" w:hint="default"/>
+        <w:rFonts w:hint="default" w:ascii="Wingdings" w:hAnsi="Wingdings"/>
       </w:rPr>
     </w:lvl>
     <w:lvl w:ilvl="3" w:tplc="240A0001" w:tentative="1">
@@ -19097,7 +19127,7 @@
         <w:ind w:left="3589" w:hanging="360"/>
       </w:pPr>
       <w:rPr>
-        <w:rFonts w:ascii="Symbol" w:hAnsi="Symbol" w:hint="default"/>
+        <w:rFonts w:hint="default" w:ascii="Symbol" w:hAnsi="Symbol"/>
       </w:rPr>
     </w:lvl>
     <w:lvl w:ilvl="4" w:tplc="240A0003" w:tentative="1">
@@ -19109,7 +19139,7 @@
         <w:ind w:left="4309" w:hanging="360"/>
       </w:pPr>
       <w:rPr>
-        <w:rFonts w:ascii="Courier New" w:hAnsi="Courier New" w:cs="Courier New" w:hint="default"/>
+        <w:rFonts w:hint="default" w:ascii="Courier New" w:hAnsi="Courier New" w:cs="Courier New"/>
       </w:rPr>
     </w:lvl>
     <w:lvl w:ilvl="5" w:tplc="240A0005" w:tentative="1">
@@ -19121,7 +19151,7 @@
         <w:ind w:left="5029" w:hanging="360"/>
       </w:pPr>
       <w:rPr>
-        <w:rFonts w:ascii="Wingdings" w:hAnsi="Wingdings" w:hint="default"/>
+        <w:rFonts w:hint="default" w:ascii="Wingdings" w:hAnsi="Wingdings"/>
       </w:rPr>
     </w:lvl>
     <w:lvl w:ilvl="6" w:tplc="240A0001" w:tentative="1">
@@ -19133,7 +19163,7 @@
         <w:ind w:left="5749" w:hanging="360"/>
       </w:pPr>
       <w:rPr>
-        <w:rFonts w:ascii="Symbol" w:hAnsi="Symbol" w:hint="default"/>
+        <w:rFonts w:hint="default" w:ascii="Symbol" w:hAnsi="Symbol"/>
       </w:rPr>
     </w:lvl>
     <w:lvl w:ilvl="7" w:tplc="240A0003" w:tentative="1">
@@ -19145,7 +19175,7 @@
         <w:ind w:left="6469" w:hanging="360"/>
       </w:pPr>
       <w:rPr>
-        <w:rFonts w:ascii="Courier New" w:hAnsi="Courier New" w:cs="Courier New" w:hint="default"/>
+        <w:rFonts w:hint="default" w:ascii="Courier New" w:hAnsi="Courier New" w:cs="Courier New"/>
       </w:rPr>
     </w:lvl>
     <w:lvl w:ilvl="8" w:tplc="240A0005" w:tentative="1">
@@ -19157,7 +19187,7 @@
         <w:ind w:left="7189" w:hanging="360"/>
       </w:pPr>
       <w:rPr>
-        <w:rFonts w:ascii="Wingdings" w:hAnsi="Wingdings" w:hint="default"/>
+        <w:rFonts w:hint="default" w:ascii="Wingdings" w:hAnsi="Wingdings"/>
       </w:rPr>
     </w:lvl>
   </w:abstractNum>
@@ -19174,7 +19204,7 @@
         <w:ind w:left="1429" w:hanging="360"/>
       </w:pPr>
       <w:rPr>
-        <w:rFonts w:ascii="Symbol" w:hAnsi="Symbol" w:hint="default"/>
+        <w:rFonts w:hint="default" w:ascii="Symbol" w:hAnsi="Symbol"/>
       </w:rPr>
     </w:lvl>
     <w:lvl w:ilvl="1" w:tplc="240A0003" w:tentative="1">
@@ -19186,7 +19216,7 @@
         <w:ind w:left="2149" w:hanging="360"/>
       </w:pPr>
       <w:rPr>
-        <w:rFonts w:ascii="Courier New" w:hAnsi="Courier New" w:cs="Courier New" w:hint="default"/>
+        <w:rFonts w:hint="default" w:ascii="Courier New" w:hAnsi="Courier New" w:cs="Courier New"/>
       </w:rPr>
     </w:lvl>
     <w:lvl w:ilvl="2" w:tplc="240A0005" w:tentative="1">
@@ -19198,7 +19228,7 @@
         <w:ind w:left="2869" w:hanging="360"/>
       </w:pPr>
       <w:rPr>
-        <w:rFonts w:ascii="Wingdings" w:hAnsi="Wingdings" w:hint="default"/>
+        <w:rFonts w:hint="default" w:ascii="Wingdings" w:hAnsi="Wingdings"/>
       </w:rPr>
     </w:lvl>
     <w:lvl w:ilvl="3" w:tplc="240A0001" w:tentative="1">
@@ -19210,7 +19240,7 @@
         <w:ind w:left="3589" w:hanging="360"/>
       </w:pPr>
       <w:rPr>
-        <w:rFonts w:ascii="Symbol" w:hAnsi="Symbol" w:hint="default"/>
+        <w:rFonts w:hint="default" w:ascii="Symbol" w:hAnsi="Symbol"/>
       </w:rPr>
     </w:lvl>
     <w:lvl w:ilvl="4" w:tplc="240A0003" w:tentative="1">
@@ -19222,7 +19252,7 @@
         <w:ind w:left="4309" w:hanging="360"/>
       </w:pPr>
       <w:rPr>
-        <w:rFonts w:ascii="Courier New" w:hAnsi="Courier New" w:cs="Courier New" w:hint="default"/>
+        <w:rFonts w:hint="default" w:ascii="Courier New" w:hAnsi="Courier New" w:cs="Courier New"/>
       </w:rPr>
     </w:lvl>
     <w:lvl w:ilvl="5" w:tplc="240A0005" w:tentative="1">
@@ -19234,7 +19264,7 @@
         <w:ind w:left="5029" w:hanging="360"/>
       </w:pPr>
       <w:rPr>
-        <w:rFonts w:ascii="Wingdings" w:hAnsi="Wingdings" w:hint="default"/>
+        <w:rFonts w:hint="default" w:ascii="Wingdings" w:hAnsi="Wingdings"/>
       </w:rPr>
     </w:lvl>
     <w:lvl w:ilvl="6" w:tplc="240A0001" w:tentative="1">
@@ -19246,7 +19276,7 @@
         <w:ind w:left="5749" w:hanging="360"/>
       </w:pPr>
       <w:rPr>
-        <w:rFonts w:ascii="Symbol" w:hAnsi="Symbol" w:hint="default"/>
+        <w:rFonts w:hint="default" w:ascii="Symbol" w:hAnsi="Symbol"/>
       </w:rPr>
     </w:lvl>
     <w:lvl w:ilvl="7" w:tplc="240A0003" w:tentative="1">
@@ -19258,7 +19288,7 @@
         <w:ind w:left="6469" w:hanging="360"/>
       </w:pPr>
       <w:rPr>
-        <w:rFonts w:ascii="Courier New" w:hAnsi="Courier New" w:cs="Courier New" w:hint="default"/>
+        <w:rFonts w:hint="default" w:ascii="Courier New" w:hAnsi="Courier New" w:cs="Courier New"/>
       </w:rPr>
     </w:lvl>
     <w:lvl w:ilvl="8" w:tplc="240A0005" w:tentative="1">
@@ -19270,7 +19300,7 @@
         <w:ind w:left="7189" w:hanging="360"/>
       </w:pPr>
       <w:rPr>
-        <w:rFonts w:ascii="Wingdings" w:hAnsi="Wingdings" w:hint="default"/>
+        <w:rFonts w:hint="default" w:ascii="Wingdings" w:hAnsi="Wingdings"/>
       </w:rPr>
     </w:lvl>
   </w:abstractNum>
@@ -19287,7 +19317,7 @@
         <w:ind w:left="1429" w:hanging="360"/>
       </w:pPr>
       <w:rPr>
-        <w:rFonts w:ascii="Symbol" w:hAnsi="Symbol" w:hint="default"/>
+        <w:rFonts w:hint="default" w:ascii="Symbol" w:hAnsi="Symbol"/>
       </w:rPr>
     </w:lvl>
     <w:lvl w:ilvl="1" w:tplc="240A0003" w:tentative="1">
@@ -19299,7 +19329,7 @@
         <w:ind w:left="2149" w:hanging="360"/>
       </w:pPr>
       <w:rPr>
-        <w:rFonts w:ascii="Courier New" w:hAnsi="Courier New" w:cs="Courier New" w:hint="default"/>
+        <w:rFonts w:hint="default" w:ascii="Courier New" w:hAnsi="Courier New" w:cs="Courier New"/>
       </w:rPr>
     </w:lvl>
     <w:lvl w:ilvl="2" w:tplc="240A0005" w:tentative="1">
@@ -19311,7 +19341,7 @@
         <w:ind w:left="2869" w:hanging="360"/>
       </w:pPr>
       <w:rPr>
-        <w:rFonts w:ascii="Wingdings" w:hAnsi="Wingdings" w:hint="default"/>
+        <w:rFonts w:hint="default" w:ascii="Wingdings" w:hAnsi="Wingdings"/>
       </w:rPr>
     </w:lvl>
     <w:lvl w:ilvl="3" w:tplc="240A0001" w:tentative="1">
@@ -19323,7 +19353,7 @@
         <w:ind w:left="3589" w:hanging="360"/>
       </w:pPr>
       <w:rPr>
-        <w:rFonts w:ascii="Symbol" w:hAnsi="Symbol" w:hint="default"/>
+        <w:rFonts w:hint="default" w:ascii="Symbol" w:hAnsi="Symbol"/>
       </w:rPr>
     </w:lvl>
     <w:lvl w:ilvl="4" w:tplc="240A0003" w:tentative="1">
@@ -19335,7 +19365,7 @@
         <w:ind w:left="4309" w:hanging="360"/>
       </w:pPr>
       <w:rPr>
-        <w:rFonts w:ascii="Courier New" w:hAnsi="Courier New" w:cs="Courier New" w:hint="default"/>
+        <w:rFonts w:hint="default" w:ascii="Courier New" w:hAnsi="Courier New" w:cs="Courier New"/>
       </w:rPr>
     </w:lvl>
     <w:lvl w:ilvl="5" w:tplc="240A0005" w:tentative="1">
@@ -19347,7 +19377,7 @@
         <w:ind w:left="5029" w:hanging="360"/>
       </w:pPr>
       <w:rPr>
-        <w:rFonts w:ascii="Wingdings" w:hAnsi="Wingdings" w:hint="default"/>
+        <w:rFonts w:hint="default" w:ascii="Wingdings" w:hAnsi="Wingdings"/>
       </w:rPr>
     </w:lvl>
     <w:lvl w:ilvl="6" w:tplc="240A0001" w:tentative="1">
@@ -19359,7 +19389,7 @@
         <w:ind w:left="5749" w:hanging="360"/>
       </w:pPr>
       <w:rPr>
-        <w:rFonts w:ascii="Symbol" w:hAnsi="Symbol" w:hint="default"/>
+        <w:rFonts w:hint="default" w:ascii="Symbol" w:hAnsi="Symbol"/>
       </w:rPr>
     </w:lvl>
     <w:lvl w:ilvl="7" w:tplc="240A0003" w:tentative="1">
@@ -19371,7 +19401,7 @@
         <w:ind w:left="6469" w:hanging="360"/>
       </w:pPr>
       <w:rPr>
-        <w:rFonts w:ascii="Courier New" w:hAnsi="Courier New" w:cs="Courier New" w:hint="default"/>
+        <w:rFonts w:hint="default" w:ascii="Courier New" w:hAnsi="Courier New" w:cs="Courier New"/>
       </w:rPr>
     </w:lvl>
     <w:lvl w:ilvl="8" w:tplc="240A0005" w:tentative="1">
@@ -19383,7 +19413,7 @@
         <w:ind w:left="7189" w:hanging="360"/>
       </w:pPr>
       <w:rPr>
-        <w:rFonts w:ascii="Wingdings" w:hAnsi="Wingdings" w:hint="default"/>
+        <w:rFonts w:hint="default" w:ascii="Wingdings" w:hAnsi="Wingdings"/>
       </w:rPr>
     </w:lvl>
   </w:abstractNum>
@@ -19400,7 +19430,7 @@
         <w:ind w:left="1429" w:hanging="360"/>
       </w:pPr>
       <w:rPr>
-        <w:rFonts w:ascii="Symbol" w:hAnsi="Symbol" w:hint="default"/>
+        <w:rFonts w:hint="default" w:ascii="Symbol" w:hAnsi="Symbol"/>
       </w:rPr>
     </w:lvl>
     <w:lvl w:ilvl="1" w:tplc="240A0003" w:tentative="1">
@@ -19412,7 +19442,7 @@
         <w:ind w:left="2149" w:hanging="360"/>
       </w:pPr>
       <w:rPr>
-        <w:rFonts w:ascii="Courier New" w:hAnsi="Courier New" w:cs="Courier New" w:hint="default"/>
+        <w:rFonts w:hint="default" w:ascii="Courier New" w:hAnsi="Courier New" w:cs="Courier New"/>
       </w:rPr>
     </w:lvl>
     <w:lvl w:ilvl="2" w:tplc="240A0005" w:tentative="1">
@@ -19424,7 +19454,7 @@
         <w:ind w:left="2869" w:hanging="360"/>
       </w:pPr>
       <w:rPr>
-        <w:rFonts w:ascii="Wingdings" w:hAnsi="Wingdings" w:hint="default"/>
+        <w:rFonts w:hint="default" w:ascii="Wingdings" w:hAnsi="Wingdings"/>
       </w:rPr>
     </w:lvl>
     <w:lvl w:ilvl="3" w:tplc="240A0001" w:tentative="1">
@@ -19436,7 +19466,7 @@
         <w:ind w:left="3589" w:hanging="360"/>
       </w:pPr>
       <w:rPr>
-        <w:rFonts w:ascii="Symbol" w:hAnsi="Symbol" w:hint="default"/>
+        <w:rFonts w:hint="default" w:ascii="Symbol" w:hAnsi="Symbol"/>
       </w:rPr>
     </w:lvl>
     <w:lvl w:ilvl="4" w:tplc="240A0003" w:tentative="1">
@@ -19448,7 +19478,7 @@
         <w:ind w:left="4309" w:hanging="360"/>
       </w:pPr>
       <w:rPr>
-        <w:rFonts w:ascii="Courier New" w:hAnsi="Courier New" w:cs="Courier New" w:hint="default"/>
+        <w:rFonts w:hint="default" w:ascii="Courier New" w:hAnsi="Courier New" w:cs="Courier New"/>
       </w:rPr>
     </w:lvl>
     <w:lvl w:ilvl="5" w:tplc="240A0005" w:tentative="1">
@@ -19460,7 +19490,7 @@
         <w:ind w:left="5029" w:hanging="360"/>
       </w:pPr>
       <w:rPr>
-        <w:rFonts w:ascii="Wingdings" w:hAnsi="Wingdings" w:hint="default"/>
+        <w:rFonts w:hint="default" w:ascii="Wingdings" w:hAnsi="Wingdings"/>
       </w:rPr>
     </w:lvl>
     <w:lvl w:ilvl="6" w:tplc="240A0001" w:tentative="1">
@@ -19472,7 +19502,7 @@
         <w:ind w:left="5749" w:hanging="360"/>
       </w:pPr>
       <w:rPr>
-        <w:rFonts w:ascii="Symbol" w:hAnsi="Symbol" w:hint="default"/>
+        <w:rFonts w:hint="default" w:ascii="Symbol" w:hAnsi="Symbol"/>
       </w:rPr>
     </w:lvl>
     <w:lvl w:ilvl="7" w:tplc="240A0003" w:tentative="1">
@@ -19484,7 +19514,7 @@
         <w:ind w:left="6469" w:hanging="360"/>
       </w:pPr>
       <w:rPr>
-        <w:rFonts w:ascii="Courier New" w:hAnsi="Courier New" w:cs="Courier New" w:hint="default"/>
+        <w:rFonts w:hint="default" w:ascii="Courier New" w:hAnsi="Courier New" w:cs="Courier New"/>
       </w:rPr>
     </w:lvl>
     <w:lvl w:ilvl="8" w:tplc="240A0005" w:tentative="1">
@@ -19496,7 +19526,7 @@
         <w:ind w:left="7189" w:hanging="360"/>
       </w:pPr>
       <w:rPr>
-        <w:rFonts w:ascii="Wingdings" w:hAnsi="Wingdings" w:hint="default"/>
+        <w:rFonts w:hint="default" w:ascii="Wingdings" w:hAnsi="Wingdings"/>
       </w:rPr>
     </w:lvl>
   </w:abstractNum>
@@ -19513,7 +19543,7 @@
         <w:ind w:left="1429" w:hanging="360"/>
       </w:pPr>
       <w:rPr>
-        <w:rFonts w:ascii="Symbol" w:hAnsi="Symbol" w:hint="default"/>
+        <w:rFonts w:hint="default" w:ascii="Symbol" w:hAnsi="Symbol"/>
       </w:rPr>
     </w:lvl>
     <w:lvl w:ilvl="1" w:tplc="240A0003" w:tentative="1">
@@ -19525,7 +19555,7 @@
         <w:ind w:left="2149" w:hanging="360"/>
       </w:pPr>
       <w:rPr>
-        <w:rFonts w:ascii="Courier New" w:hAnsi="Courier New" w:cs="Courier New" w:hint="default"/>
+        <w:rFonts w:hint="default" w:ascii="Courier New" w:hAnsi="Courier New" w:cs="Courier New"/>
       </w:rPr>
     </w:lvl>
     <w:lvl w:ilvl="2" w:tplc="240A0005" w:tentative="1">
@@ -19537,7 +19567,7 @@
         <w:ind w:left="2869" w:hanging="360"/>
       </w:pPr>
       <w:rPr>
-        <w:rFonts w:ascii="Wingdings" w:hAnsi="Wingdings" w:hint="default"/>
+        <w:rFonts w:hint="default" w:ascii="Wingdings" w:hAnsi="Wingdings"/>
       </w:rPr>
     </w:lvl>
     <w:lvl w:ilvl="3" w:tplc="240A0001" w:tentative="1">
@@ -19549,7 +19579,7 @@
         <w:ind w:left="3589" w:hanging="360"/>
       </w:pPr>
       <w:rPr>
-        <w:rFonts w:ascii="Symbol" w:hAnsi="Symbol" w:hint="default"/>
+        <w:rFonts w:hint="default" w:ascii="Symbol" w:hAnsi="Symbol"/>
       </w:rPr>
     </w:lvl>
     <w:lvl w:ilvl="4" w:tplc="240A0003" w:tentative="1">
@@ -19561,7 +19591,7 @@
         <w:ind w:left="4309" w:hanging="360"/>
       </w:pPr>
       <w:rPr>
-        <w:rFonts w:ascii="Courier New" w:hAnsi="Courier New" w:cs="Courier New" w:hint="default"/>
+        <w:rFonts w:hint="default" w:ascii="Courier New" w:hAnsi="Courier New" w:cs="Courier New"/>
       </w:rPr>
     </w:lvl>
     <w:lvl w:ilvl="5" w:tplc="240A0005" w:tentative="1">
@@ -19573,7 +19603,7 @@
         <w:ind w:left="5029" w:hanging="360"/>
       </w:pPr>
       <w:rPr>
-        <w:rFonts w:ascii="Wingdings" w:hAnsi="Wingdings" w:hint="default"/>
+        <w:rFonts w:hint="default" w:ascii="Wingdings" w:hAnsi="Wingdings"/>
       </w:rPr>
     </w:lvl>
     <w:lvl w:ilvl="6" w:tplc="240A0001" w:tentative="1">
@@ -19585,7 +19615,7 @@
         <w:ind w:left="5749" w:hanging="360"/>
       </w:pPr>
       <w:rPr>
-        <w:rFonts w:ascii="Symbol" w:hAnsi="Symbol" w:hint="default"/>
+        <w:rFonts w:hint="default" w:ascii="Symbol" w:hAnsi="Symbol"/>
       </w:rPr>
     </w:lvl>
     <w:lvl w:ilvl="7" w:tplc="240A0003" w:tentative="1">
@@ -19597,7 +19627,7 @@
         <w:ind w:left="6469" w:hanging="360"/>
       </w:pPr>
       <w:rPr>
-        <w:rFonts w:ascii="Courier New" w:hAnsi="Courier New" w:cs="Courier New" w:hint="default"/>
+        <w:rFonts w:hint="default" w:ascii="Courier New" w:hAnsi="Courier New" w:cs="Courier New"/>
       </w:rPr>
     </w:lvl>
     <w:lvl w:ilvl="8" w:tplc="240A0005" w:tentative="1">
@@ -19609,7 +19639,7 @@
         <w:ind w:left="7189" w:hanging="360"/>
       </w:pPr>
       <w:rPr>
-        <w:rFonts w:ascii="Wingdings" w:hAnsi="Wingdings" w:hint="default"/>
+        <w:rFonts w:hint="default" w:ascii="Wingdings" w:hAnsi="Wingdings"/>
       </w:rPr>
     </w:lvl>
   </w:abstractNum>
@@ -19626,7 +19656,7 @@
         <w:ind w:left="1069" w:hanging="360"/>
       </w:pPr>
       <w:rPr>
-        <w:rFonts w:ascii="Symbol" w:hAnsi="Symbol" w:hint="default"/>
+        <w:rFonts w:hint="default" w:ascii="Symbol" w:hAnsi="Symbol"/>
       </w:rPr>
     </w:lvl>
     <w:lvl w:ilvl="1" w:tplc="240A0003" w:tentative="1">
@@ -19638,7 +19668,7 @@
         <w:ind w:left="1789" w:hanging="360"/>
       </w:pPr>
       <w:rPr>
-        <w:rFonts w:ascii="Courier New" w:hAnsi="Courier New" w:cs="Courier New" w:hint="default"/>
+        <w:rFonts w:hint="default" w:ascii="Courier New" w:hAnsi="Courier New" w:cs="Courier New"/>
       </w:rPr>
     </w:lvl>
     <w:lvl w:ilvl="2" w:tplc="240A0005" w:tentative="1">
@@ -19650,7 +19680,7 @@
         <w:ind w:left="2509" w:hanging="360"/>
       </w:pPr>
       <w:rPr>
-        <w:rFonts w:ascii="Wingdings" w:hAnsi="Wingdings" w:hint="default"/>
+        <w:rFonts w:hint="default" w:ascii="Wingdings" w:hAnsi="Wingdings"/>
       </w:rPr>
     </w:lvl>
     <w:lvl w:ilvl="3" w:tplc="240A0001" w:tentative="1">
@@ -19662,7 +19692,7 @@
         <w:ind w:left="3229" w:hanging="360"/>
       </w:pPr>
       <w:rPr>
-        <w:rFonts w:ascii="Symbol" w:hAnsi="Symbol" w:hint="default"/>
+        <w:rFonts w:hint="default" w:ascii="Symbol" w:hAnsi="Symbol"/>
       </w:rPr>
     </w:lvl>
     <w:lvl w:ilvl="4" w:tplc="240A0003" w:tentative="1">
@@ -19674,7 +19704,7 @@
         <w:ind w:left="3949" w:hanging="360"/>
       </w:pPr>
       <w:rPr>
-        <w:rFonts w:ascii="Courier New" w:hAnsi="Courier New" w:cs="Courier New" w:hint="default"/>
+        <w:rFonts w:hint="default" w:ascii="Courier New" w:hAnsi="Courier New" w:cs="Courier New"/>
       </w:rPr>
     </w:lvl>
     <w:lvl w:ilvl="5" w:tplc="240A0005" w:tentative="1">
@@ -19686,7 +19716,7 @@
         <w:ind w:left="4669" w:hanging="360"/>
       </w:pPr>
       <w:rPr>
-        <w:rFonts w:ascii="Wingdings" w:hAnsi="Wingdings" w:hint="default"/>
+        <w:rFonts w:hint="default" w:ascii="Wingdings" w:hAnsi="Wingdings"/>
       </w:rPr>
     </w:lvl>
     <w:lvl w:ilvl="6" w:tplc="240A0001" w:tentative="1">
@@ -19698,7 +19728,7 @@
         <w:ind w:left="5389" w:hanging="360"/>
       </w:pPr>
       <w:rPr>
-        <w:rFonts w:ascii="Symbol" w:hAnsi="Symbol" w:hint="default"/>
+        <w:rFonts w:hint="default" w:ascii="Symbol" w:hAnsi="Symbol"/>
       </w:rPr>
     </w:lvl>
     <w:lvl w:ilvl="7" w:tplc="240A0003" w:tentative="1">
@@ -19710,7 +19740,7 @@
         <w:ind w:left="6109" w:hanging="360"/>
       </w:pPr>
       <w:rPr>
-        <w:rFonts w:ascii="Courier New" w:hAnsi="Courier New" w:cs="Courier New" w:hint="default"/>
+        <w:rFonts w:hint="default" w:ascii="Courier New" w:hAnsi="Courier New" w:cs="Courier New"/>
       </w:rPr>
     </w:lvl>
     <w:lvl w:ilvl="8" w:tplc="240A0005" w:tentative="1">
@@ -19722,7 +19752,7 @@
         <w:ind w:left="6829" w:hanging="360"/>
       </w:pPr>
       <w:rPr>
-        <w:rFonts w:ascii="Wingdings" w:hAnsi="Wingdings" w:hint="default"/>
+        <w:rFonts w:hint="default" w:ascii="Wingdings" w:hAnsi="Wingdings"/>
       </w:rPr>
     </w:lvl>
   </w:abstractNum>
@@ -19739,7 +19769,7 @@
         <w:ind w:left="1429" w:hanging="360"/>
       </w:pPr>
       <w:rPr>
-        <w:rFonts w:ascii="Symbol" w:hAnsi="Symbol" w:hint="default"/>
+        <w:rFonts w:hint="default" w:ascii="Symbol" w:hAnsi="Symbol"/>
       </w:rPr>
     </w:lvl>
     <w:lvl w:ilvl="1" w:tplc="240A0003" w:tentative="1">
@@ -19751,7 +19781,7 @@
         <w:ind w:left="2149" w:hanging="360"/>
       </w:pPr>
       <w:rPr>
-        <w:rFonts w:ascii="Courier New" w:hAnsi="Courier New" w:cs="Courier New" w:hint="default"/>
+        <w:rFonts w:hint="default" w:ascii="Courier New" w:hAnsi="Courier New" w:cs="Courier New"/>
       </w:rPr>
     </w:lvl>
     <w:lvl w:ilvl="2" w:tplc="240A0005" w:tentative="1">
@@ -19763,7 +19793,7 @@
         <w:ind w:left="2869" w:hanging="360"/>
       </w:pPr>
       <w:rPr>
-        <w:rFonts w:ascii="Wingdings" w:hAnsi="Wingdings" w:hint="default"/>
+        <w:rFonts w:hint="default" w:ascii="Wingdings" w:hAnsi="Wingdings"/>
       </w:rPr>
     </w:lvl>
     <w:lvl w:ilvl="3" w:tplc="240A0001" w:tentative="1">
@@ -19775,7 +19805,7 @@
         <w:ind w:left="3589" w:hanging="360"/>
       </w:pPr>
       <w:rPr>
-        <w:rFonts w:ascii="Symbol" w:hAnsi="Symbol" w:hint="default"/>
+        <w:rFonts w:hint="default" w:ascii="Symbol" w:hAnsi="Symbol"/>
       </w:rPr>
     </w:lvl>
     <w:lvl w:ilvl="4" w:tplc="240A0003" w:tentative="1">
@@ -19787,7 +19817,7 @@
         <w:ind w:left="4309" w:hanging="360"/>
       </w:pPr>
       <w:rPr>
-        <w:rFonts w:ascii="Courier New" w:hAnsi="Courier New" w:cs="Courier New" w:hint="default"/>
+        <w:rFonts w:hint="default" w:ascii="Courier New" w:hAnsi="Courier New" w:cs="Courier New"/>
       </w:rPr>
     </w:lvl>
     <w:lvl w:ilvl="5" w:tplc="240A0005" w:tentative="1">
@@ -19799,7 +19829,7 @@
         <w:ind w:left="5029" w:hanging="360"/>
       </w:pPr>
       <w:rPr>
-        <w:rFonts w:ascii="Wingdings" w:hAnsi="Wingdings" w:hint="default"/>
+        <w:rFonts w:hint="default" w:ascii="Wingdings" w:hAnsi="Wingdings"/>
       </w:rPr>
     </w:lvl>
     <w:lvl w:ilvl="6" w:tplc="240A0001" w:tentative="1">
@@ -19811,7 +19841,7 @@
         <w:ind w:left="5749" w:hanging="360"/>
       </w:pPr>
       <w:rPr>
-        <w:rFonts w:ascii="Symbol" w:hAnsi="Symbol" w:hint="default"/>
+        <w:rFonts w:hint="default" w:ascii="Symbol" w:hAnsi="Symbol"/>
       </w:rPr>
     </w:lvl>
     <w:lvl w:ilvl="7" w:tplc="240A0003" w:tentative="1">
@@ -19823,7 +19853,7 @@
         <w:ind w:left="6469" w:hanging="360"/>
       </w:pPr>
       <w:rPr>
-        <w:rFonts w:ascii="Courier New" w:hAnsi="Courier New" w:cs="Courier New" w:hint="default"/>
+        <w:rFonts w:hint="default" w:ascii="Courier New" w:hAnsi="Courier New" w:cs="Courier New"/>
       </w:rPr>
     </w:lvl>
     <w:lvl w:ilvl="8" w:tplc="240A0005" w:tentative="1">
@@ -19835,7 +19865,7 @@
         <w:ind w:left="7189" w:hanging="360"/>
       </w:pPr>
       <w:rPr>
-        <w:rFonts w:ascii="Wingdings" w:hAnsi="Wingdings" w:hint="default"/>
+        <w:rFonts w:hint="default" w:ascii="Wingdings" w:hAnsi="Wingdings"/>
       </w:rPr>
     </w:lvl>
   </w:abstractNum>
@@ -19852,7 +19882,7 @@
         <w:ind w:left="1429" w:hanging="360"/>
       </w:pPr>
       <w:rPr>
-        <w:rFonts w:ascii="Symbol" w:hAnsi="Symbol" w:hint="default"/>
+        <w:rFonts w:hint="default" w:ascii="Symbol" w:hAnsi="Symbol"/>
       </w:rPr>
     </w:lvl>
     <w:lvl w:ilvl="1" w:tplc="240A0003" w:tentative="1">
@@ -19864,7 +19894,7 @@
         <w:ind w:left="2149" w:hanging="360"/>
       </w:pPr>
       <w:rPr>
-        <w:rFonts w:ascii="Courier New" w:hAnsi="Courier New" w:cs="Courier New" w:hint="default"/>
+        <w:rFonts w:hint="default" w:ascii="Courier New" w:hAnsi="Courier New" w:cs="Courier New"/>
       </w:rPr>
     </w:lvl>
     <w:lvl w:ilvl="2" w:tplc="240A0005" w:tentative="1">
@@ -19876,7 +19906,7 @@
         <w:ind w:left="2869" w:hanging="360"/>
       </w:pPr>
       <w:rPr>
-        <w:rFonts w:ascii="Wingdings" w:hAnsi="Wingdings" w:hint="default"/>
+        <w:rFonts w:hint="default" w:ascii="Wingdings" w:hAnsi="Wingdings"/>
       </w:rPr>
     </w:lvl>
     <w:lvl w:ilvl="3" w:tplc="240A0001" w:tentative="1">
@@ -19888,7 +19918,7 @@
         <w:ind w:left="3589" w:hanging="360"/>
       </w:pPr>
       <w:rPr>
-        <w:rFonts w:ascii="Symbol" w:hAnsi="Symbol" w:hint="default"/>
+        <w:rFonts w:hint="default" w:ascii="Symbol" w:hAnsi="Symbol"/>
       </w:rPr>
     </w:lvl>
     <w:lvl w:ilvl="4" w:tplc="240A0003" w:tentative="1">
@@ -19900,7 +19930,7 @@
         <w:ind w:left="4309" w:hanging="360"/>
       </w:pPr>
       <w:rPr>
-        <w:rFonts w:ascii="Courier New" w:hAnsi="Courier New" w:cs="Courier New" w:hint="default"/>
+        <w:rFonts w:hint="default" w:ascii="Courier New" w:hAnsi="Courier New" w:cs="Courier New"/>
       </w:rPr>
     </w:lvl>
     <w:lvl w:ilvl="5" w:tplc="240A0005" w:tentative="1">
@@ -19912,7 +19942,7 @@
         <w:ind w:left="5029" w:hanging="360"/>
       </w:pPr>
       <w:rPr>
-        <w:rFonts w:ascii="Wingdings" w:hAnsi="Wingdings" w:hint="default"/>
+        <w:rFonts w:hint="default" w:ascii="Wingdings" w:hAnsi="Wingdings"/>
       </w:rPr>
     </w:lvl>
     <w:lvl w:ilvl="6" w:tplc="240A0001" w:tentative="1">
@@ -19924,7 +19954,7 @@
         <w:ind w:left="5749" w:hanging="360"/>
       </w:pPr>
       <w:rPr>
-        <w:rFonts w:ascii="Symbol" w:hAnsi="Symbol" w:hint="default"/>
+        <w:rFonts w:hint="default" w:ascii="Symbol" w:hAnsi="Symbol"/>
       </w:rPr>
     </w:lvl>
     <w:lvl w:ilvl="7" w:tplc="240A0003" w:tentative="1">
@@ -19936,7 +19966,7 @@
         <w:ind w:left="6469" w:hanging="360"/>
       </w:pPr>
       <w:rPr>
-        <w:rFonts w:ascii="Courier New" w:hAnsi="Courier New" w:cs="Courier New" w:hint="default"/>
+        <w:rFonts w:hint="default" w:ascii="Courier New" w:hAnsi="Courier New" w:cs="Courier New"/>
       </w:rPr>
     </w:lvl>
     <w:lvl w:ilvl="8" w:tplc="240A0005" w:tentative="1">
@@ -19948,7 +19978,7 @@
         <w:ind w:left="7189" w:hanging="360"/>
       </w:pPr>
       <w:rPr>
-        <w:rFonts w:ascii="Wingdings" w:hAnsi="Wingdings" w:hint="default"/>
+        <w:rFonts w:hint="default" w:ascii="Wingdings" w:hAnsi="Wingdings"/>
       </w:rPr>
     </w:lvl>
   </w:abstractNum>
@@ -19965,7 +19995,7 @@
         <w:ind w:left="1429" w:hanging="360"/>
       </w:pPr>
       <w:rPr>
-        <w:rFonts w:ascii="Symbol" w:hAnsi="Symbol" w:hint="default"/>
+        <w:rFonts w:hint="default" w:ascii="Symbol" w:hAnsi="Symbol"/>
       </w:rPr>
     </w:lvl>
     <w:lvl w:ilvl="1" w:tplc="240A0003" w:tentative="1">
@@ -19977,7 +20007,7 @@
         <w:ind w:left="2149" w:hanging="360"/>
       </w:pPr>
       <w:rPr>
-        <w:rFonts w:ascii="Courier New" w:hAnsi="Courier New" w:cs="Courier New" w:hint="default"/>
+        <w:rFonts w:hint="default" w:ascii="Courier New" w:hAnsi="Courier New" w:cs="Courier New"/>
       </w:rPr>
     </w:lvl>
     <w:lvl w:ilvl="2" w:tplc="240A0005" w:tentative="1">
@@ -19989,7 +20019,7 @@
         <w:ind w:left="2869" w:hanging="360"/>
       </w:pPr>
       <w:rPr>
-        <w:rFonts w:ascii="Wingdings" w:hAnsi="Wingdings" w:hint="default"/>
+        <w:rFonts w:hint="default" w:ascii="Wingdings" w:hAnsi="Wingdings"/>
       </w:rPr>
     </w:lvl>
     <w:lvl w:ilvl="3" w:tplc="240A0001" w:tentative="1">
@@ -20001,7 +20031,7 @@
         <w:ind w:left="3589" w:hanging="360"/>
       </w:pPr>
       <w:rPr>
-        <w:rFonts w:ascii="Symbol" w:hAnsi="Symbol" w:hint="default"/>
+        <w:rFonts w:hint="default" w:ascii="Symbol" w:hAnsi="Symbol"/>
       </w:rPr>
     </w:lvl>
     <w:lvl w:ilvl="4" w:tplc="240A0003" w:tentative="1">
@@ -20013,7 +20043,7 @@
         <w:ind w:left="4309" w:hanging="360"/>
       </w:pPr>
       <w:rPr>
-        <w:rFonts w:ascii="Courier New" w:hAnsi="Courier New" w:cs="Courier New" w:hint="default"/>
+        <w:rFonts w:hint="default" w:ascii="Courier New" w:hAnsi="Courier New" w:cs="Courier New"/>
       </w:rPr>
     </w:lvl>
     <w:lvl w:ilvl="5" w:tplc="240A0005" w:tentative="1">
@@ -20025,7 +20055,7 @@
         <w:ind w:left="5029" w:hanging="360"/>
       </w:pPr>
       <w:rPr>
-        <w:rFonts w:ascii="Wingdings" w:hAnsi="Wingdings" w:hint="default"/>
+        <w:rFonts w:hint="default" w:ascii="Wingdings" w:hAnsi="Wingdings"/>
       </w:rPr>
     </w:lvl>
     <w:lvl w:ilvl="6" w:tplc="240A0001" w:tentative="1">
@@ -20037,7 +20067,7 @@
         <w:ind w:left="5749" w:hanging="360"/>
       </w:pPr>
       <w:rPr>
-        <w:rFonts w:ascii="Symbol" w:hAnsi="Symbol" w:hint="default"/>
+        <w:rFonts w:hint="default" w:ascii="Symbol" w:hAnsi="Symbol"/>
       </w:rPr>
     </w:lvl>
     <w:lvl w:ilvl="7" w:tplc="240A0003" w:tentative="1">
@@ -20049,7 +20079,7 @@
         <w:ind w:left="6469" w:hanging="360"/>
       </w:pPr>
       <w:rPr>
-        <w:rFonts w:ascii="Courier New" w:hAnsi="Courier New" w:cs="Courier New" w:hint="default"/>
+        <w:rFonts w:hint="default" w:ascii="Courier New" w:hAnsi="Courier New" w:cs="Courier New"/>
       </w:rPr>
     </w:lvl>
     <w:lvl w:ilvl="8" w:tplc="240A0005" w:tentative="1">
@@ -20061,7 +20091,7 @@
         <w:ind w:left="7189" w:hanging="360"/>
       </w:pPr>
       <w:rPr>
-        <w:rFonts w:ascii="Wingdings" w:hAnsi="Wingdings" w:hint="default"/>
+        <w:rFonts w:hint="default" w:ascii="Wingdings" w:hAnsi="Wingdings"/>
       </w:rPr>
     </w:lvl>
   </w:abstractNum>
@@ -20078,7 +20108,7 @@
         <w:ind w:left="1429" w:hanging="360"/>
       </w:pPr>
       <w:rPr>
-        <w:rFonts w:ascii="Symbol" w:hAnsi="Symbol" w:hint="default"/>
+        <w:rFonts w:hint="default" w:ascii="Symbol" w:hAnsi="Symbol"/>
       </w:rPr>
     </w:lvl>
     <w:lvl w:ilvl="1" w:tplc="240A0003" w:tentative="1">
@@ -20090,7 +20120,7 @@
         <w:ind w:left="2149" w:hanging="360"/>
       </w:pPr>
       <w:rPr>
-        <w:rFonts w:ascii="Courier New" w:hAnsi="Courier New" w:cs="Courier New" w:hint="default"/>
+        <w:rFonts w:hint="default" w:ascii="Courier New" w:hAnsi="Courier New" w:cs="Courier New"/>
       </w:rPr>
     </w:lvl>
     <w:lvl w:ilvl="2" w:tplc="240A0005" w:tentative="1">
@@ -20102,7 +20132,7 @@
         <w:ind w:left="2869" w:hanging="360"/>
       </w:pPr>
       <w:rPr>
-        <w:rFonts w:ascii="Wingdings" w:hAnsi="Wingdings" w:hint="default"/>
+        <w:rFonts w:hint="default" w:ascii="Wingdings" w:hAnsi="Wingdings"/>
       </w:rPr>
     </w:lvl>
     <w:lvl w:ilvl="3" w:tplc="240A0001" w:tentative="1">
@@ -20114,7 +20144,7 @@
         <w:ind w:left="3589" w:hanging="360"/>
       </w:pPr>
       <w:rPr>
-        <w:rFonts w:ascii="Symbol" w:hAnsi="Symbol" w:hint="default"/>
+        <w:rFonts w:hint="default" w:ascii="Symbol" w:hAnsi="Symbol"/>
       </w:rPr>
     </w:lvl>
     <w:lvl w:ilvl="4" w:tplc="240A0003" w:tentative="1">
@@ -20126,7 +20156,7 @@
         <w:ind w:left="4309" w:hanging="360"/>
       </w:pPr>
       <w:rPr>
-        <w:rFonts w:ascii="Courier New" w:hAnsi="Courier New" w:cs="Courier New" w:hint="default"/>
+        <w:rFonts w:hint="default" w:ascii="Courier New" w:hAnsi="Courier New" w:cs="Courier New"/>
       </w:rPr>
     </w:lvl>
     <w:lvl w:ilvl="5" w:tplc="240A0005" w:tentative="1">
@@ -20138,7 +20168,7 @@
         <w:ind w:left="5029" w:hanging="360"/>
       </w:pPr>
       <w:rPr>
-        <w:rFonts w:ascii="Wingdings" w:hAnsi="Wingdings" w:hint="default"/>
+        <w:rFonts w:hint="default" w:ascii="Wingdings" w:hAnsi="Wingdings"/>
       </w:rPr>
     </w:lvl>
     <w:lvl w:ilvl="6" w:tplc="240A0001" w:tentative="1">
@@ -20150,7 +20180,7 @@
         <w:ind w:left="5749" w:hanging="360"/>
       </w:pPr>
       <w:rPr>
-        <w:rFonts w:ascii="Symbol" w:hAnsi="Symbol" w:hint="default"/>
+        <w:rFonts w:hint="default" w:ascii="Symbol" w:hAnsi="Symbol"/>
       </w:rPr>
     </w:lvl>
     <w:lvl w:ilvl="7" w:tplc="240A0003" w:tentative="1">
@@ -20162,7 +20192,7 @@
         <w:ind w:left="6469" w:hanging="360"/>
       </w:pPr>
       <w:rPr>
-        <w:rFonts w:ascii="Courier New" w:hAnsi="Courier New" w:cs="Courier New" w:hint="default"/>
+        <w:rFonts w:hint="default" w:ascii="Courier New" w:hAnsi="Courier New" w:cs="Courier New"/>
       </w:rPr>
     </w:lvl>
     <w:lvl w:ilvl="8" w:tplc="240A0005" w:tentative="1">
@@ -20174,7 +20204,7 @@
         <w:ind w:left="7189" w:hanging="360"/>
       </w:pPr>
       <w:rPr>
-        <w:rFonts w:ascii="Wingdings" w:hAnsi="Wingdings" w:hint="default"/>
+        <w:rFonts w:hint="default" w:ascii="Wingdings" w:hAnsi="Wingdings"/>
       </w:rPr>
     </w:lvl>
   </w:abstractNum>
@@ -20282,7 +20312,7 @@
         <w:ind w:left="1429" w:hanging="360"/>
       </w:pPr>
       <w:rPr>
-        <w:rFonts w:ascii="Symbol" w:hAnsi="Symbol" w:hint="default"/>
+        <w:rFonts w:hint="default" w:ascii="Symbol" w:hAnsi="Symbol"/>
       </w:rPr>
     </w:lvl>
     <w:lvl w:ilvl="1" w:tplc="240A0003" w:tentative="1">
@@ -20294,7 +20324,7 @@
         <w:ind w:left="2149" w:hanging="360"/>
       </w:pPr>
       <w:rPr>
-        <w:rFonts w:ascii="Courier New" w:hAnsi="Courier New" w:cs="Courier New" w:hint="default"/>
+        <w:rFonts w:hint="default" w:ascii="Courier New" w:hAnsi="Courier New" w:cs="Courier New"/>
       </w:rPr>
     </w:lvl>
     <w:lvl w:ilvl="2" w:tplc="240A0005" w:tentative="1">
@@ -20306,7 +20336,7 @@
         <w:ind w:left="2869" w:hanging="360"/>
       </w:pPr>
       <w:rPr>
-        <w:rFonts w:ascii="Wingdings" w:hAnsi="Wingdings" w:hint="default"/>
+        <w:rFonts w:hint="default" w:ascii="Wingdings" w:hAnsi="Wingdings"/>
       </w:rPr>
     </w:lvl>
     <w:lvl w:ilvl="3" w:tplc="240A0001" w:tentative="1">
@@ -20318,7 +20348,7 @@
         <w:ind w:left="3589" w:hanging="360"/>
       </w:pPr>
       <w:rPr>
-        <w:rFonts w:ascii="Symbol" w:hAnsi="Symbol" w:hint="default"/>
+        <w:rFonts w:hint="default" w:ascii="Symbol" w:hAnsi="Symbol"/>
       </w:rPr>
     </w:lvl>
     <w:lvl w:ilvl="4" w:tplc="240A0003" w:tentative="1">
@@ -20330,7 +20360,7 @@
         <w:ind w:left="4309" w:hanging="360"/>
       </w:pPr>
       <w:rPr>
-        <w:rFonts w:ascii="Courier New" w:hAnsi="Courier New" w:cs="Courier New" w:hint="default"/>
+        <w:rFonts w:hint="default" w:ascii="Courier New" w:hAnsi="Courier New" w:cs="Courier New"/>
       </w:rPr>
     </w:lvl>
     <w:lvl w:ilvl="5" w:tplc="240A0005" w:tentative="1">
@@ -20342,7 +20372,7 @@
         <w:ind w:left="5029" w:hanging="360"/>
       </w:pPr>
       <w:rPr>
-        <w:rFonts w:ascii="Wingdings" w:hAnsi="Wingdings" w:hint="default"/>
+        <w:rFonts w:hint="default" w:ascii="Wingdings" w:hAnsi="Wingdings"/>
       </w:rPr>
     </w:lvl>
     <w:lvl w:ilvl="6" w:tplc="240A0001" w:tentative="1">
@@ -20354,7 +20384,7 @@
         <w:ind w:left="5749" w:hanging="360"/>
       </w:pPr>
       <w:rPr>
-        <w:rFonts w:ascii="Symbol" w:hAnsi="Symbol" w:hint="default"/>
+        <w:rFonts w:hint="default" w:ascii="Symbol" w:hAnsi="Symbol"/>
       </w:rPr>
     </w:lvl>
     <w:lvl w:ilvl="7" w:tplc="240A0003" w:tentative="1">
@@ -20366,7 +20396,7 @@
         <w:ind w:left="6469" w:hanging="360"/>
       </w:pPr>
       <w:rPr>
-        <w:rFonts w:ascii="Courier New" w:hAnsi="Courier New" w:cs="Courier New" w:hint="default"/>
+        <w:rFonts w:hint="default" w:ascii="Courier New" w:hAnsi="Courier New" w:cs="Courier New"/>
       </w:rPr>
     </w:lvl>
     <w:lvl w:ilvl="8" w:tplc="240A0005" w:tentative="1">
@@ -20378,7 +20408,7 @@
         <w:ind w:left="7189" w:hanging="360"/>
       </w:pPr>
       <w:rPr>
-        <w:rFonts w:ascii="Wingdings" w:hAnsi="Wingdings" w:hint="default"/>
+        <w:rFonts w:hint="default" w:ascii="Wingdings" w:hAnsi="Wingdings"/>
       </w:rPr>
     </w:lvl>
   </w:abstractNum>
@@ -20395,7 +20425,7 @@
         <w:ind w:left="1429" w:hanging="360"/>
       </w:pPr>
       <w:rPr>
-        <w:rFonts w:ascii="Symbol" w:hAnsi="Symbol" w:hint="default"/>
+        <w:rFonts w:hint="default" w:ascii="Symbol" w:hAnsi="Symbol"/>
       </w:rPr>
     </w:lvl>
     <w:lvl w:ilvl="1" w:tplc="240A0003" w:tentative="1">
@@ -20407,7 +20437,7 @@
         <w:ind w:left="2149" w:hanging="360"/>
       </w:pPr>
       <w:rPr>
-        <w:rFonts w:ascii="Courier New" w:hAnsi="Courier New" w:cs="Courier New" w:hint="default"/>
+        <w:rFonts w:hint="default" w:ascii="Courier New" w:hAnsi="Courier New" w:cs="Courier New"/>
       </w:rPr>
     </w:lvl>
     <w:lvl w:ilvl="2" w:tplc="240A0005" w:tentative="1">
@@ -20419,7 +20449,7 @@
         <w:ind w:left="2869" w:hanging="360"/>
       </w:pPr>
       <w:rPr>
-        <w:rFonts w:ascii="Wingdings" w:hAnsi="Wingdings" w:hint="default"/>
+        <w:rFonts w:hint="default" w:ascii="Wingdings" w:hAnsi="Wingdings"/>
       </w:rPr>
     </w:lvl>
     <w:lvl w:ilvl="3" w:tplc="240A0001" w:tentative="1">
@@ -20431,7 +20461,7 @@
         <w:ind w:left="3589" w:hanging="360"/>
       </w:pPr>
       <w:rPr>
-        <w:rFonts w:ascii="Symbol" w:hAnsi="Symbol" w:hint="default"/>
+        <w:rFonts w:hint="default" w:ascii="Symbol" w:hAnsi="Symbol"/>
       </w:rPr>
     </w:lvl>
     <w:lvl w:ilvl="4" w:tplc="240A0003" w:tentative="1">
@@ -20443,7 +20473,7 @@
         <w:ind w:left="4309" w:hanging="360"/>
       </w:pPr>
       <w:rPr>
-        <w:rFonts w:ascii="Courier New" w:hAnsi="Courier New" w:cs="Courier New" w:hint="default"/>
+        <w:rFonts w:hint="default" w:ascii="Courier New" w:hAnsi="Courier New" w:cs="Courier New"/>
       </w:rPr>
     </w:lvl>
     <w:lvl w:ilvl="5" w:tplc="240A0005" w:tentative="1">
@@ -20455,7 +20485,7 @@
         <w:ind w:left="5029" w:hanging="360"/>
       </w:pPr>
       <w:rPr>
-        <w:rFonts w:ascii="Wingdings" w:hAnsi="Wingdings" w:hint="default"/>
+        <w:rFonts w:hint="default" w:ascii="Wingdings" w:hAnsi="Wingdings"/>
       </w:rPr>
     </w:lvl>
     <w:lvl w:ilvl="6" w:tplc="240A0001" w:tentative="1">
@@ -20467,7 +20497,7 @@
         <w:ind w:left="5749" w:hanging="360"/>
       </w:pPr>
       <w:rPr>
-        <w:rFonts w:ascii="Symbol" w:hAnsi="Symbol" w:hint="default"/>
+        <w:rFonts w:hint="default" w:ascii="Symbol" w:hAnsi="Symbol"/>
       </w:rPr>
     </w:lvl>
     <w:lvl w:ilvl="7" w:tplc="240A0003" w:tentative="1">
@@ -20479,7 +20509,7 @@
         <w:ind w:left="6469" w:hanging="360"/>
       </w:pPr>
       <w:rPr>
-        <w:rFonts w:ascii="Courier New" w:hAnsi="Courier New" w:cs="Courier New" w:hint="default"/>
+        <w:rFonts w:hint="default" w:ascii="Courier New" w:hAnsi="Courier New" w:cs="Courier New"/>
       </w:rPr>
     </w:lvl>
     <w:lvl w:ilvl="8" w:tplc="240A0005" w:tentative="1">
@@ -20491,7 +20521,7 @@
         <w:ind w:left="7189" w:hanging="360"/>
       </w:pPr>
       <w:rPr>
-        <w:rFonts w:ascii="Wingdings" w:hAnsi="Wingdings" w:hint="default"/>
+        <w:rFonts w:hint="default" w:ascii="Wingdings" w:hAnsi="Wingdings"/>
       </w:rPr>
     </w:lvl>
   </w:abstractNum>
@@ -20508,7 +20538,7 @@
         <w:ind w:left="1429" w:hanging="360"/>
       </w:pPr>
       <w:rPr>
-        <w:rFonts w:ascii="Symbol" w:hAnsi="Symbol" w:hint="default"/>
+        <w:rFonts w:hint="default" w:ascii="Symbol" w:hAnsi="Symbol"/>
       </w:rPr>
     </w:lvl>
     <w:lvl w:ilvl="1" w:tplc="240A0003" w:tentative="1">
@@ -20520,7 +20550,7 @@
         <w:ind w:left="2149" w:hanging="360"/>
       </w:pPr>
       <w:rPr>
-        <w:rFonts w:ascii="Courier New" w:hAnsi="Courier New" w:cs="Courier New" w:hint="default"/>
+        <w:rFonts w:hint="default" w:ascii="Courier New" w:hAnsi="Courier New" w:cs="Courier New"/>
       </w:rPr>
     </w:lvl>
     <w:lvl w:ilvl="2" w:tplc="240A0005" w:tentative="1">
@@ -20532,7 +20562,7 @@
         <w:ind w:left="2869" w:hanging="360"/>
       </w:pPr>
       <w:rPr>
-        <w:rFonts w:ascii="Wingdings" w:hAnsi="Wingdings" w:hint="default"/>
+        <w:rFonts w:hint="default" w:ascii="Wingdings" w:hAnsi="Wingdings"/>
       </w:rPr>
     </w:lvl>
     <w:lvl w:ilvl="3" w:tplc="240A0001" w:tentative="1">
@@ -20544,7 +20574,7 @@
         <w:ind w:left="3589" w:hanging="360"/>
       </w:pPr>
       <w:rPr>
-        <w:rFonts w:ascii="Symbol" w:hAnsi="Symbol" w:hint="default"/>
+        <w:rFonts w:hint="default" w:ascii="Symbol" w:hAnsi="Symbol"/>
       </w:rPr>
     </w:lvl>
     <w:lvl w:ilvl="4" w:tplc="240A0003" w:tentative="1">
@@ -20556,7 +20586,7 @@
         <w:ind w:left="4309" w:hanging="360"/>
       </w:pPr>
       <w:rPr>
-        <w:rFonts w:ascii="Courier New" w:hAnsi="Courier New" w:cs="Courier New" w:hint="default"/>
+        <w:rFonts w:hint="default" w:ascii="Courier New" w:hAnsi="Courier New" w:cs="Courier New"/>
       </w:rPr>
     </w:lvl>
     <w:lvl w:ilvl="5" w:tplc="240A0005" w:tentative="1">
@@ -20568,7 +20598,7 @@
         <w:ind w:left="5029" w:hanging="360"/>
       </w:pPr>
       <w:rPr>
-        <w:rFonts w:ascii="Wingdings" w:hAnsi="Wingdings" w:hint="default"/>
+        <w:rFonts w:hint="default" w:ascii="Wingdings" w:hAnsi="Wingdings"/>
       </w:rPr>
     </w:lvl>
     <w:lvl w:ilvl="6" w:tplc="240A0001" w:tentative="1">
@@ -20580,7 +20610,7 @@
         <w:ind w:left="5749" w:hanging="360"/>
       </w:pPr>
       <w:rPr>
-        <w:rFonts w:ascii="Symbol" w:hAnsi="Symbol" w:hint="default"/>
+        <w:rFonts w:hint="default" w:ascii="Symbol" w:hAnsi="Symbol"/>
       </w:rPr>
     </w:lvl>
     <w:lvl w:ilvl="7" w:tplc="240A0003" w:tentative="1">
@@ -20592,7 +20622,7 @@
         <w:ind w:left="6469" w:hanging="360"/>
       </w:pPr>
       <w:rPr>
-        <w:rFonts w:ascii="Courier New" w:hAnsi="Courier New" w:cs="Courier New" w:hint="default"/>
+        <w:rFonts w:hint="default" w:ascii="Courier New" w:hAnsi="Courier New" w:cs="Courier New"/>
       </w:rPr>
     </w:lvl>
     <w:lvl w:ilvl="8" w:tplc="240A0005" w:tentative="1">
@@ -20604,7 +20634,7 @@
         <w:ind w:left="7189" w:hanging="360"/>
       </w:pPr>
       <w:rPr>
-        <w:rFonts w:ascii="Wingdings" w:hAnsi="Wingdings" w:hint="default"/>
+        <w:rFonts w:hint="default" w:ascii="Wingdings" w:hAnsi="Wingdings"/>
       </w:rPr>
     </w:lvl>
   </w:abstractNum>
@@ -20621,7 +20651,7 @@
         <w:ind w:left="1429" w:hanging="360"/>
       </w:pPr>
       <w:rPr>
-        <w:rFonts w:ascii="Symbol" w:hAnsi="Symbol" w:hint="default"/>
+        <w:rFonts w:hint="default" w:ascii="Symbol" w:hAnsi="Symbol"/>
       </w:rPr>
     </w:lvl>
     <w:lvl w:ilvl="1" w:tplc="240A0003" w:tentative="1">
@@ -20633,7 +20663,7 @@
         <w:ind w:left="2149" w:hanging="360"/>
       </w:pPr>
       <w:rPr>
-        <w:rFonts w:ascii="Courier New" w:hAnsi="Courier New" w:cs="Courier New" w:hint="default"/>
+        <w:rFonts w:hint="default" w:ascii="Courier New" w:hAnsi="Courier New" w:cs="Courier New"/>
       </w:rPr>
     </w:lvl>
     <w:lvl w:ilvl="2" w:tplc="240A0005" w:tentative="1">
@@ -20645,7 +20675,7 @@
         <w:ind w:left="2869" w:hanging="360"/>
       </w:pPr>
       <w:rPr>
-        <w:rFonts w:ascii="Wingdings" w:hAnsi="Wingdings" w:hint="default"/>
+        <w:rFonts w:hint="default" w:ascii="Wingdings" w:hAnsi="Wingdings"/>
       </w:rPr>
     </w:lvl>
     <w:lvl w:ilvl="3" w:tplc="240A0001" w:tentative="1">
@@ -20657,7 +20687,7 @@
         <w:ind w:left="3589" w:hanging="360"/>
       </w:pPr>
       <w:rPr>
-        <w:rFonts w:ascii="Symbol" w:hAnsi="Symbol" w:hint="default"/>
+        <w:rFonts w:hint="default" w:ascii="Symbol" w:hAnsi="Symbol"/>
       </w:rPr>
     </w:lvl>
     <w:lvl w:ilvl="4" w:tplc="240A0003" w:tentative="1">
@@ -20669,7 +20699,7 @@
         <w:ind w:left="4309" w:hanging="360"/>
       </w:pPr>
       <w:rPr>
-        <w:rFonts w:ascii="Courier New" w:hAnsi="Courier New" w:cs="Courier New" w:hint="default"/>
+        <w:rFonts w:hint="default" w:ascii="Courier New" w:hAnsi="Courier New" w:cs="Courier New"/>
       </w:rPr>
     </w:lvl>
     <w:lvl w:ilvl="5" w:tplc="240A0005" w:tentative="1">
@@ -20681,7 +20711,7 @@
         <w:ind w:left="5029" w:hanging="360"/>
       </w:pPr>
       <w:rPr>
-        <w:rFonts w:ascii="Wingdings" w:hAnsi="Wingdings" w:hint="default"/>
+        <w:rFonts w:hint="default" w:ascii="Wingdings" w:hAnsi="Wingdings"/>
       </w:rPr>
     </w:lvl>
     <w:lvl w:ilvl="6" w:tplc="240A0001" w:tentative="1">
@@ -20693,7 +20723,7 @@
         <w:ind w:left="5749" w:hanging="360"/>
       </w:pPr>
       <w:rPr>
-        <w:rFonts w:ascii="Symbol" w:hAnsi="Symbol" w:hint="default"/>
+        <w:rFonts w:hint="default" w:ascii="Symbol" w:hAnsi="Symbol"/>
       </w:rPr>
     </w:lvl>
     <w:lvl w:ilvl="7" w:tplc="240A0003" w:tentative="1">
@@ -20705,7 +20735,7 @@
         <w:ind w:left="6469" w:hanging="360"/>
       </w:pPr>
       <w:rPr>
-        <w:rFonts w:ascii="Courier New" w:hAnsi="Courier New" w:cs="Courier New" w:hint="default"/>
+        <w:rFonts w:hint="default" w:ascii="Courier New" w:hAnsi="Courier New" w:cs="Courier New"/>
       </w:rPr>
     </w:lvl>
     <w:lvl w:ilvl="8" w:tplc="240A0005" w:tentative="1">
@@ -20717,7 +20747,7 @@
         <w:ind w:left="7189" w:hanging="360"/>
       </w:pPr>
       <w:rPr>
-        <w:rFonts w:ascii="Wingdings" w:hAnsi="Wingdings" w:hint="default"/>
+        <w:rFonts w:hint="default" w:ascii="Wingdings" w:hAnsi="Wingdings"/>
       </w:rPr>
     </w:lvl>
   </w:abstractNum>
@@ -20734,7 +20764,7 @@
         <w:ind w:left="1429" w:hanging="360"/>
       </w:pPr>
       <w:rPr>
-        <w:rFonts w:ascii="Symbol" w:hAnsi="Symbol" w:hint="default"/>
+        <w:rFonts w:hint="default" w:ascii="Symbol" w:hAnsi="Symbol"/>
       </w:rPr>
     </w:lvl>
     <w:lvl w:ilvl="1" w:tplc="240A0003" w:tentative="1">
@@ -20746,7 +20776,7 @@
         <w:ind w:left="2149" w:hanging="360"/>
       </w:pPr>
       <w:rPr>
-        <w:rFonts w:ascii="Courier New" w:hAnsi="Courier New" w:cs="Courier New" w:hint="default"/>
+        <w:rFonts w:hint="default" w:ascii="Courier New" w:hAnsi="Courier New" w:cs="Courier New"/>
       </w:rPr>
     </w:lvl>
     <w:lvl w:ilvl="2" w:tplc="240A0005" w:tentative="1">
@@ -20758,7 +20788,7 @@
         <w:ind w:left="2869" w:hanging="360"/>
       </w:pPr>
       <w:rPr>
-        <w:rFonts w:ascii="Wingdings" w:hAnsi="Wingdings" w:hint="default"/>
+        <w:rFonts w:hint="default" w:ascii="Wingdings" w:hAnsi="Wingdings"/>
       </w:rPr>
     </w:lvl>
     <w:lvl w:ilvl="3" w:tplc="240A0001" w:tentative="1">
@@ -20770,7 +20800,7 @@
         <w:ind w:left="3589" w:hanging="360"/>
       </w:pPr>
       <w:rPr>
-        <w:rFonts w:ascii="Symbol" w:hAnsi="Symbol" w:hint="default"/>
+        <w:rFonts w:hint="default" w:ascii="Symbol" w:hAnsi="Symbol"/>
       </w:rPr>
     </w:lvl>
     <w:lvl w:ilvl="4" w:tplc="240A0003" w:tentative="1">
@@ -20782,7 +20812,7 @@
         <w:ind w:left="4309" w:hanging="360"/>
       </w:pPr>
       <w:rPr>
-        <w:rFonts w:ascii="Courier New" w:hAnsi="Courier New" w:cs="Courier New" w:hint="default"/>
+        <w:rFonts w:hint="default" w:ascii="Courier New" w:hAnsi="Courier New" w:cs="Courier New"/>
       </w:rPr>
     </w:lvl>
     <w:lvl w:ilvl="5" w:tplc="240A0005" w:tentative="1">
@@ -20794,7 +20824,7 @@
         <w:ind w:left="5029" w:hanging="360"/>
       </w:pPr>
       <w:rPr>
-        <w:rFonts w:ascii="Wingdings" w:hAnsi="Wingdings" w:hint="default"/>
+        <w:rFonts w:hint="default" w:ascii="Wingdings" w:hAnsi="Wingdings"/>
       </w:rPr>
     </w:lvl>
     <w:lvl w:ilvl="6" w:tplc="240A0001" w:tentative="1">
@@ -20806,7 +20836,7 @@
         <w:ind w:left="5749" w:hanging="360"/>
       </w:pPr>
       <w:rPr>
-        <w:rFonts w:ascii="Symbol" w:hAnsi="Symbol" w:hint="default"/>
+        <w:rFonts w:hint="default" w:ascii="Symbol" w:hAnsi="Symbol"/>
       </w:rPr>
     </w:lvl>
     <w:lvl w:ilvl="7" w:tplc="240A0003" w:tentative="1">
@@ -20818,7 +20848,7 @@
         <w:ind w:left="6469" w:hanging="360"/>
       </w:pPr>
       <w:rPr>
-        <w:rFonts w:ascii="Courier New" w:hAnsi="Courier New" w:cs="Courier New" w:hint="default"/>
+        <w:rFonts w:hint="default" w:ascii="Courier New" w:hAnsi="Courier New" w:cs="Courier New"/>
       </w:rPr>
     </w:lvl>
     <w:lvl w:ilvl="8" w:tplc="240A0005" w:tentative="1">
@@ -20830,7 +20860,7 @@
         <w:ind w:left="7189" w:hanging="360"/>
       </w:pPr>
       <w:rPr>
-        <w:rFonts w:ascii="Wingdings" w:hAnsi="Wingdings" w:hint="default"/>
+        <w:rFonts w:hint="default" w:ascii="Wingdings" w:hAnsi="Wingdings"/>
       </w:rPr>
     </w:lvl>
   </w:abstractNum>
@@ -20847,7 +20877,7 @@
         <w:ind w:left="1429" w:hanging="360"/>
       </w:pPr>
       <w:rPr>
-        <w:rFonts w:ascii="Symbol" w:hAnsi="Symbol" w:hint="default"/>
+        <w:rFonts w:hint="default" w:ascii="Symbol" w:hAnsi="Symbol"/>
       </w:rPr>
     </w:lvl>
     <w:lvl w:ilvl="1" w:tplc="240A0003" w:tentative="1">
@@ -20859,7 +20889,7 @@
         <w:ind w:left="2149" w:hanging="360"/>
       </w:pPr>
       <w:rPr>
-        <w:rFonts w:ascii="Courier New" w:hAnsi="Courier New" w:cs="Courier New" w:hint="default"/>
+        <w:rFonts w:hint="default" w:ascii="Courier New" w:hAnsi="Courier New" w:cs="Courier New"/>
       </w:rPr>
     </w:lvl>
     <w:lvl w:ilvl="2" w:tplc="240A0005" w:tentative="1">
@@ -20871,7 +20901,7 @@
         <w:ind w:left="2869" w:hanging="360"/>
       </w:pPr>
       <w:rPr>
-        <w:rFonts w:ascii="Wingdings" w:hAnsi="Wingdings" w:hint="default"/>
+        <w:rFonts w:hint="default" w:ascii="Wingdings" w:hAnsi="Wingdings"/>
       </w:rPr>
     </w:lvl>
     <w:lvl w:ilvl="3" w:tplc="240A0001" w:tentative="1">
@@ -20883,7 +20913,7 @@
         <w:ind w:left="3589" w:hanging="360"/>
       </w:pPr>
       <w:rPr>
-        <w:rFonts w:ascii="Symbol" w:hAnsi="Symbol" w:hint="default"/>
+        <w:rFonts w:hint="default" w:ascii="Symbol" w:hAnsi="Symbol"/>
       </w:rPr>
     </w:lvl>
     <w:lvl w:ilvl="4" w:tplc="240A0003" w:tentative="1">
@@ -20895,7 +20925,7 @@
         <w:ind w:left="4309" w:hanging="360"/>
       </w:pPr>
       <w:rPr>
-        <w:rFonts w:ascii="Courier New" w:hAnsi="Courier New" w:cs="Courier New" w:hint="default"/>
+        <w:rFonts w:hint="default" w:ascii="Courier New" w:hAnsi="Courier New" w:cs="Courier New"/>
       </w:rPr>
     </w:lvl>
     <w:lvl w:ilvl="5" w:tplc="240A0005" w:tentative="1">
@@ -20907,7 +20937,7 @@
         <w:ind w:left="5029" w:hanging="360"/>
       </w:pPr>
       <w:rPr>
-        <w:rFonts w:ascii="Wingdings" w:hAnsi="Wingdings" w:hint="default"/>
+        <w:rFonts w:hint="default" w:ascii="Wingdings" w:hAnsi="Wingdings"/>
       </w:rPr>
     </w:lvl>
     <w:lvl w:ilvl="6" w:tplc="240A0001" w:tentative="1">
@@ -20919,7 +20949,7 @@
         <w:ind w:left="5749" w:hanging="360"/>
       </w:pPr>
       <w:rPr>
-        <w:rFonts w:ascii="Symbol" w:hAnsi="Symbol" w:hint="default"/>
+        <w:rFonts w:hint="default" w:ascii="Symbol" w:hAnsi="Symbol"/>
       </w:rPr>
     </w:lvl>
     <w:lvl w:ilvl="7" w:tplc="240A0003" w:tentative="1">
@@ -20931,7 +20961,7 @@
         <w:ind w:left="6469" w:hanging="360"/>
       </w:pPr>
       <w:rPr>
-        <w:rFonts w:ascii="Courier New" w:hAnsi="Courier New" w:cs="Courier New" w:hint="default"/>
+        <w:rFonts w:hint="default" w:ascii="Courier New" w:hAnsi="Courier New" w:cs="Courier New"/>
       </w:rPr>
     </w:lvl>
     <w:lvl w:ilvl="8" w:tplc="240A0005" w:tentative="1">
@@ -20943,7 +20973,7 @@
         <w:ind w:left="7189" w:hanging="360"/>
       </w:pPr>
       <w:rPr>
-        <w:rFonts w:ascii="Wingdings" w:hAnsi="Wingdings" w:hint="default"/>
+        <w:rFonts w:hint="default" w:ascii="Wingdings" w:hAnsi="Wingdings"/>
       </w:rPr>
     </w:lvl>
   </w:abstractNum>
@@ -20960,7 +20990,7 @@
         <w:ind w:left="1429" w:hanging="360"/>
       </w:pPr>
       <w:rPr>
-        <w:rFonts w:ascii="Symbol" w:hAnsi="Symbol" w:hint="default"/>
+        <w:rFonts w:hint="default" w:ascii="Symbol" w:hAnsi="Symbol"/>
       </w:rPr>
     </w:lvl>
     <w:lvl w:ilvl="1" w:tplc="240A0003" w:tentative="1">
@@ -20972,7 +21002,7 @@
         <w:ind w:left="2149" w:hanging="360"/>
       </w:pPr>
       <w:rPr>
-        <w:rFonts w:ascii="Courier New" w:hAnsi="Courier New" w:cs="Courier New" w:hint="default"/>
+        <w:rFonts w:hint="default" w:ascii="Courier New" w:hAnsi="Courier New" w:cs="Courier New"/>
       </w:rPr>
     </w:lvl>
     <w:lvl w:ilvl="2" w:tplc="240A0005" w:tentative="1">
@@ -20984,7 +21014,7 @@
         <w:ind w:left="2869" w:hanging="360"/>
       </w:pPr>
       <w:rPr>
-        <w:rFonts w:ascii="Wingdings" w:hAnsi="Wingdings" w:hint="default"/>
+        <w:rFonts w:hint="default" w:ascii="Wingdings" w:hAnsi="Wingdings"/>
       </w:rPr>
     </w:lvl>
     <w:lvl w:ilvl="3" w:tplc="240A0001" w:tentative="1">
@@ -20996,7 +21026,7 @@
         <w:ind w:left="3589" w:hanging="360"/>
       </w:pPr>
       <w:rPr>
-        <w:rFonts w:ascii="Symbol" w:hAnsi="Symbol" w:hint="default"/>
+        <w:rFonts w:hint="default" w:ascii="Symbol" w:hAnsi="Symbol"/>
       </w:rPr>
     </w:lvl>
     <w:lvl w:ilvl="4" w:tplc="240A0003" w:tentative="1">
@@ -21008,7 +21038,7 @@
         <w:ind w:left="4309" w:hanging="360"/>
       </w:pPr>
       <w:rPr>
-        <w:rFonts w:ascii="Courier New" w:hAnsi="Courier New" w:cs="Courier New" w:hint="default"/>
+        <w:rFonts w:hint="default" w:ascii="Courier New" w:hAnsi="Courier New" w:cs="Courier New"/>
       </w:rPr>
     </w:lvl>
     <w:lvl w:ilvl="5" w:tplc="240A0005" w:tentative="1">
@@ -21020,7 +21050,7 @@
         <w:ind w:left="5029" w:hanging="360"/>
       </w:pPr>
       <w:rPr>
-        <w:rFonts w:ascii="Wingdings" w:hAnsi="Wingdings" w:hint="default"/>
+        <w:rFonts w:hint="default" w:ascii="Wingdings" w:hAnsi="Wingdings"/>
       </w:rPr>
     </w:lvl>
     <w:lvl w:ilvl="6" w:tplc="240A0001" w:tentative="1">
@@ -21032,7 +21062,7 @@
         <w:ind w:left="5749" w:hanging="360"/>
       </w:pPr>
       <w:rPr>
-        <w:rFonts w:ascii="Symbol" w:hAnsi="Symbol" w:hint="default"/>
+        <w:rFonts w:hint="default" w:ascii="Symbol" w:hAnsi="Symbol"/>
       </w:rPr>
     </w:lvl>
     <w:lvl w:ilvl="7" w:tplc="240A0003" w:tentative="1">
@@ -21044,7 +21074,7 @@
         <w:ind w:left="6469" w:hanging="360"/>
       </w:pPr>
       <w:rPr>
-        <w:rFonts w:ascii="Courier New" w:hAnsi="Courier New" w:cs="Courier New" w:hint="default"/>
+        <w:rFonts w:hint="default" w:ascii="Courier New" w:hAnsi="Courier New" w:cs="Courier New"/>
       </w:rPr>
     </w:lvl>
     <w:lvl w:ilvl="8" w:tplc="240A0005" w:tentative="1">
@@ -21056,7 +21086,7 @@
         <w:ind w:left="7189" w:hanging="360"/>
       </w:pPr>
       <w:rPr>
-        <w:rFonts w:ascii="Wingdings" w:hAnsi="Wingdings" w:hint="default"/>
+        <w:rFonts w:hint="default" w:ascii="Wingdings" w:hAnsi="Wingdings"/>
       </w:rPr>
     </w:lvl>
   </w:abstractNum>
@@ -21073,7 +21103,7 @@
         <w:ind w:left="1429" w:hanging="360"/>
       </w:pPr>
       <w:rPr>
-        <w:rFonts w:ascii="Symbol" w:hAnsi="Symbol" w:hint="default"/>
+        <w:rFonts w:hint="default" w:ascii="Symbol" w:hAnsi="Symbol"/>
       </w:rPr>
     </w:lvl>
     <w:lvl w:ilvl="1" w:tplc="240A0003" w:tentative="1">
@@ -21085,7 +21115,7 @@
         <w:ind w:left="2149" w:hanging="360"/>
       </w:pPr>
       <w:rPr>
-        <w:rFonts w:ascii="Courier New" w:hAnsi="Courier New" w:cs="Courier New" w:hint="default"/>
+        <w:rFonts w:hint="default" w:ascii="Courier New" w:hAnsi="Courier New" w:cs="Courier New"/>
       </w:rPr>
     </w:lvl>
     <w:lvl w:ilvl="2" w:tplc="240A0005" w:tentative="1">
@@ -21097,7 +21127,7 @@
         <w:ind w:left="2869" w:hanging="360"/>
       </w:pPr>
       <w:rPr>
-        <w:rFonts w:ascii="Wingdings" w:hAnsi="Wingdings" w:hint="default"/>
+        <w:rFonts w:hint="default" w:ascii="Wingdings" w:hAnsi="Wingdings"/>
       </w:rPr>
     </w:lvl>
     <w:lvl w:ilvl="3" w:tplc="240A0001" w:tentative="1">
@@ -21109,7 +21139,7 @@
         <w:ind w:left="3589" w:hanging="360"/>
       </w:pPr>
       <w:rPr>
-        <w:rFonts w:ascii="Symbol" w:hAnsi="Symbol" w:hint="default"/>
+        <w:rFonts w:hint="default" w:ascii="Symbol" w:hAnsi="Symbol"/>
       </w:rPr>
     </w:lvl>
     <w:lvl w:ilvl="4" w:tplc="240A0003" w:tentative="1">
@@ -21121,7 +21151,7 @@
         <w:ind w:left="4309" w:hanging="360"/>
       </w:pPr>
       <w:rPr>
-        <w:rFonts w:ascii="Courier New" w:hAnsi="Courier New" w:cs="Courier New" w:hint="default"/>
+        <w:rFonts w:hint="default" w:ascii="Courier New" w:hAnsi="Courier New" w:cs="Courier New"/>
       </w:rPr>
     </w:lvl>
     <w:lvl w:ilvl="5" w:tplc="240A0005" w:tentative="1">
@@ -21133,7 +21163,7 @@
         <w:ind w:left="5029" w:hanging="360"/>
       </w:pPr>
       <w:rPr>
-        <w:rFonts w:ascii="Wingdings" w:hAnsi="Wingdings" w:hint="default"/>
+        <w:rFonts w:hint="default" w:ascii="Wingdings" w:hAnsi="Wingdings"/>
       </w:rPr>
     </w:lvl>
     <w:lvl w:ilvl="6" w:tplc="240A0001" w:tentative="1">
@@ -21145,7 +21175,7 @@
         <w:ind w:left="5749" w:hanging="360"/>
       </w:pPr>
       <w:rPr>
-        <w:rFonts w:ascii="Symbol" w:hAnsi="Symbol" w:hint="default"/>
+        <w:rFonts w:hint="default" w:ascii="Symbol" w:hAnsi="Symbol"/>
       </w:rPr>
     </w:lvl>
     <w:lvl w:ilvl="7" w:tplc="240A0003" w:tentative="1">
@@ -21157,7 +21187,7 @@
         <w:ind w:left="6469" w:hanging="360"/>
       </w:pPr>
       <w:rPr>
-        <w:rFonts w:ascii="Courier New" w:hAnsi="Courier New" w:cs="Courier New" w:hint="default"/>
+        <w:rFonts w:hint="default" w:ascii="Courier New" w:hAnsi="Courier New" w:cs="Courier New"/>
       </w:rPr>
     </w:lvl>
     <w:lvl w:ilvl="8" w:tplc="240A0005" w:tentative="1">
@@ -21169,7 +21199,7 @@
         <w:ind w:left="7189" w:hanging="360"/>
       </w:pPr>
       <w:rPr>
-        <w:rFonts w:ascii="Wingdings" w:hAnsi="Wingdings" w:hint="default"/>
+        <w:rFonts w:hint="default" w:ascii="Wingdings" w:hAnsi="Wingdings"/>
       </w:rPr>
     </w:lvl>
   </w:abstractNum>
@@ -21322,7 +21352,7 @@
         <w:ind w:left="1429" w:hanging="360"/>
       </w:pPr>
       <w:rPr>
-        <w:rFonts w:ascii="Symbol" w:hAnsi="Symbol" w:hint="default"/>
+        <w:rFonts w:hint="default" w:ascii="Symbol" w:hAnsi="Symbol"/>
       </w:rPr>
     </w:lvl>
     <w:lvl w:ilvl="1" w:tplc="240A0003" w:tentative="1">
@@ -21334,7 +21364,7 @@
         <w:ind w:left="2149" w:hanging="360"/>
       </w:pPr>
       <w:rPr>
-        <w:rFonts w:ascii="Courier New" w:hAnsi="Courier New" w:cs="Courier New" w:hint="default"/>
+        <w:rFonts w:hint="default" w:ascii="Courier New" w:hAnsi="Courier New" w:cs="Courier New"/>
       </w:rPr>
     </w:lvl>
     <w:lvl w:ilvl="2" w:tplc="240A0005" w:tentative="1">
@@ -21346,7 +21376,7 @@
         <w:ind w:left="2869" w:hanging="360"/>
       </w:pPr>
       <w:rPr>
-        <w:rFonts w:ascii="Wingdings" w:hAnsi="Wingdings" w:hint="default"/>
+        <w:rFonts w:hint="default" w:ascii="Wingdings" w:hAnsi="Wingdings"/>
       </w:rPr>
     </w:lvl>
     <w:lvl w:ilvl="3" w:tplc="240A0001" w:tentative="1">
@@ -21358,7 +21388,7 @@
         <w:ind w:left="3589" w:hanging="360"/>
       </w:pPr>
       <w:rPr>
-        <w:rFonts w:ascii="Symbol" w:hAnsi="Symbol" w:hint="default"/>
+        <w:rFonts w:hint="default" w:ascii="Symbol" w:hAnsi="Symbol"/>
       </w:rPr>
     </w:lvl>
     <w:lvl w:ilvl="4" w:tplc="240A0003" w:tentative="1">
@@ -21370,7 +21400,7 @@
         <w:ind w:left="4309" w:hanging="360"/>
       </w:pPr>
       <w:rPr>
-        <w:rFonts w:ascii="Courier New" w:hAnsi="Courier New" w:cs="Courier New" w:hint="default"/>
+        <w:rFonts w:hint="default" w:ascii="Courier New" w:hAnsi="Courier New" w:cs="Courier New"/>
       </w:rPr>
     </w:lvl>
     <w:lvl w:ilvl="5" w:tplc="240A0005" w:tentative="1">
@@ -21382,7 +21412,7 @@
         <w:ind w:left="5029" w:hanging="360"/>
       </w:pPr>
       <w:rPr>
-        <w:rFonts w:ascii="Wingdings" w:hAnsi="Wingdings" w:hint="default"/>
+        <w:rFonts w:hint="default" w:ascii="Wingdings" w:hAnsi="Wingdings"/>
       </w:rPr>
     </w:lvl>
     <w:lvl w:ilvl="6" w:tplc="240A0001" w:tentative="1">
@@ -21394,7 +21424,7 @@
         <w:ind w:left="5749" w:hanging="360"/>
       </w:pPr>
       <w:rPr>
-        <w:rFonts w:ascii="Symbol" w:hAnsi="Symbol" w:hint="default"/>
+        <w:rFonts w:hint="default" w:ascii="Symbol" w:hAnsi="Symbol"/>
       </w:rPr>
     </w:lvl>
     <w:lvl w:ilvl="7" w:tplc="240A0003" w:tentative="1">
@@ -21406,7 +21436,7 @@
         <w:ind w:left="6469" w:hanging="360"/>
       </w:pPr>
       <w:rPr>
-        <w:rFonts w:ascii="Courier New" w:hAnsi="Courier New" w:cs="Courier New" w:hint="default"/>
+        <w:rFonts w:hint="default" w:ascii="Courier New" w:hAnsi="Courier New" w:cs="Courier New"/>
       </w:rPr>
     </w:lvl>
     <w:lvl w:ilvl="8" w:tplc="240A0005" w:tentative="1">
@@ -21418,7 +21448,7 @@
         <w:ind w:left="7189" w:hanging="360"/>
       </w:pPr>
       <w:rPr>
-        <w:rFonts w:ascii="Wingdings" w:hAnsi="Wingdings" w:hint="default"/>
+        <w:rFonts w:hint="default" w:ascii="Wingdings" w:hAnsi="Wingdings"/>
       </w:rPr>
     </w:lvl>
   </w:abstractNum>
@@ -21551,7 +21581,7 @@
   <w:docDefaults>
     <w:rPrDefault>
       <w:rPr>
-        <w:rFonts w:asciiTheme="minorHAnsi" w:eastAsiaTheme="minorHAnsi" w:hAnsiTheme="minorHAnsi" w:cstheme="minorBidi"/>
+        <w:rFonts w:asciiTheme="minorHAnsi" w:hAnsiTheme="minorHAnsi" w:eastAsiaTheme="minorHAnsi" w:cstheme="minorBidi"/>
         <w:kern w:val="2"/>
         <w:sz w:val="22"/>
         <w:szCs w:val="22"/>
@@ -21568,14 +21598,14 @@
   <w:latentStyles w:defLockedState="0" w:defUIPriority="99" w:defSemiHidden="0" w:defUnhideWhenUsed="0" w:defQFormat="0" w:count="376">
     <w:lsdException w:name="Normal" w:uiPriority="0" w:qFormat="1"/>
     <w:lsdException w:name="heading 1" w:uiPriority="9" w:qFormat="1"/>
-    <w:lsdException w:name="heading 2" w:semiHidden="1" w:uiPriority="9" w:unhideWhenUsed="1" w:qFormat="1"/>
-    <w:lsdException w:name="heading 3" w:semiHidden="1" w:uiPriority="9" w:unhideWhenUsed="1" w:qFormat="1"/>
-    <w:lsdException w:name="heading 4" w:semiHidden="1" w:uiPriority="9" w:unhideWhenUsed="1" w:qFormat="1"/>
-    <w:lsdException w:name="heading 5" w:semiHidden="1" w:uiPriority="9" w:unhideWhenUsed="1" w:qFormat="1"/>
-    <w:lsdException w:name="heading 6" w:semiHidden="1" w:uiPriority="9" w:unhideWhenUsed="1"/>
-    <w:lsdException w:name="heading 7" w:semiHidden="1" w:uiPriority="9" w:unhideWhenUsed="1" w:qFormat="1"/>
-    <w:lsdException w:name="heading 8" w:semiHidden="1" w:uiPriority="9" w:unhideWhenUsed="1" w:qFormat="1"/>
-    <w:lsdException w:name="heading 9" w:semiHidden="1" w:uiPriority="9" w:unhideWhenUsed="1" w:qFormat="1"/>
+    <w:lsdException w:name="heading 2" w:uiPriority="9" w:semiHidden="1" w:unhideWhenUsed="1" w:qFormat="1"/>
+    <w:lsdException w:name="heading 3" w:uiPriority="9" w:semiHidden="1" w:unhideWhenUsed="1" w:qFormat="1"/>
+    <w:lsdException w:name="heading 4" w:uiPriority="9" w:semiHidden="1" w:unhideWhenUsed="1" w:qFormat="1"/>
+    <w:lsdException w:name="heading 5" w:uiPriority="9" w:semiHidden="1" w:unhideWhenUsed="1" w:qFormat="1"/>
+    <w:lsdException w:name="heading 6" w:uiPriority="9" w:semiHidden="1" w:unhideWhenUsed="1"/>
+    <w:lsdException w:name="heading 7" w:uiPriority="9" w:semiHidden="1" w:unhideWhenUsed="1" w:qFormat="1"/>
+    <w:lsdException w:name="heading 8" w:uiPriority="9" w:semiHidden="1" w:unhideWhenUsed="1" w:qFormat="1"/>
+    <w:lsdException w:name="heading 9" w:uiPriority="9" w:semiHidden="1" w:unhideWhenUsed="1" w:qFormat="1"/>
     <w:lsdException w:name="index 1" w:semiHidden="1" w:unhideWhenUsed="1"/>
     <w:lsdException w:name="index 2" w:semiHidden="1" w:unhideWhenUsed="1"/>
     <w:lsdException w:name="index 3" w:semiHidden="1" w:unhideWhenUsed="1"/>
@@ -21585,22 +21615,22 @@
     <w:lsdException w:name="index 7" w:semiHidden="1" w:unhideWhenUsed="1"/>
     <w:lsdException w:name="index 8" w:semiHidden="1" w:unhideWhenUsed="1"/>
     <w:lsdException w:name="index 9" w:semiHidden="1" w:unhideWhenUsed="1"/>
-    <w:lsdException w:name="toc 1" w:semiHidden="1" w:uiPriority="39" w:unhideWhenUsed="1"/>
-    <w:lsdException w:name="toc 2" w:semiHidden="1" w:uiPriority="39" w:unhideWhenUsed="1"/>
-    <w:lsdException w:name="toc 3" w:semiHidden="1" w:uiPriority="39" w:unhideWhenUsed="1"/>
-    <w:lsdException w:name="toc 4" w:semiHidden="1" w:uiPriority="39" w:unhideWhenUsed="1"/>
-    <w:lsdException w:name="toc 5" w:semiHidden="1" w:uiPriority="39" w:unhideWhenUsed="1"/>
-    <w:lsdException w:name="toc 6" w:semiHidden="1" w:uiPriority="39" w:unhideWhenUsed="1"/>
-    <w:lsdException w:name="toc 7" w:semiHidden="1" w:uiPriority="39" w:unhideWhenUsed="1"/>
-    <w:lsdException w:name="toc 8" w:semiHidden="1" w:uiPriority="39" w:unhideWhenUsed="1"/>
-    <w:lsdException w:name="toc 9" w:semiHidden="1" w:uiPriority="39" w:unhideWhenUsed="1"/>
+    <w:lsdException w:name="toc 1" w:uiPriority="39" w:semiHidden="1" w:unhideWhenUsed="1"/>
+    <w:lsdException w:name="toc 2" w:uiPriority="39" w:semiHidden="1" w:unhideWhenUsed="1"/>
+    <w:lsdException w:name="toc 3" w:uiPriority="39" w:semiHidden="1" w:unhideWhenUsed="1"/>
+    <w:lsdException w:name="toc 4" w:uiPriority="39" w:semiHidden="1" w:unhideWhenUsed="1"/>
+    <w:lsdException w:name="toc 5" w:uiPriority="39" w:semiHidden="1" w:unhideWhenUsed="1"/>
+    <w:lsdException w:name="toc 6" w:uiPriority="39" w:semiHidden="1" w:unhideWhenUsed="1"/>
+    <w:lsdException w:name="toc 7" w:uiPriority="39" w:semiHidden="1" w:unhideWhenUsed="1"/>
+    <w:lsdException w:name="toc 8" w:uiPriority="39" w:semiHidden="1" w:unhideWhenUsed="1"/>
+    <w:lsdException w:name="toc 9" w:uiPriority="39" w:semiHidden="1" w:unhideWhenUsed="1"/>
     <w:lsdException w:name="Normal Indent" w:semiHidden="1" w:unhideWhenUsed="1"/>
     <w:lsdException w:name="footnote text" w:semiHidden="1" w:unhideWhenUsed="1"/>
     <w:lsdException w:name="annotation text" w:semiHidden="1" w:unhideWhenUsed="1"/>
     <w:lsdException w:name="header" w:semiHidden="1" w:unhideWhenUsed="1"/>
     <w:lsdException w:name="footer" w:semiHidden="1" w:unhideWhenUsed="1"/>
     <w:lsdException w:name="index heading" w:semiHidden="1" w:unhideWhenUsed="1"/>
-    <w:lsdException w:name="caption" w:semiHidden="1" w:uiPriority="35" w:unhideWhenUsed="1" w:qFormat="1"/>
+    <w:lsdException w:name="caption" w:uiPriority="35" w:semiHidden="1" w:unhideWhenUsed="1" w:qFormat="1"/>
     <w:lsdException w:name="table of figures" w:semiHidden="1" w:unhideWhenUsed="1"/>
     <w:lsdException w:name="envelope address" w:semiHidden="1" w:unhideWhenUsed="1"/>
     <w:lsdException w:name="envelope return" w:semiHidden="1" w:unhideWhenUsed="1"/>
@@ -21631,7 +21661,7 @@
     <w:lsdException w:name="Title" w:uiPriority="10" w:qFormat="1"/>
     <w:lsdException w:name="Closing" w:semiHidden="1" w:unhideWhenUsed="1"/>
     <w:lsdException w:name="Signature" w:semiHidden="1" w:unhideWhenUsed="1"/>
-    <w:lsdException w:name="Default Paragraph Font" w:semiHidden="1" w:uiPriority="1" w:unhideWhenUsed="1"/>
+    <w:lsdException w:name="Default Paragraph Font" w:uiPriority="1" w:semiHidden="1" w:unhideWhenUsed="1"/>
     <w:lsdException w:name="Body Text" w:semiHidden="1" w:unhideWhenUsed="1"/>
     <w:lsdException w:name="Body Text Indent" w:semiHidden="1" w:unhideWhenUsed="1"/>
     <w:lsdException w:name="List Continue" w:semiHidden="1" w:unhideWhenUsed="1"/>
@@ -21831,8 +21861,8 @@
     <w:lsdException w:name="Subtle Reference" w:uiPriority="31" w:qFormat="1"/>
     <w:lsdException w:name="Intense Reference" w:uiPriority="32" w:qFormat="1"/>
     <w:lsdException w:name="Book Title" w:uiPriority="33" w:qFormat="1"/>
-    <w:lsdException w:name="Bibliography" w:semiHidden="1" w:uiPriority="37" w:unhideWhenUsed="1"/>
-    <w:lsdException w:name="TOC Heading" w:semiHidden="1" w:uiPriority="39" w:unhideWhenUsed="1" w:qFormat="1"/>
+    <w:lsdException w:name="Bibliography" w:uiPriority="37" w:semiHidden="1" w:unhideWhenUsed="1"/>
+    <w:lsdException w:name="TOC Heading" w:uiPriority="39" w:semiHidden="1" w:unhideWhenUsed="1" w:qFormat="1"/>
     <w:lsdException w:name="Plain Table 1" w:uiPriority="41"/>
     <w:lsdException w:name="Plain Table 2" w:uiPriority="42"/>
     <w:lsdException w:name="Plain Table 3" w:uiPriority="43"/>
@@ -21943,7 +21973,7 @@
     <w:lsdException w:name="Unresolved Mention" w:semiHidden="1" w:unhideWhenUsed="1"/>
     <w:lsdException w:name="Smart Link" w:semiHidden="1" w:unhideWhenUsed="1"/>
   </w:latentStyles>
-  <w:style w:type="paragraph" w:default="1" w:styleId="Normal">
+  <w:style w:type="paragraph" w:styleId="Normal" w:default="1">
     <w:name w:val="Normal"/>
     <w:qFormat/>
     <w:rsid w:val="00713F66"/>
@@ -21974,7 +22004,7 @@
       <w:outlineLvl w:val="0"/>
     </w:pPr>
     <w:rPr>
-      <w:rFonts w:ascii="Calibri" w:eastAsia="Times New Roman" w:hAnsi="Calibri" w:cs="Times New Roman (Títulos en alf"/>
+      <w:rFonts w:ascii="Calibri" w:hAnsi="Calibri" w:eastAsia="Times New Roman" w:cs="Times New Roman (Títulos en alf"/>
       <w:b/>
       <w:color w:val="000000" w:themeColor="text1"/>
       <w:kern w:val="0"/>
@@ -22006,7 +22036,7 @@
       <w:outlineLvl w:val="1"/>
     </w:pPr>
     <w:rPr>
-      <w:rFonts w:ascii="Calibri" w:eastAsiaTheme="majorEastAsia" w:hAnsi="Calibri" w:cstheme="majorBidi"/>
+      <w:rFonts w:ascii="Calibri" w:hAnsi="Calibri" w:eastAsiaTheme="majorEastAsia" w:cstheme="majorBidi"/>
       <w:b/>
       <w:color w:val="000000" w:themeColor="text1"/>
       <w:kern w:val="0"/>
@@ -22100,19 +22130,19 @@
       <w:outlineLvl w:val="6"/>
     </w:pPr>
     <w:rPr>
-      <w:rFonts w:asciiTheme="majorHAnsi" w:eastAsiaTheme="majorEastAsia" w:hAnsiTheme="majorHAnsi" w:cstheme="majorBidi"/>
+      <w:rFonts w:asciiTheme="majorHAnsi" w:hAnsiTheme="majorHAnsi" w:eastAsiaTheme="majorEastAsia" w:cstheme="majorBidi"/>
       <w:i/>
       <w:iCs/>
       <w:color w:val="1F3763" w:themeColor="accent1" w:themeShade="7F"/>
     </w:rPr>
   </w:style>
-  <w:style w:type="character" w:default="1" w:styleId="Fuentedeprrafopredeter">
+  <w:style w:type="character" w:styleId="Fuentedeprrafopredeter" w:default="1">
     <w:name w:val="Default Paragraph Font"/>
     <w:uiPriority w:val="1"/>
     <w:semiHidden/>
     <w:unhideWhenUsed/>
   </w:style>
-  <w:style w:type="table" w:default="1" w:styleId="Tablanormal">
+  <w:style w:type="table" w:styleId="Tablanormal" w:default="1">
     <w:name w:val="Normal Table"/>
     <w:uiPriority w:val="99"/>
     <w:semiHidden/>
@@ -22127,7 +22157,7 @@
       </w:tblCellMar>
     </w:tblPr>
   </w:style>
-  <w:style w:type="numbering" w:default="1" w:styleId="Sinlista">
+  <w:style w:type="numbering" w:styleId="Sinlista" w:default="1">
     <w:name w:val="No List"/>
     <w:uiPriority w:val="99"/>
     <w:semiHidden/>
@@ -22144,7 +22174,7 @@
       <w:contextualSpacing/>
     </w:pPr>
   </w:style>
-  <w:style w:type="paragraph" w:customStyle="1" w:styleId="TituloPortada">
+  <w:style w:type="paragraph" w:styleId="TituloPortada" w:customStyle="1">
     <w:name w:val="Titulo Portada"/>
     <w:basedOn w:val="Normal"/>
     <w:rsid w:val="00C407C1"/>
@@ -22158,14 +22188,14 @@
       <w:lang w:val="es-419"/>
     </w:rPr>
   </w:style>
-  <w:style w:type="character" w:customStyle="1" w:styleId="Ttulo1Car">
+  <w:style w:type="character" w:styleId="Ttulo1Car" w:customStyle="1">
     <w:name w:val="Título 1 Car"/>
     <w:basedOn w:val="Fuentedeprrafopredeter"/>
     <w:link w:val="Ttulo1"/>
     <w:uiPriority w:val="9"/>
     <w:rsid w:val="00D72E30"/>
     <w:rPr>
-      <w:rFonts w:ascii="Calibri" w:eastAsia="Times New Roman" w:hAnsi="Calibri" w:cs="Times New Roman (Títulos en alf"/>
+      <w:rFonts w:ascii="Calibri" w:hAnsi="Calibri" w:eastAsia="Times New Roman" w:cs="Times New Roman (Títulos en alf"/>
       <w:b/>
       <w:color w:val="000000" w:themeColor="text1"/>
       <w:spacing w:val="-10"/>
@@ -22177,14 +22207,14 @@
       <w14:ligatures w14:val="none"/>
     </w:rPr>
   </w:style>
-  <w:style w:type="character" w:customStyle="1" w:styleId="Ttulo2Car">
+  <w:style w:type="character" w:styleId="Ttulo2Car" w:customStyle="1">
     <w:name w:val="Título 2 Car"/>
     <w:basedOn w:val="Fuentedeprrafopredeter"/>
     <w:link w:val="Ttulo2"/>
     <w:uiPriority w:val="9"/>
     <w:rsid w:val="00DD6B45"/>
     <w:rPr>
-      <w:rFonts w:ascii="Calibri" w:eastAsiaTheme="majorEastAsia" w:hAnsi="Calibri" w:cstheme="majorBidi"/>
+      <w:rFonts w:ascii="Calibri" w:hAnsi="Calibri" w:eastAsiaTheme="majorEastAsia" w:cstheme="majorBidi"/>
       <w:b/>
       <w:color w:val="000000" w:themeColor="text1"/>
       <w:kern w:val="0"/>
@@ -22194,14 +22224,14 @@
       <w14:ligatures w14:val="none"/>
     </w:rPr>
   </w:style>
-  <w:style w:type="character" w:customStyle="1" w:styleId="Ttulo3Car">
+  <w:style w:type="character" w:styleId="Ttulo3Car" w:customStyle="1">
     <w:name w:val="Título 3 Car"/>
     <w:basedOn w:val="Fuentedeprrafopredeter"/>
     <w:link w:val="Ttulo3"/>
     <w:uiPriority w:val="9"/>
     <w:rsid w:val="00754350"/>
     <w:rPr>
-      <w:rFonts w:ascii="Calibri" w:eastAsiaTheme="majorEastAsia" w:hAnsi="Calibri" w:cstheme="majorBidi"/>
+      <w:rFonts w:ascii="Calibri" w:hAnsi="Calibri" w:eastAsiaTheme="majorEastAsia" w:cstheme="majorBidi"/>
       <w:b/>
       <w:iCs/>
       <w:color w:val="000000" w:themeColor="text1"/>
@@ -22232,7 +22262,7 @@
       <w14:ligatures w14:val="none"/>
     </w:rPr>
   </w:style>
-  <w:style w:type="character" w:customStyle="1" w:styleId="Extranjerismo">
+  <w:style w:type="character" w:styleId="Extranjerismo" w:customStyle="1">
     <w:name w:val="Extranjerismo"/>
     <w:basedOn w:val="Fuentedeprrafopredeter"/>
     <w:uiPriority w:val="1"/>
@@ -22243,7 +22273,7 @@
       <w:lang w:val="en-US"/>
     </w:rPr>
   </w:style>
-  <w:style w:type="paragraph" w:customStyle="1" w:styleId="Figura">
+  <w:style w:type="paragraph" w:styleId="Figura" w:customStyle="1">
     <w:name w:val="Figura"/>
     <w:basedOn w:val="Normal"/>
     <w:next w:val="Normal"/>
@@ -22270,7 +22300,7 @@
       <w14:ligatures w14:val="none"/>
     </w:rPr>
   </w:style>
-  <w:style w:type="character" w:customStyle="1" w:styleId="FiguraCar">
+  <w:style w:type="character" w:styleId="FiguraCar" w:customStyle="1">
     <w:name w:val="Figura Car"/>
     <w:basedOn w:val="Fuentedeprrafopredeter"/>
     <w:link w:val="Figura"/>
@@ -22285,14 +22315,14 @@
       <w14:ligatures w14:val="none"/>
     </w:rPr>
   </w:style>
-  <w:style w:type="character" w:customStyle="1" w:styleId="Ttulo4Car">
+  <w:style w:type="character" w:styleId="Ttulo4Car" w:customStyle="1">
     <w:name w:val="Título 4 Car"/>
     <w:basedOn w:val="Fuentedeprrafopredeter"/>
     <w:link w:val="Ttulo4"/>
     <w:uiPriority w:val="9"/>
     <w:rsid w:val="001B57A6"/>
     <w:rPr>
-      <w:rFonts w:ascii="Calibri" w:eastAsiaTheme="majorEastAsia" w:hAnsi="Calibri" w:cstheme="majorBidi"/>
+      <w:rFonts w:ascii="Calibri" w:hAnsi="Calibri" w:eastAsiaTheme="majorEastAsia" w:cstheme="majorBidi"/>
       <w:b/>
       <w:color w:val="000000" w:themeColor="text1"/>
       <w:kern w:val="0"/>
@@ -22302,14 +22332,14 @@
       <w14:ligatures w14:val="none"/>
     </w:rPr>
   </w:style>
-  <w:style w:type="character" w:customStyle="1" w:styleId="Ttulo5Car">
+  <w:style w:type="character" w:styleId="Ttulo5Car" w:customStyle="1">
     <w:name w:val="Título 5 Car"/>
     <w:basedOn w:val="Fuentedeprrafopredeter"/>
     <w:link w:val="Ttulo5"/>
     <w:uiPriority w:val="9"/>
     <w:rsid w:val="00746AD1"/>
     <w:rPr>
-      <w:rFonts w:ascii="Calibri" w:eastAsiaTheme="majorEastAsia" w:hAnsi="Calibri" w:cstheme="majorBidi"/>
+      <w:rFonts w:ascii="Calibri" w:hAnsi="Calibri" w:eastAsiaTheme="majorEastAsia" w:cstheme="majorBidi"/>
       <w:b/>
       <w:color w:val="000000" w:themeColor="text1"/>
       <w:kern w:val="0"/>
@@ -22319,7 +22349,7 @@
       <w14:ligatures w14:val="none"/>
     </w:rPr>
   </w:style>
-  <w:style w:type="paragraph" w:customStyle="1" w:styleId="Tabla">
+  <w:style w:type="paragraph" w:styleId="Tabla" w:customStyle="1">
     <w:name w:val="Tabla"/>
     <w:basedOn w:val="Normal"/>
     <w:next w:val="Normal"/>
@@ -22355,28 +22385,28 @@
       <w:contextualSpacing/>
     </w:pPr>
     <w:rPr>
-      <w:rFonts w:asciiTheme="majorHAnsi" w:eastAsiaTheme="majorEastAsia" w:hAnsiTheme="majorHAnsi" w:cstheme="majorBidi"/>
+      <w:rFonts w:asciiTheme="majorHAnsi" w:hAnsiTheme="majorHAnsi" w:eastAsiaTheme="majorEastAsia" w:cstheme="majorBidi"/>
       <w:spacing w:val="-10"/>
       <w:kern w:val="28"/>
       <w:sz w:val="56"/>
       <w:szCs w:val="56"/>
     </w:rPr>
   </w:style>
-  <w:style w:type="character" w:customStyle="1" w:styleId="TtuloCar">
+  <w:style w:type="character" w:styleId="TtuloCar" w:customStyle="1">
     <w:name w:val="Título Car"/>
     <w:basedOn w:val="Fuentedeprrafopredeter"/>
     <w:link w:val="Ttulo"/>
     <w:uiPriority w:val="10"/>
     <w:rsid w:val="00590D20"/>
     <w:rPr>
-      <w:rFonts w:asciiTheme="majorHAnsi" w:eastAsiaTheme="majorEastAsia" w:hAnsiTheme="majorHAnsi" w:cstheme="majorBidi"/>
+      <w:rFonts w:asciiTheme="majorHAnsi" w:hAnsiTheme="majorHAnsi" w:eastAsiaTheme="majorEastAsia" w:cstheme="majorBidi"/>
       <w:spacing w:val="-10"/>
       <w:kern w:val="28"/>
       <w:sz w:val="56"/>
       <w:szCs w:val="56"/>
     </w:rPr>
   </w:style>
-  <w:style w:type="character" w:customStyle="1" w:styleId="TablaCar">
+  <w:style w:type="character" w:styleId="TablaCar" w:customStyle="1">
     <w:name w:val="Tabla Car"/>
     <w:basedOn w:val="Fuentedeprrafopredeter"/>
     <w:link w:val="Tabla"/>
@@ -22391,7 +22421,7 @@
       <w14:ligatures w14:val="none"/>
     </w:rPr>
   </w:style>
-  <w:style w:type="table" w:customStyle="1" w:styleId="SENA">
+  <w:style w:type="table" w:styleId="SENA" w:customStyle="1">
     <w:name w:val="SENA"/>
     <w:basedOn w:val="Tablanormal"/>
     <w:uiPriority w:val="99"/>
@@ -22408,18 +22438,18 @@
     <w:tblPr>
       <w:tblStyleRowBandSize w:val="1"/>
       <w:tblBorders>
-        <w:top w:val="single" w:sz="4" w:space="0" w:color="D9D9D9" w:themeColor="background1" w:themeShade="D9"/>
-        <w:left w:val="single" w:sz="4" w:space="0" w:color="D9D9D9" w:themeColor="background1" w:themeShade="D9"/>
-        <w:bottom w:val="single" w:sz="4" w:space="0" w:color="D9D9D9" w:themeColor="background1" w:themeShade="D9"/>
-        <w:right w:val="single" w:sz="4" w:space="0" w:color="D9D9D9" w:themeColor="background1" w:themeShade="D9"/>
-        <w:insideH w:val="single" w:sz="4" w:space="0" w:color="D9D9D9" w:themeColor="background1" w:themeShade="D9"/>
-        <w:insideV w:val="single" w:sz="4" w:space="0" w:color="D9D9D9" w:themeColor="background1" w:themeShade="D9"/>
+        <w:top w:val="single" w:color="D9D9D9" w:themeColor="background1" w:themeShade="D9" w:sz="4" w:space="0"/>
+        <w:left w:val="single" w:color="D9D9D9" w:themeColor="background1" w:themeShade="D9" w:sz="4" w:space="0"/>
+        <w:bottom w:val="single" w:color="D9D9D9" w:themeColor="background1" w:themeShade="D9" w:sz="4" w:space="0"/>
+        <w:right w:val="single" w:color="D9D9D9" w:themeColor="background1" w:themeShade="D9" w:sz="4" w:space="0"/>
+        <w:insideH w:val="single" w:color="D9D9D9" w:themeColor="background1" w:themeShade="D9" w:sz="4" w:space="0"/>
+        <w:insideV w:val="single" w:color="D9D9D9" w:themeColor="background1" w:themeShade="D9" w:sz="4" w:space="0"/>
       </w:tblBorders>
     </w:tblPr>
     <w:tblStylePr w:type="firstRow">
       <w:pPr>
         <w:wordWrap/>
-        <w:spacing w:beforeLines="0" w:before="120" w:beforeAutospacing="0" w:afterLines="0" w:after="120" w:afterAutospacing="0"/>
+        <w:spacing w:before="120" w:beforeLines="0" w:beforeAutospacing="0" w:after="120" w:afterLines="0" w:afterAutospacing="0"/>
       </w:pPr>
       <w:rPr>
         <w:b/>
@@ -22446,12 +22476,12 @@
     </w:pPr>
     <w:tblPr>
       <w:tblBorders>
-        <w:top w:val="single" w:sz="4" w:space="0" w:color="auto"/>
-        <w:left w:val="single" w:sz="4" w:space="0" w:color="auto"/>
-        <w:bottom w:val="single" w:sz="4" w:space="0" w:color="auto"/>
-        <w:right w:val="single" w:sz="4" w:space="0" w:color="auto"/>
-        <w:insideH w:val="single" w:sz="4" w:space="0" w:color="auto"/>
-        <w:insideV w:val="single" w:sz="4" w:space="0" w:color="auto"/>
+        <w:top w:val="single" w:color="auto" w:sz="4" w:space="0"/>
+        <w:left w:val="single" w:color="auto" w:sz="4" w:space="0"/>
+        <w:bottom w:val="single" w:color="auto" w:sz="4" w:space="0"/>
+        <w:right w:val="single" w:color="auto" w:sz="4" w:space="0"/>
+        <w:insideH w:val="single" w:color="auto" w:sz="4" w:space="0"/>
+        <w:insideV w:val="single" w:color="auto" w:sz="4" w:space="0"/>
       </w:tblBorders>
     </w:tblPr>
   </w:style>
@@ -22466,7 +22496,7 @@
       <w:u w:val="single"/>
     </w:rPr>
   </w:style>
-  <w:style w:type="paragraph" w:customStyle="1" w:styleId="Video">
+  <w:style w:type="paragraph" w:styleId="Video" w:customStyle="1">
     <w:name w:val="Video"/>
     <w:basedOn w:val="Normal"/>
     <w:next w:val="Normal"/>
@@ -22488,7 +22518,7 @@
       <w14:ligatures w14:val="none"/>
     </w:rPr>
   </w:style>
-  <w:style w:type="character" w:customStyle="1" w:styleId="VideoCar">
+  <w:style w:type="character" w:styleId="VideoCar" w:customStyle="1">
     <w:name w:val="Video Car"/>
     <w:basedOn w:val="Fuentedeprrafopredeter"/>
     <w:link w:val="Video"/>
@@ -22501,7 +22531,7 @@
       <w14:ligatures w14:val="none"/>
     </w:rPr>
   </w:style>
-  <w:style w:type="character" w:customStyle="1" w:styleId="Mencinsinresolver1">
+  <w:style w:type="character" w:styleId="Mencinsinresolver1" w:customStyle="1">
     <w:name w:val="Mención sin resolver1"/>
     <w:basedOn w:val="Fuentedeprrafopredeter"/>
     <w:uiPriority w:val="99"/>
@@ -22529,12 +22559,12 @@
       <w:tblStyleRowBandSize w:val="1"/>
       <w:tblStyleColBandSize w:val="1"/>
       <w:tblBorders>
-        <w:top w:val="single" w:sz="4" w:space="0" w:color="C9C9C9" w:themeColor="accent3" w:themeTint="99"/>
-        <w:left w:val="single" w:sz="4" w:space="0" w:color="C9C9C9" w:themeColor="accent3" w:themeTint="99"/>
-        <w:bottom w:val="single" w:sz="4" w:space="0" w:color="C9C9C9" w:themeColor="accent3" w:themeTint="99"/>
-        <w:right w:val="single" w:sz="4" w:space="0" w:color="C9C9C9" w:themeColor="accent3" w:themeTint="99"/>
-        <w:insideH w:val="single" w:sz="4" w:space="0" w:color="C9C9C9" w:themeColor="accent3" w:themeTint="99"/>
-        <w:insideV w:val="single" w:sz="4" w:space="0" w:color="C9C9C9" w:themeColor="accent3" w:themeTint="99"/>
+        <w:top w:val="single" w:color="C9C9C9" w:themeColor="accent3" w:themeTint="99" w:sz="4" w:space="0"/>
+        <w:left w:val="single" w:color="C9C9C9" w:themeColor="accent3" w:themeTint="99" w:sz="4" w:space="0"/>
+        <w:bottom w:val="single" w:color="C9C9C9" w:themeColor="accent3" w:themeTint="99" w:sz="4" w:space="0"/>
+        <w:right w:val="single" w:color="C9C9C9" w:themeColor="accent3" w:themeTint="99" w:sz="4" w:space="0"/>
+        <w:insideH w:val="single" w:color="C9C9C9" w:themeColor="accent3" w:themeTint="99" w:sz="4" w:space="0"/>
+        <w:insideV w:val="single" w:color="C9C9C9" w:themeColor="accent3" w:themeTint="99" w:sz="4" w:space="0"/>
       </w:tblBorders>
     </w:tblPr>
     <w:tblStylePr w:type="firstRow">
@@ -22546,10 +22576,10 @@
       <w:tblPr/>
       <w:tcPr>
         <w:tcBorders>
-          <w:top w:val="single" w:sz="4" w:space="0" w:color="A5A5A5" w:themeColor="accent3"/>
-          <w:left w:val="single" w:sz="4" w:space="0" w:color="A5A5A5" w:themeColor="accent3"/>
-          <w:bottom w:val="single" w:sz="4" w:space="0" w:color="A5A5A5" w:themeColor="accent3"/>
-          <w:right w:val="single" w:sz="4" w:space="0" w:color="A5A5A5" w:themeColor="accent3"/>
+          <w:top w:val="single" w:color="A5A5A5" w:themeColor="accent3" w:sz="4" w:space="0"/>
+          <w:left w:val="single" w:color="A5A5A5" w:themeColor="accent3" w:sz="4" w:space="0"/>
+          <w:bottom w:val="single" w:color="A5A5A5" w:themeColor="accent3" w:sz="4" w:space="0"/>
+          <w:right w:val="single" w:color="A5A5A5" w:themeColor="accent3" w:sz="4" w:space="0"/>
           <w:insideH w:val="nil"/>
           <w:insideV w:val="nil"/>
         </w:tcBorders>
@@ -22564,7 +22594,7 @@
       <w:tblPr/>
       <w:tcPr>
         <w:tcBorders>
-          <w:top w:val="double" w:sz="4" w:space="0" w:color="A5A5A5" w:themeColor="accent3"/>
+          <w:top w:val="double" w:color="A5A5A5" w:themeColor="accent3" w:sz="4" w:space="0"/>
         </w:tcBorders>
       </w:tcPr>
     </w:tblStylePr>
@@ -22593,7 +22623,7 @@
       </w:tcPr>
     </w:tblStylePr>
   </w:style>
-  <w:style w:type="paragraph" w:customStyle="1" w:styleId="Tablas">
+  <w:style w:type="paragraph" w:styleId="Tablas" w:customStyle="1">
     <w:name w:val="Tablas"/>
     <w:qFormat/>
     <w:rsid w:val="00CE2C4A"/>
@@ -22610,7 +22640,7 @@
       <w14:ligatures w14:val="none"/>
     </w:rPr>
   </w:style>
-  <w:style w:type="paragraph" w:customStyle="1" w:styleId="TextoTablas">
+  <w:style w:type="paragraph" w:styleId="TextoTablas" w:customStyle="1">
     <w:name w:val="Texto_Tablas"/>
     <w:basedOn w:val="Normal"/>
     <w:qFormat/>
@@ -22706,7 +22736,7 @@
       <w:spacing w:before="0" w:after="0" w:line="240" w:lineRule="auto"/>
     </w:pPr>
   </w:style>
-  <w:style w:type="character" w:customStyle="1" w:styleId="EncabezadoCar">
+  <w:style w:type="character" w:styleId="EncabezadoCar" w:customStyle="1">
     <w:name w:val="Encabezado Car"/>
     <w:basedOn w:val="Fuentedeprrafopredeter"/>
     <w:link w:val="Encabezado"/>
@@ -22731,7 +22761,7 @@
       <w:spacing w:before="0" w:after="0" w:line="240" w:lineRule="auto"/>
     </w:pPr>
   </w:style>
-  <w:style w:type="character" w:customStyle="1" w:styleId="PiedepginaCar">
+  <w:style w:type="character" w:styleId="PiedepginaCar" w:customStyle="1">
     <w:name w:val="Pie de página Car"/>
     <w:basedOn w:val="Fuentedeprrafopredeter"/>
     <w:link w:val="Piedepgina"/>
@@ -22741,14 +22771,14 @@
       <w:sz w:val="28"/>
     </w:rPr>
   </w:style>
-  <w:style w:type="character" w:customStyle="1" w:styleId="Ttulo6Car">
+  <w:style w:type="character" w:styleId="Ttulo6Car" w:customStyle="1">
     <w:name w:val="Título 6 Car"/>
     <w:basedOn w:val="Fuentedeprrafopredeter"/>
     <w:link w:val="Ttulo6"/>
     <w:uiPriority w:val="9"/>
     <w:rsid w:val="00C7377B"/>
     <w:rPr>
-      <w:rFonts w:ascii="Calibri" w:eastAsiaTheme="majorEastAsia" w:hAnsi="Calibri" w:cstheme="majorBidi"/>
+      <w:rFonts w:ascii="Calibri" w:hAnsi="Calibri" w:eastAsiaTheme="majorEastAsia" w:cstheme="majorBidi"/>
       <w:b/>
       <w:color w:val="000000" w:themeColor="text1"/>
       <w:kern w:val="0"/>
@@ -22758,7 +22788,7 @@
       <w14:ligatures w14:val="none"/>
     </w:rPr>
   </w:style>
-  <w:style w:type="paragraph" w:customStyle="1" w:styleId="Titulosgenerales">
+  <w:style w:type="paragraph" w:styleId="Titulosgenerales" w:customStyle="1">
     <w:name w:val="Titulos generales"/>
     <w:basedOn w:val="Ttulo1"/>
     <w:qFormat/>
@@ -22805,7 +22835,7 @@
       <w:color w:val="404040" w:themeColor="text1" w:themeTint="BF"/>
     </w:rPr>
   </w:style>
-  <w:style w:type="character" w:customStyle="1" w:styleId="CitaCar">
+  <w:style w:type="character" w:styleId="CitaCar" w:customStyle="1">
     <w:name w:val="Cita Car"/>
     <w:basedOn w:val="Fuentedeprrafopredeter"/>
     <w:link w:val="Cita"/>
@@ -22830,7 +22860,7 @@
       <w:ind w:firstLine="0"/>
     </w:pPr>
     <w:rPr>
-      <w:rFonts w:ascii="Times New Roman" w:eastAsia="Times New Roman" w:hAnsi="Times New Roman" w:cs="Times New Roman"/>
+      <w:rFonts w:ascii="Times New Roman" w:hAnsi="Times New Roman" w:eastAsia="Times New Roman" w:cs="Times New Roman"/>
       <w:kern w:val="0"/>
       <w:sz w:val="24"/>
       <w:szCs w:val="24"/>
@@ -22850,12 +22880,12 @@
       <w:tblStyleRowBandSize w:val="1"/>
       <w:tblStyleColBandSize w:val="1"/>
       <w:tblBorders>
-        <w:top w:val="single" w:sz="4" w:space="0" w:color="999999" w:themeColor="text1" w:themeTint="66"/>
-        <w:left w:val="single" w:sz="4" w:space="0" w:color="999999" w:themeColor="text1" w:themeTint="66"/>
-        <w:bottom w:val="single" w:sz="4" w:space="0" w:color="999999" w:themeColor="text1" w:themeTint="66"/>
-        <w:right w:val="single" w:sz="4" w:space="0" w:color="999999" w:themeColor="text1" w:themeTint="66"/>
-        <w:insideH w:val="single" w:sz="4" w:space="0" w:color="999999" w:themeColor="text1" w:themeTint="66"/>
-        <w:insideV w:val="single" w:sz="4" w:space="0" w:color="999999" w:themeColor="text1" w:themeTint="66"/>
+        <w:top w:val="single" w:color="999999" w:themeColor="text1" w:themeTint="66" w:sz="4" w:space="0"/>
+        <w:left w:val="single" w:color="999999" w:themeColor="text1" w:themeTint="66" w:sz="4" w:space="0"/>
+        <w:bottom w:val="single" w:color="999999" w:themeColor="text1" w:themeTint="66" w:sz="4" w:space="0"/>
+        <w:right w:val="single" w:color="999999" w:themeColor="text1" w:themeTint="66" w:sz="4" w:space="0"/>
+        <w:insideH w:val="single" w:color="999999" w:themeColor="text1" w:themeTint="66" w:sz="4" w:space="0"/>
+        <w:insideV w:val="single" w:color="999999" w:themeColor="text1" w:themeTint="66" w:sz="4" w:space="0"/>
       </w:tblBorders>
     </w:tblPr>
     <w:tblStylePr w:type="firstRow">
@@ -22866,7 +22896,7 @@
       <w:tblPr/>
       <w:tcPr>
         <w:tcBorders>
-          <w:bottom w:val="single" w:sz="12" w:space="0" w:color="666666" w:themeColor="text1" w:themeTint="99"/>
+          <w:bottom w:val="single" w:color="666666" w:themeColor="text1" w:themeTint="99" w:sz="12" w:space="0"/>
         </w:tcBorders>
       </w:tcPr>
     </w:tblStylePr>
@@ -22878,7 +22908,7 @@
       <w:tblPr/>
       <w:tcPr>
         <w:tcBorders>
-          <w:top w:val="double" w:sz="2" w:space="0" w:color="666666" w:themeColor="text1" w:themeTint="99"/>
+          <w:top w:val="double" w:color="666666" w:themeColor="text1" w:themeTint="99" w:sz="2" w:space="0"/>
         </w:tcBorders>
       </w:tcPr>
     </w:tblStylePr>
@@ -22940,7 +22970,7 @@
       <w:sz w:val="22"/>
     </w:rPr>
   </w:style>
-  <w:style w:type="character" w:customStyle="1" w:styleId="SubttuloCar">
+  <w:style w:type="character" w:styleId="SubttuloCar" w:customStyle="1">
     <w:name w:val="Subtítulo Car"/>
     <w:basedOn w:val="Fuentedeprrafopredeter"/>
     <w:link w:val="Subttulo"/>
@@ -22952,14 +22982,14 @@
       <w:spacing w:val="15"/>
     </w:rPr>
   </w:style>
-  <w:style w:type="character" w:customStyle="1" w:styleId="Ttulo7Car">
+  <w:style w:type="character" w:styleId="Ttulo7Car" w:customStyle="1">
     <w:name w:val="Título 7 Car"/>
     <w:basedOn w:val="Fuentedeprrafopredeter"/>
     <w:link w:val="Ttulo7"/>
     <w:uiPriority w:val="9"/>
     <w:rsid w:val="001D4F8D"/>
     <w:rPr>
-      <w:rFonts w:asciiTheme="majorHAnsi" w:eastAsiaTheme="majorEastAsia" w:hAnsiTheme="majorHAnsi" w:cstheme="majorBidi"/>
+      <w:rFonts w:asciiTheme="majorHAnsi" w:hAnsiTheme="majorHAnsi" w:eastAsiaTheme="majorEastAsia" w:cstheme="majorBidi"/>
       <w:i/>
       <w:iCs/>
       <w:color w:val="1F3763" w:themeColor="accent1" w:themeShade="7F"/>
@@ -23007,7 +23037,7 @@
 </file>
 
 <file path=word/theme/theme1.xml><?xml version="1.0" encoding="utf-8"?>
-<a:theme xmlns:a="http://schemas.openxmlformats.org/drawingml/2006/main" name="Tema de Office">
+<a:theme xmlns:a="http://schemas.openxmlformats.org/drawingml/2006/main" xmlns:thm15="http://schemas.microsoft.com/office/thememl/2012/main" name="Tema de Office">
   <a:themeElements>
     <a:clrScheme name="Office">
       <a:dk1>

--- a/fuentes/212500_CF01_DU.docx
+++ b/fuentes/212500_CF01_DU.docx
@@ -1,6 +1,6 @@
 
 <file path=word/document.xml><?xml version="1.0" encoding="utf-8"?>
-<w:document xmlns:wpc="http://schemas.microsoft.com/office/word/2010/wordprocessingCanvas" xmlns:cx="http://schemas.microsoft.com/office/drawing/2014/chartex" xmlns:cx1="http://schemas.microsoft.com/office/drawing/2015/9/8/chartex" xmlns:cx2="http://schemas.microsoft.com/office/drawing/2015/10/21/chartex" xmlns:cx3="http://schemas.microsoft.com/office/drawing/2016/5/9/chartex" xmlns:cx4="http://schemas.microsoft.com/office/drawing/2016/5/10/chartex" xmlns:cx5="http://schemas.microsoft.com/office/drawing/2016/5/11/chartex" xmlns:cx6="http://schemas.microsoft.com/office/drawing/2016/5/12/chartex" xmlns:cx7="http://schemas.microsoft.com/office/drawing/2016/5/13/chartex" xmlns:cx8="http://schemas.microsoft.com/office/drawing/2016/5/14/chartex" xmlns:mc="http://schemas.openxmlformats.org/markup-compatibility/2006" xmlns:aink="http://schemas.microsoft.com/office/drawing/2016/ink" xmlns:am3d="http://schemas.microsoft.com/office/drawing/2017/model3d" xmlns:o="urn:schemas-microsoft-com:office:office" xmlns:oel="http://schemas.microsoft.com/office/2019/extlst" xmlns:r="http://schemas.openxmlformats.org/officeDocument/2006/relationships" xmlns:m="http://schemas.openxmlformats.org/officeDocument/2006/math" xmlns:v="urn:schemas-microsoft-com:vml" xmlns:wp14="http://schemas.microsoft.com/office/word/2010/wordprocessingDrawing" xmlns:wp="http://schemas.openxmlformats.org/drawingml/2006/wordprocessingDrawing" xmlns:w10="urn:schemas-microsoft-com:office:word" xmlns:w="http://schemas.openxmlformats.org/wordprocessingml/2006/main" xmlns:w14="http://schemas.microsoft.com/office/word/2010/wordml" xmlns:w15="http://schemas.microsoft.com/office/word/2012/wordml" xmlns:w16cex="http://schemas.microsoft.com/office/word/2018/wordml/cex" xmlns:w16cid="http://schemas.microsoft.com/office/word/2016/wordml/cid" xmlns:w16="http://schemas.microsoft.com/office/word/2018/wordml" xmlns:w16du="http://schemas.microsoft.com/office/word/2023/wordml/word16du" xmlns:w16sdtdh="http://schemas.microsoft.com/office/word/2020/wordml/sdtdatahash" xmlns:w16sdtfl="http://schemas.microsoft.com/office/word/2024/wordml/sdtformatlock" xmlns:w16se="http://schemas.microsoft.com/office/word/2015/wordml/symex" xmlns:wpg="http://schemas.microsoft.com/office/word/2010/wordprocessingGroup" xmlns:wpi="http://schemas.microsoft.com/office/word/2010/wordprocessingInk" xmlns:wne="http://schemas.microsoft.com/office/word/2006/wordml" xmlns:wps="http://schemas.microsoft.com/office/word/2010/wordprocessingShape" xmlns:a="http://schemas.openxmlformats.org/drawingml/2006/main" xmlns:adec="http://schemas.microsoft.com/office/drawing/2017/decorative" xmlns:pic="http://schemas.openxmlformats.org/drawingml/2006/picture" xmlns:a14="http://schemas.microsoft.com/office/drawing/2010/main" mc:Ignorable="w14 w15 w16se w16cid w16 w16cex w16sdtdh w16sdtfl w16du wp14">
+<w:document xmlns:wpc="http://schemas.microsoft.com/office/word/2010/wordprocessingCanvas" xmlns:cx="http://schemas.microsoft.com/office/drawing/2014/chartex" xmlns:cx1="http://schemas.microsoft.com/office/drawing/2015/9/8/chartex" xmlns:cx2="http://schemas.microsoft.com/office/drawing/2015/10/21/chartex" xmlns:cx3="http://schemas.microsoft.com/office/drawing/2016/5/9/chartex" xmlns:cx4="http://schemas.microsoft.com/office/drawing/2016/5/10/chartex" xmlns:cx5="http://schemas.microsoft.com/office/drawing/2016/5/11/chartex" xmlns:cx6="http://schemas.microsoft.com/office/drawing/2016/5/12/chartex" xmlns:cx7="http://schemas.microsoft.com/office/drawing/2016/5/13/chartex" xmlns:cx8="http://schemas.microsoft.com/office/drawing/2016/5/14/chartex" xmlns:mc="http://schemas.openxmlformats.org/markup-compatibility/2006" xmlns:aink="http://schemas.microsoft.com/office/drawing/2016/ink" xmlns:am3d="http://schemas.microsoft.com/office/drawing/2017/model3d" xmlns:o="urn:schemas-microsoft-com:office:office" xmlns:oel="http://schemas.microsoft.com/office/2019/extlst" xmlns:r="http://schemas.openxmlformats.org/officeDocument/2006/relationships" xmlns:m="http://schemas.openxmlformats.org/officeDocument/2006/math" xmlns:v="urn:schemas-microsoft-com:vml" xmlns:wp14="http://schemas.microsoft.com/office/word/2010/wordprocessingDrawing" xmlns:wp="http://schemas.openxmlformats.org/drawingml/2006/wordprocessingDrawing" xmlns:w10="urn:schemas-microsoft-com:office:word" xmlns:w="http://schemas.openxmlformats.org/wordprocessingml/2006/main" xmlns:w14="http://schemas.microsoft.com/office/word/2010/wordml" xmlns:w15="http://schemas.microsoft.com/office/word/2012/wordml" xmlns:w16cex="http://schemas.microsoft.com/office/word/2018/wordml/cex" xmlns:w16cid="http://schemas.microsoft.com/office/word/2016/wordml/cid" xmlns:w16="http://schemas.microsoft.com/office/word/2018/wordml" xmlns:w16du="http://schemas.microsoft.com/office/word/2023/wordml/word16du" xmlns:w16sdtdh="http://schemas.microsoft.com/office/word/2020/wordml/sdtdatahash" xmlns:w16sdtfl="http://schemas.microsoft.com/office/word/2024/wordml/sdtformatlock" xmlns:w16se="http://schemas.microsoft.com/office/word/2015/wordml/symex" xmlns:wpg="http://schemas.microsoft.com/office/word/2010/wordprocessingGroup" xmlns:wpi="http://schemas.microsoft.com/office/word/2010/wordprocessingInk" xmlns:wne="http://schemas.microsoft.com/office/word/2006/wordml" xmlns:wps="http://schemas.microsoft.com/office/word/2010/wordprocessingShape" mc:Ignorable="w14 w15 w16se w16cid w16 w16cex w16sdtdh w16sdtfl w16du wp14">
   <w:body>
     <w:p>
       <w:pPr>
@@ -218,11 +218,11 @@
           </mc:Choice>
           <mc:Fallback>
             <w:pict>
-              <v:shapetype id="_x0000_t202" coordsize="21600,21600" o:spt="202" path="m,l,21600r21600,l21600,xe" w14:anchorId="2E2DABF6">
+              <v:shapetype w14:anchorId="2E2DABF6" id="_x0000_t202" coordsize="21600,21600" o:spt="202" path="m,l,21600r21600,l21600,xe">
                 <v:stroke joinstyle="miter"/>
                 <v:path gradientshapeok="t" o:connecttype="rect"/>
               </v:shapetype>
-              <v:shape id="Cuadro de texto 2" style="position:absolute;left:0;text-align:left;margin-left:-19.95pt;margin-top:33.15pt;width:549pt;height:145.5pt;z-index:251663360;visibility:visible;mso-wrap-style:square;mso-width-percent:0;mso-height-percent:0;mso-wrap-distance-left:9pt;mso-wrap-distance-top:3.6pt;mso-wrap-distance-right:9pt;mso-wrap-distance-bottom:3.6pt;mso-position-horizontal:absolute;mso-position-horizontal-relative:text;mso-position-vertical:absolute;mso-position-vertical-relative:text;mso-width-percent:0;mso-height-percent:0;mso-width-relative:margin;mso-height-relative:margin;v-text-anchor:top" o:spid="_x0000_s1026" filled="f" stroked="f" type="#_x0000_t202" o:gfxdata="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">
+              <v:shape id="Cuadro de texto 2" o:spid="_x0000_s1026" type="#_x0000_t202" style="position:absolute;left:0;text-align:left;margin-left:-19.95pt;margin-top:33.15pt;width:549pt;height:145.5pt;z-index:251663360;visibility:visible;mso-wrap-style:square;mso-width-percent:0;mso-height-percent:0;mso-wrap-distance-left:9pt;mso-wrap-distance-top:3.6pt;mso-wrap-distance-right:9pt;mso-wrap-distance-bottom:3.6pt;mso-position-horizontal:absolute;mso-position-horizontal-relative:text;mso-position-vertical:absolute;mso-position-vertical-relative:text;mso-width-percent:0;mso-height-percent:0;mso-width-relative:margin;mso-height-relative:margin;v-text-anchor:top" o:gfxdata="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" filled="f" stroked="f">
                 <v:textbox>
                   <w:txbxContent>
                     <w:p>
@@ -331,7 +331,7 @@
           </mc:Choice>
           <mc:Fallback>
             <w:pict>
-              <v:rect id="Rectángulo 3" style="position:absolute;margin-left:-55.95pt;margin-top:26.4pt;width:613.85pt;height:164.25pt;z-index:-251655168;visibility:visible;mso-wrap-style:square;mso-height-percent:0;mso-wrap-distance-left:9pt;mso-wrap-distance-top:0;mso-wrap-distance-right:9pt;mso-wrap-distance-bottom:0;mso-position-horizontal:absolute;mso-position-horizontal-relative:text;mso-position-vertical:absolute;mso-position-vertical-relative:text;mso-height-percent:0;mso-height-relative:margin;v-text-anchor:middle" o:spid="_x0000_s1026" fillcolor="#00314d" stroked="f" strokeweight="1pt" w14:anchorId="2EAEDC21" o:gfxdata="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"/>
+              <v:rect w14:anchorId="2EAEDC21" id="Rectángulo 3" o:spid="_x0000_s1026" style="position:absolute;margin-left:-55.95pt;margin-top:26.4pt;width:613.85pt;height:164.25pt;z-index:-251655168;visibility:visible;mso-wrap-style:square;mso-height-percent:0;mso-wrap-distance-left:9pt;mso-wrap-distance-top:0;mso-wrap-distance-right:9pt;mso-wrap-distance-bottom:0;mso-position-horizontal:absolute;mso-position-horizontal-relative:text;mso-position-vertical:absolute;mso-position-vertical-relative:text;mso-height-percent:0;mso-height-relative:margin;v-text-anchor:middle" o:gfxdata="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" fillcolor="#00314d" stroked="f" strokeweight="1pt"/>
             </w:pict>
           </mc:Fallback>
         </mc:AlternateContent>
@@ -435,7 +435,7 @@
     <w:p>
       <w:pPr>
         <w:pBdr>
-          <w:bottom w:val="single" w:color="auto" w:sz="12" w:space="1"/>
+          <w:bottom w:val="single" w:sz="12" w:space="1" w:color="auto"/>
         </w:pBdr>
         <w:rPr>
           <w:rFonts w:ascii="Calibri" w:hAnsi="Calibri"/>
@@ -457,7 +457,7 @@
     <w:p>
       <w:pPr>
         <w:pBdr>
-          <w:bottom w:val="single" w:color="auto" w:sz="12" w:space="1"/>
+          <w:bottom w:val="single" w:sz="12" w:space="1" w:color="auto"/>
         </w:pBdr>
         <w:rPr>
           <w:rFonts w:ascii="Calibri" w:hAnsi="Calibri"/>
@@ -543,15 +543,9 @@
     </w:p>
     <w:sdt>
       <w:sdtPr>
-        <w:id w:val="-1852639233"/>
-        <w:docPartObj>
-          <w:docPartGallery w:val="Table of Contents"/>
-          <w:docPartUnique/>
-        </w:docPartObj>
-        <w:rPr>
-          <w:rFonts w:ascii="Calibri" w:hAnsi="Calibri" w:eastAsia="游明朝" w:cs="Arial" w:asciiTheme="minorAscii" w:hAnsiTheme="minorAscii" w:eastAsiaTheme="minorEastAsia" w:cstheme="minorBidi"/>
+        <w:rPr>
+          <w:rFonts w:asciiTheme="minorHAnsi" w:eastAsiaTheme="minorEastAsia" w:hAnsiTheme="minorHAnsi" w:cstheme="minorBidi"/>
           <w:b w:val="0"/>
-          <w:bCs w:val="0"/>
           <w:color w:val="auto"/>
           <w:kern w:val="2"/>
           <w:sz w:val="28"/>
@@ -559,6 +553,11 @@
           <w:lang w:eastAsia="en-US"/>
           <w14:ligatures w14:val="standardContextual"/>
         </w:rPr>
+        <w:id w:val="-1852639233"/>
+        <w:docPartObj>
+          <w:docPartGallery w:val="Table of Contents"/>
+          <w:docPartUnique/>
+        </w:docPartObj>
       </w:sdtPr>
       <w:sdtContent>
         <w:p>
@@ -595,7 +594,7 @@
           <w:r>
             <w:fldChar w:fldCharType="separate"/>
           </w:r>
-          <w:hyperlink w:history="1" w:anchor="_Toc211455760">
+          <w:hyperlink w:anchor="_Toc215515458" w:history="1">
             <w:r>
               <w:rPr>
                 <w:rStyle w:val="Hipervnculo"/>
@@ -622,7 +621,7 @@
                 <w:noProof/>
                 <w:webHidden/>
               </w:rPr>
-              <w:instrText xml:space="preserve"> PAGEREF _Toc211455760 \h </w:instrText>
+              <w:instrText xml:space="preserve"> PAGEREF _Toc215515458 \h </w:instrText>
             </w:r>
             <w:r>
               <w:rPr>
@@ -668,7 +667,7 @@
               <w:lang w:eastAsia="es-CO"/>
             </w:rPr>
           </w:pPr>
-          <w:hyperlink w:history="1" w:anchor="_Toc211455761">
+          <w:hyperlink w:anchor="_Toc215515459" w:history="1">
             <w:r>
               <w:rPr>
                 <w:rStyle w:val="Hipervnculo"/>
@@ -712,7 +711,7 @@
                 <w:noProof/>
                 <w:webHidden/>
               </w:rPr>
-              <w:instrText xml:space="preserve"> PAGEREF _Toc211455761 \h </w:instrText>
+              <w:instrText xml:space="preserve"> PAGEREF _Toc215515459 \h </w:instrText>
             </w:r>
             <w:r>
               <w:rPr>
@@ -733,384 +732,6 @@
                 <w:webHidden/>
               </w:rPr>
               <w:t>5</w:t>
-            </w:r>
-            <w:r>
-              <w:rPr>
-                <w:noProof/>
-                <w:webHidden/>
-              </w:rPr>
-              <w:fldChar w:fldCharType="end"/>
-            </w:r>
-          </w:hyperlink>
-        </w:p>
-        <w:p>
-          <w:pPr>
-            <w:pStyle w:val="TDC1"/>
-            <w:tabs>
-              <w:tab w:val="left" w:pos="1200"/>
-              <w:tab w:val="right" w:leader="dot" w:pos="9962"/>
-            </w:tabs>
-            <w:rPr>
-              <w:rFonts w:eastAsiaTheme="minorEastAsia"/>
-              <w:noProof/>
-              <w:sz w:val="24"/>
-              <w:szCs w:val="24"/>
-              <w:lang w:eastAsia="es-CO"/>
-            </w:rPr>
-          </w:pPr>
-          <w:hyperlink w:history="1" w:anchor="_Toc211455762">
-            <w:r>
-              <w:rPr>
-                <w:rStyle w:val="Hipervnculo"/>
-                <w:noProof/>
-              </w:rPr>
-              <w:t>2.</w:t>
-            </w:r>
-            <w:r>
-              <w:rPr>
-                <w:rFonts w:eastAsiaTheme="minorEastAsia"/>
-                <w:noProof/>
-                <w:sz w:val="24"/>
-                <w:szCs w:val="24"/>
-                <w:lang w:eastAsia="es-CO"/>
-              </w:rPr>
-              <w:tab/>
-            </w:r>
-            <w:r>
-              <w:rPr>
-                <w:rStyle w:val="Hipervnculo"/>
-                <w:noProof/>
-              </w:rPr>
-              <w:t>Normas contables y tributarias aplicables a las unidades campesinas</w:t>
-            </w:r>
-            <w:r>
-              <w:rPr>
-                <w:noProof/>
-                <w:webHidden/>
-              </w:rPr>
-              <w:tab/>
-            </w:r>
-            <w:r>
-              <w:rPr>
-                <w:noProof/>
-                <w:webHidden/>
-              </w:rPr>
-              <w:fldChar w:fldCharType="begin"/>
-            </w:r>
-            <w:r>
-              <w:rPr>
-                <w:noProof/>
-                <w:webHidden/>
-              </w:rPr>
-              <w:instrText xml:space="preserve"> PAGEREF _Toc211455762 \h </w:instrText>
-            </w:r>
-            <w:r>
-              <w:rPr>
-                <w:noProof/>
-                <w:webHidden/>
-              </w:rPr>
-            </w:r>
-            <w:r>
-              <w:rPr>
-                <w:noProof/>
-                <w:webHidden/>
-              </w:rPr>
-              <w:fldChar w:fldCharType="separate"/>
-            </w:r>
-            <w:r>
-              <w:rPr>
-                <w:noProof/>
-                <w:webHidden/>
-              </w:rPr>
-              <w:t>12</w:t>
-            </w:r>
-            <w:r>
-              <w:rPr>
-                <w:noProof/>
-                <w:webHidden/>
-              </w:rPr>
-              <w:fldChar w:fldCharType="end"/>
-            </w:r>
-          </w:hyperlink>
-        </w:p>
-        <w:p>
-          <w:pPr>
-            <w:pStyle w:val="TDC2"/>
-            <w:tabs>
-              <w:tab w:val="left" w:pos="1680"/>
-              <w:tab w:val="right" w:leader="dot" w:pos="9962"/>
-            </w:tabs>
-            <w:rPr>
-              <w:rFonts w:eastAsiaTheme="minorEastAsia"/>
-              <w:noProof/>
-              <w:sz w:val="24"/>
-              <w:szCs w:val="24"/>
-              <w:lang w:eastAsia="es-CO"/>
-            </w:rPr>
-          </w:pPr>
-          <w:hyperlink w:history="1" w:anchor="_Toc211455763">
-            <w:r>
-              <w:rPr>
-                <w:rStyle w:val="Hipervnculo"/>
-                <w:noProof/>
-                <w14:scene3d>
-                  <w14:camera w14:prst="orthographicFront"/>
-                  <w14:lightRig w14:rig="threePt" w14:dir="t">
-                    <w14:rot w14:lat="0" w14:lon="0" w14:rev="0"/>
-                  </w14:lightRig>
-                </w14:scene3d>
-              </w:rPr>
-              <w:t>2.1.</w:t>
-            </w:r>
-            <w:r>
-              <w:rPr>
-                <w:rFonts w:eastAsiaTheme="minorEastAsia"/>
-                <w:noProof/>
-                <w:sz w:val="24"/>
-                <w:szCs w:val="24"/>
-                <w:lang w:eastAsia="es-CO"/>
-              </w:rPr>
-              <w:tab/>
-            </w:r>
-            <w:r>
-              <w:rPr>
-                <w:rStyle w:val="Hipervnculo"/>
-                <w:noProof/>
-              </w:rPr>
-              <w:t>Principales normas contables aplicables a unidades campesinas</w:t>
-            </w:r>
-            <w:r>
-              <w:rPr>
-                <w:noProof/>
-                <w:webHidden/>
-              </w:rPr>
-              <w:tab/>
-            </w:r>
-            <w:r>
-              <w:rPr>
-                <w:noProof/>
-                <w:webHidden/>
-              </w:rPr>
-              <w:fldChar w:fldCharType="begin"/>
-            </w:r>
-            <w:r>
-              <w:rPr>
-                <w:noProof/>
-                <w:webHidden/>
-              </w:rPr>
-              <w:instrText xml:space="preserve"> PAGEREF _Toc211455763 \h </w:instrText>
-            </w:r>
-            <w:r>
-              <w:rPr>
-                <w:noProof/>
-                <w:webHidden/>
-              </w:rPr>
-            </w:r>
-            <w:r>
-              <w:rPr>
-                <w:noProof/>
-                <w:webHidden/>
-              </w:rPr>
-              <w:fldChar w:fldCharType="separate"/>
-            </w:r>
-            <w:r>
-              <w:rPr>
-                <w:noProof/>
-                <w:webHidden/>
-              </w:rPr>
-              <w:t>12</w:t>
-            </w:r>
-            <w:r>
-              <w:rPr>
-                <w:noProof/>
-                <w:webHidden/>
-              </w:rPr>
-              <w:fldChar w:fldCharType="end"/>
-            </w:r>
-          </w:hyperlink>
-        </w:p>
-        <w:p>
-          <w:pPr>
-            <w:pStyle w:val="TDC2"/>
-            <w:tabs>
-              <w:tab w:val="left" w:pos="1680"/>
-              <w:tab w:val="right" w:leader="dot" w:pos="9962"/>
-            </w:tabs>
-            <w:rPr>
-              <w:rFonts w:eastAsiaTheme="minorEastAsia"/>
-              <w:noProof/>
-              <w:sz w:val="24"/>
-              <w:szCs w:val="24"/>
-              <w:lang w:eastAsia="es-CO"/>
-            </w:rPr>
-          </w:pPr>
-          <w:hyperlink w:history="1" w:anchor="_Toc211455764">
-            <w:r>
-              <w:rPr>
-                <w:rStyle w:val="Hipervnculo"/>
-                <w:noProof/>
-                <w14:scene3d>
-                  <w14:camera w14:prst="orthographicFront"/>
-                  <w14:lightRig w14:rig="threePt" w14:dir="t">
-                    <w14:rot w14:lat="0" w14:lon="0" w14:rev="0"/>
-                  </w14:lightRig>
-                </w14:scene3d>
-              </w:rPr>
-              <w:t>2.2.</w:t>
-            </w:r>
-            <w:r>
-              <w:rPr>
-                <w:rFonts w:eastAsiaTheme="minorEastAsia"/>
-                <w:noProof/>
-                <w:sz w:val="24"/>
-                <w:szCs w:val="24"/>
-                <w:lang w:eastAsia="es-CO"/>
-              </w:rPr>
-              <w:tab/>
-            </w:r>
-            <w:r>
-              <w:rPr>
-                <w:rStyle w:val="Hipervnculo"/>
-                <w:noProof/>
-              </w:rPr>
-              <w:t>Aspectos tributarios básicos para unidades campesinas</w:t>
-            </w:r>
-            <w:r>
-              <w:rPr>
-                <w:noProof/>
-                <w:webHidden/>
-              </w:rPr>
-              <w:tab/>
-            </w:r>
-            <w:r>
-              <w:rPr>
-                <w:noProof/>
-                <w:webHidden/>
-              </w:rPr>
-              <w:fldChar w:fldCharType="begin"/>
-            </w:r>
-            <w:r>
-              <w:rPr>
-                <w:noProof/>
-                <w:webHidden/>
-              </w:rPr>
-              <w:instrText xml:space="preserve"> PAGEREF _Toc211455764 \h </w:instrText>
-            </w:r>
-            <w:r>
-              <w:rPr>
-                <w:noProof/>
-                <w:webHidden/>
-              </w:rPr>
-            </w:r>
-            <w:r>
-              <w:rPr>
-                <w:noProof/>
-                <w:webHidden/>
-              </w:rPr>
-              <w:fldChar w:fldCharType="separate"/>
-            </w:r>
-            <w:r>
-              <w:rPr>
-                <w:noProof/>
-                <w:webHidden/>
-              </w:rPr>
-              <w:t>14</w:t>
-            </w:r>
-            <w:r>
-              <w:rPr>
-                <w:noProof/>
-                <w:webHidden/>
-              </w:rPr>
-              <w:fldChar w:fldCharType="end"/>
-            </w:r>
-          </w:hyperlink>
-        </w:p>
-        <w:p>
-          <w:pPr>
-            <w:pStyle w:val="TDC2"/>
-            <w:tabs>
-              <w:tab w:val="left" w:pos="1680"/>
-              <w:tab w:val="right" w:leader="dot" w:pos="9962"/>
-            </w:tabs>
-            <w:rPr>
-              <w:rFonts w:eastAsiaTheme="minorEastAsia"/>
-              <w:noProof/>
-              <w:sz w:val="24"/>
-              <w:szCs w:val="24"/>
-              <w:lang w:eastAsia="es-CO"/>
-            </w:rPr>
-          </w:pPr>
-          <w:hyperlink w:history="1" w:anchor="_Toc211455765">
-            <w:r>
-              <w:rPr>
-                <w:rStyle w:val="Hipervnculo"/>
-                <w:noProof/>
-                <w14:scene3d>
-                  <w14:camera w14:prst="orthographicFront"/>
-                  <w14:lightRig w14:rig="threePt" w14:dir="t">
-                    <w14:rot w14:lat="0" w14:lon="0" w14:rev="0"/>
-                  </w14:lightRig>
-                </w14:scene3d>
-              </w:rPr>
-              <w:t>2.3.</w:t>
-            </w:r>
-            <w:r>
-              <w:rPr>
-                <w:rFonts w:eastAsiaTheme="minorEastAsia"/>
-                <w:noProof/>
-                <w:sz w:val="24"/>
-                <w:szCs w:val="24"/>
-                <w:lang w:eastAsia="es-CO"/>
-              </w:rPr>
-              <w:tab/>
-            </w:r>
-            <w:r>
-              <w:rPr>
-                <w:rStyle w:val="Hipervnculo"/>
-                <w:noProof/>
-              </w:rPr>
-              <w:t>Obligaciones legales según el tamaño y tipo de actividad</w:t>
-            </w:r>
-            <w:r>
-              <w:rPr>
-                <w:noProof/>
-                <w:webHidden/>
-              </w:rPr>
-              <w:tab/>
-            </w:r>
-            <w:r>
-              <w:rPr>
-                <w:noProof/>
-                <w:webHidden/>
-              </w:rPr>
-              <w:fldChar w:fldCharType="begin"/>
-            </w:r>
-            <w:r>
-              <w:rPr>
-                <w:noProof/>
-                <w:webHidden/>
-              </w:rPr>
-              <w:instrText xml:space="preserve"> PAGEREF _Toc211455765 \h </w:instrText>
-            </w:r>
-            <w:r>
-              <w:rPr>
-                <w:noProof/>
-                <w:webHidden/>
-              </w:rPr>
-            </w:r>
-            <w:r>
-              <w:rPr>
-                <w:noProof/>
-                <w:webHidden/>
-              </w:rPr>
-              <w:fldChar w:fldCharType="separate"/>
-            </w:r>
-            <w:r>
-              <w:rPr>
-                <w:noProof/>
-                <w:webHidden/>
-              </w:rPr>
-              <w:t>16</w:t>
             </w:r>
             <w:r>
               <w:rPr>
@@ -1137,13 +758,13 @@
               <w:lang w:eastAsia="es-CO"/>
             </w:rPr>
           </w:pPr>
-          <w:hyperlink w:history="1" w:anchor="_Toc211455766">
+          <w:hyperlink w:anchor="_Toc215515460" w:history="1">
             <w:r>
               <w:rPr>
                 <w:rStyle w:val="Hipervnculo"/>
                 <w:noProof/>
               </w:rPr>
-              <w:t>3.</w:t>
+              <w:t>2.</w:t>
             </w:r>
             <w:r>
               <w:rPr>
@@ -1160,7 +781,7 @@
                 <w:rStyle w:val="Hipervnculo"/>
                 <w:noProof/>
               </w:rPr>
-              <w:t>Registros contables de activos, pasivos y patrimonio en el contexto campesino</w:t>
+              <w:t>Reconocimiento de la economía campesina y su contexto de normas contables y tributarias</w:t>
             </w:r>
             <w:r>
               <w:rPr>
@@ -1181,7 +802,7 @@
                 <w:noProof/>
                 <w:webHidden/>
               </w:rPr>
-              <w:instrText xml:space="preserve"> PAGEREF _Toc211455766 \h </w:instrText>
+              <w:instrText xml:space="preserve"> PAGEREF _Toc215515460 \h </w:instrText>
             </w:r>
             <w:r>
               <w:rPr>
@@ -1201,7 +822,7 @@
                 <w:noProof/>
                 <w:webHidden/>
               </w:rPr>
-              <w:t>19</w:t>
+              <w:t>12</w:t>
             </w:r>
             <w:r>
               <w:rPr>
@@ -1227,7 +848,7 @@
               <w:lang w:eastAsia="es-CO"/>
             </w:rPr>
           </w:pPr>
-          <w:hyperlink w:history="1" w:anchor="_Toc211455767">
+          <w:hyperlink w:anchor="_Toc215515461" w:history="1">
             <w:r>
               <w:rPr>
                 <w:rStyle w:val="Hipervnculo"/>
@@ -1239,7 +860,7 @@
                   </w14:lightRig>
                 </w14:scene3d>
               </w:rPr>
-              <w:t>3.1.</w:t>
+              <w:t>2.1.</w:t>
             </w:r>
             <w:r>
               <w:rPr>
@@ -1256,7 +877,7 @@
                 <w:rStyle w:val="Hipervnculo"/>
                 <w:noProof/>
               </w:rPr>
-              <w:t>¿Qué son los activos en una unidad campesina?</w:t>
+              <w:t>Principales normas contables aplicables a unidades campesinas</w:t>
             </w:r>
             <w:r>
               <w:rPr>
@@ -1277,7 +898,7 @@
                 <w:noProof/>
                 <w:webHidden/>
               </w:rPr>
-              <w:instrText xml:space="preserve"> PAGEREF _Toc211455767 \h </w:instrText>
+              <w:instrText xml:space="preserve"> PAGEREF _Toc215515461 \h </w:instrText>
             </w:r>
             <w:r>
               <w:rPr>
@@ -1297,7 +918,7 @@
                 <w:noProof/>
                 <w:webHidden/>
               </w:rPr>
-              <w:t>19</w:t>
+              <w:t>13</w:t>
             </w:r>
             <w:r>
               <w:rPr>
@@ -1323,7 +944,7 @@
               <w:lang w:eastAsia="es-CO"/>
             </w:rPr>
           </w:pPr>
-          <w:hyperlink w:history="1" w:anchor="_Toc211455768">
+          <w:hyperlink w:anchor="_Toc215515462" w:history="1">
             <w:r>
               <w:rPr>
                 <w:rStyle w:val="Hipervnculo"/>
@@ -1335,7 +956,7 @@
                   </w14:lightRig>
                 </w14:scene3d>
               </w:rPr>
-              <w:t>3.2.</w:t>
+              <w:t>2.2.</w:t>
             </w:r>
             <w:r>
               <w:rPr>
@@ -1352,7 +973,7 @@
                 <w:rStyle w:val="Hipervnculo"/>
                 <w:noProof/>
               </w:rPr>
-              <w:t>¿Qué son los pasivos en una unidad campesina?</w:t>
+              <w:t>Aspectos tributarios básicos para unidades campesinas</w:t>
             </w:r>
             <w:r>
               <w:rPr>
@@ -1373,7 +994,7 @@
                 <w:noProof/>
                 <w:webHidden/>
               </w:rPr>
-              <w:instrText xml:space="preserve"> PAGEREF _Toc211455768 \h </w:instrText>
+              <w:instrText xml:space="preserve"> PAGEREF _Toc215515462 \h </w:instrText>
             </w:r>
             <w:r>
               <w:rPr>
@@ -1393,7 +1014,7 @@
                 <w:noProof/>
                 <w:webHidden/>
               </w:rPr>
-              <w:t>20</w:t>
+              <w:t>15</w:t>
             </w:r>
             <w:r>
               <w:rPr>
@@ -1419,7 +1040,7 @@
               <w:lang w:eastAsia="es-CO"/>
             </w:rPr>
           </w:pPr>
-          <w:hyperlink w:history="1" w:anchor="_Toc211455769">
+          <w:hyperlink w:anchor="_Toc215515463" w:history="1">
             <w:r>
               <w:rPr>
                 <w:rStyle w:val="Hipervnculo"/>
@@ -1431,7 +1052,7 @@
                   </w14:lightRig>
                 </w14:scene3d>
               </w:rPr>
-              <w:t>3.3.</w:t>
+              <w:t>2.3.</w:t>
             </w:r>
             <w:r>
               <w:rPr>
@@ -1448,7 +1069,7 @@
                 <w:rStyle w:val="Hipervnculo"/>
                 <w:noProof/>
               </w:rPr>
-              <w:t>¿Qué es el patrimonio en una unidad campesina?</w:t>
+              <w:t>Obligaciones legales según el tamaño y tipo de actividad</w:t>
             </w:r>
             <w:r>
               <w:rPr>
@@ -1469,7 +1090,7 @@
                 <w:noProof/>
                 <w:webHidden/>
               </w:rPr>
-              <w:instrText xml:space="preserve"> PAGEREF _Toc211455769 \h </w:instrText>
+              <w:instrText xml:space="preserve"> PAGEREF _Toc215515463 \h </w:instrText>
             </w:r>
             <w:r>
               <w:rPr>
@@ -1489,7 +1110,386 @@
                 <w:noProof/>
                 <w:webHidden/>
               </w:rPr>
+              <w:t>17</w:t>
+            </w:r>
+            <w:r>
+              <w:rPr>
+                <w:noProof/>
+                <w:webHidden/>
+              </w:rPr>
+              <w:fldChar w:fldCharType="end"/>
+            </w:r>
+          </w:hyperlink>
+        </w:p>
+        <w:p>
+          <w:pPr>
+            <w:pStyle w:val="TDC1"/>
+            <w:tabs>
+              <w:tab w:val="left" w:pos="1200"/>
+              <w:tab w:val="right" w:leader="dot" w:pos="9962"/>
+            </w:tabs>
+            <w:ind w:left="1200" w:hanging="491"/>
+            <w:rPr>
+              <w:rFonts w:eastAsiaTheme="minorEastAsia"/>
+              <w:noProof/>
+              <w:sz w:val="24"/>
+              <w:szCs w:val="24"/>
+              <w:lang w:eastAsia="es-CO"/>
+            </w:rPr>
+          </w:pPr>
+          <w:hyperlink w:anchor="_Toc215515464" w:history="1">
+            <w:r>
+              <w:rPr>
+                <w:rStyle w:val="Hipervnculo"/>
+                <w:noProof/>
+              </w:rPr>
+              <w:t>3.</w:t>
+            </w:r>
+            <w:r>
+              <w:rPr>
+                <w:rFonts w:eastAsiaTheme="minorEastAsia"/>
+                <w:noProof/>
+                <w:sz w:val="24"/>
+                <w:szCs w:val="24"/>
+                <w:lang w:eastAsia="es-CO"/>
+              </w:rPr>
+              <w:tab/>
+            </w:r>
+            <w:r>
+              <w:rPr>
+                <w:rStyle w:val="Hipervnculo"/>
+                <w:noProof/>
+              </w:rPr>
+              <w:t>Registros contables de activos, pasivos y patrimonio en el contexto campesino</w:t>
+            </w:r>
+            <w:r>
+              <w:rPr>
+                <w:noProof/>
+                <w:webHidden/>
+              </w:rPr>
+              <w:tab/>
+            </w:r>
+            <w:r>
+              <w:rPr>
+                <w:noProof/>
+                <w:webHidden/>
+              </w:rPr>
+              <w:fldChar w:fldCharType="begin"/>
+            </w:r>
+            <w:r>
+              <w:rPr>
+                <w:noProof/>
+                <w:webHidden/>
+              </w:rPr>
+              <w:instrText xml:space="preserve"> PAGEREF _Toc215515464 \h </w:instrText>
+            </w:r>
+            <w:r>
+              <w:rPr>
+                <w:noProof/>
+                <w:webHidden/>
+              </w:rPr>
+            </w:r>
+            <w:r>
+              <w:rPr>
+                <w:noProof/>
+                <w:webHidden/>
+              </w:rPr>
+              <w:fldChar w:fldCharType="separate"/>
+            </w:r>
+            <w:r>
+              <w:rPr>
+                <w:noProof/>
+                <w:webHidden/>
+              </w:rPr>
+              <w:t>21</w:t>
+            </w:r>
+            <w:r>
+              <w:rPr>
+                <w:noProof/>
+                <w:webHidden/>
+              </w:rPr>
+              <w:fldChar w:fldCharType="end"/>
+            </w:r>
+          </w:hyperlink>
+        </w:p>
+        <w:p>
+          <w:pPr>
+            <w:pStyle w:val="TDC2"/>
+            <w:tabs>
+              <w:tab w:val="left" w:pos="1680"/>
+              <w:tab w:val="right" w:leader="dot" w:pos="9962"/>
+            </w:tabs>
+            <w:rPr>
+              <w:rFonts w:eastAsiaTheme="minorEastAsia"/>
+              <w:noProof/>
+              <w:sz w:val="24"/>
+              <w:szCs w:val="24"/>
+              <w:lang w:eastAsia="es-CO"/>
+            </w:rPr>
+          </w:pPr>
+          <w:hyperlink w:anchor="_Toc215515465" w:history="1">
+            <w:r>
+              <w:rPr>
+                <w:rStyle w:val="Hipervnculo"/>
+                <w:noProof/>
+                <w14:scene3d>
+                  <w14:camera w14:prst="orthographicFront"/>
+                  <w14:lightRig w14:rig="threePt" w14:dir="t">
+                    <w14:rot w14:lat="0" w14:lon="0" w14:rev="0"/>
+                  </w14:lightRig>
+                </w14:scene3d>
+              </w:rPr>
+              <w:t>3.1.</w:t>
+            </w:r>
+            <w:r>
+              <w:rPr>
+                <w:rFonts w:eastAsiaTheme="minorEastAsia"/>
+                <w:noProof/>
+                <w:sz w:val="24"/>
+                <w:szCs w:val="24"/>
+                <w:lang w:eastAsia="es-CO"/>
+              </w:rPr>
+              <w:tab/>
+            </w:r>
+            <w:r>
+              <w:rPr>
+                <w:rStyle w:val="Hipervnculo"/>
+                <w:noProof/>
+              </w:rPr>
+              <w:t>¿Qué son los activos en una unidad campesina?</w:t>
+            </w:r>
+            <w:r>
+              <w:rPr>
+                <w:noProof/>
+                <w:webHidden/>
+              </w:rPr>
+              <w:tab/>
+            </w:r>
+            <w:r>
+              <w:rPr>
+                <w:noProof/>
+                <w:webHidden/>
+              </w:rPr>
+              <w:fldChar w:fldCharType="begin"/>
+            </w:r>
+            <w:r>
+              <w:rPr>
+                <w:noProof/>
+                <w:webHidden/>
+              </w:rPr>
+              <w:instrText xml:space="preserve"> PAGEREF _Toc215515465 \h </w:instrText>
+            </w:r>
+            <w:r>
+              <w:rPr>
+                <w:noProof/>
+                <w:webHidden/>
+              </w:rPr>
+            </w:r>
+            <w:r>
+              <w:rPr>
+                <w:noProof/>
+                <w:webHidden/>
+              </w:rPr>
+              <w:fldChar w:fldCharType="separate"/>
+            </w:r>
+            <w:r>
+              <w:rPr>
+                <w:noProof/>
+                <w:webHidden/>
+              </w:rPr>
+              <w:t>21</w:t>
+            </w:r>
+            <w:r>
+              <w:rPr>
+                <w:noProof/>
+                <w:webHidden/>
+              </w:rPr>
+              <w:fldChar w:fldCharType="end"/>
+            </w:r>
+          </w:hyperlink>
+        </w:p>
+        <w:p>
+          <w:pPr>
+            <w:pStyle w:val="TDC2"/>
+            <w:tabs>
+              <w:tab w:val="left" w:pos="1680"/>
+              <w:tab w:val="right" w:leader="dot" w:pos="9962"/>
+            </w:tabs>
+            <w:rPr>
+              <w:rFonts w:eastAsiaTheme="minorEastAsia"/>
+              <w:noProof/>
+              <w:sz w:val="24"/>
+              <w:szCs w:val="24"/>
+              <w:lang w:eastAsia="es-CO"/>
+            </w:rPr>
+          </w:pPr>
+          <w:hyperlink w:anchor="_Toc215515466" w:history="1">
+            <w:r>
+              <w:rPr>
+                <w:rStyle w:val="Hipervnculo"/>
+                <w:noProof/>
+                <w14:scene3d>
+                  <w14:camera w14:prst="orthographicFront"/>
+                  <w14:lightRig w14:rig="threePt" w14:dir="t">
+                    <w14:rot w14:lat="0" w14:lon="0" w14:rev="0"/>
+                  </w14:lightRig>
+                </w14:scene3d>
+              </w:rPr>
+              <w:t>3.2.</w:t>
+            </w:r>
+            <w:r>
+              <w:rPr>
+                <w:rFonts w:eastAsiaTheme="minorEastAsia"/>
+                <w:noProof/>
+                <w:sz w:val="24"/>
+                <w:szCs w:val="24"/>
+                <w:lang w:eastAsia="es-CO"/>
+              </w:rPr>
+              <w:tab/>
+            </w:r>
+            <w:r>
+              <w:rPr>
+                <w:rStyle w:val="Hipervnculo"/>
+                <w:noProof/>
+              </w:rPr>
+              <w:t>¿Qué son los pasivos en una unidad campesina?</w:t>
+            </w:r>
+            <w:r>
+              <w:rPr>
+                <w:noProof/>
+                <w:webHidden/>
+              </w:rPr>
+              <w:tab/>
+            </w:r>
+            <w:r>
+              <w:rPr>
+                <w:noProof/>
+                <w:webHidden/>
+              </w:rPr>
+              <w:fldChar w:fldCharType="begin"/>
+            </w:r>
+            <w:r>
+              <w:rPr>
+                <w:noProof/>
+                <w:webHidden/>
+              </w:rPr>
+              <w:instrText xml:space="preserve"> PAGEREF _Toc215515466 \h </w:instrText>
+            </w:r>
+            <w:r>
+              <w:rPr>
+                <w:noProof/>
+                <w:webHidden/>
+              </w:rPr>
+            </w:r>
+            <w:r>
+              <w:rPr>
+                <w:noProof/>
+                <w:webHidden/>
+              </w:rPr>
+              <w:fldChar w:fldCharType="separate"/>
+            </w:r>
+            <w:r>
+              <w:rPr>
+                <w:noProof/>
+                <w:webHidden/>
+              </w:rPr>
               <w:t>22</w:t>
+            </w:r>
+            <w:r>
+              <w:rPr>
+                <w:noProof/>
+                <w:webHidden/>
+              </w:rPr>
+              <w:fldChar w:fldCharType="end"/>
+            </w:r>
+          </w:hyperlink>
+        </w:p>
+        <w:p>
+          <w:pPr>
+            <w:pStyle w:val="TDC2"/>
+            <w:tabs>
+              <w:tab w:val="left" w:pos="1680"/>
+              <w:tab w:val="right" w:leader="dot" w:pos="9962"/>
+            </w:tabs>
+            <w:rPr>
+              <w:rFonts w:eastAsiaTheme="minorEastAsia"/>
+              <w:noProof/>
+              <w:sz w:val="24"/>
+              <w:szCs w:val="24"/>
+              <w:lang w:eastAsia="es-CO"/>
+            </w:rPr>
+          </w:pPr>
+          <w:hyperlink w:anchor="_Toc215515467" w:history="1">
+            <w:r>
+              <w:rPr>
+                <w:rStyle w:val="Hipervnculo"/>
+                <w:noProof/>
+                <w14:scene3d>
+                  <w14:camera w14:prst="orthographicFront"/>
+                  <w14:lightRig w14:rig="threePt" w14:dir="t">
+                    <w14:rot w14:lat="0" w14:lon="0" w14:rev="0"/>
+                  </w14:lightRig>
+                </w14:scene3d>
+              </w:rPr>
+              <w:t>3.3.</w:t>
+            </w:r>
+            <w:r>
+              <w:rPr>
+                <w:rFonts w:eastAsiaTheme="minorEastAsia"/>
+                <w:noProof/>
+                <w:sz w:val="24"/>
+                <w:szCs w:val="24"/>
+                <w:lang w:eastAsia="es-CO"/>
+              </w:rPr>
+              <w:tab/>
+            </w:r>
+            <w:r>
+              <w:rPr>
+                <w:rStyle w:val="Hipervnculo"/>
+                <w:noProof/>
+              </w:rPr>
+              <w:t>¿Qué es el patrimonio en una unidad campesina?</w:t>
+            </w:r>
+            <w:r>
+              <w:rPr>
+                <w:noProof/>
+                <w:webHidden/>
+              </w:rPr>
+              <w:tab/>
+            </w:r>
+            <w:r>
+              <w:rPr>
+                <w:noProof/>
+                <w:webHidden/>
+              </w:rPr>
+              <w:fldChar w:fldCharType="begin"/>
+            </w:r>
+            <w:r>
+              <w:rPr>
+                <w:noProof/>
+                <w:webHidden/>
+              </w:rPr>
+              <w:instrText xml:space="preserve"> PAGEREF _Toc215515467 \h </w:instrText>
+            </w:r>
+            <w:r>
+              <w:rPr>
+                <w:noProof/>
+                <w:webHidden/>
+              </w:rPr>
+            </w:r>
+            <w:r>
+              <w:rPr>
+                <w:noProof/>
+                <w:webHidden/>
+              </w:rPr>
+              <w:fldChar w:fldCharType="separate"/>
+            </w:r>
+            <w:r>
+              <w:rPr>
+                <w:noProof/>
+                <w:webHidden/>
+              </w:rPr>
+              <w:t>24</w:t>
             </w:r>
             <w:r>
               <w:rPr>
@@ -1515,7 +1515,7 @@
               <w:lang w:eastAsia="es-CO"/>
             </w:rPr>
           </w:pPr>
-          <w:hyperlink w:history="1" w:anchor="_Toc211455770">
+          <w:hyperlink w:anchor="_Toc215515468" w:history="1">
             <w:r>
               <w:rPr>
                 <w:rStyle w:val="Hipervnculo"/>
@@ -1559,7 +1559,7 @@
                 <w:noProof/>
                 <w:webHidden/>
               </w:rPr>
-              <w:instrText xml:space="preserve"> PAGEREF _Toc211455770 \h </w:instrText>
+              <w:instrText xml:space="preserve"> PAGEREF _Toc215515468 \h </w:instrText>
             </w:r>
             <w:r>
               <w:rPr>
@@ -1579,7 +1579,7 @@
                 <w:noProof/>
                 <w:webHidden/>
               </w:rPr>
-              <w:t>24</w:t>
+              <w:t>27</w:t>
             </w:r>
             <w:r>
               <w:rPr>
@@ -1605,7 +1605,7 @@
               <w:lang w:eastAsia="es-CO"/>
             </w:rPr>
           </w:pPr>
-          <w:hyperlink w:history="1" w:anchor="_Toc211455771">
+          <w:hyperlink w:anchor="_Toc215515469" w:history="1">
             <w:r>
               <w:rPr>
                 <w:rStyle w:val="Hipervnculo"/>
@@ -1655,7 +1655,7 @@
                 <w:noProof/>
                 <w:webHidden/>
               </w:rPr>
-              <w:instrText xml:space="preserve"> PAGEREF _Toc211455771 \h </w:instrText>
+              <w:instrText xml:space="preserve"> PAGEREF _Toc215515469 \h </w:instrText>
             </w:r>
             <w:r>
               <w:rPr>
@@ -1675,7 +1675,7 @@
                 <w:noProof/>
                 <w:webHidden/>
               </w:rPr>
-              <w:t>24</w:t>
+              <w:t>27</w:t>
             </w:r>
             <w:r>
               <w:rPr>
@@ -1701,7 +1701,7 @@
               <w:lang w:eastAsia="es-CO"/>
             </w:rPr>
           </w:pPr>
-          <w:hyperlink w:history="1" w:anchor="_Toc211455772">
+          <w:hyperlink w:anchor="_Toc215515470" w:history="1">
             <w:r>
               <w:rPr>
                 <w:rStyle w:val="Hipervnculo"/>
@@ -1751,7 +1751,7 @@
                 <w:noProof/>
                 <w:webHidden/>
               </w:rPr>
-              <w:instrText xml:space="preserve"> PAGEREF _Toc211455772 \h </w:instrText>
+              <w:instrText xml:space="preserve"> PAGEREF _Toc215515470 \h </w:instrText>
             </w:r>
             <w:r>
               <w:rPr>
@@ -1771,7 +1771,7 @@
                 <w:noProof/>
                 <w:webHidden/>
               </w:rPr>
-              <w:t>26</w:t>
+              <w:t>29</w:t>
             </w:r>
             <w:r>
               <w:rPr>
@@ -1797,7 +1797,7 @@
               <w:lang w:eastAsia="es-CO"/>
             </w:rPr>
           </w:pPr>
-          <w:hyperlink w:history="1" w:anchor="_Toc211455773">
+          <w:hyperlink w:anchor="_Toc215515471" w:history="1">
             <w:r>
               <w:rPr>
                 <w:rStyle w:val="Hipervnculo"/>
@@ -1847,7 +1847,7 @@
                 <w:noProof/>
                 <w:webHidden/>
               </w:rPr>
-              <w:instrText xml:space="preserve"> PAGEREF _Toc211455773 \h </w:instrText>
+              <w:instrText xml:space="preserve"> PAGEREF _Toc215515471 \h </w:instrText>
             </w:r>
             <w:r>
               <w:rPr>
@@ -1867,7 +1867,7 @@
                 <w:noProof/>
                 <w:webHidden/>
               </w:rPr>
-              <w:t>28</w:t>
+              <w:t>31</w:t>
             </w:r>
             <w:r>
               <w:rPr>
@@ -1893,7 +1893,7 @@
               <w:lang w:eastAsia="es-CO"/>
             </w:rPr>
           </w:pPr>
-          <w:hyperlink w:history="1" w:anchor="_Toc211455774">
+          <w:hyperlink w:anchor="_Toc215515472" w:history="1">
             <w:r>
               <w:rPr>
                 <w:rStyle w:val="Hipervnculo"/>
@@ -1937,7 +1937,7 @@
                 <w:noProof/>
                 <w:webHidden/>
               </w:rPr>
-              <w:instrText xml:space="preserve"> PAGEREF _Toc211455774 \h </w:instrText>
+              <w:instrText xml:space="preserve"> PAGEREF _Toc215515472 \h </w:instrText>
             </w:r>
             <w:r>
               <w:rPr>
@@ -1957,7 +1957,7 @@
                 <w:noProof/>
                 <w:webHidden/>
               </w:rPr>
-              <w:t>32</w:t>
+              <w:t>35</w:t>
             </w:r>
             <w:r>
               <w:rPr>
@@ -1983,7 +1983,7 @@
               <w:lang w:eastAsia="es-CO"/>
             </w:rPr>
           </w:pPr>
-          <w:hyperlink w:history="1" w:anchor="_Toc211455775">
+          <w:hyperlink w:anchor="_Toc215515473" w:history="1">
             <w:r>
               <w:rPr>
                 <w:rStyle w:val="Hipervnculo"/>
@@ -2033,7 +2033,7 @@
                 <w:noProof/>
                 <w:webHidden/>
               </w:rPr>
-              <w:instrText xml:space="preserve"> PAGEREF _Toc211455775 \h </w:instrText>
+              <w:instrText xml:space="preserve"> PAGEREF _Toc215515473 \h </w:instrText>
             </w:r>
             <w:r>
               <w:rPr>
@@ -2053,7 +2053,7 @@
                 <w:noProof/>
                 <w:webHidden/>
               </w:rPr>
-              <w:t>32</w:t>
+              <w:t>35</w:t>
             </w:r>
             <w:r>
               <w:rPr>
@@ -2080,7 +2080,7 @@
               <w:lang w:eastAsia="es-CO"/>
             </w:rPr>
           </w:pPr>
-          <w:hyperlink w:history="1" w:anchor="_Toc211455776">
+          <w:hyperlink w:anchor="_Toc215515474" w:history="1">
             <w:r>
               <w:rPr>
                 <w:rStyle w:val="Hipervnculo"/>
@@ -2130,7 +2130,7 @@
                 <w:noProof/>
                 <w:webHidden/>
               </w:rPr>
-              <w:instrText xml:space="preserve"> PAGEREF _Toc211455776 \h </w:instrText>
+              <w:instrText xml:space="preserve"> PAGEREF _Toc215515474 \h </w:instrText>
             </w:r>
             <w:r>
               <w:rPr>
@@ -2150,7 +2150,7 @@
                 <w:noProof/>
                 <w:webHidden/>
               </w:rPr>
-              <w:t>35</w:t>
+              <w:t>38</w:t>
             </w:r>
             <w:r>
               <w:rPr>
@@ -2176,7 +2176,7 @@
               <w:lang w:eastAsia="es-CO"/>
             </w:rPr>
           </w:pPr>
-          <w:hyperlink w:history="1" w:anchor="_Toc211455777">
+          <w:hyperlink w:anchor="_Toc215515475" w:history="1">
             <w:r>
               <w:rPr>
                 <w:rStyle w:val="Hipervnculo"/>
@@ -2226,7 +2226,7 @@
                 <w:noProof/>
                 <w:webHidden/>
               </w:rPr>
-              <w:instrText xml:space="preserve"> PAGEREF _Toc211455777 \h </w:instrText>
+              <w:instrText xml:space="preserve"> PAGEREF _Toc215515475 \h </w:instrText>
             </w:r>
             <w:r>
               <w:rPr>
@@ -2246,7 +2246,103 @@
                 <w:noProof/>
                 <w:webHidden/>
               </w:rPr>
-              <w:t>39</w:t>
+              <w:t>42</w:t>
+            </w:r>
+            <w:r>
+              <w:rPr>
+                <w:noProof/>
+                <w:webHidden/>
+              </w:rPr>
+              <w:fldChar w:fldCharType="end"/>
+            </w:r>
+          </w:hyperlink>
+        </w:p>
+        <w:p>
+          <w:pPr>
+            <w:pStyle w:val="TDC2"/>
+            <w:tabs>
+              <w:tab w:val="left" w:pos="1680"/>
+              <w:tab w:val="right" w:leader="dot" w:pos="9962"/>
+            </w:tabs>
+            <w:rPr>
+              <w:rFonts w:eastAsiaTheme="minorEastAsia"/>
+              <w:noProof/>
+              <w:sz w:val="24"/>
+              <w:szCs w:val="24"/>
+              <w:lang w:eastAsia="es-CO"/>
+            </w:rPr>
+          </w:pPr>
+          <w:hyperlink w:anchor="_Toc215515476" w:history="1">
+            <w:r>
+              <w:rPr>
+                <w:rStyle w:val="Hipervnculo"/>
+                <w:noProof/>
+                <w14:scene3d>
+                  <w14:camera w14:prst="orthographicFront"/>
+                  <w14:lightRig w14:rig="threePt" w14:dir="t">
+                    <w14:rot w14:lat="0" w14:lon="0" w14:rev="0"/>
+                  </w14:lightRig>
+                </w14:scene3d>
+              </w:rPr>
+              <w:t>5.4.</w:t>
+            </w:r>
+            <w:r>
+              <w:rPr>
+                <w:rFonts w:eastAsiaTheme="minorEastAsia"/>
+                <w:noProof/>
+                <w:sz w:val="24"/>
+                <w:szCs w:val="24"/>
+                <w:lang w:eastAsia="es-CO"/>
+              </w:rPr>
+              <w:tab/>
+            </w:r>
+            <w:r>
+              <w:rPr>
+                <w:rStyle w:val="Hipervnculo"/>
+                <w:noProof/>
+              </w:rPr>
+              <w:t>Activos monetarios y no monetarios en la economía campesina</w:t>
+            </w:r>
+            <w:r>
+              <w:rPr>
+                <w:noProof/>
+                <w:webHidden/>
+              </w:rPr>
+              <w:tab/>
+            </w:r>
+            <w:r>
+              <w:rPr>
+                <w:noProof/>
+                <w:webHidden/>
+              </w:rPr>
+              <w:fldChar w:fldCharType="begin"/>
+            </w:r>
+            <w:r>
+              <w:rPr>
+                <w:noProof/>
+                <w:webHidden/>
+              </w:rPr>
+              <w:instrText xml:space="preserve"> PAGEREF _Toc215515476 \h </w:instrText>
+            </w:r>
+            <w:r>
+              <w:rPr>
+                <w:noProof/>
+                <w:webHidden/>
+              </w:rPr>
+            </w:r>
+            <w:r>
+              <w:rPr>
+                <w:noProof/>
+                <w:webHidden/>
+              </w:rPr>
+              <w:fldChar w:fldCharType="separate"/>
+            </w:r>
+            <w:r>
+              <w:rPr>
+                <w:noProof/>
+                <w:webHidden/>
+              </w:rPr>
+              <w:t>44</w:t>
             </w:r>
             <w:r>
               <w:rPr>
@@ -2271,7 +2367,7 @@
               <w:lang w:eastAsia="es-CO"/>
             </w:rPr>
           </w:pPr>
-          <w:hyperlink w:history="1" w:anchor="_Toc211455778">
+          <w:hyperlink w:anchor="_Toc215515477" w:history="1">
             <w:r>
               <w:rPr>
                 <w:rStyle w:val="Hipervnculo"/>
@@ -2298,7 +2394,7 @@
                 <w:noProof/>
                 <w:webHidden/>
               </w:rPr>
-              <w:instrText xml:space="preserve"> PAGEREF _Toc211455778 \h </w:instrText>
+              <w:instrText xml:space="preserve"> PAGEREF _Toc215515477 \h </w:instrText>
             </w:r>
             <w:r>
               <w:rPr>
@@ -2318,7 +2414,7 @@
                 <w:noProof/>
                 <w:webHidden/>
               </w:rPr>
-              <w:t>42</w:t>
+              <w:t>49</w:t>
             </w:r>
             <w:r>
               <w:rPr>
@@ -2343,7 +2439,7 @@
               <w:lang w:eastAsia="es-CO"/>
             </w:rPr>
           </w:pPr>
-          <w:hyperlink w:history="1" w:anchor="_Toc211455779">
+          <w:hyperlink w:anchor="_Toc215515478" w:history="1">
             <w:r>
               <w:rPr>
                 <w:rStyle w:val="Hipervnculo"/>
@@ -2370,7 +2466,7 @@
                 <w:noProof/>
                 <w:webHidden/>
               </w:rPr>
-              <w:instrText xml:space="preserve"> PAGEREF _Toc211455779 \h </w:instrText>
+              <w:instrText xml:space="preserve"> PAGEREF _Toc215515478 \h </w:instrText>
             </w:r>
             <w:r>
               <w:rPr>
@@ -2390,7 +2486,7 @@
                 <w:noProof/>
                 <w:webHidden/>
               </w:rPr>
-              <w:t>43</w:t>
+              <w:t>50</w:t>
             </w:r>
             <w:r>
               <w:rPr>
@@ -2415,7 +2511,7 @@
               <w:lang w:eastAsia="es-CO"/>
             </w:rPr>
           </w:pPr>
-          <w:hyperlink w:history="1" w:anchor="_Toc211455780">
+          <w:hyperlink w:anchor="_Toc215515479" w:history="1">
             <w:r>
               <w:rPr>
                 <w:rStyle w:val="Hipervnculo"/>
@@ -2442,7 +2538,7 @@
                 <w:noProof/>
                 <w:webHidden/>
               </w:rPr>
-              <w:instrText xml:space="preserve"> PAGEREF _Toc211455780 \h </w:instrText>
+              <w:instrText xml:space="preserve"> PAGEREF _Toc215515479 \h </w:instrText>
             </w:r>
             <w:r>
               <w:rPr>
@@ -2462,7 +2558,7 @@
                 <w:noProof/>
                 <w:webHidden/>
               </w:rPr>
-              <w:t>44</w:t>
+              <w:t>51</w:t>
             </w:r>
             <w:r>
               <w:rPr>
@@ -2487,7 +2583,7 @@
               <w:lang w:eastAsia="es-CO"/>
             </w:rPr>
           </w:pPr>
-          <w:hyperlink w:history="1" w:anchor="_Toc211455781">
+          <w:hyperlink w:anchor="_Toc215515480" w:history="1">
             <w:r>
               <w:rPr>
                 <w:rStyle w:val="Hipervnculo"/>
@@ -2514,7 +2610,7 @@
                 <w:noProof/>
                 <w:webHidden/>
               </w:rPr>
-              <w:instrText xml:space="preserve"> PAGEREF _Toc211455781 \h </w:instrText>
+              <w:instrText xml:space="preserve"> PAGEREF _Toc215515480 \h </w:instrText>
             </w:r>
             <w:r>
               <w:rPr>
@@ -2534,7 +2630,7 @@
                 <w:noProof/>
                 <w:webHidden/>
               </w:rPr>
-              <w:t>45</w:t>
+              <w:t>52</w:t>
             </w:r>
             <w:r>
               <w:rPr>
@@ -2559,7 +2655,7 @@
               <w:lang w:eastAsia="es-CO"/>
             </w:rPr>
           </w:pPr>
-          <w:hyperlink w:history="1" w:anchor="_Toc211455782">
+          <w:hyperlink w:anchor="_Toc215515481" w:history="1">
             <w:r>
               <w:rPr>
                 <w:rStyle w:val="Hipervnculo"/>
@@ -2586,7 +2682,7 @@
                 <w:noProof/>
                 <w:webHidden/>
               </w:rPr>
-              <w:instrText xml:space="preserve"> PAGEREF _Toc211455782 \h </w:instrText>
+              <w:instrText xml:space="preserve"> PAGEREF _Toc215515481 \h </w:instrText>
             </w:r>
             <w:r>
               <w:rPr>
@@ -2606,7 +2702,7 @@
                 <w:noProof/>
                 <w:webHidden/>
               </w:rPr>
-              <w:t>48</w:t>
+              <w:t>55</w:t>
             </w:r>
             <w:r>
               <w:rPr>
@@ -2623,23 +2719,12 @@
           </w:r>
         </w:p>
       </w:sdtContent>
-      <w:sdtEndPr>
-        <w:rPr>
-          <w:rFonts w:ascii="Calibri" w:hAnsi="Calibri" w:eastAsia="游明朝" w:cs="Arial" w:asciiTheme="minorAscii" w:hAnsiTheme="minorAscii" w:eastAsiaTheme="minorEastAsia" w:cstheme="minorBidi"/>
-          <w:b w:val="0"/>
-          <w:bCs w:val="0"/>
-          <w:color w:val="auto"/>
-          <w:sz w:val="28"/>
-          <w:szCs w:val="28"/>
-          <w:lang w:eastAsia="en-US"/>
-        </w:rPr>
-      </w:sdtEndPr>
     </w:sdt>
     <w:p>
       <w:pPr>
         <w:pStyle w:val="Titulosgenerales"/>
       </w:pPr>
-      <w:bookmarkStart w:name="_Toc211455760" w:id="0"/>
+      <w:bookmarkStart w:id="0" w:name="_Toc215515458"/>
       <w:r>
         <w:lastRenderedPageBreak/>
         <w:t>Introducción</w:t>
@@ -2668,7 +2753,7 @@
       <w:pPr>
         <w:pStyle w:val="Ttulo1"/>
       </w:pPr>
-      <w:bookmarkStart w:name="_Toc211455761" w:id="1"/>
+      <w:bookmarkStart w:id="1" w:name="_Toc215515459"/>
       <w:r>
         <w:lastRenderedPageBreak/>
         <w:t>La economía campesina: el trabajo como motor de vida</w:t>
@@ -2888,7 +2973,7 @@
           <w:iCs/>
         </w:rPr>
       </w:pPr>
-      <w:hyperlink w:history="1" r:id="rId13">
+      <w:hyperlink r:id="rId13" w:history="1">
         <w:r>
           <w:rPr>
             <w:rStyle w:val="Hipervnculo"/>
@@ -2944,6 +3029,12 @@
               </w:rPr>
               <w:t xml:space="preserve"> y de pequeña escala</w:t>
             </w:r>
+            <w:r>
+              <w:rPr>
+                <w:bCs/>
+              </w:rPr>
+              <w:t>.</w:t>
+            </w:r>
           </w:p>
         </w:tc>
       </w:tr>
@@ -3031,7 +3122,7 @@
           <w:lang w:eastAsia="es-CO"/>
         </w:rPr>
       </w:pPr>
-      <w:hyperlink w:history="1" r:id="rId14">
+      <w:hyperlink r:id="rId14" w:history="1">
         <w:r>
           <w:rPr>
             <w:rStyle w:val="Hipervnculo"/>
@@ -3973,10 +4064,10 @@
       <w:pPr>
         <w:pStyle w:val="Ttulo1"/>
       </w:pPr>
-      <w:bookmarkStart w:name="_Toc211455762" w:id="2"/>
+      <w:bookmarkStart w:id="2" w:name="_Toc215515460"/>
       <w:r>
         <w:lastRenderedPageBreak/>
-        <w:t>Normas contables y tributarias aplicables a las unidades campesinas</w:t>
+        <w:t>Reconocimiento de la economía campesina y su contexto de normas contables y tributarias</w:t>
       </w:r>
       <w:bookmarkEnd w:id="2"/>
     </w:p>
@@ -3990,14 +4081,89 @@
         <w:rPr>
           <w:lang w:eastAsia="es-CO"/>
         </w:rPr>
-        <w:t>Cuando una unidad campesina crece, empieza a relacionarse con normas que regulan la actividad económica. Esta sección ofrece una guía sencilla para identificar las principales obligaciones contables y tributarias, entendiendo cuándo y cómo aplican. Se busca que los campesinos puedan formalizar su actividad si así lo desean, aprovechar beneficios y evitar complicaciones legales, siempre desde un enfoque claro y adaptado a su realidad.</w:t>
+        <w:t>Una unidad campesina se entiende como un conjunto familiar o comunitario que organiza su producción agrícola, pecuaria o mixta para sostener la vida cotidiana y generar ingresos. Su economía se gestiona mediante prácticas que combinan saberes tradicionales, trabajo familiar, uso racional del suelo, ciclos productivos propios y decisiones orientadas a garantizar estabilidad alimentaria y comercial. En este tipo de organización, las finanzas suelen manejarse de manera directa, con registros básicos y decisiones centradas en el equilibrio entre producción, autoconsumo y mercado.</w:t>
+      </w:r>
+    </w:p>
+    <w:p>
+      <w:pPr>
+        <w:rPr>
+          <w:lang w:eastAsia="es-CO"/>
+        </w:rPr>
+      </w:pPr>
+      <w:r>
+        <w:rPr>
+          <w:lang w:eastAsia="es-CO"/>
+        </w:rPr>
+        <w:t>En el plano normativo, las unidades campesinas pueden relacionarse con reglas contables y tributarias cuando su actividad crece, cuando desean acceder a programas de apoyo estatal, o cuando buscan formalizarse para fortalecer su comercialización. Aquí se incluyen obligaciones como el Registro Único Tributario (RUT), la inscripción en el régimen tributario correspondiente, el manejo de facturación y, según el caso, la contabilidad simplificada o los libros obligatorios que exige la normatividad colombiana vigente.</w:t>
+      </w:r>
+    </w:p>
+    <w:p>
+      <w:pPr>
+        <w:rPr>
+          <w:lang w:eastAsia="es-CO"/>
+        </w:rPr>
+      </w:pPr>
+      <w:r>
+        <w:rPr>
+          <w:lang w:eastAsia="es-CO"/>
+        </w:rPr>
+        <w:t>Para entender este proceso, es clave diferenciar entre formalidad e informalidad económica dentro de la economía campesina.</w:t>
+      </w:r>
+    </w:p>
+    <w:p>
+      <w:pPr>
+        <w:pStyle w:val="Ttulo4"/>
+      </w:pPr>
+      <w:r>
+        <w:t>La informalidad</w:t>
+      </w:r>
+    </w:p>
+    <w:p>
+      <w:pPr>
+        <w:rPr>
+          <w:lang w:eastAsia="es-CO"/>
+        </w:rPr>
+      </w:pPr>
+      <w:r>
+        <w:rPr>
+          <w:lang w:eastAsia="es-CO"/>
+        </w:rPr>
+        <w:t xml:space="preserve">La informalidad aparece cuando la actividad productiva opera sin registro, sin obligaciones tributarias y sin integración a los sistemas oficiales. Esta situación es común porque muchas unidades campesinas trabajan a pequeña escala, con ingresos fluctuantes y con barreras de acceso a trámites o tecnologías. Aunque la informalidad permite flexibilidad, también limita la participación en mercados más amplios, reduce </w:t>
+      </w:r>
+      <w:r>
+        <w:rPr>
+          <w:lang w:eastAsia="es-CO"/>
+        </w:rPr>
+        <w:lastRenderedPageBreak/>
+        <w:t>la posibilidad de acceder a créditos y restringe el aprovechamiento de beneficios del Estado.</w:t>
+      </w:r>
+    </w:p>
+    <w:p>
+      <w:pPr>
+        <w:pStyle w:val="Ttulo4"/>
+      </w:pPr>
+      <w:r>
+        <w:t>La formalidad</w:t>
+      </w:r>
+    </w:p>
+    <w:p>
+      <w:pPr>
+        <w:rPr>
+          <w:lang w:val="es-419" w:eastAsia="es-CO"/>
+        </w:rPr>
+      </w:pPr>
+      <w:r>
+        <w:rPr>
+          <w:lang w:eastAsia="es-CO"/>
+        </w:rPr>
+        <w:t>La formalidad, por su parte, se vincula con el cumplimiento de los requisitos legales mínimos: registro ante la DIAN, inscripción en el régimen pertinente, facturación y, en algunos casos, contabilidad simplificada. Este paso no implica abandonar la identidad campesina; al contrario, permite fortalecerla al abrir puertas a programas de fomento, compras públicas, certificaciones, créditos rurales y relaciones comerciales estables.</w:t>
       </w:r>
     </w:p>
     <w:p>
       <w:pPr>
         <w:pStyle w:val="Ttulo2"/>
       </w:pPr>
-      <w:bookmarkStart w:name="_Toc211455763" w:id="3"/>
+      <w:bookmarkStart w:id="3" w:name="_Toc215515461"/>
       <w:r>
         <w:t>Principales normas contables aplicables a unidades campesinas</w:t>
       </w:r>
@@ -4197,6 +4363,7 @@
           <w:bCs/>
           <w:lang w:eastAsia="es-CO"/>
         </w:rPr>
+        <w:lastRenderedPageBreak/>
         <w:t>La p</w:t>
       </w:r>
       <w:r>
@@ -4226,7 +4393,6 @@
         <w:rPr>
           <w:lang w:eastAsia="es-CO"/>
         </w:rPr>
-        <w:lastRenderedPageBreak/>
         <w:t>Todo ello utilizando </w:t>
       </w:r>
       <w:r>
@@ -4442,7 +4608,14 @@
         <w:rPr>
           <w:lang w:eastAsia="es-CO"/>
         </w:rPr>
-        <w:t>, sino un apoyo adaptado a sus condiciones reales de producción y comercialización. Este enfoque respeta el </w:t>
+        <w:t xml:space="preserve">, sino un apoyo adaptado a sus condiciones reales de producción y comercialización. Este </w:t>
+      </w:r>
+      <w:r>
+        <w:rPr>
+          <w:lang w:eastAsia="es-CO"/>
+        </w:rPr>
+        <w:lastRenderedPageBreak/>
+        <w:t>enfoque respeta el </w:t>
       </w:r>
       <w:r>
         <w:rPr>
@@ -4483,7 +4656,6 @@
         <w:rPr>
           <w:lang w:val="es-419" w:eastAsia="es-CO"/>
         </w:rPr>
-        <w:lastRenderedPageBreak/>
         <w:t xml:space="preserve">Para mayor profundización en el tema se sugiere revisar en la carpeta de anexos el documento PDF llamado Anexo </w:t>
       </w:r>
       <w:r>
@@ -4568,7 +4740,7 @@
           <w:lang w:val="es-419" w:eastAsia="es-CO"/>
         </w:rPr>
       </w:pPr>
-      <w:hyperlink w:history="1" r:id="rId15">
+      <w:hyperlink r:id="rId15" w:history="1">
         <w:r>
           <w:rPr>
             <w:rStyle w:val="Hipervnculo"/>
@@ -4584,7 +4756,7 @@
       <w:pPr>
         <w:pStyle w:val="Ttulo2"/>
       </w:pPr>
-      <w:bookmarkStart w:name="_Toc211455764" w:id="4"/>
+      <w:bookmarkStart w:id="4" w:name="_Toc215515462"/>
       <w:r>
         <w:t>Aspectos tributarios básicos para unidades campesinas</w:t>
       </w:r>
@@ -4701,7 +4873,14 @@
         <w:rPr>
           <w:lang w:eastAsia="es-CO"/>
         </w:rPr>
-        <w:t> Sin embargo, cuando se amplía la producción, aumentan los ingresos o se abre un local comercial, pueden surgir nuevas obligaciones fiscales.</w:t>
+        <w:t xml:space="preserve"> Sin embargo, </w:t>
+      </w:r>
+      <w:r>
+        <w:rPr>
+          <w:lang w:eastAsia="es-CO"/>
+        </w:rPr>
+        <w:lastRenderedPageBreak/>
+        <w:t>cuando se amplía la producción, aumentan los ingresos o se abre un local comercial, pueden surgir nuevas obligaciones fiscales.</w:t>
       </w:r>
     </w:p>
     <w:p>
@@ -4709,7 +4888,6 @@
         <w:pStyle w:val="Ttulo3"/>
       </w:pPr>
       <w:r>
-        <w:lastRenderedPageBreak/>
         <w:t>Inscripción en el RUT</w:t>
       </w:r>
     </w:p>
@@ -4887,6 +5065,7 @@
           <w:bCs/>
           <w:lang w:val="es-CO"/>
         </w:rPr>
+        <w:lastRenderedPageBreak/>
         <w:t>Beneficios de la formalidad tributaria</w:t>
       </w:r>
     </w:p>
@@ -4918,7 +5097,6 @@
         <w:rPr>
           <w:lang w:eastAsia="es-CO"/>
         </w:rPr>
-        <w:lastRenderedPageBreak/>
         <w:t>Acceso a programas de crédito y financiación.</w:t>
       </w:r>
     </w:p>
@@ -4995,7 +5173,7 @@
       <w:pPr>
         <w:pStyle w:val="Ttulo2"/>
       </w:pPr>
-      <w:bookmarkStart w:name="_Toc211455765" w:id="5"/>
+      <w:bookmarkStart w:id="5" w:name="_Toc215515463"/>
       <w:r>
         <w:t>Obligaciones legales según el tamaño y tipo de actividad</w:t>
       </w:r>
@@ -5171,6 +5349,7 @@
               <w:rPr>
                 <w:b/>
               </w:rPr>
+              <w:lastRenderedPageBreak/>
               <w:t xml:space="preserve">Transcripción del </w:t>
             </w:r>
             <w:r>
@@ -5205,6 +5384,12 @@
                 <w:bCs/>
               </w:rPr>
               <w:t>bligaciones según el nivel de formalidad</w:t>
+            </w:r>
+            <w:r>
+              <w:rPr>
+                <w:bCs/>
+              </w:rPr>
+              <w:t>.</w:t>
             </w:r>
           </w:p>
         </w:tc>
@@ -5228,156 +5413,153 @@
               <w:t>e</w:t>
             </w:r>
             <w:r>
-              <w:t xml:space="preserve">mprendiendo en el campo. Las obligaciones legales según el </w:t>
-            </w:r>
+              <w:t xml:space="preserve">mprendiendo en el campo. Las obligaciones legales según el nivel de formalidad. Así es </w:t>
+            </w:r>
+            <w:r>
+              <w:t>Az</w:t>
+            </w:r>
+            <w:r>
+              <w:t>u</w:t>
+            </w:r>
+            <w:r>
+              <w:t>c</w:t>
+            </w:r>
+            <w:r>
+              <w:t>ena, porque no todos los negocios en el campo son iguales y según como se organi</w:t>
+            </w:r>
+            <w:r>
+              <w:t>cen</w:t>
+            </w:r>
+            <w:r>
+              <w:t>, cambian también las responsabilidades que debemos tener en cuenta.</w:t>
+            </w:r>
+          </w:p>
+          <w:p>
+            <w:r>
+              <w:t xml:space="preserve">Por ejemplo, si vendes productos de manera ocasional en ferias o en la plaza del pueblo y tu producción es sobre todo para autoconsumo, no necesitas registrarte en </w:t>
+            </w:r>
+            <w:r>
+              <w:t>C</w:t>
+            </w:r>
+            <w:r>
+              <w:t xml:space="preserve">ámara de </w:t>
+            </w:r>
+            <w:r>
+              <w:t>C</w:t>
+            </w:r>
+            <w:r>
+              <w:t>omercio ni saca</w:t>
+            </w:r>
+            <w:r>
+              <w:t>r</w:t>
+            </w:r>
+            <w:r>
+              <w:t xml:space="preserve"> </w:t>
+            </w:r>
+            <w:r>
+              <w:t>RUT</w:t>
+            </w:r>
+            <w:r>
+              <w:t xml:space="preserve">, pero ojo, siempre es bueno llevar tus cuentas claras, anotar ventas, gastos y producción, eso te ayuda a mejorar tu </w:t>
+            </w:r>
+            <w:r>
+              <w:t>emprendimiento,</w:t>
+            </w:r>
+            <w:r>
+              <w:t xml:space="preserve"> aunque sea pequeño.</w:t>
+            </w:r>
+          </w:p>
+          <w:p>
+            <w:r>
+              <w:t>Ahora si el negocio va creciendo hay que dar un paso más, ya cuando se vende con más frecuencia y en mayores cantidades se recomienda formalizar, esto puede ser como persona natural comerciante o como una asociación o microempresa, en ese caso s</w:t>
+            </w:r>
+            <w:r>
+              <w:t>í</w:t>
+            </w:r>
+            <w:r>
+              <w:t xml:space="preserve"> to</w:t>
+            </w:r>
+            <w:r>
+              <w:t>ca</w:t>
+            </w:r>
+            <w:r>
+              <w:t xml:space="preserve"> inscribirse en la </w:t>
+            </w:r>
+            <w:r>
+              <w:t>C</w:t>
+            </w:r>
+            <w:r>
+              <w:t xml:space="preserve">ámara de </w:t>
+            </w:r>
+            <w:r>
+              <w:t>C</w:t>
+            </w:r>
+            <w:r>
+              <w:t xml:space="preserve">omercio y obtener el </w:t>
+            </w:r>
+            <w:r>
+              <w:t>RUES</w:t>
+            </w:r>
+            <w:r>
+              <w:t>.</w:t>
+            </w:r>
+          </w:p>
+          <w:p>
+            <w:r>
+              <w:t>¿Y qué pasa cuando ya hay un local o se contrata gente</w:t>
+            </w:r>
+            <w:r>
+              <w:t>,</w:t>
+            </w:r>
+            <w:r>
+              <w:t xml:space="preserve"> </w:t>
+            </w:r>
+            <w:r>
+              <w:t>Don</w:t>
+            </w:r>
+            <w:r>
+              <w:t xml:space="preserve"> </w:t>
+            </w:r>
+            <w:r>
+              <w:t>C</w:t>
+            </w:r>
+            <w:r>
+              <w:t>ampo</w:t>
+            </w:r>
+            <w:r>
+              <w:t>s</w:t>
+            </w:r>
+            <w:r>
+              <w:t xml:space="preserve">? Ahí ya estamos hablando de una actividad comercial continua, en ese nivel es obligatorio tener el </w:t>
+            </w:r>
+            <w:r>
+              <w:t>RUT</w:t>
+            </w:r>
+            <w:r>
+              <w:t xml:space="preserve"> en la </w:t>
+            </w:r>
+            <w:r>
+              <w:t>DIAN</w:t>
+            </w:r>
+            <w:r>
+              <w:t>, declarar impuestos y afiliar al personal a salud, pensión y riesgos laborales</w:t>
+            </w:r>
+            <w:r>
+              <w:t>.</w:t>
+            </w:r>
+            <w:r>
+              <w:t xml:space="preserve"> </w:t>
+            </w:r>
+            <w:r>
+              <w:t>N</w:t>
+            </w:r>
+            <w:r>
+              <w:t>o es solo cumplir por cumplir, es protegerse uno mismo y también a quienes trabajan con uno.</w:t>
+            </w:r>
+          </w:p>
+          <w:p>
             <w:r>
               <w:lastRenderedPageBreak/>
-              <w:t xml:space="preserve">nivel de formalidad. Así es </w:t>
-            </w:r>
-            <w:r>
-              <w:t>Az</w:t>
-            </w:r>
-            <w:r>
-              <w:t>u</w:t>
-            </w:r>
-            <w:r>
-              <w:t>c</w:t>
-            </w:r>
-            <w:r>
-              <w:t>ena, porque no todos los negocios en el campo son iguales y según como se organi</w:t>
-            </w:r>
-            <w:r>
-              <w:t>cen</w:t>
-            </w:r>
-            <w:r>
-              <w:t>, cambian también las responsabilidades que debemos tener en cuenta.</w:t>
-            </w:r>
-          </w:p>
-          <w:p>
-            <w:r>
-              <w:t xml:space="preserve">Por ejemplo, si vendes productos de manera ocasional en ferias o en la plaza del pueblo y tu producción es sobre todo para autoconsumo, no necesitas registrarte en </w:t>
-            </w:r>
-            <w:r>
-              <w:t>C</w:t>
-            </w:r>
-            <w:r>
-              <w:t xml:space="preserve">ámara de </w:t>
-            </w:r>
-            <w:r>
-              <w:t>C</w:t>
-            </w:r>
-            <w:r>
-              <w:t>omercio ni saca</w:t>
-            </w:r>
-            <w:r>
-              <w:t>r</w:t>
-            </w:r>
-            <w:r>
-              <w:t xml:space="preserve"> </w:t>
-            </w:r>
-            <w:r>
-              <w:t>RUT</w:t>
-            </w:r>
-            <w:r>
-              <w:t xml:space="preserve">, pero ojo, siempre es bueno llevar tus cuentas claras, anotar ventas, gastos y producción, eso te ayuda a mejorar tu </w:t>
-            </w:r>
-            <w:r>
-              <w:t>emprendimiento,</w:t>
-            </w:r>
-            <w:r>
-              <w:t xml:space="preserve"> aunque sea pequeño.</w:t>
-            </w:r>
-          </w:p>
-          <w:p>
-            <w:r>
-              <w:t>Ahora si el negocio va creciendo hay que dar un paso más, ya cuando se vende con más frecuencia y en mayores cantidades se recomienda formalizar, esto puede ser como persona natural comerciante o como una asociación o microempresa, en ese caso s</w:t>
-            </w:r>
-            <w:r>
-              <w:t>í</w:t>
-            </w:r>
-            <w:r>
-              <w:t xml:space="preserve"> to</w:t>
-            </w:r>
-            <w:r>
-              <w:t>ca</w:t>
-            </w:r>
-            <w:r>
-              <w:t xml:space="preserve"> inscribirse en la </w:t>
-            </w:r>
-            <w:r>
-              <w:t>C</w:t>
-            </w:r>
-            <w:r>
-              <w:t xml:space="preserve">ámara de </w:t>
-            </w:r>
-            <w:r>
-              <w:t>C</w:t>
-            </w:r>
-            <w:r>
-              <w:t xml:space="preserve">omercio y obtener el </w:t>
-            </w:r>
-            <w:r>
-              <w:t>RUES</w:t>
-            </w:r>
-            <w:r>
-              <w:t>.</w:t>
-            </w:r>
-          </w:p>
-          <w:p>
-            <w:r>
-              <w:t>¿Y qué pasa cuando ya hay un local o se contrata gente</w:t>
-            </w:r>
-            <w:r>
-              <w:t>,</w:t>
-            </w:r>
-            <w:r>
-              <w:t xml:space="preserve"> </w:t>
-            </w:r>
-            <w:r>
-              <w:t>Don</w:t>
-            </w:r>
-            <w:r>
-              <w:t xml:space="preserve"> </w:t>
-            </w:r>
-            <w:r>
-              <w:t>C</w:t>
-            </w:r>
-            <w:r>
-              <w:t>ampo</w:t>
-            </w:r>
-            <w:r>
-              <w:t>s</w:t>
-            </w:r>
-            <w:r>
-              <w:t xml:space="preserve">? Ahí ya estamos hablando de una actividad comercial continua, en ese nivel es obligatorio tener el </w:t>
-            </w:r>
-            <w:r>
-              <w:t>RUT</w:t>
-            </w:r>
-            <w:r>
-              <w:t xml:space="preserve"> en la </w:t>
-            </w:r>
-            <w:r>
-              <w:t>DIAN</w:t>
-            </w:r>
-            <w:r>
-              <w:t>, declarar impuestos y afiliar al personal a salud, pensión y riesgos laborales</w:t>
-            </w:r>
-            <w:r>
-              <w:t>.</w:t>
-            </w:r>
-            <w:r>
-              <w:t xml:space="preserve"> </w:t>
-            </w:r>
-            <w:r>
-              <w:t>N</w:t>
-            </w:r>
-            <w:r>
-              <w:t>o es solo cumplir por cumplir, es protegerse uno mismo y también a quienes trabajan con uno.</w:t>
-            </w:r>
-          </w:p>
-          <w:p>
-            <w:r>
               <w:t>Así es, formalizarnos solo abre puertas a beneficios y apoyos, también ayuda a que el campo se fortalezca con más justicia y organización. Y aquí seguimos aprendiendo y sembrando conocimiento para cosechar futuro.</w:t>
             </w:r>
           </w:p>
@@ -5389,13 +5571,6 @@
         </w:tc>
       </w:tr>
     </w:tbl>
-    <w:p>
-      <w:pPr>
-        <w:rPr>
-          <w:lang w:eastAsia="es-CO"/>
-        </w:rPr>
-      </w:pPr>
-    </w:p>
     <w:p>
       <w:pPr>
         <w:pStyle w:val="Ttulo3"/>
@@ -5623,8 +5798,106 @@
         <w:rPr>
           <w:lang w:eastAsia="es-CO"/>
         </w:rPr>
-        <w:t>La formalización no es solo un requisito legal, sino una oportunidad de crecimiento que brinda estabilidad, acceso a recursos y mayor reconocimiento para el trabajo campesino. Llevar este proceso de manera organizada y acompañada asegura un mejor futuro para las familias rurales.</w:t>
-      </w:r>
+        <w:t xml:space="preserve">La formalización no es solo un requisito legal, sino una oportunidad de crecimiento que brinda estabilidad, acceso a recursos y mayor reconocimiento para el </w:t>
+      </w:r>
+      <w:r>
+        <w:rPr>
+          <w:lang w:eastAsia="es-CO"/>
+        </w:rPr>
+        <w:lastRenderedPageBreak/>
+        <w:t>trabajo campesino. Llevar este proceso de manera organizada y acompañada asegura un mejor futuro para las familias rurales.</w:t>
+      </w:r>
+    </w:p>
+    <w:p>
+      <w:pPr>
+        <w:rPr>
+          <w:lang w:eastAsia="es-CO"/>
+        </w:rPr>
+      </w:pPr>
+    </w:p>
+    <w:p>
+      <w:pPr>
+        <w:rPr>
+          <w:lang w:eastAsia="es-CO"/>
+        </w:rPr>
+      </w:pPr>
+    </w:p>
+    <w:p>
+      <w:pPr>
+        <w:rPr>
+          <w:lang w:eastAsia="es-CO"/>
+        </w:rPr>
+      </w:pPr>
+    </w:p>
+    <w:p>
+      <w:pPr>
+        <w:rPr>
+          <w:lang w:eastAsia="es-CO"/>
+        </w:rPr>
+      </w:pPr>
+    </w:p>
+    <w:p>
+      <w:pPr>
+        <w:rPr>
+          <w:lang w:eastAsia="es-CO"/>
+        </w:rPr>
+      </w:pPr>
+    </w:p>
+    <w:p>
+      <w:pPr>
+        <w:rPr>
+          <w:lang w:eastAsia="es-CO"/>
+        </w:rPr>
+      </w:pPr>
+    </w:p>
+    <w:p>
+      <w:pPr>
+        <w:rPr>
+          <w:lang w:eastAsia="es-CO"/>
+        </w:rPr>
+      </w:pPr>
+    </w:p>
+    <w:p>
+      <w:pPr>
+        <w:rPr>
+          <w:lang w:eastAsia="es-CO"/>
+        </w:rPr>
+      </w:pPr>
+    </w:p>
+    <w:p>
+      <w:pPr>
+        <w:rPr>
+          <w:lang w:eastAsia="es-CO"/>
+        </w:rPr>
+      </w:pPr>
+    </w:p>
+    <w:p>
+      <w:pPr>
+        <w:rPr>
+          <w:lang w:eastAsia="es-CO"/>
+        </w:rPr>
+      </w:pPr>
+    </w:p>
+    <w:p>
+      <w:pPr>
+        <w:rPr>
+          <w:lang w:eastAsia="es-CO"/>
+        </w:rPr>
+      </w:pPr>
+    </w:p>
+    <w:p>
+      <w:pPr>
+        <w:rPr>
+          <w:lang w:eastAsia="es-CO"/>
+        </w:rPr>
+      </w:pPr>
+    </w:p>
+    <w:p>
+      <w:pPr>
+        <w:rPr>
+          <w:lang w:eastAsia="es-CO"/>
+        </w:rPr>
+      </w:pPr>
     </w:p>
     <w:p>
       <w:pPr>
@@ -5651,7 +5924,7 @@
       <w:pPr>
         <w:pStyle w:val="Ttulo1"/>
       </w:pPr>
-      <w:bookmarkStart w:name="_Toc211455766" w:id="6"/>
+      <w:bookmarkStart w:id="6" w:name="_Toc215515464"/>
       <w:r>
         <w:lastRenderedPageBreak/>
         <w:t>Registros contables de activos, pasivos y patrimonio en el contexto campesino</w:t>
@@ -5675,7 +5948,7 @@
       <w:pPr>
         <w:pStyle w:val="Ttulo2"/>
       </w:pPr>
-      <w:bookmarkStart w:name="_Toc211455767" w:id="7"/>
+      <w:bookmarkStart w:id="7" w:name="_Toc215515465"/>
       <w:r>
         <w:t>¿Qué son los activos en una unidad campesina?</w:t>
       </w:r>
@@ -6145,7 +6418,7 @@
       <w:pPr>
         <w:pStyle w:val="Ttulo2"/>
       </w:pPr>
-      <w:bookmarkStart w:name="_Toc211455768" w:id="8"/>
+      <w:bookmarkStart w:id="8" w:name="_Toc215515466"/>
       <w:r>
         <w:t>¿Qué son los pasivos en una unidad campesina?</w:t>
       </w:r>
@@ -6517,7 +6790,7 @@
       <w:pPr>
         <w:pStyle w:val="Ttulo2"/>
       </w:pPr>
-      <w:bookmarkStart w:name="_Toc211455769" w:id="9"/>
+      <w:bookmarkStart w:id="9" w:name="_Toc215515467"/>
       <w:r>
         <w:t>¿Qué es el patrimonio en una unidad campesina?</w:t>
       </w:r>
@@ -6613,14 +6886,39 @@
     <w:p>
       <w:pPr>
         <w:rPr>
-          <w:lang w:val="es-419" w:eastAsia="es-CO"/>
-        </w:rPr>
-      </w:pPr>
-      <w:r>
-        <w:rPr>
-          <w:lang w:val="es-419" w:eastAsia="es-CO"/>
-        </w:rPr>
-        <w:t>A continuación, se presenta un ejemplo práctico que ilustra cómo calcular el patrimonio en una unidad campesina:</w:t>
+          <w:lang w:eastAsia="es-CO"/>
+        </w:rPr>
+      </w:pPr>
+      <w:r>
+        <w:rPr>
+          <w:lang w:eastAsia="es-CO"/>
+        </w:rPr>
+        <w:t>Para comprender mejor el patrimonio, es útil considerar que una unidad campesina no depende de una sola actividad. Su sostenibilidad se basa en un balance diversificado de actividades agrícolas, pecuarias, transformaciones artesanales y, en algunos casos, ingresos complementarios por trabajos temporales o ventas estacionales. Este conjunto de fuentes crea resiliencia económica y permite que la familia mantenga estabilidad durante todo el año.</w:t>
+      </w:r>
+    </w:p>
+    <w:p>
+      <w:pPr>
+        <w:rPr>
+          <w:lang w:val="es-419" w:eastAsia="es-CO"/>
+        </w:rPr>
+      </w:pPr>
+      <w:r>
+        <w:rPr>
+          <w:lang w:eastAsia="es-CO"/>
+        </w:rPr>
+        <w:t>A continuación</w:t>
+      </w:r>
+      <w:r>
+        <w:rPr>
+          <w:lang w:eastAsia="es-CO"/>
+        </w:rPr>
+        <w:t>,</w:t>
+      </w:r>
+      <w:r>
+        <w:rPr>
+          <w:lang w:eastAsia="es-CO"/>
+        </w:rPr>
+        <w:t xml:space="preserve"> se presenta un ejemplo que integra este enfoque:</w:t>
       </w:r>
     </w:p>
     <w:p>
@@ -6693,19 +6991,24 @@
         <w:tc>
           <w:tcPr>
             <w:tcW w:w="4855" w:type="dxa"/>
+            <w:vAlign w:val="center"/>
           </w:tcPr>
           <w:p>
             <w:pPr>
               <w:pStyle w:val="Tablas"/>
             </w:pPr>
             <w:r>
-              <w:t>Parcela de tierra</w:t>
+              <w:t>Parcela principal para cultivos mixtos</w:t>
+            </w:r>
+            <w:r>
+              <w:t>.</w:t>
             </w:r>
           </w:p>
         </w:tc>
         <w:tc>
           <w:tcPr>
             <w:tcW w:w="5107" w:type="dxa"/>
+            <w:vAlign w:val="center"/>
           </w:tcPr>
           <w:p>
             <w:pPr>
@@ -6713,13 +7016,7 @@
               <w:jc w:val="right"/>
             </w:pPr>
             <w:r>
-              <w:t>$</w:t>
-            </w:r>
-            <w:r>
-              <w:t xml:space="preserve"> </w:t>
-            </w:r>
-            <w:r>
-              <w:t>20 millones</w:t>
+              <w:t>$ 20 millones</w:t>
             </w:r>
           </w:p>
         </w:tc>
@@ -6731,19 +7028,24 @@
         <w:tc>
           <w:tcPr>
             <w:tcW w:w="4855" w:type="dxa"/>
+            <w:vAlign w:val="center"/>
           </w:tcPr>
           <w:p>
             <w:pPr>
               <w:pStyle w:val="Tablas"/>
             </w:pPr>
             <w:r>
-              <w:t>Herramientas y maquinaria</w:t>
+              <w:t>Lote pequeño para hortalizas orgánicas</w:t>
+            </w:r>
+            <w:r>
+              <w:t>.</w:t>
             </w:r>
           </w:p>
         </w:tc>
         <w:tc>
           <w:tcPr>
             <w:tcW w:w="5107" w:type="dxa"/>
+            <w:vAlign w:val="center"/>
           </w:tcPr>
           <w:p>
             <w:pPr>
@@ -6751,13 +7053,7 @@
               <w:jc w:val="right"/>
             </w:pPr>
             <w:r>
-              <w:t>$</w:t>
-            </w:r>
-            <w:r>
-              <w:t xml:space="preserve"> </w:t>
-            </w:r>
-            <w:r>
-              <w:t>3 millones</w:t>
+              <w:t>$ 3 millones</w:t>
             </w:r>
           </w:p>
         </w:tc>
@@ -6770,19 +7066,24 @@
         <w:tc>
           <w:tcPr>
             <w:tcW w:w="4855" w:type="dxa"/>
+            <w:vAlign w:val="center"/>
           </w:tcPr>
           <w:p>
             <w:pPr>
               <w:pStyle w:val="Tablas"/>
             </w:pPr>
             <w:r>
-              <w:t>Ganado (vacas y cerdos)</w:t>
+              <w:t>Herramientas y maquinaria (motosierra, fumigadora, carretilla)</w:t>
+            </w:r>
+            <w:r>
+              <w:t>.</w:t>
             </w:r>
           </w:p>
         </w:tc>
         <w:tc>
           <w:tcPr>
             <w:tcW w:w="5107" w:type="dxa"/>
+            <w:vAlign w:val="center"/>
           </w:tcPr>
           <w:p>
             <w:pPr>
@@ -6790,13 +7091,7 @@
               <w:jc w:val="right"/>
             </w:pPr>
             <w:r>
-              <w:t>$</w:t>
-            </w:r>
-            <w:r>
-              <w:t xml:space="preserve"> </w:t>
-            </w:r>
-            <w:r>
-              <w:t>5 millones</w:t>
+              <w:t>$ 3 millones</w:t>
             </w:r>
           </w:p>
         </w:tc>
@@ -6808,19 +7103,24 @@
         <w:tc>
           <w:tcPr>
             <w:tcW w:w="4855" w:type="dxa"/>
+            <w:vAlign w:val="center"/>
           </w:tcPr>
           <w:p>
             <w:pPr>
               <w:pStyle w:val="Tablas"/>
             </w:pPr>
             <w:r>
-              <w:t>Dinero en efectivo ahorrado</w:t>
+              <w:t>Ganado menor (gallinas ponedoras, 2 cerdos)</w:t>
+            </w:r>
+            <w:r>
+              <w:t>.</w:t>
             </w:r>
           </w:p>
         </w:tc>
         <w:tc>
           <w:tcPr>
             <w:tcW w:w="5107" w:type="dxa"/>
+            <w:vAlign w:val="center"/>
           </w:tcPr>
           <w:p>
             <w:pPr>
@@ -6828,13 +7128,7 @@
               <w:jc w:val="right"/>
             </w:pPr>
             <w:r>
-              <w:t>$</w:t>
-            </w:r>
-            <w:r>
-              <w:t xml:space="preserve"> </w:t>
-            </w:r>
-            <w:r>
-              <w:t>2 millones</w:t>
+              <w:t>$ 2 millones</w:t>
             </w:r>
           </w:p>
         </w:tc>
@@ -6847,37 +7141,36 @@
         <w:tc>
           <w:tcPr>
             <w:tcW w:w="4855" w:type="dxa"/>
+            <w:vAlign w:val="center"/>
           </w:tcPr>
           <w:p>
             <w:pPr>
               <w:pStyle w:val="Tablas"/>
-              <w:jc w:val="center"/>
               <w:rPr>
                 <w:b/>
                 <w:bCs w:val="0"/>
               </w:rPr>
             </w:pPr>
-            <w:proofErr w:type="gramStart"/>
             <w:r>
               <w:rPr>
                 <w:b/>
                 <w:bCs w:val="0"/>
               </w:rPr>
-              <w:t>Total</w:t>
-            </w:r>
-            <w:proofErr w:type="gramEnd"/>
+              <w:t>Semillas almacenadas para el próximo ciclo</w:t>
+            </w:r>
             <w:r>
               <w:rPr>
                 <w:b/>
                 <w:bCs w:val="0"/>
               </w:rPr>
-              <w:t xml:space="preserve"> de activos</w:t>
+              <w:t>.</w:t>
             </w:r>
           </w:p>
         </w:tc>
         <w:tc>
           <w:tcPr>
             <w:tcW w:w="5107" w:type="dxa"/>
+            <w:vAlign w:val="center"/>
           </w:tcPr>
           <w:p>
             <w:pPr>
@@ -6893,26 +7186,316 @@
                 <w:b/>
                 <w:bCs w:val="0"/>
               </w:rPr>
-              <w:t>$</w:t>
-            </w:r>
-            <w:r>
+              <w:t>$ 0,5 millones</w:t>
+            </w:r>
+          </w:p>
+        </w:tc>
+      </w:tr>
+      <w:tr>
+        <w:trPr>
+          <w:jc w:val="center"/>
+        </w:trPr>
+        <w:tc>
+          <w:tcPr>
+            <w:tcW w:w="4855" w:type="dxa"/>
+            <w:vAlign w:val="center"/>
+          </w:tcPr>
+          <w:p>
+            <w:pPr>
+              <w:pStyle w:val="Tablas"/>
+            </w:pPr>
+            <w:r>
+              <w:t>Inventario de productos transformados (queso, mermeladas, panela)</w:t>
+            </w:r>
+            <w:r>
+              <w:t>.</w:t>
+            </w:r>
+          </w:p>
+        </w:tc>
+        <w:tc>
+          <w:tcPr>
+            <w:tcW w:w="5107" w:type="dxa"/>
+            <w:vAlign w:val="center"/>
+          </w:tcPr>
+          <w:p>
+            <w:pPr>
+              <w:pStyle w:val="Tablas"/>
+              <w:jc w:val="right"/>
+            </w:pPr>
+            <w:r>
+              <w:t>$ 1 millón</w:t>
+            </w:r>
+          </w:p>
+        </w:tc>
+      </w:tr>
+      <w:tr>
+        <w:trPr>
+          <w:cnfStyle w:val="000000100000" w:firstRow="0" w:lastRow="0" w:firstColumn="0" w:lastColumn="0" w:oddVBand="0" w:evenVBand="0" w:oddHBand="1" w:evenHBand="0" w:firstRowFirstColumn="0" w:firstRowLastColumn="0" w:lastRowFirstColumn="0" w:lastRowLastColumn="0"/>
+          <w:jc w:val="center"/>
+        </w:trPr>
+        <w:tc>
+          <w:tcPr>
+            <w:tcW w:w="4855" w:type="dxa"/>
+            <w:vAlign w:val="center"/>
+          </w:tcPr>
+          <w:p>
+            <w:pPr>
+              <w:pStyle w:val="Tablas"/>
               <w:rPr>
                 <w:b/>
                 <w:bCs w:val="0"/>
               </w:rPr>
-              <w:t xml:space="preserve"> </w:t>
-            </w:r>
+            </w:pPr>
             <w:r>
               <w:rPr>
                 <w:b/>
                 <w:bCs w:val="0"/>
               </w:rPr>
-              <w:t>30 millones</w:t>
+              <w:t>Ahorros generados por ventas de temporada</w:t>
+            </w:r>
+            <w:r>
+              <w:rPr>
+                <w:b/>
+                <w:bCs w:val="0"/>
+              </w:rPr>
+              <w:t>.</w:t>
+            </w:r>
+          </w:p>
+        </w:tc>
+        <w:tc>
+          <w:tcPr>
+            <w:tcW w:w="5107" w:type="dxa"/>
+            <w:vAlign w:val="center"/>
+          </w:tcPr>
+          <w:p>
+            <w:pPr>
+              <w:pStyle w:val="Tablas"/>
+              <w:jc w:val="right"/>
+              <w:rPr>
+                <w:b/>
+                <w:bCs w:val="0"/>
+              </w:rPr>
+            </w:pPr>
+            <w:r>
+              <w:rPr>
+                <w:b/>
+                <w:bCs w:val="0"/>
+              </w:rPr>
+              <w:t>$ 2 millones</w:t>
+            </w:r>
+          </w:p>
+        </w:tc>
+      </w:tr>
+      <w:tr>
+        <w:trPr>
+          <w:jc w:val="center"/>
+        </w:trPr>
+        <w:tc>
+          <w:tcPr>
+            <w:tcW w:w="4855" w:type="dxa"/>
+            <w:vAlign w:val="center"/>
+          </w:tcPr>
+          <w:p>
+            <w:pPr>
+              <w:pStyle w:val="Tablas"/>
+              <w:jc w:val="center"/>
+              <w:rPr>
+                <w:b/>
+                <w:bCs w:val="0"/>
+              </w:rPr>
+            </w:pPr>
+            <w:proofErr w:type="gramStart"/>
+            <w:r>
+              <w:rPr>
+                <w:b/>
+                <w:bCs w:val="0"/>
+              </w:rPr>
+              <w:t>Total</w:t>
+            </w:r>
+            <w:proofErr w:type="gramEnd"/>
+            <w:r>
+              <w:rPr>
+                <w:b/>
+                <w:bCs w:val="0"/>
+              </w:rPr>
+              <w:t xml:space="preserve"> de activos</w:t>
+            </w:r>
+          </w:p>
+        </w:tc>
+        <w:tc>
+          <w:tcPr>
+            <w:tcW w:w="5107" w:type="dxa"/>
+            <w:vAlign w:val="center"/>
+          </w:tcPr>
+          <w:p>
+            <w:pPr>
+              <w:pStyle w:val="Tablas"/>
+              <w:jc w:val="right"/>
+              <w:rPr>
+                <w:b/>
+                <w:bCs w:val="0"/>
+              </w:rPr>
+            </w:pPr>
+            <w:r>
+              <w:rPr>
+                <w:b/>
+                <w:bCs w:val="0"/>
+              </w:rPr>
+              <w:t>$ 31,5 millones</w:t>
             </w:r>
           </w:p>
         </w:tc>
       </w:tr>
     </w:tbl>
+    <w:p>
+      <w:pPr>
+        <w:pStyle w:val="Ttulo3"/>
+        <w:rPr>
+          <w:lang w:val="es-CO"/>
+        </w:rPr>
+      </w:pPr>
+      <w:r>
+        <w:rPr>
+          <w:lang w:val="es-CO"/>
+        </w:rPr>
+        <w:t>Ingresos estacionales que fortalecen la sostenibilidad</w:t>
+      </w:r>
+    </w:p>
+    <w:p>
+      <w:pPr>
+        <w:rPr>
+          <w:lang w:eastAsia="es-CO"/>
+        </w:rPr>
+      </w:pPr>
+      <w:r>
+        <w:rPr>
+          <w:lang w:eastAsia="es-CO"/>
+        </w:rPr>
+        <w:t>Aunque estos ingresos no se suman como activos, sí explican cómo la familia mantiene flujo económico durante el año:</w:t>
+      </w:r>
+    </w:p>
+    <w:p>
+      <w:pPr>
+        <w:pStyle w:val="Prrafodelista"/>
+        <w:numPr>
+          <w:ilvl w:val="0"/>
+          <w:numId w:val="41"/>
+        </w:numPr>
+        <w:rPr>
+          <w:lang w:eastAsia="es-CO"/>
+        </w:rPr>
+      </w:pPr>
+      <w:r>
+        <w:rPr>
+          <w:lang w:eastAsia="es-CO"/>
+        </w:rPr>
+        <w:t>Venta de café en cosecha.</w:t>
+      </w:r>
+    </w:p>
+    <w:p>
+      <w:pPr>
+        <w:pStyle w:val="Prrafodelista"/>
+        <w:numPr>
+          <w:ilvl w:val="0"/>
+          <w:numId w:val="41"/>
+        </w:numPr>
+        <w:rPr>
+          <w:lang w:eastAsia="es-CO"/>
+        </w:rPr>
+      </w:pPr>
+      <w:r>
+        <w:rPr>
+          <w:lang w:eastAsia="es-CO"/>
+        </w:rPr>
+        <w:t>Venta de hortalizas semanales en plaza local.</w:t>
+      </w:r>
+    </w:p>
+    <w:p>
+      <w:pPr>
+        <w:pStyle w:val="Prrafodelista"/>
+        <w:numPr>
+          <w:ilvl w:val="0"/>
+          <w:numId w:val="41"/>
+        </w:numPr>
+        <w:rPr>
+          <w:lang w:eastAsia="es-CO"/>
+        </w:rPr>
+      </w:pPr>
+      <w:r>
+        <w:rPr>
+          <w:lang w:eastAsia="es-CO"/>
+        </w:rPr>
+        <w:t>Producción de huevos para consumo y venta.</w:t>
+      </w:r>
+    </w:p>
+    <w:p>
+      <w:pPr>
+        <w:pStyle w:val="Prrafodelista"/>
+        <w:numPr>
+          <w:ilvl w:val="0"/>
+          <w:numId w:val="41"/>
+        </w:numPr>
+        <w:rPr>
+          <w:lang w:eastAsia="es-CO"/>
+        </w:rPr>
+      </w:pPr>
+      <w:r>
+        <w:rPr>
+          <w:lang w:eastAsia="es-CO"/>
+        </w:rPr>
+        <w:lastRenderedPageBreak/>
+        <w:t>Elaboración de productos transformados (queso, panela, mermeladas).</w:t>
+      </w:r>
+    </w:p>
+    <w:p>
+      <w:pPr>
+        <w:pStyle w:val="Prrafodelista"/>
+        <w:numPr>
+          <w:ilvl w:val="0"/>
+          <w:numId w:val="41"/>
+        </w:numPr>
+        <w:rPr>
+          <w:lang w:eastAsia="es-CO"/>
+        </w:rPr>
+      </w:pPr>
+      <w:r>
+        <w:rPr>
+          <w:lang w:eastAsia="es-CO"/>
+        </w:rPr>
+        <w:t>Trabajo ocasional del jefe de hogar en fincas vecinas en época de poda o cosecha.</w:t>
+      </w:r>
+    </w:p>
+    <w:p>
+      <w:pPr>
+        <w:pStyle w:val="Prrafodelista"/>
+        <w:numPr>
+          <w:ilvl w:val="0"/>
+          <w:numId w:val="41"/>
+        </w:numPr>
+        <w:rPr>
+          <w:lang w:eastAsia="es-CO"/>
+        </w:rPr>
+      </w:pPr>
+      <w:r>
+        <w:rPr>
+          <w:lang w:eastAsia="es-CO"/>
+        </w:rPr>
+        <w:t>Venta esporádica de animales.</w:t>
+      </w:r>
+    </w:p>
+    <w:p>
+      <w:pPr>
+        <w:rPr>
+          <w:lang w:eastAsia="es-CO"/>
+        </w:rPr>
+      </w:pPr>
+      <w:r>
+        <w:rPr>
+          <w:lang w:eastAsia="es-CO"/>
+        </w:rPr>
+        <w:t>Estos ingresos sostienen el ahorro, cubren deudas y permiten mantener la unidad en funcionamiento estable.</w:t>
+      </w:r>
+    </w:p>
     <w:p>
       <w:pPr>
         <w:pStyle w:val="Tabla"/>
@@ -6989,10 +7572,10 @@
               <w:pStyle w:val="Tablas"/>
             </w:pPr>
             <w:r>
-              <w:t>P</w:t>
-            </w:r>
-            <w:r>
-              <w:t>réstamo bancario</w:t>
+              <w:t>Préstamo bancario para mejorar sistema de riego</w:t>
+            </w:r>
+            <w:r>
+              <w:t>.</w:t>
             </w:r>
           </w:p>
         </w:tc>
@@ -7006,16 +7589,7 @@
               <w:jc w:val="right"/>
             </w:pPr>
             <w:r>
-              <w:t>$</w:t>
-            </w:r>
-            <w:r>
-              <w:t xml:space="preserve"> </w:t>
-            </w:r>
-            <w:r>
-              <w:t xml:space="preserve">4 </w:t>
-            </w:r>
-            <w:r>
-              <w:t>millones</w:t>
+              <w:t>$ 4 millones</w:t>
             </w:r>
           </w:p>
         </w:tc>
@@ -7033,7 +7607,10 @@
               <w:pStyle w:val="Tablas"/>
             </w:pPr>
             <w:r>
-              <w:t>Deuda con proveedor de abonos</w:t>
+              <w:t>Deuda con proveedor de fertilizantes orgánicos</w:t>
+            </w:r>
+            <w:r>
+              <w:t>.</w:t>
             </w:r>
           </w:p>
         </w:tc>
@@ -7047,19 +7624,7 @@
               <w:jc w:val="right"/>
             </w:pPr>
             <w:r>
-              <w:t>$</w:t>
-            </w:r>
-            <w:r>
-              <w:t xml:space="preserve"> </w:t>
-            </w:r>
-            <w:r>
-              <w:t>1</w:t>
-            </w:r>
-            <w:r>
-              <w:t xml:space="preserve"> mill</w:t>
-            </w:r>
-            <w:r>
-              <w:t>ón</w:t>
+              <w:t>$ 1 millón</w:t>
             </w:r>
           </w:p>
         </w:tc>
@@ -7067,6 +7632,41 @@
       <w:tr>
         <w:trPr>
           <w:cnfStyle w:val="000000100000" w:firstRow="0" w:lastRow="0" w:firstColumn="0" w:lastColumn="0" w:oddVBand="0" w:evenVBand="0" w:oddHBand="1" w:evenHBand="0" w:firstRowFirstColumn="0" w:firstRowLastColumn="0" w:lastRowFirstColumn="0" w:lastRowLastColumn="0"/>
+          <w:jc w:val="center"/>
+        </w:trPr>
+        <w:tc>
+          <w:tcPr>
+            <w:tcW w:w="4855" w:type="dxa"/>
+          </w:tcPr>
+          <w:p>
+            <w:pPr>
+              <w:pStyle w:val="Tablas"/>
+            </w:pPr>
+            <w:r>
+              <w:t>Crédito con cooperativa para compra de gallinas ponedoras</w:t>
+            </w:r>
+            <w:r>
+              <w:t>.</w:t>
+            </w:r>
+          </w:p>
+        </w:tc>
+        <w:tc>
+          <w:tcPr>
+            <w:tcW w:w="5107" w:type="dxa"/>
+          </w:tcPr>
+          <w:p>
+            <w:pPr>
+              <w:pStyle w:val="Tablas"/>
+              <w:jc w:val="right"/>
+            </w:pPr>
+            <w:r>
+              <w:t>$ 0,8 millones</w:t>
+            </w:r>
+          </w:p>
+        </w:tc>
+      </w:tr>
+      <w:tr>
+        <w:trPr>
           <w:trHeight w:val="70"/>
           <w:jc w:val="center"/>
         </w:trPr>
@@ -7083,21 +7683,12 @@
                 <w:bCs w:val="0"/>
               </w:rPr>
             </w:pPr>
-            <w:proofErr w:type="gramStart"/>
             <w:r>
               <w:rPr>
                 <w:b/>
                 <w:bCs w:val="0"/>
               </w:rPr>
-              <w:t>Total</w:t>
-            </w:r>
-            <w:proofErr w:type="gramEnd"/>
-            <w:r>
-              <w:rPr>
-                <w:b/>
-                <w:bCs w:val="0"/>
-              </w:rPr>
-              <w:t xml:space="preserve"> de pasivos</w:t>
+              <w:t>Total de pasivos</w:t>
             </w:r>
           </w:p>
         </w:tc>
@@ -7119,21 +7710,7 @@
                 <w:b/>
                 <w:bCs w:val="0"/>
               </w:rPr>
-              <w:t>$</w:t>
-            </w:r>
-            <w:r>
-              <w:rPr>
-                <w:b/>
-                <w:bCs w:val="0"/>
-              </w:rPr>
-              <w:t xml:space="preserve"> </w:t>
-            </w:r>
-            <w:r>
-              <w:rPr>
-                <w:b/>
-                <w:bCs w:val="0"/>
-              </w:rPr>
-              <w:t>5 millones</w:t>
+              <w:t>$ 5.8 millones</w:t>
             </w:r>
           </w:p>
         </w:tc>
@@ -7153,67 +7730,28 @@
     </w:p>
     <w:p>
       <w:pPr>
-        <w:rPr>
-          <w:lang w:val="es-419" w:eastAsia="es-CO"/>
-        </w:rPr>
-      </w:pPr>
-      <w:r>
-        <w:rPr>
-          <w:lang w:val="es-419" w:eastAsia="es-CO"/>
-        </w:rPr>
-        <w:t>$</w:t>
-      </w:r>
-      <w:r>
-        <w:rPr>
-          <w:lang w:val="es-419" w:eastAsia="es-CO"/>
-        </w:rPr>
-        <w:t xml:space="preserve"> </w:t>
-      </w:r>
-      <w:r>
-        <w:rPr>
-          <w:lang w:val="es-419" w:eastAsia="es-CO"/>
-        </w:rPr>
-        <w:t>30 millones (activos) − $</w:t>
-      </w:r>
-      <w:r>
-        <w:rPr>
-          <w:lang w:val="es-419" w:eastAsia="es-CO"/>
-        </w:rPr>
-        <w:t xml:space="preserve"> </w:t>
-      </w:r>
-      <w:r>
-        <w:rPr>
-          <w:lang w:val="es-419" w:eastAsia="es-CO"/>
-        </w:rPr>
-        <w:t xml:space="preserve">5 millones (pasivos) = </w:t>
+        <w:jc w:val="center"/>
+        <w:rPr>
+          <w:lang w:val="es-419" w:eastAsia="es-CO"/>
+        </w:rPr>
+      </w:pPr>
+      <w:r>
+        <w:rPr>
+          <w:lang w:eastAsia="es-CO"/>
+        </w:rPr>
+        <w:t>$ 31,5 millones (activos) − $ 5,8 millones (pasivos) = </w:t>
       </w:r>
       <w:r>
         <w:rPr>
           <w:b/>
           <w:bCs/>
-          <w:lang w:val="es-419" w:eastAsia="es-CO"/>
-        </w:rPr>
-        <w:t>$</w:t>
-      </w:r>
-      <w:r>
-        <w:rPr>
-          <w:b/>
-          <w:bCs/>
-          <w:lang w:val="es-419" w:eastAsia="es-CO"/>
-        </w:rPr>
-        <w:t xml:space="preserve"> </w:t>
-      </w:r>
-      <w:r>
-        <w:rPr>
-          <w:b/>
-          <w:bCs/>
-          <w:lang w:val="es-419" w:eastAsia="es-CO"/>
-        </w:rPr>
-        <w:t>25 millones de patrimonio</w:t>
-      </w:r>
-      <w:r>
-        <w:rPr>
-          <w:lang w:val="es-419" w:eastAsia="es-CO"/>
+          <w:lang w:eastAsia="es-CO"/>
+        </w:rPr>
+        <w:t>$ 25,7 millones de patrimonio</w:t>
+      </w:r>
+      <w:r>
+        <w:rPr>
+          <w:lang w:eastAsia="es-CO"/>
         </w:rPr>
         <w:t>.</w:t>
       </w:r>
@@ -7333,7 +7871,7 @@
       <w:pPr>
         <w:pStyle w:val="Ttulo1"/>
       </w:pPr>
-      <w:bookmarkStart w:name="_Toc211455770" w:id="10"/>
+      <w:bookmarkStart w:id="10" w:name="_Toc215515468"/>
       <w:r>
         <w:lastRenderedPageBreak/>
         <w:t>Registros contables de ingresos, costos y gastos en el contexto campesino</w:t>
@@ -7357,7 +7895,7 @@
       <w:pPr>
         <w:pStyle w:val="Ttulo2"/>
       </w:pPr>
-      <w:bookmarkStart w:name="_Toc211455771" w:id="11"/>
+      <w:bookmarkStart w:id="11" w:name="_Toc215515469"/>
       <w:r>
         <w:t>¿Qué son los ingresos en una unidad campesina?</w:t>
       </w:r>
@@ -8322,7 +8860,7 @@
       <w:pPr>
         <w:pStyle w:val="Ttulo2"/>
       </w:pPr>
-      <w:bookmarkStart w:name="_Toc211455772" w:id="12"/>
+      <w:bookmarkStart w:id="12" w:name="_Toc215515470"/>
       <w:r>
         <w:t>¿Qué son los costos en una unidad campesina?</w:t>
       </w:r>
@@ -8738,6 +9276,9 @@
             <w:r>
               <w:t>Compra de semillas de maíz</w:t>
             </w:r>
+            <w:r>
+              <w:t>.</w:t>
+            </w:r>
           </w:p>
         </w:tc>
         <w:tc>
@@ -8747,6 +9288,7 @@
           <w:p>
             <w:pPr>
               <w:pStyle w:val="Tablas"/>
+              <w:jc w:val="center"/>
             </w:pPr>
             <w:r>
               <w:t>Costo directo</w:t>
@@ -8789,6 +9331,9 @@
             <w:r>
               <w:t>Compra de fertilizante</w:t>
             </w:r>
+            <w:r>
+              <w:t>.</w:t>
+            </w:r>
           </w:p>
         </w:tc>
         <w:tc>
@@ -8798,6 +9343,7 @@
           <w:p>
             <w:pPr>
               <w:pStyle w:val="Tablas"/>
+              <w:jc w:val="center"/>
             </w:pPr>
             <w:r>
               <w:t>Costo directo</w:t>
@@ -8841,6 +9387,9 @@
             <w:r>
               <w:t>Alquiler de tractor</w:t>
             </w:r>
+            <w:r>
+              <w:t>.</w:t>
+            </w:r>
           </w:p>
         </w:tc>
         <w:tc>
@@ -8850,6 +9399,7 @@
           <w:p>
             <w:pPr>
               <w:pStyle w:val="Tablas"/>
+              <w:jc w:val="center"/>
             </w:pPr>
             <w:r>
               <w:t>Costo directo</w:t>
@@ -8892,6 +9442,9 @@
             <w:r>
               <w:t>Mano de obra para siembra</w:t>
             </w:r>
+            <w:r>
+              <w:t>.</w:t>
+            </w:r>
           </w:p>
         </w:tc>
         <w:tc>
@@ -8901,6 +9454,7 @@
           <w:p>
             <w:pPr>
               <w:pStyle w:val="Tablas"/>
+              <w:jc w:val="center"/>
             </w:pPr>
             <w:r>
               <w:t>Costo directo</w:t>
@@ -8944,6 +9498,9 @@
             <w:r>
               <w:t>Reparación del sistema de riego</w:t>
             </w:r>
+            <w:r>
+              <w:t>.</w:t>
+            </w:r>
           </w:p>
         </w:tc>
         <w:tc>
@@ -8953,6 +9510,7 @@
           <w:p>
             <w:pPr>
               <w:pStyle w:val="Tablas"/>
+              <w:jc w:val="center"/>
             </w:pPr>
             <w:r>
               <w:t>Costo indirecto</w:t>
@@ -9294,7 +9852,7 @@
       <w:pPr>
         <w:pStyle w:val="Ttulo2"/>
       </w:pPr>
-      <w:bookmarkStart w:name="_Toc211455773" w:id="13"/>
+      <w:bookmarkStart w:id="13" w:name="_Toc215515471"/>
       <w:r>
         <w:t>¿Qué son los gastos en una unidad campesina?</w:t>
       </w:r>
@@ -10357,7 +10915,7 @@
       <w:pPr>
         <w:pStyle w:val="Ttulo1"/>
       </w:pPr>
-      <w:bookmarkStart w:name="_Toc211455774" w:id="14"/>
+      <w:bookmarkStart w:id="14" w:name="_Toc215515472"/>
       <w:r>
         <w:lastRenderedPageBreak/>
         <w:t>Cómo elaborar e interpretar informes contables y financieros campesinos</w:t>
@@ -10381,7 +10939,7 @@
       <w:pPr>
         <w:pStyle w:val="Ttulo2"/>
       </w:pPr>
-      <w:bookmarkStart w:name="_Toc211455775" w:id="15"/>
+      <w:bookmarkStart w:id="15" w:name="_Toc215515473"/>
       <w:r>
         <w:t>¿Qué es un informe contable?</w:t>
       </w:r>
@@ -11926,7 +12484,7 @@
       <w:pPr>
         <w:pStyle w:val="Ttulo2"/>
       </w:pPr>
-      <w:bookmarkStart w:name="_Toc211455776" w:id="16"/>
+      <w:bookmarkStart w:id="16" w:name="_Toc215515474"/>
       <w:r>
         <w:t>¿Qué se necesita para hacer un informe contable o balance de la economía campesina?</w:t>
       </w:r>
@@ -13681,7 +14239,7 @@
       <w:pPr>
         <w:pStyle w:val="Ttulo2"/>
       </w:pPr>
-      <w:bookmarkStart w:name="_Toc211455777" w:id="17"/>
+      <w:bookmarkStart w:id="17" w:name="_Toc215515475"/>
       <w:r>
         <w:lastRenderedPageBreak/>
         <w:t>¿Cómo interpretar los resultados para tomar decisiones?</w:t>
@@ -14612,7 +15170,7 @@
           <w:b/>
           <w:bCs/>
           <w:color w:val="12263F"/>
-          <w:bdr w:val="none" w:color="auto" w:sz="0" w:space="0" w:frame="1"/>
+          <w:bdr w:val="none" w:sz="0" w:space="0" w:color="auto" w:frame="1"/>
           <w:shd w:val="clear" w:color="auto" w:fill="FFF5CC"/>
         </w:rPr>
         <w:t xml:space="preserve"> </w:t>
@@ -14641,14 +15199,729 @@
     </w:p>
     <w:p>
       <w:pPr>
+        <w:pStyle w:val="Ttulo2"/>
+      </w:pPr>
+      <w:bookmarkStart w:id="18" w:name="_Toc215515476"/>
+      <w:r>
+        <w:t>Activos monetarios y no monetarios en la economía campesina</w:t>
+      </w:r>
+      <w:bookmarkEnd w:id="18"/>
+    </w:p>
+    <w:p>
+      <w:pPr>
+        <w:rPr>
+          <w:lang w:eastAsia="es-CO"/>
+        </w:rPr>
+      </w:pPr>
+      <w:r>
+        <w:rPr>
+          <w:lang w:eastAsia="es-CO"/>
+        </w:rPr>
+        <w:t>La economía campesina no se sostiene únicamente en dinero o herramientas. Su estabilidad y persistencia dependen de un conjunto diverso de activos que incluyen recursos monetarios, bienes no monetarios, relaciones comunitarias, condiciones ambientales y la organización familiar. Reconocer todos estos elementos permite comprender de manera más completa cómo funciona la vida productiva campesina y por qué su sostenibilidad no se mide únicamente en términos financieros.</w:t>
+      </w:r>
+    </w:p>
+    <w:p>
+      <w:pPr>
+        <w:pStyle w:val="Ttulo3"/>
+      </w:pPr>
+      <w:r>
+        <w:t>Activos monetarios</w:t>
+      </w:r>
+    </w:p>
+    <w:p>
+      <w:pPr>
+        <w:rPr>
+          <w:lang w:eastAsia="es-CO"/>
+        </w:rPr>
+      </w:pPr>
+      <w:r>
+        <w:rPr>
+          <w:lang w:eastAsia="es-CO"/>
+        </w:rPr>
+        <w:t>Los activos monetarios son los recursos financieros disponibles para la unidad campesina. Incluyen:</w:t>
+      </w:r>
+    </w:p>
+    <w:p>
+      <w:pPr>
+        <w:pStyle w:val="Prrafodelista"/>
+        <w:numPr>
+          <w:ilvl w:val="0"/>
+          <w:numId w:val="42"/>
+        </w:numPr>
+        <w:rPr>
+          <w:lang w:val="es-419" w:eastAsia="es-CO"/>
+        </w:rPr>
+      </w:pPr>
+      <w:r>
+        <w:rPr>
+          <w:lang w:val="es-419" w:eastAsia="es-CO"/>
+        </w:rPr>
+        <w:lastRenderedPageBreak/>
+        <w:t>Dinero en efectivo.</w:t>
+      </w:r>
+    </w:p>
+    <w:p>
+      <w:pPr>
+        <w:pStyle w:val="Prrafodelista"/>
+        <w:numPr>
+          <w:ilvl w:val="0"/>
+          <w:numId w:val="42"/>
+        </w:numPr>
+        <w:rPr>
+          <w:lang w:val="es-419" w:eastAsia="es-CO"/>
+        </w:rPr>
+      </w:pPr>
+      <w:r>
+        <w:rPr>
+          <w:lang w:val="es-419" w:eastAsia="es-CO"/>
+        </w:rPr>
+        <w:t>Ahorros en cuentas formales o cajas comunitarias.</w:t>
+      </w:r>
+    </w:p>
+    <w:p>
+      <w:pPr>
+        <w:pStyle w:val="Prrafodelista"/>
+        <w:numPr>
+          <w:ilvl w:val="0"/>
+          <w:numId w:val="42"/>
+        </w:numPr>
+        <w:rPr>
+          <w:lang w:val="es-419" w:eastAsia="es-CO"/>
+        </w:rPr>
+      </w:pPr>
+      <w:r>
+        <w:rPr>
+          <w:lang w:val="es-419" w:eastAsia="es-CO"/>
+        </w:rPr>
+        <w:t>Ingresos por ventas de productos agrícolas, pecuarios o transformados.</w:t>
+      </w:r>
+    </w:p>
+    <w:p>
+      <w:pPr>
+        <w:pStyle w:val="Prrafodelista"/>
+        <w:numPr>
+          <w:ilvl w:val="0"/>
+          <w:numId w:val="42"/>
+        </w:numPr>
+        <w:rPr>
+          <w:lang w:val="es-419" w:eastAsia="es-CO"/>
+        </w:rPr>
+      </w:pPr>
+      <w:r>
+        <w:rPr>
+          <w:lang w:val="es-419" w:eastAsia="es-CO"/>
+        </w:rPr>
+        <w:t>Créditos vigentes otorgados por cooperativas o entidades solidarias.</w:t>
+      </w:r>
+    </w:p>
+    <w:p>
+      <w:pPr>
+        <w:rPr>
+          <w:lang w:eastAsia="es-CO"/>
+        </w:rPr>
+      </w:pPr>
+      <w:r>
+        <w:rPr>
+          <w:lang w:eastAsia="es-CO"/>
+        </w:rPr>
+        <w:t>Estos activos ayudan a cubrir necesidades inmediatas, sostener ciclos productivos, invertir en insumos y afrontar emergencias. También permiten participar en programas de microfinanzas solidarias que requieren algún nivel de ahorro o aporte periódico.</w:t>
+      </w:r>
+    </w:p>
+    <w:p>
+      <w:pPr>
+        <w:pStyle w:val="Ttulo3"/>
+      </w:pPr>
+      <w:r>
+        <w:t>Activos no monetarios</w:t>
+      </w:r>
+    </w:p>
+    <w:p>
+      <w:pPr>
+        <w:rPr>
+          <w:lang w:eastAsia="es-CO"/>
+        </w:rPr>
+      </w:pPr>
+      <w:r>
+        <w:rPr>
+          <w:lang w:eastAsia="es-CO"/>
+        </w:rPr>
+        <w:t>Los activos no monetarios representan la riqueza estructural de la unidad campesina y suelen ser más estables que el dinero. Dentro de ellos se encuentran:</w:t>
+      </w:r>
+    </w:p>
+    <w:p>
+      <w:pPr>
+        <w:pStyle w:val="Prrafodelista"/>
+        <w:numPr>
+          <w:ilvl w:val="0"/>
+          <w:numId w:val="43"/>
+        </w:numPr>
+        <w:rPr>
+          <w:lang w:val="es-419" w:eastAsia="es-CO"/>
+        </w:rPr>
+      </w:pPr>
+      <w:r>
+        <w:rPr>
+          <w:b/>
+          <w:bCs/>
+          <w:lang w:eastAsia="es-CO"/>
+        </w:rPr>
+        <w:t>Tierra</w:t>
+      </w:r>
+      <w:r>
+        <w:rPr>
+          <w:lang w:eastAsia="es-CO"/>
+        </w:rPr>
+        <w:t xml:space="preserve">. </w:t>
+      </w:r>
+      <w:r>
+        <w:rPr>
+          <w:lang w:eastAsia="es-CO"/>
+        </w:rPr>
+        <w:t>La tierra funciona como el activo no monetario central. Aporta espacio para cultivos, crianzas, recolección y transformación. Su valor va más allá del precio comercial, porque garantiza alimento, permanencia territorial y continuidad cultural.</w:t>
+      </w:r>
+    </w:p>
+    <w:p>
+      <w:pPr>
+        <w:pStyle w:val="Prrafodelista"/>
+        <w:numPr>
+          <w:ilvl w:val="0"/>
+          <w:numId w:val="43"/>
+        </w:numPr>
+        <w:rPr>
+          <w:lang w:val="es-419" w:eastAsia="es-CO"/>
+        </w:rPr>
+      </w:pPr>
+      <w:r>
+        <w:rPr>
+          <w:b/>
+          <w:bCs/>
+          <w:lang w:eastAsia="es-CO"/>
+        </w:rPr>
+        <w:t>Medioambiente</w:t>
+      </w:r>
+      <w:r>
+        <w:rPr>
+          <w:lang w:eastAsia="es-CO"/>
+        </w:rPr>
+        <w:t xml:space="preserve">. </w:t>
+      </w:r>
+      <w:r>
+        <w:rPr>
+          <w:lang w:eastAsia="es-CO"/>
+        </w:rPr>
+        <w:t>Incluye fertilidad del suelo, fuentes de agua, biodiversidad, zonas de bosque y sistemas de sombra. Estos elementos aportan fertilidad natural, control biológico, disponibilidad hídrica y resiliencia ante variaciones climáticas, lo que disminuye costos y fortalece la sostenibilidad.</w:t>
+      </w:r>
+    </w:p>
+    <w:p>
+      <w:pPr>
+        <w:pStyle w:val="Prrafodelista"/>
+        <w:numPr>
+          <w:ilvl w:val="0"/>
+          <w:numId w:val="43"/>
+        </w:numPr>
+        <w:rPr>
+          <w:lang w:val="es-419" w:eastAsia="es-CO"/>
+        </w:rPr>
+      </w:pPr>
+      <w:r>
+        <w:rPr>
+          <w:b/>
+          <w:bCs/>
+          <w:lang w:eastAsia="es-CO"/>
+        </w:rPr>
+        <w:t>Tejido social</w:t>
+      </w:r>
+      <w:r>
+        <w:rPr>
+          <w:lang w:eastAsia="es-CO"/>
+        </w:rPr>
+        <w:t xml:space="preserve">. </w:t>
+      </w:r>
+      <w:r>
+        <w:rPr>
+          <w:lang w:eastAsia="es-CO"/>
+        </w:rPr>
+        <w:t xml:space="preserve">El tejido social campesino actúa como un activo estratégico. Aporta redes de apoyo, intercambio de saberes, ayudas mutuas, mingas, asociaciones y cooperativas. Este capital relacional facilita la </w:t>
+      </w:r>
+      <w:r>
+        <w:rPr>
+          <w:lang w:eastAsia="es-CO"/>
+        </w:rPr>
+        <w:lastRenderedPageBreak/>
+        <w:t>comercialización, el crédito solidario, la circulación de productos y la solución colectiva de dificultades.</w:t>
+      </w:r>
+    </w:p>
+    <w:p>
+      <w:pPr>
+        <w:pStyle w:val="Prrafodelista"/>
+        <w:numPr>
+          <w:ilvl w:val="0"/>
+          <w:numId w:val="43"/>
+        </w:numPr>
+        <w:rPr>
+          <w:lang w:val="es-419" w:eastAsia="es-CO"/>
+        </w:rPr>
+      </w:pPr>
+      <w:r>
+        <w:rPr>
+          <w:b/>
+          <w:bCs/>
+          <w:lang w:eastAsia="es-CO"/>
+        </w:rPr>
+        <w:t>Unidad doméstica familiar</w:t>
+      </w:r>
+      <w:r>
+        <w:rPr>
+          <w:lang w:eastAsia="es-CO"/>
+        </w:rPr>
+        <w:t xml:space="preserve">. </w:t>
+      </w:r>
+      <w:r>
+        <w:rPr>
+          <w:lang w:eastAsia="es-CO"/>
+        </w:rPr>
+        <w:t>La unidad familiar articula conocimientos tradicionales, fuerza laboral, organización cotidiana, vivienda, autocuidado y prácticas comunitarias. Su aporte sostiene cada ciclo productivo y mantiene la economía campesina a lo largo del año.</w:t>
+      </w:r>
+    </w:p>
+    <w:p>
+      <w:pPr>
+        <w:pStyle w:val="Ttulo3"/>
+      </w:pPr>
+      <w:r>
+        <w:t>Relación entre estos activos y la sostenibilidad campesina</w:t>
+      </w:r>
+    </w:p>
+    <w:p>
+      <w:pPr>
+        <w:rPr>
+          <w:lang w:eastAsia="es-CO"/>
+        </w:rPr>
+      </w:pPr>
+      <w:r>
+        <w:rPr>
+          <w:lang w:eastAsia="es-CO"/>
+        </w:rPr>
+        <w:t>Cuando los activos monetarios y no monetarios se combinan adecuadamente, la unidad campesina logra estabilidad. Esto ocurre porque:</w:t>
+      </w:r>
+    </w:p>
+    <w:p>
+      <w:pPr>
+        <w:pStyle w:val="Prrafodelista"/>
+        <w:numPr>
+          <w:ilvl w:val="0"/>
+          <w:numId w:val="44"/>
+        </w:numPr>
+        <w:rPr>
+          <w:lang w:val="es-419" w:eastAsia="es-CO"/>
+        </w:rPr>
+      </w:pPr>
+      <w:r>
+        <w:rPr>
+          <w:lang w:eastAsia="es-CO"/>
+        </w:rPr>
+        <w:t>D</w:t>
+      </w:r>
+      <w:r>
+        <w:rPr>
+          <w:lang w:eastAsia="es-CO"/>
+        </w:rPr>
+        <w:t>inero permite operar cada ciclo productivo.</w:t>
+      </w:r>
+    </w:p>
+    <w:p>
+      <w:pPr>
+        <w:pStyle w:val="Prrafodelista"/>
+        <w:numPr>
+          <w:ilvl w:val="0"/>
+          <w:numId w:val="44"/>
+        </w:numPr>
+        <w:rPr>
+          <w:lang w:val="es-419" w:eastAsia="es-CO"/>
+        </w:rPr>
+      </w:pPr>
+      <w:r>
+        <w:rPr>
+          <w:lang w:eastAsia="es-CO"/>
+        </w:rPr>
+        <w:t>T</w:t>
+      </w:r>
+      <w:r>
+        <w:rPr>
+          <w:lang w:eastAsia="es-CO"/>
+        </w:rPr>
+        <w:t>ierra y el medioambiente sostienen la producción a largo plazo.</w:t>
+      </w:r>
+    </w:p>
+    <w:p>
+      <w:pPr>
+        <w:pStyle w:val="Prrafodelista"/>
+        <w:numPr>
+          <w:ilvl w:val="0"/>
+          <w:numId w:val="44"/>
+        </w:numPr>
+        <w:rPr>
+          <w:lang w:val="es-419" w:eastAsia="es-CO"/>
+        </w:rPr>
+      </w:pPr>
+      <w:r>
+        <w:rPr>
+          <w:lang w:eastAsia="es-CO"/>
+        </w:rPr>
+        <w:t>T</w:t>
+      </w:r>
+      <w:r>
+        <w:rPr>
+          <w:lang w:eastAsia="es-CO"/>
+        </w:rPr>
+        <w:t>ejido social facilita el intercambio, la cooperación y el acceso a apoyos.</w:t>
+      </w:r>
+    </w:p>
+    <w:p>
+      <w:pPr>
+        <w:pStyle w:val="Prrafodelista"/>
+        <w:numPr>
+          <w:ilvl w:val="0"/>
+          <w:numId w:val="44"/>
+        </w:numPr>
+        <w:rPr>
+          <w:lang w:val="es-419" w:eastAsia="es-CO"/>
+        </w:rPr>
+      </w:pPr>
+      <w:r>
+        <w:rPr>
+          <w:lang w:eastAsia="es-CO"/>
+        </w:rPr>
+        <w:t>U</w:t>
+      </w:r>
+      <w:r>
+        <w:rPr>
+          <w:lang w:eastAsia="es-CO"/>
+        </w:rPr>
+        <w:t>nidad familiar aporta el trabajo y la organización diaria.</w:t>
+      </w:r>
+    </w:p>
+    <w:p>
+      <w:pPr>
+        <w:rPr>
+          <w:lang w:eastAsia="es-CO"/>
+        </w:rPr>
+      </w:pPr>
+      <w:r>
+        <w:rPr>
+          <w:lang w:eastAsia="es-CO"/>
+        </w:rPr>
+        <w:t>La suma de estos factores produce resiliencia económica y capacidad de persistir incluso cuando los mercados son inestables o los precios cambian.</w:t>
+      </w:r>
+    </w:p>
+    <w:p>
+      <w:pPr>
+        <w:pStyle w:val="Ttulo3"/>
+        <w:rPr>
+          <w:lang w:val="es-CO"/>
+        </w:rPr>
+      </w:pPr>
+      <w:r>
+        <w:rPr>
+          <w:lang w:val="es-CO"/>
+        </w:rPr>
+        <w:t>Microfinanzas solidarias como soporte de estos activos</w:t>
+      </w:r>
+    </w:p>
+    <w:p>
+      <w:pPr>
+        <w:rPr>
+          <w:lang w:eastAsia="es-CO"/>
+        </w:rPr>
+      </w:pPr>
+      <w:r>
+        <w:rPr>
+          <w:lang w:eastAsia="es-CO"/>
+        </w:rPr>
+        <w:t>Las microfinanzas solidarias, tal como se presentan en experiencias latinoamericanas recientes, reconocen que las familias campesinas no solo trabajan con dinero, sino con una combinación de activos que sostienen su vida productiva. Este enfoque propone:</w:t>
+      </w:r>
+    </w:p>
+    <w:p>
+      <w:pPr>
+        <w:pStyle w:val="Prrafodelista"/>
+        <w:numPr>
+          <w:ilvl w:val="0"/>
+          <w:numId w:val="45"/>
+        </w:numPr>
+        <w:rPr>
+          <w:lang w:eastAsia="es-CO"/>
+        </w:rPr>
+      </w:pPr>
+      <w:r>
+        <w:rPr>
+          <w:lang w:eastAsia="es-CO"/>
+        </w:rPr>
+        <w:t>Créditos basados en confianza comunitaria.</w:t>
+      </w:r>
+    </w:p>
+    <w:p>
+      <w:pPr>
+        <w:pStyle w:val="Prrafodelista"/>
+        <w:numPr>
+          <w:ilvl w:val="0"/>
+          <w:numId w:val="45"/>
+        </w:numPr>
+        <w:rPr>
+          <w:lang w:eastAsia="es-CO"/>
+        </w:rPr>
+      </w:pPr>
+      <w:r>
+        <w:rPr>
+          <w:lang w:eastAsia="es-CO"/>
+        </w:rPr>
+        <w:t>Ahorro colectivo que sirve como respaldo para los préstamos.</w:t>
+      </w:r>
+    </w:p>
+    <w:p>
+      <w:pPr>
+        <w:pStyle w:val="Prrafodelista"/>
+        <w:numPr>
+          <w:ilvl w:val="0"/>
+          <w:numId w:val="45"/>
+        </w:numPr>
+        <w:rPr>
+          <w:lang w:eastAsia="es-CO"/>
+        </w:rPr>
+      </w:pPr>
+      <w:r>
+        <w:rPr>
+          <w:lang w:eastAsia="es-CO"/>
+        </w:rPr>
+        <w:lastRenderedPageBreak/>
+        <w:t>Procesos de formación financiera y técnica.</w:t>
+      </w:r>
+    </w:p>
+    <w:p>
+      <w:pPr>
+        <w:pStyle w:val="Prrafodelista"/>
+        <w:numPr>
+          <w:ilvl w:val="0"/>
+          <w:numId w:val="45"/>
+        </w:numPr>
+        <w:rPr>
+          <w:lang w:eastAsia="es-CO"/>
+        </w:rPr>
+      </w:pPr>
+      <w:r>
+        <w:rPr>
+          <w:lang w:eastAsia="es-CO"/>
+        </w:rPr>
+        <w:t>Flexibilidad en pagos según ciclos productivos.</w:t>
+      </w:r>
+    </w:p>
+    <w:p>
+      <w:pPr>
+        <w:pStyle w:val="Prrafodelista"/>
+        <w:numPr>
+          <w:ilvl w:val="0"/>
+          <w:numId w:val="45"/>
+        </w:numPr>
+        <w:rPr>
+          <w:lang w:eastAsia="es-CO"/>
+        </w:rPr>
+      </w:pPr>
+      <w:r>
+        <w:rPr>
+          <w:lang w:eastAsia="es-CO"/>
+        </w:rPr>
+        <w:t>Valoración de la organización familiar y comunitaria como garantía social.</w:t>
+      </w:r>
+    </w:p>
+    <w:p>
+      <w:pPr>
+        <w:rPr>
+          <w:lang w:eastAsia="es-CO"/>
+        </w:rPr>
+      </w:pPr>
+      <w:r>
+        <w:rPr>
+          <w:lang w:eastAsia="es-CO"/>
+        </w:rPr>
+        <w:t>Este tipo de financiamiento no exige garantías bancarias tradicionales. En su lugar, reconoce la tierra, el trabajo familiar, la historia productiva y el apoyo comunitario como recursos que respaldan la actividad campesina. Gracias a este modelo, las unidades campesinas pueden acceder a préstamos sin poner en riesgo su patrimonio esencial y, al mismo tiempo, fortalecer su capacidad de ahorro, inversión y estabilidad económica.</w:t>
+      </w:r>
+    </w:p>
+    <w:p>
+      <w:pPr>
+        <w:pStyle w:val="Ttulo3"/>
+        <w:rPr>
+          <w:lang w:val="es-CO"/>
+        </w:rPr>
+      </w:pPr>
+      <w:r>
+        <w:rPr>
+          <w:lang w:val="es-CO"/>
+        </w:rPr>
+        <w:t>Integración de estos activos en los informes contables campesinos</w:t>
+      </w:r>
+    </w:p>
+    <w:p>
+      <w:pPr>
+        <w:rPr>
+          <w:lang w:eastAsia="es-CO"/>
+        </w:rPr>
+      </w:pPr>
+      <w:r>
+        <w:rPr>
+          <w:lang w:eastAsia="es-CO"/>
+        </w:rPr>
+        <w:t>Para que el análisis económico sea más completo, los informes contables deben incluir no solo los ingresos y egresos monetarios, sino también información sobre:</w:t>
+      </w:r>
+    </w:p>
+    <w:p>
+      <w:pPr>
+        <w:pStyle w:val="Prrafodelista"/>
+        <w:numPr>
+          <w:ilvl w:val="0"/>
+          <w:numId w:val="46"/>
+        </w:numPr>
+        <w:rPr>
+          <w:lang w:eastAsia="es-CO"/>
+        </w:rPr>
+      </w:pPr>
+      <w:r>
+        <w:rPr>
+          <w:lang w:eastAsia="es-CO"/>
+        </w:rPr>
+        <w:t>Condición y uso de la tierra.</w:t>
+      </w:r>
+    </w:p>
+    <w:p>
+      <w:pPr>
+        <w:pStyle w:val="Prrafodelista"/>
+        <w:numPr>
+          <w:ilvl w:val="0"/>
+          <w:numId w:val="46"/>
+        </w:numPr>
+        <w:rPr>
+          <w:lang w:eastAsia="es-CO"/>
+        </w:rPr>
+      </w:pPr>
+      <w:r>
+        <w:rPr>
+          <w:lang w:eastAsia="es-CO"/>
+        </w:rPr>
+        <w:t>Disponibilidad de agua y características del suelo.</w:t>
+      </w:r>
+    </w:p>
+    <w:p>
+      <w:pPr>
+        <w:pStyle w:val="Prrafodelista"/>
+        <w:numPr>
+          <w:ilvl w:val="0"/>
+          <w:numId w:val="46"/>
+        </w:numPr>
+        <w:rPr>
+          <w:lang w:eastAsia="es-CO"/>
+        </w:rPr>
+      </w:pPr>
+      <w:r>
+        <w:rPr>
+          <w:lang w:eastAsia="es-CO"/>
+        </w:rPr>
+        <w:t>Participación en cooperativas o grupos solidarios.</w:t>
+      </w:r>
+    </w:p>
+    <w:p>
+      <w:pPr>
+        <w:pStyle w:val="Prrafodelista"/>
+        <w:numPr>
+          <w:ilvl w:val="0"/>
+          <w:numId w:val="46"/>
+        </w:numPr>
+        <w:rPr>
+          <w:lang w:eastAsia="es-CO"/>
+        </w:rPr>
+      </w:pPr>
+      <w:r>
+        <w:rPr>
+          <w:lang w:eastAsia="es-CO"/>
+        </w:rPr>
+        <w:t>Trabajo familiar disponible en cada ciclo.</w:t>
+      </w:r>
+    </w:p>
+    <w:p>
+      <w:pPr>
+        <w:pStyle w:val="Prrafodelista"/>
+        <w:numPr>
+          <w:ilvl w:val="0"/>
+          <w:numId w:val="46"/>
+        </w:numPr>
+        <w:rPr>
+          <w:lang w:eastAsia="es-CO"/>
+        </w:rPr>
+      </w:pPr>
+      <w:r>
+        <w:rPr>
+          <w:lang w:eastAsia="es-CO"/>
+        </w:rPr>
+        <w:t>Prácticas ambientales que reducen costos.</w:t>
+      </w:r>
+    </w:p>
+    <w:p>
+      <w:pPr>
+        <w:pStyle w:val="Prrafodelista"/>
+        <w:numPr>
+          <w:ilvl w:val="0"/>
+          <w:numId w:val="46"/>
+        </w:numPr>
+        <w:rPr>
+          <w:lang w:eastAsia="es-CO"/>
+        </w:rPr>
+      </w:pPr>
+      <w:r>
+        <w:rPr>
+          <w:lang w:eastAsia="es-CO"/>
+        </w:rPr>
+        <w:t>Redes de apoyo que fortalecen la producción.</w:t>
+      </w:r>
+    </w:p>
+    <w:p>
+      <w:pPr>
+        <w:rPr>
+          <w:lang w:eastAsia="es-CO"/>
+        </w:rPr>
+      </w:pPr>
+      <w:r>
+        <w:rPr>
+          <w:lang w:eastAsia="es-CO"/>
+        </w:rPr>
+        <w:t xml:space="preserve">Aunque muchos de estos elementos no se expresan en cifras, sí influyen en las decisiones productivas, en la rentabilidad y en el acceso al crédito solidario. Reconocer los activos monetarios y no monetarios permite tener una visión más justa y completa de la economía campesina. La tierra, el medioambiente, el tejido social y la unidad familiar son pilares que sostienen la vida productiva y fortalecen la capacidad de las </w:t>
+      </w:r>
+      <w:r>
+        <w:rPr>
+          <w:lang w:eastAsia="es-CO"/>
+        </w:rPr>
+        <w:lastRenderedPageBreak/>
+        <w:t>familias para enfrentar desafíos. Cuando estos activos se articulan con mecanismos de microfinanzas solidarias, las unidades campesinas ganan autonomía, estabilidad y oportunidades reales de crecimiento.</w:t>
+      </w:r>
+    </w:p>
+    <w:p>
+      <w:pPr>
+        <w:rPr>
+          <w:lang w:eastAsia="es-CO"/>
+        </w:rPr>
+      </w:pPr>
+      <w:r>
+        <w:rPr>
+          <w:lang w:eastAsia="es-CO"/>
+        </w:rPr>
+        <w:t>Los invitamos a leer el artículo disponible en el material complementario titulado “Microfinanzas solidarias: alternativa para mejoramiento del desarrollo con personas en situación de pobreza. Estudio de caso Medellín”, el cual ofrece elementos valiosos para comprender cómo las microfinanzas solidarias fortalecen procesos económicos y comunitarios en territorios populares.</w:t>
+      </w:r>
+    </w:p>
+    <w:p>
+      <w:pPr>
         <w:pStyle w:val="Titulosgenerales"/>
       </w:pPr>
-      <w:bookmarkStart w:name="_Toc211455778" w:id="18"/>
+      <w:bookmarkStart w:id="19" w:name="_Toc215515477"/>
       <w:r>
         <w:lastRenderedPageBreak/>
         <w:t>Síntesis</w:t>
       </w:r>
-      <w:bookmarkEnd w:id="18"/>
+      <w:bookmarkEnd w:id="19"/>
     </w:p>
     <w:p>
       <w:r>
@@ -14722,12 +15995,12 @@
       <w:pPr>
         <w:pStyle w:val="Titulosgenerales"/>
       </w:pPr>
-      <w:bookmarkStart w:name="_Toc211455779" w:id="19"/>
+      <w:bookmarkStart w:id="20" w:name="_Toc215515478"/>
       <w:r>
         <w:lastRenderedPageBreak/>
         <w:t>Material complementario</w:t>
       </w:r>
-      <w:bookmarkEnd w:id="19"/>
+      <w:bookmarkEnd w:id="20"/>
     </w:p>
     <w:tbl>
       <w:tblPr>
@@ -14913,7 +16186,7 @@
                 <w:u w:val="none"/>
               </w:rPr>
             </w:pPr>
-            <w:hyperlink w:history="1" r:id="rId17">
+            <w:hyperlink r:id="rId17" w:history="1">
               <w:r>
                 <w:rPr>
                   <w:rStyle w:val="Hipervnculo"/>
@@ -15006,7 +16279,7 @@
                 <w:u w:val="none"/>
               </w:rPr>
             </w:pPr>
-            <w:hyperlink w:history="1" r:id="rId18">
+            <w:hyperlink r:id="rId18" w:history="1">
               <w:r>
                 <w:rPr>
                   <w:rStyle w:val="Hipervnculo"/>
@@ -15110,7 +16383,7 @@
                 <w:u w:val="none"/>
               </w:rPr>
             </w:pPr>
-            <w:hyperlink w:history="1" r:id="rId19">
+            <w:hyperlink r:id="rId19" w:history="1">
               <w:r>
                 <w:rPr>
                   <w:rStyle w:val="Hipervnculo"/>
@@ -15176,7 +16449,7 @@
             <w:pPr>
               <w:pStyle w:val="Tablas"/>
             </w:pPr>
-            <w:hyperlink w:history="1" r:id="rId20">
+            <w:hyperlink r:id="rId20" w:history="1">
               <w:r>
                 <w:rPr>
                   <w:rStyle w:val="Hipervnculo"/>
@@ -15195,7 +16468,7 @@
           <w:lang w:val="es-CO"/>
         </w:rPr>
       </w:pPr>
-      <w:bookmarkStart w:name="_Toc211455780" w:id="20"/>
+      <w:bookmarkStart w:id="21" w:name="_Toc215515479"/>
       <w:r>
         <w:rPr>
           <w:lang w:val="es-CO"/>
@@ -15203,7 +16476,7 @@
         <w:lastRenderedPageBreak/>
         <w:t>Glosario</w:t>
       </w:r>
-      <w:bookmarkEnd w:id="20"/>
+      <w:bookmarkEnd w:id="21"/>
     </w:p>
     <w:p>
       <w:r>
@@ -15329,12 +16602,12 @@
       <w:pPr>
         <w:pStyle w:val="Titulosgenerales"/>
       </w:pPr>
-      <w:bookmarkStart w:name="_Toc211455781" w:id="21"/>
+      <w:bookmarkStart w:id="22" w:name="_Toc215515480"/>
       <w:r>
         <w:lastRenderedPageBreak/>
         <w:t>Referencias bibliográficas</w:t>
       </w:r>
-      <w:bookmarkEnd w:id="21"/>
+      <w:bookmarkEnd w:id="22"/>
     </w:p>
     <w:p>
       <w:pPr>
@@ -15469,34 +16742,16 @@
     </w:p>
     <w:p>
       <w:r>
-        <w:rPr/>
         <w:t>Defensoría del Pueblo. (2015). Derechos de los campesinos colombianos. Delegada para Asuntos Agrarios y Tierras.</w:t>
       </w:r>
     </w:p>
     <w:p>
-      <w:pPr>
-        <w:pStyle w:val="Normal"/>
-        <w:suppressLineNumbers w:val="0"/>
-        <w:bidi w:val="0"/>
-        <w:spacing w:before="160" w:beforeAutospacing="off" w:after="120" w:afterAutospacing="off" w:line="360" w:lineRule="auto"/>
-        <w:ind w:left="0" w:right="0" w:firstLine="709"/>
-        <w:jc w:val="left"/>
-        <w:rPr>
-          <w:noProof w:val="0"/>
-          <w:color w:val="1F3864" w:themeColor="accent1" w:themeTint="FF" w:themeShade="80"/>
-          <w:u w:val="single"/>
-          <w:lang w:val="es"/>
-        </w:rPr>
-      </w:pPr>
-      <w:hyperlink r:id="R5b724a1b515d4611">
+      <w:hyperlink r:id="rId21" w:history="1">
         <w:r>
           <w:rPr>
-            <w:noProof w:val="0"/>
-            <w:color w:val="1F3864" w:themeColor="accent1" w:themeTint="FF" w:themeShade="80"/>
-            <w:u w:val="single"/>
-            <w:lang w:val="es"/>
+            <w:rStyle w:val="Hipervnculo"/>
           </w:rPr>
-          <w:t>https://repositorio.defensoria.gov.co/server/api/core/bitstreams/1e46701d-8c73-43b9-9082-55ba8e75f437/content</w:t>
+          <w:t>https://r.search.yahoo.com/_ylt=Awrjh0V6VfBoIgIAbBurcgx.;_ylu=Y29sbwNiZjEEcG9zAzEEdnRpZAMEc2VjA3Ny/RV=2/RE=1761790586/RO=10/RU=https%3a%2f%2frepositorio.defensoria.gov.co%2fbitstream%2fhandle%2f20.500.13061%2f97%2fCartilla_derechos_de_los_campesinos.pdf%3fsequence%3d1/RK=2/RS=7C.5bRpmiHDNPZ4_k.gJu4JDbX4-</w:t>
         </w:r>
       </w:hyperlink>
     </w:p>
@@ -15506,7 +16761,7 @@
       </w:r>
     </w:p>
     <w:p>
-      <w:hyperlink w:tgtFrame="_blank" w:history="1" r:id="rId22">
+      <w:hyperlink r:id="rId22" w:tgtFrame="_blank" w:history="1">
         <w:r>
           <w:rPr>
             <w:rStyle w:val="Hipervnculo"/>
@@ -15521,7 +16776,7 @@
       </w:r>
     </w:p>
     <w:p>
-      <w:hyperlink w:history="1" r:id="rId23">
+      <w:hyperlink r:id="rId23" w:history="1">
         <w:r>
           <w:rPr>
             <w:rStyle w:val="Hipervnculo"/>
@@ -15565,7 +16820,7 @@
       </w:r>
     </w:p>
     <w:p>
-      <w:hyperlink w:history="1" r:id="rId24">
+      <w:hyperlink r:id="rId24" w:history="1">
         <w:r>
           <w:rPr>
             <w:rStyle w:val="Hipervnculo"/>
@@ -15607,7 +16862,7 @@
       </w:r>
     </w:p>
     <w:p>
-      <w:hyperlink w:tgtFrame="_blank" w:history="1" r:id="rId25">
+      <w:hyperlink r:id="rId25" w:tgtFrame="_blank" w:history="1">
         <w:r>
           <w:rPr>
             <w:rStyle w:val="Hipervnculo"/>
@@ -15625,7 +16880,7 @@
       </w:r>
     </w:p>
     <w:p>
-      <w:hyperlink w:history="1" r:id="rId26">
+      <w:hyperlink r:id="rId26" w:history="1">
         <w:r>
           <w:rPr>
             <w:rStyle w:val="Hipervnculo"/>
@@ -15683,7 +16938,7 @@
           <w:lang w:val="es-CO"/>
         </w:rPr>
       </w:pPr>
-      <w:bookmarkStart w:name="_Toc211455782" w:id="22"/>
+      <w:bookmarkStart w:id="23" w:name="_Toc215515481"/>
       <w:r>
         <w:rPr>
           <w:lang w:val="es-CO"/>
@@ -15691,7 +16946,7 @@
         <w:lastRenderedPageBreak/>
         <w:t>Créditos</w:t>
       </w:r>
-      <w:bookmarkEnd w:id="22"/>
+      <w:bookmarkEnd w:id="23"/>
     </w:p>
     <w:tbl>
       <w:tblPr>
@@ -16870,7 +18125,7 @@
     <w:sectPr>
       <w:headerReference w:type="default" r:id="rId27"/>
       <w:footerReference w:type="default" r:id="rId28"/>
-      <w:pgSz w:w="12240" w:h="15840" w:orient="portrait"/>
+      <w:pgSz w:w="12240" w:h="15840"/>
       <w:pgMar w:top="1701" w:right="1134" w:bottom="1134" w:left="1134" w:header="709" w:footer="737" w:gutter="0"/>
       <w:pgNumType w:start="1"/>
       <w:cols w:space="708"/>
@@ -16977,7 +18232,7 @@
 </file>
 
 <file path=word/header1.xml><?xml version="1.0" encoding="utf-8"?>
-<w:hdr xmlns:wpc="http://schemas.microsoft.com/office/word/2010/wordprocessingCanvas" xmlns:cx="http://schemas.microsoft.com/office/drawing/2014/chartex" xmlns:cx1="http://schemas.microsoft.com/office/drawing/2015/9/8/chartex" xmlns:cx2="http://schemas.microsoft.com/office/drawing/2015/10/21/chartex" xmlns:cx3="http://schemas.microsoft.com/office/drawing/2016/5/9/chartex" xmlns:cx4="http://schemas.microsoft.com/office/drawing/2016/5/10/chartex" xmlns:cx5="http://schemas.microsoft.com/office/drawing/2016/5/11/chartex" xmlns:cx6="http://schemas.microsoft.com/office/drawing/2016/5/12/chartex" xmlns:cx7="http://schemas.microsoft.com/office/drawing/2016/5/13/chartex" xmlns:cx8="http://schemas.microsoft.com/office/drawing/2016/5/14/chartex" xmlns:mc="http://schemas.openxmlformats.org/markup-compatibility/2006" xmlns:aink="http://schemas.microsoft.com/office/drawing/2016/ink" xmlns:am3d="http://schemas.microsoft.com/office/drawing/2017/model3d" xmlns:o="urn:schemas-microsoft-com:office:office" xmlns:oel="http://schemas.microsoft.com/office/2019/extlst" xmlns:r="http://schemas.openxmlformats.org/officeDocument/2006/relationships" xmlns:m="http://schemas.openxmlformats.org/officeDocument/2006/math" xmlns:v="urn:schemas-microsoft-com:vml" xmlns:wp14="http://schemas.microsoft.com/office/word/2010/wordprocessingDrawing" xmlns:wp="http://schemas.openxmlformats.org/drawingml/2006/wordprocessingDrawing" xmlns:w10="urn:schemas-microsoft-com:office:word" xmlns:w="http://schemas.openxmlformats.org/wordprocessingml/2006/main" xmlns:w14="http://schemas.microsoft.com/office/word/2010/wordml" xmlns:w15="http://schemas.microsoft.com/office/word/2012/wordml" xmlns:w16cex="http://schemas.microsoft.com/office/word/2018/wordml/cex" xmlns:w16cid="http://schemas.microsoft.com/office/word/2016/wordml/cid" xmlns:w16="http://schemas.microsoft.com/office/word/2018/wordml" xmlns:w16du="http://schemas.microsoft.com/office/word/2023/wordml/word16du" xmlns:w16sdtdh="http://schemas.microsoft.com/office/word/2020/wordml/sdtdatahash" xmlns:w16sdtfl="http://schemas.microsoft.com/office/word/2024/wordml/sdtformatlock" xmlns:w16se="http://schemas.microsoft.com/office/word/2015/wordml/symex" xmlns:wpg="http://schemas.microsoft.com/office/word/2010/wordprocessingGroup" xmlns:wpi="http://schemas.microsoft.com/office/word/2010/wordprocessingInk" xmlns:wne="http://schemas.microsoft.com/office/word/2006/wordml" xmlns:wps="http://schemas.microsoft.com/office/word/2010/wordprocessingShape" xmlns:a="http://schemas.openxmlformats.org/drawingml/2006/main" xmlns:adec="http://schemas.microsoft.com/office/drawing/2017/decorative" xmlns:pic="http://schemas.openxmlformats.org/drawingml/2006/picture" xmlns:a14="http://schemas.microsoft.com/office/drawing/2010/main" xmlns:asvg="http://schemas.microsoft.com/office/drawing/2016/SVG/main" mc:Ignorable="w14 w15 w16se w16cid w16 w16cex w16sdtdh w16sdtfl w16du wp14">
+<w:hdr xmlns:wpc="http://schemas.microsoft.com/office/word/2010/wordprocessingCanvas" xmlns:cx="http://schemas.microsoft.com/office/drawing/2014/chartex" xmlns:cx1="http://schemas.microsoft.com/office/drawing/2015/9/8/chartex" xmlns:cx2="http://schemas.microsoft.com/office/drawing/2015/10/21/chartex" xmlns:cx3="http://schemas.microsoft.com/office/drawing/2016/5/9/chartex" xmlns:cx4="http://schemas.microsoft.com/office/drawing/2016/5/10/chartex" xmlns:cx5="http://schemas.microsoft.com/office/drawing/2016/5/11/chartex" xmlns:cx6="http://schemas.microsoft.com/office/drawing/2016/5/12/chartex" xmlns:cx7="http://schemas.microsoft.com/office/drawing/2016/5/13/chartex" xmlns:cx8="http://schemas.microsoft.com/office/drawing/2016/5/14/chartex" xmlns:mc="http://schemas.openxmlformats.org/markup-compatibility/2006" xmlns:aink="http://schemas.microsoft.com/office/drawing/2016/ink" xmlns:am3d="http://schemas.microsoft.com/office/drawing/2017/model3d" xmlns:o="urn:schemas-microsoft-com:office:office" xmlns:oel="http://schemas.microsoft.com/office/2019/extlst" xmlns:r="http://schemas.openxmlformats.org/officeDocument/2006/relationships" xmlns:m="http://schemas.openxmlformats.org/officeDocument/2006/math" xmlns:v="urn:schemas-microsoft-com:vml" xmlns:wp14="http://schemas.microsoft.com/office/word/2010/wordprocessingDrawing" xmlns:wp="http://schemas.openxmlformats.org/drawingml/2006/wordprocessingDrawing" xmlns:w10="urn:schemas-microsoft-com:office:word" xmlns:w="http://schemas.openxmlformats.org/wordprocessingml/2006/main" xmlns:w14="http://schemas.microsoft.com/office/word/2010/wordml" xmlns:w15="http://schemas.microsoft.com/office/word/2012/wordml" xmlns:w16cex="http://schemas.microsoft.com/office/word/2018/wordml/cex" xmlns:w16cid="http://schemas.microsoft.com/office/word/2016/wordml/cid" xmlns:w16="http://schemas.microsoft.com/office/word/2018/wordml" xmlns:w16du="http://schemas.microsoft.com/office/word/2023/wordml/word16du" xmlns:w16sdtdh="http://schemas.microsoft.com/office/word/2020/wordml/sdtdatahash" xmlns:w16sdtfl="http://schemas.microsoft.com/office/word/2024/wordml/sdtformatlock" xmlns:w16se="http://schemas.microsoft.com/office/word/2015/wordml/symex" xmlns:wpg="http://schemas.microsoft.com/office/word/2010/wordprocessingGroup" xmlns:wpi="http://schemas.microsoft.com/office/word/2010/wordprocessingInk" xmlns:wne="http://schemas.microsoft.com/office/word/2006/wordml" xmlns:wps="http://schemas.microsoft.com/office/word/2010/wordprocessingShape" mc:Ignorable="w14 w15 w16se w16cid w16 w16cex w16sdtdh w16sdtfl w16du wp14">
   <w:p>
     <w:pPr>
       <w:pStyle w:val="Encabezado"/>
@@ -17081,7 +18336,7 @@
         <w:ind w:left="360" w:hanging="360"/>
       </w:pPr>
       <w:rPr>
-        <w:rFonts w:hint="default" w:ascii="Symbol" w:hAnsi="Symbol"/>
+        <w:rFonts w:ascii="Symbol" w:hAnsi="Symbol" w:hint="default"/>
       </w:rPr>
     </w:lvl>
   </w:abstractNum>
@@ -17098,7 +18353,7 @@
         <w:ind w:left="1429" w:hanging="360"/>
       </w:pPr>
       <w:rPr>
-        <w:rFonts w:hint="default" w:ascii="Symbol" w:hAnsi="Symbol"/>
+        <w:rFonts w:ascii="Symbol" w:hAnsi="Symbol" w:hint="default"/>
       </w:rPr>
     </w:lvl>
     <w:lvl w:ilvl="1" w:tplc="240A0003" w:tentative="1">
@@ -17110,7 +18365,7 @@
         <w:ind w:left="2149" w:hanging="360"/>
       </w:pPr>
       <w:rPr>
-        <w:rFonts w:hint="default" w:ascii="Courier New" w:hAnsi="Courier New" w:cs="Courier New"/>
+        <w:rFonts w:ascii="Courier New" w:hAnsi="Courier New" w:cs="Courier New" w:hint="default"/>
       </w:rPr>
     </w:lvl>
     <w:lvl w:ilvl="2" w:tplc="240A0005" w:tentative="1">
@@ -17122,7 +18377,7 @@
         <w:ind w:left="2869" w:hanging="360"/>
       </w:pPr>
       <w:rPr>
-        <w:rFonts w:hint="default" w:ascii="Wingdings" w:hAnsi="Wingdings"/>
+        <w:rFonts w:ascii="Wingdings" w:hAnsi="Wingdings" w:hint="default"/>
       </w:rPr>
     </w:lvl>
     <w:lvl w:ilvl="3" w:tplc="240A0001" w:tentative="1">
@@ -17134,7 +18389,7 @@
         <w:ind w:left="3589" w:hanging="360"/>
       </w:pPr>
       <w:rPr>
-        <w:rFonts w:hint="default" w:ascii="Symbol" w:hAnsi="Symbol"/>
+        <w:rFonts w:ascii="Symbol" w:hAnsi="Symbol" w:hint="default"/>
       </w:rPr>
     </w:lvl>
     <w:lvl w:ilvl="4" w:tplc="240A0003" w:tentative="1">
@@ -17146,7 +18401,7 @@
         <w:ind w:left="4309" w:hanging="360"/>
       </w:pPr>
       <w:rPr>
-        <w:rFonts w:hint="default" w:ascii="Courier New" w:hAnsi="Courier New" w:cs="Courier New"/>
+        <w:rFonts w:ascii="Courier New" w:hAnsi="Courier New" w:cs="Courier New" w:hint="default"/>
       </w:rPr>
     </w:lvl>
     <w:lvl w:ilvl="5" w:tplc="240A0005" w:tentative="1">
@@ -17158,7 +18413,7 @@
         <w:ind w:left="5029" w:hanging="360"/>
       </w:pPr>
       <w:rPr>
-        <w:rFonts w:hint="default" w:ascii="Wingdings" w:hAnsi="Wingdings"/>
+        <w:rFonts w:ascii="Wingdings" w:hAnsi="Wingdings" w:hint="default"/>
       </w:rPr>
     </w:lvl>
     <w:lvl w:ilvl="6" w:tplc="240A0001" w:tentative="1">
@@ -17170,7 +18425,7 @@
         <w:ind w:left="5749" w:hanging="360"/>
       </w:pPr>
       <w:rPr>
-        <w:rFonts w:hint="default" w:ascii="Symbol" w:hAnsi="Symbol"/>
+        <w:rFonts w:ascii="Symbol" w:hAnsi="Symbol" w:hint="default"/>
       </w:rPr>
     </w:lvl>
     <w:lvl w:ilvl="7" w:tplc="240A0003" w:tentative="1">
@@ -17182,7 +18437,7 @@
         <w:ind w:left="6469" w:hanging="360"/>
       </w:pPr>
       <w:rPr>
-        <w:rFonts w:hint="default" w:ascii="Courier New" w:hAnsi="Courier New" w:cs="Courier New"/>
+        <w:rFonts w:ascii="Courier New" w:hAnsi="Courier New" w:cs="Courier New" w:hint="default"/>
       </w:rPr>
     </w:lvl>
     <w:lvl w:ilvl="8" w:tplc="240A0005" w:tentative="1">
@@ -17194,7 +18449,7 @@
         <w:ind w:left="7189" w:hanging="360"/>
       </w:pPr>
       <w:rPr>
-        <w:rFonts w:hint="default" w:ascii="Wingdings" w:hAnsi="Wingdings"/>
+        <w:rFonts w:ascii="Wingdings" w:hAnsi="Wingdings" w:hint="default"/>
       </w:rPr>
     </w:lvl>
   </w:abstractNum>
@@ -17211,7 +18466,7 @@
         <w:ind w:left="1429" w:hanging="360"/>
       </w:pPr>
       <w:rPr>
-        <w:rFonts w:hint="default" w:ascii="Symbol" w:hAnsi="Symbol"/>
+        <w:rFonts w:ascii="Symbol" w:hAnsi="Symbol" w:hint="default"/>
       </w:rPr>
     </w:lvl>
     <w:lvl w:ilvl="1" w:tplc="240A0003" w:tentative="1">
@@ -17223,7 +18478,7 @@
         <w:ind w:left="2149" w:hanging="360"/>
       </w:pPr>
       <w:rPr>
-        <w:rFonts w:hint="default" w:ascii="Courier New" w:hAnsi="Courier New" w:cs="Courier New"/>
+        <w:rFonts w:ascii="Courier New" w:hAnsi="Courier New" w:cs="Courier New" w:hint="default"/>
       </w:rPr>
     </w:lvl>
     <w:lvl w:ilvl="2" w:tplc="240A0005" w:tentative="1">
@@ -17235,7 +18490,7 @@
         <w:ind w:left="2869" w:hanging="360"/>
       </w:pPr>
       <w:rPr>
-        <w:rFonts w:hint="default" w:ascii="Wingdings" w:hAnsi="Wingdings"/>
+        <w:rFonts w:ascii="Wingdings" w:hAnsi="Wingdings" w:hint="default"/>
       </w:rPr>
     </w:lvl>
     <w:lvl w:ilvl="3" w:tplc="240A0001" w:tentative="1">
@@ -17247,7 +18502,7 @@
         <w:ind w:left="3589" w:hanging="360"/>
       </w:pPr>
       <w:rPr>
-        <w:rFonts w:hint="default" w:ascii="Symbol" w:hAnsi="Symbol"/>
+        <w:rFonts w:ascii="Symbol" w:hAnsi="Symbol" w:hint="default"/>
       </w:rPr>
     </w:lvl>
     <w:lvl w:ilvl="4" w:tplc="240A0003" w:tentative="1">
@@ -17259,7 +18514,7 @@
         <w:ind w:left="4309" w:hanging="360"/>
       </w:pPr>
       <w:rPr>
-        <w:rFonts w:hint="default" w:ascii="Courier New" w:hAnsi="Courier New" w:cs="Courier New"/>
+        <w:rFonts w:ascii="Courier New" w:hAnsi="Courier New" w:cs="Courier New" w:hint="default"/>
       </w:rPr>
     </w:lvl>
     <w:lvl w:ilvl="5" w:tplc="240A0005" w:tentative="1">
@@ -17271,7 +18526,7 @@
         <w:ind w:left="5029" w:hanging="360"/>
       </w:pPr>
       <w:rPr>
-        <w:rFonts w:hint="default" w:ascii="Wingdings" w:hAnsi="Wingdings"/>
+        <w:rFonts w:ascii="Wingdings" w:hAnsi="Wingdings" w:hint="default"/>
       </w:rPr>
     </w:lvl>
     <w:lvl w:ilvl="6" w:tplc="240A0001" w:tentative="1">
@@ -17283,7 +18538,7 @@
         <w:ind w:left="5749" w:hanging="360"/>
       </w:pPr>
       <w:rPr>
-        <w:rFonts w:hint="default" w:ascii="Symbol" w:hAnsi="Symbol"/>
+        <w:rFonts w:ascii="Symbol" w:hAnsi="Symbol" w:hint="default"/>
       </w:rPr>
     </w:lvl>
     <w:lvl w:ilvl="7" w:tplc="240A0003" w:tentative="1">
@@ -17295,7 +18550,7 @@
         <w:ind w:left="6469" w:hanging="360"/>
       </w:pPr>
       <w:rPr>
-        <w:rFonts w:hint="default" w:ascii="Courier New" w:hAnsi="Courier New" w:cs="Courier New"/>
+        <w:rFonts w:ascii="Courier New" w:hAnsi="Courier New" w:cs="Courier New" w:hint="default"/>
       </w:rPr>
     </w:lvl>
     <w:lvl w:ilvl="8" w:tplc="240A0005" w:tentative="1">
@@ -17307,7 +18562,7 @@
         <w:ind w:left="7189" w:hanging="360"/>
       </w:pPr>
       <w:rPr>
-        <w:rFonts w:hint="default" w:ascii="Wingdings" w:hAnsi="Wingdings"/>
+        <w:rFonts w:ascii="Wingdings" w:hAnsi="Wingdings" w:hint="default"/>
       </w:rPr>
     </w:lvl>
   </w:abstractNum>
@@ -17324,7 +18579,7 @@
         <w:ind w:left="1429" w:hanging="360"/>
       </w:pPr>
       <w:rPr>
-        <w:rFonts w:hint="default" w:ascii="Symbol" w:hAnsi="Symbol"/>
+        <w:rFonts w:ascii="Symbol" w:hAnsi="Symbol" w:hint="default"/>
       </w:rPr>
     </w:lvl>
     <w:lvl w:ilvl="1" w:tplc="240A0003" w:tentative="1">
@@ -17336,7 +18591,7 @@
         <w:ind w:left="2149" w:hanging="360"/>
       </w:pPr>
       <w:rPr>
-        <w:rFonts w:hint="default" w:ascii="Courier New" w:hAnsi="Courier New" w:cs="Courier New"/>
+        <w:rFonts w:ascii="Courier New" w:hAnsi="Courier New" w:cs="Courier New" w:hint="default"/>
       </w:rPr>
     </w:lvl>
     <w:lvl w:ilvl="2" w:tplc="240A0005" w:tentative="1">
@@ -17348,7 +18603,7 @@
         <w:ind w:left="2869" w:hanging="360"/>
       </w:pPr>
       <w:rPr>
-        <w:rFonts w:hint="default" w:ascii="Wingdings" w:hAnsi="Wingdings"/>
+        <w:rFonts w:ascii="Wingdings" w:hAnsi="Wingdings" w:hint="default"/>
       </w:rPr>
     </w:lvl>
     <w:lvl w:ilvl="3" w:tplc="240A0001" w:tentative="1">
@@ -17360,7 +18615,7 @@
         <w:ind w:left="3589" w:hanging="360"/>
       </w:pPr>
       <w:rPr>
-        <w:rFonts w:hint="default" w:ascii="Symbol" w:hAnsi="Symbol"/>
+        <w:rFonts w:ascii="Symbol" w:hAnsi="Symbol" w:hint="default"/>
       </w:rPr>
     </w:lvl>
     <w:lvl w:ilvl="4" w:tplc="240A0003" w:tentative="1">
@@ -17372,7 +18627,7 @@
         <w:ind w:left="4309" w:hanging="360"/>
       </w:pPr>
       <w:rPr>
-        <w:rFonts w:hint="default" w:ascii="Courier New" w:hAnsi="Courier New" w:cs="Courier New"/>
+        <w:rFonts w:ascii="Courier New" w:hAnsi="Courier New" w:cs="Courier New" w:hint="default"/>
       </w:rPr>
     </w:lvl>
     <w:lvl w:ilvl="5" w:tplc="240A0005" w:tentative="1">
@@ -17384,7 +18639,7 @@
         <w:ind w:left="5029" w:hanging="360"/>
       </w:pPr>
       <w:rPr>
-        <w:rFonts w:hint="default" w:ascii="Wingdings" w:hAnsi="Wingdings"/>
+        <w:rFonts w:ascii="Wingdings" w:hAnsi="Wingdings" w:hint="default"/>
       </w:rPr>
     </w:lvl>
     <w:lvl w:ilvl="6" w:tplc="240A0001" w:tentative="1">
@@ -17396,7 +18651,7 @@
         <w:ind w:left="5749" w:hanging="360"/>
       </w:pPr>
       <w:rPr>
-        <w:rFonts w:hint="default" w:ascii="Symbol" w:hAnsi="Symbol"/>
+        <w:rFonts w:ascii="Symbol" w:hAnsi="Symbol" w:hint="default"/>
       </w:rPr>
     </w:lvl>
     <w:lvl w:ilvl="7" w:tplc="240A0003" w:tentative="1">
@@ -17408,7 +18663,7 @@
         <w:ind w:left="6469" w:hanging="360"/>
       </w:pPr>
       <w:rPr>
-        <w:rFonts w:hint="default" w:ascii="Courier New" w:hAnsi="Courier New" w:cs="Courier New"/>
+        <w:rFonts w:ascii="Courier New" w:hAnsi="Courier New" w:cs="Courier New" w:hint="default"/>
       </w:rPr>
     </w:lvl>
     <w:lvl w:ilvl="8" w:tplc="240A0005" w:tentative="1">
@@ -17420,7 +18675,7 @@
         <w:ind w:left="7189" w:hanging="360"/>
       </w:pPr>
       <w:rPr>
-        <w:rFonts w:hint="default" w:ascii="Wingdings" w:hAnsi="Wingdings"/>
+        <w:rFonts w:ascii="Wingdings" w:hAnsi="Wingdings" w:hint="default"/>
       </w:rPr>
     </w:lvl>
   </w:abstractNum>
@@ -17437,7 +18692,7 @@
         <w:ind w:left="1429" w:hanging="360"/>
       </w:pPr>
       <w:rPr>
-        <w:rFonts w:hint="default" w:ascii="Symbol" w:hAnsi="Symbol"/>
+        <w:rFonts w:ascii="Symbol" w:hAnsi="Symbol" w:hint="default"/>
       </w:rPr>
     </w:lvl>
     <w:lvl w:ilvl="1" w:tplc="240A0003" w:tentative="1">
@@ -17449,7 +18704,7 @@
         <w:ind w:left="2149" w:hanging="360"/>
       </w:pPr>
       <w:rPr>
-        <w:rFonts w:hint="default" w:ascii="Courier New" w:hAnsi="Courier New" w:cs="Courier New"/>
+        <w:rFonts w:ascii="Courier New" w:hAnsi="Courier New" w:cs="Courier New" w:hint="default"/>
       </w:rPr>
     </w:lvl>
     <w:lvl w:ilvl="2" w:tplc="240A0005" w:tentative="1">
@@ -17461,7 +18716,7 @@
         <w:ind w:left="2869" w:hanging="360"/>
       </w:pPr>
       <w:rPr>
-        <w:rFonts w:hint="default" w:ascii="Wingdings" w:hAnsi="Wingdings"/>
+        <w:rFonts w:ascii="Wingdings" w:hAnsi="Wingdings" w:hint="default"/>
       </w:rPr>
     </w:lvl>
     <w:lvl w:ilvl="3" w:tplc="240A0001" w:tentative="1">
@@ -17473,7 +18728,7 @@
         <w:ind w:left="3589" w:hanging="360"/>
       </w:pPr>
       <w:rPr>
-        <w:rFonts w:hint="default" w:ascii="Symbol" w:hAnsi="Symbol"/>
+        <w:rFonts w:ascii="Symbol" w:hAnsi="Symbol" w:hint="default"/>
       </w:rPr>
     </w:lvl>
     <w:lvl w:ilvl="4" w:tplc="240A0003" w:tentative="1">
@@ -17485,7 +18740,7 @@
         <w:ind w:left="4309" w:hanging="360"/>
       </w:pPr>
       <w:rPr>
-        <w:rFonts w:hint="default" w:ascii="Courier New" w:hAnsi="Courier New" w:cs="Courier New"/>
+        <w:rFonts w:ascii="Courier New" w:hAnsi="Courier New" w:cs="Courier New" w:hint="default"/>
       </w:rPr>
     </w:lvl>
     <w:lvl w:ilvl="5" w:tplc="240A0005" w:tentative="1">
@@ -17497,7 +18752,7 @@
         <w:ind w:left="5029" w:hanging="360"/>
       </w:pPr>
       <w:rPr>
-        <w:rFonts w:hint="default" w:ascii="Wingdings" w:hAnsi="Wingdings"/>
+        <w:rFonts w:ascii="Wingdings" w:hAnsi="Wingdings" w:hint="default"/>
       </w:rPr>
     </w:lvl>
     <w:lvl w:ilvl="6" w:tplc="240A0001" w:tentative="1">
@@ -17509,7 +18764,7 @@
         <w:ind w:left="5749" w:hanging="360"/>
       </w:pPr>
       <w:rPr>
-        <w:rFonts w:hint="default" w:ascii="Symbol" w:hAnsi="Symbol"/>
+        <w:rFonts w:ascii="Symbol" w:hAnsi="Symbol" w:hint="default"/>
       </w:rPr>
     </w:lvl>
     <w:lvl w:ilvl="7" w:tplc="240A0003" w:tentative="1">
@@ -17521,7 +18776,7 @@
         <w:ind w:left="6469" w:hanging="360"/>
       </w:pPr>
       <w:rPr>
-        <w:rFonts w:hint="default" w:ascii="Courier New" w:hAnsi="Courier New" w:cs="Courier New"/>
+        <w:rFonts w:ascii="Courier New" w:hAnsi="Courier New" w:cs="Courier New" w:hint="default"/>
       </w:rPr>
     </w:lvl>
     <w:lvl w:ilvl="8" w:tplc="240A0005" w:tentative="1">
@@ -17533,7 +18788,7 @@
         <w:ind w:left="7189" w:hanging="360"/>
       </w:pPr>
       <w:rPr>
-        <w:rFonts w:hint="default" w:ascii="Wingdings" w:hAnsi="Wingdings"/>
+        <w:rFonts w:ascii="Wingdings" w:hAnsi="Wingdings" w:hint="default"/>
       </w:rPr>
     </w:lvl>
   </w:abstractNum>
@@ -17550,7 +18805,7 @@
         <w:ind w:left="1429" w:hanging="360"/>
       </w:pPr>
       <w:rPr>
-        <w:rFonts w:hint="default" w:ascii="Symbol" w:hAnsi="Symbol"/>
+        <w:rFonts w:ascii="Symbol" w:hAnsi="Symbol" w:hint="default"/>
       </w:rPr>
     </w:lvl>
     <w:lvl w:ilvl="1" w:tplc="240A0003" w:tentative="1">
@@ -17562,7 +18817,7 @@
         <w:ind w:left="2149" w:hanging="360"/>
       </w:pPr>
       <w:rPr>
-        <w:rFonts w:hint="default" w:ascii="Courier New" w:hAnsi="Courier New" w:cs="Courier New"/>
+        <w:rFonts w:ascii="Courier New" w:hAnsi="Courier New" w:cs="Courier New" w:hint="default"/>
       </w:rPr>
     </w:lvl>
     <w:lvl w:ilvl="2" w:tplc="240A0005" w:tentative="1">
@@ -17574,7 +18829,7 @@
         <w:ind w:left="2869" w:hanging="360"/>
       </w:pPr>
       <w:rPr>
-        <w:rFonts w:hint="default" w:ascii="Wingdings" w:hAnsi="Wingdings"/>
+        <w:rFonts w:ascii="Wingdings" w:hAnsi="Wingdings" w:hint="default"/>
       </w:rPr>
     </w:lvl>
     <w:lvl w:ilvl="3" w:tplc="240A0001" w:tentative="1">
@@ -17586,7 +18841,7 @@
         <w:ind w:left="3589" w:hanging="360"/>
       </w:pPr>
       <w:rPr>
-        <w:rFonts w:hint="default" w:ascii="Symbol" w:hAnsi="Symbol"/>
+        <w:rFonts w:ascii="Symbol" w:hAnsi="Symbol" w:hint="default"/>
       </w:rPr>
     </w:lvl>
     <w:lvl w:ilvl="4" w:tplc="240A0003" w:tentative="1">
@@ -17598,7 +18853,7 @@
         <w:ind w:left="4309" w:hanging="360"/>
       </w:pPr>
       <w:rPr>
-        <w:rFonts w:hint="default" w:ascii="Courier New" w:hAnsi="Courier New" w:cs="Courier New"/>
+        <w:rFonts w:ascii="Courier New" w:hAnsi="Courier New" w:cs="Courier New" w:hint="default"/>
       </w:rPr>
     </w:lvl>
     <w:lvl w:ilvl="5" w:tplc="240A0005" w:tentative="1">
@@ -17610,7 +18865,7 @@
         <w:ind w:left="5029" w:hanging="360"/>
       </w:pPr>
       <w:rPr>
-        <w:rFonts w:hint="default" w:ascii="Wingdings" w:hAnsi="Wingdings"/>
+        <w:rFonts w:ascii="Wingdings" w:hAnsi="Wingdings" w:hint="default"/>
       </w:rPr>
     </w:lvl>
     <w:lvl w:ilvl="6" w:tplc="240A0001" w:tentative="1">
@@ -17622,7 +18877,7 @@
         <w:ind w:left="5749" w:hanging="360"/>
       </w:pPr>
       <w:rPr>
-        <w:rFonts w:hint="default" w:ascii="Symbol" w:hAnsi="Symbol"/>
+        <w:rFonts w:ascii="Symbol" w:hAnsi="Symbol" w:hint="default"/>
       </w:rPr>
     </w:lvl>
     <w:lvl w:ilvl="7" w:tplc="240A0003" w:tentative="1">
@@ -17634,7 +18889,7 @@
         <w:ind w:left="6469" w:hanging="360"/>
       </w:pPr>
       <w:rPr>
-        <w:rFonts w:hint="default" w:ascii="Courier New" w:hAnsi="Courier New" w:cs="Courier New"/>
+        <w:rFonts w:ascii="Courier New" w:hAnsi="Courier New" w:cs="Courier New" w:hint="default"/>
       </w:rPr>
     </w:lvl>
     <w:lvl w:ilvl="8" w:tplc="240A0005" w:tentative="1">
@@ -17646,7 +18901,7 @@
         <w:ind w:left="7189" w:hanging="360"/>
       </w:pPr>
       <w:rPr>
-        <w:rFonts w:hint="default" w:ascii="Wingdings" w:hAnsi="Wingdings"/>
+        <w:rFonts w:ascii="Wingdings" w:hAnsi="Wingdings" w:hint="default"/>
       </w:rPr>
     </w:lvl>
   </w:abstractNum>
@@ -17663,7 +18918,7 @@
         <w:ind w:left="1429" w:hanging="360"/>
       </w:pPr>
       <w:rPr>
-        <w:rFonts w:hint="default" w:ascii="Symbol" w:hAnsi="Symbol"/>
+        <w:rFonts w:ascii="Symbol" w:hAnsi="Symbol" w:hint="default"/>
       </w:rPr>
     </w:lvl>
     <w:lvl w:ilvl="1" w:tplc="240A0003" w:tentative="1">
@@ -17675,7 +18930,7 @@
         <w:ind w:left="2149" w:hanging="360"/>
       </w:pPr>
       <w:rPr>
-        <w:rFonts w:hint="default" w:ascii="Courier New" w:hAnsi="Courier New" w:cs="Courier New"/>
+        <w:rFonts w:ascii="Courier New" w:hAnsi="Courier New" w:cs="Courier New" w:hint="default"/>
       </w:rPr>
     </w:lvl>
     <w:lvl w:ilvl="2" w:tplc="240A0005" w:tentative="1">
@@ -17687,7 +18942,7 @@
         <w:ind w:left="2869" w:hanging="360"/>
       </w:pPr>
       <w:rPr>
-        <w:rFonts w:hint="default" w:ascii="Wingdings" w:hAnsi="Wingdings"/>
+        <w:rFonts w:ascii="Wingdings" w:hAnsi="Wingdings" w:hint="default"/>
       </w:rPr>
     </w:lvl>
     <w:lvl w:ilvl="3" w:tplc="240A0001" w:tentative="1">
@@ -17699,7 +18954,7 @@
         <w:ind w:left="3589" w:hanging="360"/>
       </w:pPr>
       <w:rPr>
-        <w:rFonts w:hint="default" w:ascii="Symbol" w:hAnsi="Symbol"/>
+        <w:rFonts w:ascii="Symbol" w:hAnsi="Symbol" w:hint="default"/>
       </w:rPr>
     </w:lvl>
     <w:lvl w:ilvl="4" w:tplc="240A0003" w:tentative="1">
@@ -17711,7 +18966,7 @@
         <w:ind w:left="4309" w:hanging="360"/>
       </w:pPr>
       <w:rPr>
-        <w:rFonts w:hint="default" w:ascii="Courier New" w:hAnsi="Courier New" w:cs="Courier New"/>
+        <w:rFonts w:ascii="Courier New" w:hAnsi="Courier New" w:cs="Courier New" w:hint="default"/>
       </w:rPr>
     </w:lvl>
     <w:lvl w:ilvl="5" w:tplc="240A0005" w:tentative="1">
@@ -17723,7 +18978,7 @@
         <w:ind w:left="5029" w:hanging="360"/>
       </w:pPr>
       <w:rPr>
-        <w:rFonts w:hint="default" w:ascii="Wingdings" w:hAnsi="Wingdings"/>
+        <w:rFonts w:ascii="Wingdings" w:hAnsi="Wingdings" w:hint="default"/>
       </w:rPr>
     </w:lvl>
     <w:lvl w:ilvl="6" w:tplc="240A0001" w:tentative="1">
@@ -17735,7 +18990,7 @@
         <w:ind w:left="5749" w:hanging="360"/>
       </w:pPr>
       <w:rPr>
-        <w:rFonts w:hint="default" w:ascii="Symbol" w:hAnsi="Symbol"/>
+        <w:rFonts w:ascii="Symbol" w:hAnsi="Symbol" w:hint="default"/>
       </w:rPr>
     </w:lvl>
     <w:lvl w:ilvl="7" w:tplc="240A0003" w:tentative="1">
@@ -17747,7 +19002,7 @@
         <w:ind w:left="6469" w:hanging="360"/>
       </w:pPr>
       <w:rPr>
-        <w:rFonts w:hint="default" w:ascii="Courier New" w:hAnsi="Courier New" w:cs="Courier New"/>
+        <w:rFonts w:ascii="Courier New" w:hAnsi="Courier New" w:cs="Courier New" w:hint="default"/>
       </w:rPr>
     </w:lvl>
     <w:lvl w:ilvl="8" w:tplc="240A0005" w:tentative="1">
@@ -17759,7 +19014,7 @@
         <w:ind w:left="7189" w:hanging="360"/>
       </w:pPr>
       <w:rPr>
-        <w:rFonts w:hint="default" w:ascii="Wingdings" w:hAnsi="Wingdings"/>
+        <w:rFonts w:ascii="Wingdings" w:hAnsi="Wingdings" w:hint="default"/>
       </w:rPr>
     </w:lvl>
   </w:abstractNum>
@@ -17776,7 +19031,7 @@
         <w:ind w:left="1429" w:hanging="360"/>
       </w:pPr>
       <w:rPr>
-        <w:rFonts w:hint="default" w:ascii="Symbol" w:hAnsi="Symbol"/>
+        <w:rFonts w:ascii="Symbol" w:hAnsi="Symbol" w:hint="default"/>
       </w:rPr>
     </w:lvl>
     <w:lvl w:ilvl="1" w:tplc="240A0003" w:tentative="1">
@@ -17788,7 +19043,7 @@
         <w:ind w:left="2149" w:hanging="360"/>
       </w:pPr>
       <w:rPr>
-        <w:rFonts w:hint="default" w:ascii="Courier New" w:hAnsi="Courier New" w:cs="Courier New"/>
+        <w:rFonts w:ascii="Courier New" w:hAnsi="Courier New" w:cs="Courier New" w:hint="default"/>
       </w:rPr>
     </w:lvl>
     <w:lvl w:ilvl="2" w:tplc="240A0005" w:tentative="1">
@@ -17800,7 +19055,7 @@
         <w:ind w:left="2869" w:hanging="360"/>
       </w:pPr>
       <w:rPr>
-        <w:rFonts w:hint="default" w:ascii="Wingdings" w:hAnsi="Wingdings"/>
+        <w:rFonts w:ascii="Wingdings" w:hAnsi="Wingdings" w:hint="default"/>
       </w:rPr>
     </w:lvl>
     <w:lvl w:ilvl="3" w:tplc="240A0001" w:tentative="1">
@@ -17812,7 +19067,7 @@
         <w:ind w:left="3589" w:hanging="360"/>
       </w:pPr>
       <w:rPr>
-        <w:rFonts w:hint="default" w:ascii="Symbol" w:hAnsi="Symbol"/>
+        <w:rFonts w:ascii="Symbol" w:hAnsi="Symbol" w:hint="default"/>
       </w:rPr>
     </w:lvl>
     <w:lvl w:ilvl="4" w:tplc="240A0003" w:tentative="1">
@@ -17824,7 +19079,7 @@
         <w:ind w:left="4309" w:hanging="360"/>
       </w:pPr>
       <w:rPr>
-        <w:rFonts w:hint="default" w:ascii="Courier New" w:hAnsi="Courier New" w:cs="Courier New"/>
+        <w:rFonts w:ascii="Courier New" w:hAnsi="Courier New" w:cs="Courier New" w:hint="default"/>
       </w:rPr>
     </w:lvl>
     <w:lvl w:ilvl="5" w:tplc="240A0005" w:tentative="1">
@@ -17836,7 +19091,7 @@
         <w:ind w:left="5029" w:hanging="360"/>
       </w:pPr>
       <w:rPr>
-        <w:rFonts w:hint="default" w:ascii="Wingdings" w:hAnsi="Wingdings"/>
+        <w:rFonts w:ascii="Wingdings" w:hAnsi="Wingdings" w:hint="default"/>
       </w:rPr>
     </w:lvl>
     <w:lvl w:ilvl="6" w:tplc="240A0001" w:tentative="1">
@@ -17848,7 +19103,7 @@
         <w:ind w:left="5749" w:hanging="360"/>
       </w:pPr>
       <w:rPr>
-        <w:rFonts w:hint="default" w:ascii="Symbol" w:hAnsi="Symbol"/>
+        <w:rFonts w:ascii="Symbol" w:hAnsi="Symbol" w:hint="default"/>
       </w:rPr>
     </w:lvl>
     <w:lvl w:ilvl="7" w:tplc="240A0003" w:tentative="1">
@@ -17860,7 +19115,7 @@
         <w:ind w:left="6469" w:hanging="360"/>
       </w:pPr>
       <w:rPr>
-        <w:rFonts w:hint="default" w:ascii="Courier New" w:hAnsi="Courier New" w:cs="Courier New"/>
+        <w:rFonts w:ascii="Courier New" w:hAnsi="Courier New" w:cs="Courier New" w:hint="default"/>
       </w:rPr>
     </w:lvl>
     <w:lvl w:ilvl="8" w:tplc="240A0005" w:tentative="1">
@@ -17872,7 +19127,7 @@
         <w:ind w:left="7189" w:hanging="360"/>
       </w:pPr>
       <w:rPr>
-        <w:rFonts w:hint="default" w:ascii="Wingdings" w:hAnsi="Wingdings"/>
+        <w:rFonts w:ascii="Wingdings" w:hAnsi="Wingdings" w:hint="default"/>
       </w:rPr>
     </w:lvl>
   </w:abstractNum>
@@ -17889,7 +19144,7 @@
         <w:ind w:left="1429" w:hanging="360"/>
       </w:pPr>
       <w:rPr>
-        <w:rFonts w:hint="default" w:ascii="Symbol" w:hAnsi="Symbol"/>
+        <w:rFonts w:ascii="Symbol" w:hAnsi="Symbol" w:hint="default"/>
       </w:rPr>
     </w:lvl>
     <w:lvl w:ilvl="1" w:tplc="240A0003" w:tentative="1">
@@ -17901,7 +19156,7 @@
         <w:ind w:left="2149" w:hanging="360"/>
       </w:pPr>
       <w:rPr>
-        <w:rFonts w:hint="default" w:ascii="Courier New" w:hAnsi="Courier New" w:cs="Courier New"/>
+        <w:rFonts w:ascii="Courier New" w:hAnsi="Courier New" w:cs="Courier New" w:hint="default"/>
       </w:rPr>
     </w:lvl>
     <w:lvl w:ilvl="2" w:tplc="240A0005" w:tentative="1">
@@ -17913,7 +19168,7 @@
         <w:ind w:left="2869" w:hanging="360"/>
       </w:pPr>
       <w:rPr>
-        <w:rFonts w:hint="default" w:ascii="Wingdings" w:hAnsi="Wingdings"/>
+        <w:rFonts w:ascii="Wingdings" w:hAnsi="Wingdings" w:hint="default"/>
       </w:rPr>
     </w:lvl>
     <w:lvl w:ilvl="3" w:tplc="240A0001" w:tentative="1">
@@ -17925,7 +19180,7 @@
         <w:ind w:left="3589" w:hanging="360"/>
       </w:pPr>
       <w:rPr>
-        <w:rFonts w:hint="default" w:ascii="Symbol" w:hAnsi="Symbol"/>
+        <w:rFonts w:ascii="Symbol" w:hAnsi="Symbol" w:hint="default"/>
       </w:rPr>
     </w:lvl>
     <w:lvl w:ilvl="4" w:tplc="240A0003" w:tentative="1">
@@ -17937,7 +19192,7 @@
         <w:ind w:left="4309" w:hanging="360"/>
       </w:pPr>
       <w:rPr>
-        <w:rFonts w:hint="default" w:ascii="Courier New" w:hAnsi="Courier New" w:cs="Courier New"/>
+        <w:rFonts w:ascii="Courier New" w:hAnsi="Courier New" w:cs="Courier New" w:hint="default"/>
       </w:rPr>
     </w:lvl>
     <w:lvl w:ilvl="5" w:tplc="240A0005" w:tentative="1">
@@ -17949,7 +19204,7 @@
         <w:ind w:left="5029" w:hanging="360"/>
       </w:pPr>
       <w:rPr>
-        <w:rFonts w:hint="default" w:ascii="Wingdings" w:hAnsi="Wingdings"/>
+        <w:rFonts w:ascii="Wingdings" w:hAnsi="Wingdings" w:hint="default"/>
       </w:rPr>
     </w:lvl>
     <w:lvl w:ilvl="6" w:tplc="240A0001" w:tentative="1">
@@ -17961,7 +19216,7 @@
         <w:ind w:left="5749" w:hanging="360"/>
       </w:pPr>
       <w:rPr>
-        <w:rFonts w:hint="default" w:ascii="Symbol" w:hAnsi="Symbol"/>
+        <w:rFonts w:ascii="Symbol" w:hAnsi="Symbol" w:hint="default"/>
       </w:rPr>
     </w:lvl>
     <w:lvl w:ilvl="7" w:tplc="240A0003" w:tentative="1">
@@ -17973,7 +19228,7 @@
         <w:ind w:left="6469" w:hanging="360"/>
       </w:pPr>
       <w:rPr>
-        <w:rFonts w:hint="default" w:ascii="Courier New" w:hAnsi="Courier New" w:cs="Courier New"/>
+        <w:rFonts w:ascii="Courier New" w:hAnsi="Courier New" w:cs="Courier New" w:hint="default"/>
       </w:rPr>
     </w:lvl>
     <w:lvl w:ilvl="8" w:tplc="240A0005" w:tentative="1">
@@ -17985,7 +19240,7 @@
         <w:ind w:left="7189" w:hanging="360"/>
       </w:pPr>
       <w:rPr>
-        <w:rFonts w:hint="default" w:ascii="Wingdings" w:hAnsi="Wingdings"/>
+        <w:rFonts w:ascii="Wingdings" w:hAnsi="Wingdings" w:hint="default"/>
       </w:rPr>
     </w:lvl>
   </w:abstractNum>
@@ -18002,7 +19257,7 @@
         <w:ind w:left="1429" w:hanging="360"/>
       </w:pPr>
       <w:rPr>
-        <w:rFonts w:hint="default" w:ascii="Symbol" w:hAnsi="Symbol"/>
+        <w:rFonts w:ascii="Symbol" w:hAnsi="Symbol" w:hint="default"/>
       </w:rPr>
     </w:lvl>
     <w:lvl w:ilvl="1" w:tplc="240A0003" w:tentative="1">
@@ -18014,7 +19269,7 @@
         <w:ind w:left="2149" w:hanging="360"/>
       </w:pPr>
       <w:rPr>
-        <w:rFonts w:hint="default" w:ascii="Courier New" w:hAnsi="Courier New" w:cs="Courier New"/>
+        <w:rFonts w:ascii="Courier New" w:hAnsi="Courier New" w:cs="Courier New" w:hint="default"/>
       </w:rPr>
     </w:lvl>
     <w:lvl w:ilvl="2" w:tplc="240A0005" w:tentative="1">
@@ -18026,7 +19281,7 @@
         <w:ind w:left="2869" w:hanging="360"/>
       </w:pPr>
       <w:rPr>
-        <w:rFonts w:hint="default" w:ascii="Wingdings" w:hAnsi="Wingdings"/>
+        <w:rFonts w:ascii="Wingdings" w:hAnsi="Wingdings" w:hint="default"/>
       </w:rPr>
     </w:lvl>
     <w:lvl w:ilvl="3" w:tplc="240A0001" w:tentative="1">
@@ -18038,7 +19293,7 @@
         <w:ind w:left="3589" w:hanging="360"/>
       </w:pPr>
       <w:rPr>
-        <w:rFonts w:hint="default" w:ascii="Symbol" w:hAnsi="Symbol"/>
+        <w:rFonts w:ascii="Symbol" w:hAnsi="Symbol" w:hint="default"/>
       </w:rPr>
     </w:lvl>
     <w:lvl w:ilvl="4" w:tplc="240A0003" w:tentative="1">
@@ -18050,7 +19305,7 @@
         <w:ind w:left="4309" w:hanging="360"/>
       </w:pPr>
       <w:rPr>
-        <w:rFonts w:hint="default" w:ascii="Courier New" w:hAnsi="Courier New" w:cs="Courier New"/>
+        <w:rFonts w:ascii="Courier New" w:hAnsi="Courier New" w:cs="Courier New" w:hint="default"/>
       </w:rPr>
     </w:lvl>
     <w:lvl w:ilvl="5" w:tplc="240A0005" w:tentative="1">
@@ -18062,7 +19317,7 @@
         <w:ind w:left="5029" w:hanging="360"/>
       </w:pPr>
       <w:rPr>
-        <w:rFonts w:hint="default" w:ascii="Wingdings" w:hAnsi="Wingdings"/>
+        <w:rFonts w:ascii="Wingdings" w:hAnsi="Wingdings" w:hint="default"/>
       </w:rPr>
     </w:lvl>
     <w:lvl w:ilvl="6" w:tplc="240A0001" w:tentative="1">
@@ -18074,7 +19329,7 @@
         <w:ind w:left="5749" w:hanging="360"/>
       </w:pPr>
       <w:rPr>
-        <w:rFonts w:hint="default" w:ascii="Symbol" w:hAnsi="Symbol"/>
+        <w:rFonts w:ascii="Symbol" w:hAnsi="Symbol" w:hint="default"/>
       </w:rPr>
     </w:lvl>
     <w:lvl w:ilvl="7" w:tplc="240A0003" w:tentative="1">
@@ -18086,7 +19341,7 @@
         <w:ind w:left="6469" w:hanging="360"/>
       </w:pPr>
       <w:rPr>
-        <w:rFonts w:hint="default" w:ascii="Courier New" w:hAnsi="Courier New" w:cs="Courier New"/>
+        <w:rFonts w:ascii="Courier New" w:hAnsi="Courier New" w:cs="Courier New" w:hint="default"/>
       </w:rPr>
     </w:lvl>
     <w:lvl w:ilvl="8" w:tplc="240A0005" w:tentative="1">
@@ -18098,7 +19353,7 @@
         <w:ind w:left="7189" w:hanging="360"/>
       </w:pPr>
       <w:rPr>
-        <w:rFonts w:hint="default" w:ascii="Wingdings" w:hAnsi="Wingdings"/>
+        <w:rFonts w:ascii="Wingdings" w:hAnsi="Wingdings" w:hint="default"/>
       </w:rPr>
     </w:lvl>
   </w:abstractNum>
@@ -18194,6 +19449,119 @@
     </w:lvl>
   </w:abstractNum>
   <w:abstractNum w:abstractNumId="11" w15:restartNumberingAfterBreak="0">
+    <w:nsid w:val="2AAB2DE7"/>
+    <w:multiLevelType w:val="hybridMultilevel"/>
+    <w:tmpl w:val="70561458"/>
+    <w:lvl w:ilvl="0" w:tplc="240A0001">
+      <w:start w:val="1"/>
+      <w:numFmt w:val="bullet"/>
+      <w:lvlText w:val=""/>
+      <w:lvlJc w:val="left"/>
+      <w:pPr>
+        <w:ind w:left="1429" w:hanging="360"/>
+      </w:pPr>
+      <w:rPr>
+        <w:rFonts w:ascii="Symbol" w:hAnsi="Symbol" w:hint="default"/>
+      </w:rPr>
+    </w:lvl>
+    <w:lvl w:ilvl="1" w:tplc="240A0003" w:tentative="1">
+      <w:start w:val="1"/>
+      <w:numFmt w:val="bullet"/>
+      <w:lvlText w:val="o"/>
+      <w:lvlJc w:val="left"/>
+      <w:pPr>
+        <w:ind w:left="2149" w:hanging="360"/>
+      </w:pPr>
+      <w:rPr>
+        <w:rFonts w:ascii="Courier New" w:hAnsi="Courier New" w:cs="Courier New" w:hint="default"/>
+      </w:rPr>
+    </w:lvl>
+    <w:lvl w:ilvl="2" w:tplc="240A0005" w:tentative="1">
+      <w:start w:val="1"/>
+      <w:numFmt w:val="bullet"/>
+      <w:lvlText w:val=""/>
+      <w:lvlJc w:val="left"/>
+      <w:pPr>
+        <w:ind w:left="2869" w:hanging="360"/>
+      </w:pPr>
+      <w:rPr>
+        <w:rFonts w:ascii="Wingdings" w:hAnsi="Wingdings" w:hint="default"/>
+      </w:rPr>
+    </w:lvl>
+    <w:lvl w:ilvl="3" w:tplc="240A0001" w:tentative="1">
+      <w:start w:val="1"/>
+      <w:numFmt w:val="bullet"/>
+      <w:lvlText w:val=""/>
+      <w:lvlJc w:val="left"/>
+      <w:pPr>
+        <w:ind w:left="3589" w:hanging="360"/>
+      </w:pPr>
+      <w:rPr>
+        <w:rFonts w:ascii="Symbol" w:hAnsi="Symbol" w:hint="default"/>
+      </w:rPr>
+    </w:lvl>
+    <w:lvl w:ilvl="4" w:tplc="240A0003" w:tentative="1">
+      <w:start w:val="1"/>
+      <w:numFmt w:val="bullet"/>
+      <w:lvlText w:val="o"/>
+      <w:lvlJc w:val="left"/>
+      <w:pPr>
+        <w:ind w:left="4309" w:hanging="360"/>
+      </w:pPr>
+      <w:rPr>
+        <w:rFonts w:ascii="Courier New" w:hAnsi="Courier New" w:cs="Courier New" w:hint="default"/>
+      </w:rPr>
+    </w:lvl>
+    <w:lvl w:ilvl="5" w:tplc="240A0005" w:tentative="1">
+      <w:start w:val="1"/>
+      <w:numFmt w:val="bullet"/>
+      <w:lvlText w:val=""/>
+      <w:lvlJc w:val="left"/>
+      <w:pPr>
+        <w:ind w:left="5029" w:hanging="360"/>
+      </w:pPr>
+      <w:rPr>
+        <w:rFonts w:ascii="Wingdings" w:hAnsi="Wingdings" w:hint="default"/>
+      </w:rPr>
+    </w:lvl>
+    <w:lvl w:ilvl="6" w:tplc="240A0001" w:tentative="1">
+      <w:start w:val="1"/>
+      <w:numFmt w:val="bullet"/>
+      <w:lvlText w:val=""/>
+      <w:lvlJc w:val="left"/>
+      <w:pPr>
+        <w:ind w:left="5749" w:hanging="360"/>
+      </w:pPr>
+      <w:rPr>
+        <w:rFonts w:ascii="Symbol" w:hAnsi="Symbol" w:hint="default"/>
+      </w:rPr>
+    </w:lvl>
+    <w:lvl w:ilvl="7" w:tplc="240A0003" w:tentative="1">
+      <w:start w:val="1"/>
+      <w:numFmt w:val="bullet"/>
+      <w:lvlText w:val="o"/>
+      <w:lvlJc w:val="left"/>
+      <w:pPr>
+        <w:ind w:left="6469" w:hanging="360"/>
+      </w:pPr>
+      <w:rPr>
+        <w:rFonts w:ascii="Courier New" w:hAnsi="Courier New" w:cs="Courier New" w:hint="default"/>
+      </w:rPr>
+    </w:lvl>
+    <w:lvl w:ilvl="8" w:tplc="240A0005" w:tentative="1">
+      <w:start w:val="1"/>
+      <w:numFmt w:val="bullet"/>
+      <w:lvlText w:val=""/>
+      <w:lvlJc w:val="left"/>
+      <w:pPr>
+        <w:ind w:left="7189" w:hanging="360"/>
+      </w:pPr>
+      <w:rPr>
+        <w:rFonts w:ascii="Wingdings" w:hAnsi="Wingdings" w:hint="default"/>
+      </w:rPr>
+    </w:lvl>
+  </w:abstractNum>
+  <w:abstractNum w:abstractNumId="12" w15:restartNumberingAfterBreak="0">
     <w:nsid w:val="2D0379CB"/>
     <w:multiLevelType w:val="hybridMultilevel"/>
     <w:tmpl w:val="59D0055A"/>
@@ -18206,7 +19574,7 @@
         <w:ind w:left="1429" w:hanging="360"/>
       </w:pPr>
       <w:rPr>
-        <w:rFonts w:hint="default" w:ascii="Symbol" w:hAnsi="Symbol"/>
+        <w:rFonts w:ascii="Symbol" w:hAnsi="Symbol" w:hint="default"/>
       </w:rPr>
     </w:lvl>
     <w:lvl w:ilvl="1" w:tplc="240A0003" w:tentative="1">
@@ -18218,7 +19586,7 @@
         <w:ind w:left="2149" w:hanging="360"/>
       </w:pPr>
       <w:rPr>
-        <w:rFonts w:hint="default" w:ascii="Courier New" w:hAnsi="Courier New" w:cs="Courier New"/>
+        <w:rFonts w:ascii="Courier New" w:hAnsi="Courier New" w:cs="Courier New" w:hint="default"/>
       </w:rPr>
     </w:lvl>
     <w:lvl w:ilvl="2" w:tplc="240A0005" w:tentative="1">
@@ -18230,7 +19598,7 @@
         <w:ind w:left="2869" w:hanging="360"/>
       </w:pPr>
       <w:rPr>
-        <w:rFonts w:hint="default" w:ascii="Wingdings" w:hAnsi="Wingdings"/>
+        <w:rFonts w:ascii="Wingdings" w:hAnsi="Wingdings" w:hint="default"/>
       </w:rPr>
     </w:lvl>
     <w:lvl w:ilvl="3" w:tplc="240A0001" w:tentative="1">
@@ -18242,7 +19610,7 @@
         <w:ind w:left="3589" w:hanging="360"/>
       </w:pPr>
       <w:rPr>
-        <w:rFonts w:hint="default" w:ascii="Symbol" w:hAnsi="Symbol"/>
+        <w:rFonts w:ascii="Symbol" w:hAnsi="Symbol" w:hint="default"/>
       </w:rPr>
     </w:lvl>
     <w:lvl w:ilvl="4" w:tplc="240A0003" w:tentative="1">
@@ -18254,7 +19622,7 @@
         <w:ind w:left="4309" w:hanging="360"/>
       </w:pPr>
       <w:rPr>
-        <w:rFonts w:hint="default" w:ascii="Courier New" w:hAnsi="Courier New" w:cs="Courier New"/>
+        <w:rFonts w:ascii="Courier New" w:hAnsi="Courier New" w:cs="Courier New" w:hint="default"/>
       </w:rPr>
     </w:lvl>
     <w:lvl w:ilvl="5" w:tplc="240A0005" w:tentative="1">
@@ -18266,7 +19634,7 @@
         <w:ind w:left="5029" w:hanging="360"/>
       </w:pPr>
       <w:rPr>
-        <w:rFonts w:hint="default" w:ascii="Wingdings" w:hAnsi="Wingdings"/>
+        <w:rFonts w:ascii="Wingdings" w:hAnsi="Wingdings" w:hint="default"/>
       </w:rPr>
     </w:lvl>
     <w:lvl w:ilvl="6" w:tplc="240A0001" w:tentative="1">
@@ -18278,7 +19646,7 @@
         <w:ind w:left="5749" w:hanging="360"/>
       </w:pPr>
       <w:rPr>
-        <w:rFonts w:hint="default" w:ascii="Symbol" w:hAnsi="Symbol"/>
+        <w:rFonts w:ascii="Symbol" w:hAnsi="Symbol" w:hint="default"/>
       </w:rPr>
     </w:lvl>
     <w:lvl w:ilvl="7" w:tplc="240A0003" w:tentative="1">
@@ -18290,7 +19658,7 @@
         <w:ind w:left="6469" w:hanging="360"/>
       </w:pPr>
       <w:rPr>
-        <w:rFonts w:hint="default" w:ascii="Courier New" w:hAnsi="Courier New" w:cs="Courier New"/>
+        <w:rFonts w:ascii="Courier New" w:hAnsi="Courier New" w:cs="Courier New" w:hint="default"/>
       </w:rPr>
     </w:lvl>
     <w:lvl w:ilvl="8" w:tplc="240A0005" w:tentative="1">
@@ -18302,11 +19670,124 @@
         <w:ind w:left="7189" w:hanging="360"/>
       </w:pPr>
       <w:rPr>
-        <w:rFonts w:hint="default" w:ascii="Wingdings" w:hAnsi="Wingdings"/>
+        <w:rFonts w:ascii="Wingdings" w:hAnsi="Wingdings" w:hint="default"/>
       </w:rPr>
     </w:lvl>
   </w:abstractNum>
-  <w:abstractNum w:abstractNumId="12" w15:restartNumberingAfterBreak="0">
+  <w:abstractNum w:abstractNumId="13" w15:restartNumberingAfterBreak="0">
+    <w:nsid w:val="31054B6A"/>
+    <w:multiLevelType w:val="hybridMultilevel"/>
+    <w:tmpl w:val="DB363A9A"/>
+    <w:lvl w:ilvl="0" w:tplc="240A0001">
+      <w:start w:val="1"/>
+      <w:numFmt w:val="bullet"/>
+      <w:lvlText w:val=""/>
+      <w:lvlJc w:val="left"/>
+      <w:pPr>
+        <w:ind w:left="1429" w:hanging="360"/>
+      </w:pPr>
+      <w:rPr>
+        <w:rFonts w:ascii="Symbol" w:hAnsi="Symbol" w:hint="default"/>
+      </w:rPr>
+    </w:lvl>
+    <w:lvl w:ilvl="1" w:tplc="240A0003" w:tentative="1">
+      <w:start w:val="1"/>
+      <w:numFmt w:val="bullet"/>
+      <w:lvlText w:val="o"/>
+      <w:lvlJc w:val="left"/>
+      <w:pPr>
+        <w:ind w:left="2149" w:hanging="360"/>
+      </w:pPr>
+      <w:rPr>
+        <w:rFonts w:ascii="Courier New" w:hAnsi="Courier New" w:cs="Courier New" w:hint="default"/>
+      </w:rPr>
+    </w:lvl>
+    <w:lvl w:ilvl="2" w:tplc="240A0005" w:tentative="1">
+      <w:start w:val="1"/>
+      <w:numFmt w:val="bullet"/>
+      <w:lvlText w:val=""/>
+      <w:lvlJc w:val="left"/>
+      <w:pPr>
+        <w:ind w:left="2869" w:hanging="360"/>
+      </w:pPr>
+      <w:rPr>
+        <w:rFonts w:ascii="Wingdings" w:hAnsi="Wingdings" w:hint="default"/>
+      </w:rPr>
+    </w:lvl>
+    <w:lvl w:ilvl="3" w:tplc="240A0001" w:tentative="1">
+      <w:start w:val="1"/>
+      <w:numFmt w:val="bullet"/>
+      <w:lvlText w:val=""/>
+      <w:lvlJc w:val="left"/>
+      <w:pPr>
+        <w:ind w:left="3589" w:hanging="360"/>
+      </w:pPr>
+      <w:rPr>
+        <w:rFonts w:ascii="Symbol" w:hAnsi="Symbol" w:hint="default"/>
+      </w:rPr>
+    </w:lvl>
+    <w:lvl w:ilvl="4" w:tplc="240A0003" w:tentative="1">
+      <w:start w:val="1"/>
+      <w:numFmt w:val="bullet"/>
+      <w:lvlText w:val="o"/>
+      <w:lvlJc w:val="left"/>
+      <w:pPr>
+        <w:ind w:left="4309" w:hanging="360"/>
+      </w:pPr>
+      <w:rPr>
+        <w:rFonts w:ascii="Courier New" w:hAnsi="Courier New" w:cs="Courier New" w:hint="default"/>
+      </w:rPr>
+    </w:lvl>
+    <w:lvl w:ilvl="5" w:tplc="240A0005" w:tentative="1">
+      <w:start w:val="1"/>
+      <w:numFmt w:val="bullet"/>
+      <w:lvlText w:val=""/>
+      <w:lvlJc w:val="left"/>
+      <w:pPr>
+        <w:ind w:left="5029" w:hanging="360"/>
+      </w:pPr>
+      <w:rPr>
+        <w:rFonts w:ascii="Wingdings" w:hAnsi="Wingdings" w:hint="default"/>
+      </w:rPr>
+    </w:lvl>
+    <w:lvl w:ilvl="6" w:tplc="240A0001" w:tentative="1">
+      <w:start w:val="1"/>
+      <w:numFmt w:val="bullet"/>
+      <w:lvlText w:val=""/>
+      <w:lvlJc w:val="left"/>
+      <w:pPr>
+        <w:ind w:left="5749" w:hanging="360"/>
+      </w:pPr>
+      <w:rPr>
+        <w:rFonts w:ascii="Symbol" w:hAnsi="Symbol" w:hint="default"/>
+      </w:rPr>
+    </w:lvl>
+    <w:lvl w:ilvl="7" w:tplc="240A0003" w:tentative="1">
+      <w:start w:val="1"/>
+      <w:numFmt w:val="bullet"/>
+      <w:lvlText w:val="o"/>
+      <w:lvlJc w:val="left"/>
+      <w:pPr>
+        <w:ind w:left="6469" w:hanging="360"/>
+      </w:pPr>
+      <w:rPr>
+        <w:rFonts w:ascii="Courier New" w:hAnsi="Courier New" w:cs="Courier New" w:hint="default"/>
+      </w:rPr>
+    </w:lvl>
+    <w:lvl w:ilvl="8" w:tplc="240A0005" w:tentative="1">
+      <w:start w:val="1"/>
+      <w:numFmt w:val="bullet"/>
+      <w:lvlText w:val=""/>
+      <w:lvlJc w:val="left"/>
+      <w:pPr>
+        <w:ind w:left="7189" w:hanging="360"/>
+      </w:pPr>
+      <w:rPr>
+        <w:rFonts w:ascii="Wingdings" w:hAnsi="Wingdings" w:hint="default"/>
+      </w:rPr>
+    </w:lvl>
+  </w:abstractNum>
+  <w:abstractNum w:abstractNumId="14" w15:restartNumberingAfterBreak="0">
     <w:nsid w:val="31A306FC"/>
     <w:multiLevelType w:val="hybridMultilevel"/>
     <w:tmpl w:val="31A85DB6"/>
@@ -18319,7 +19800,7 @@
         <w:ind w:left="1429" w:hanging="360"/>
       </w:pPr>
       <w:rPr>
-        <w:rFonts w:hint="default" w:ascii="Symbol" w:hAnsi="Symbol"/>
+        <w:rFonts w:ascii="Symbol" w:hAnsi="Symbol" w:hint="default"/>
       </w:rPr>
     </w:lvl>
     <w:lvl w:ilvl="1" w:tplc="240A0003" w:tentative="1">
@@ -18331,7 +19812,7 @@
         <w:ind w:left="2149" w:hanging="360"/>
       </w:pPr>
       <w:rPr>
-        <w:rFonts w:hint="default" w:ascii="Courier New" w:hAnsi="Courier New" w:cs="Courier New"/>
+        <w:rFonts w:ascii="Courier New" w:hAnsi="Courier New" w:cs="Courier New" w:hint="default"/>
       </w:rPr>
     </w:lvl>
     <w:lvl w:ilvl="2" w:tplc="240A0005" w:tentative="1">
@@ -18343,7 +19824,7 @@
         <w:ind w:left="2869" w:hanging="360"/>
       </w:pPr>
       <w:rPr>
-        <w:rFonts w:hint="default" w:ascii="Wingdings" w:hAnsi="Wingdings"/>
+        <w:rFonts w:ascii="Wingdings" w:hAnsi="Wingdings" w:hint="default"/>
       </w:rPr>
     </w:lvl>
     <w:lvl w:ilvl="3" w:tplc="240A0001" w:tentative="1">
@@ -18355,7 +19836,7 @@
         <w:ind w:left="3589" w:hanging="360"/>
       </w:pPr>
       <w:rPr>
-        <w:rFonts w:hint="default" w:ascii="Symbol" w:hAnsi="Symbol"/>
+        <w:rFonts w:ascii="Symbol" w:hAnsi="Symbol" w:hint="default"/>
       </w:rPr>
     </w:lvl>
     <w:lvl w:ilvl="4" w:tplc="240A0003" w:tentative="1">
@@ -18367,7 +19848,7 @@
         <w:ind w:left="4309" w:hanging="360"/>
       </w:pPr>
       <w:rPr>
-        <w:rFonts w:hint="default" w:ascii="Courier New" w:hAnsi="Courier New" w:cs="Courier New"/>
+        <w:rFonts w:ascii="Courier New" w:hAnsi="Courier New" w:cs="Courier New" w:hint="default"/>
       </w:rPr>
     </w:lvl>
     <w:lvl w:ilvl="5" w:tplc="240A0005" w:tentative="1">
@@ -18379,7 +19860,7 @@
         <w:ind w:left="5029" w:hanging="360"/>
       </w:pPr>
       <w:rPr>
-        <w:rFonts w:hint="default" w:ascii="Wingdings" w:hAnsi="Wingdings"/>
+        <w:rFonts w:ascii="Wingdings" w:hAnsi="Wingdings" w:hint="default"/>
       </w:rPr>
     </w:lvl>
     <w:lvl w:ilvl="6" w:tplc="240A0001" w:tentative="1">
@@ -18391,7 +19872,7 @@
         <w:ind w:left="5749" w:hanging="360"/>
       </w:pPr>
       <w:rPr>
-        <w:rFonts w:hint="default" w:ascii="Symbol" w:hAnsi="Symbol"/>
+        <w:rFonts w:ascii="Symbol" w:hAnsi="Symbol" w:hint="default"/>
       </w:rPr>
     </w:lvl>
     <w:lvl w:ilvl="7" w:tplc="240A0003" w:tentative="1">
@@ -18403,7 +19884,7 @@
         <w:ind w:left="6469" w:hanging="360"/>
       </w:pPr>
       <w:rPr>
-        <w:rFonts w:hint="default" w:ascii="Courier New" w:hAnsi="Courier New" w:cs="Courier New"/>
+        <w:rFonts w:ascii="Courier New" w:hAnsi="Courier New" w:cs="Courier New" w:hint="default"/>
       </w:rPr>
     </w:lvl>
     <w:lvl w:ilvl="8" w:tplc="240A0005" w:tentative="1">
@@ -18415,11 +19896,11 @@
         <w:ind w:left="7189" w:hanging="360"/>
       </w:pPr>
       <w:rPr>
-        <w:rFonts w:hint="default" w:ascii="Wingdings" w:hAnsi="Wingdings"/>
+        <w:rFonts w:ascii="Wingdings" w:hAnsi="Wingdings" w:hint="default"/>
       </w:rPr>
     </w:lvl>
   </w:abstractNum>
-  <w:abstractNum w:abstractNumId="13" w15:restartNumberingAfterBreak="0">
+  <w:abstractNum w:abstractNumId="15" w15:restartNumberingAfterBreak="0">
     <w:nsid w:val="3598445B"/>
     <w:multiLevelType w:val="hybridMultilevel"/>
     <w:tmpl w:val="2988B5E8"/>
@@ -18432,7 +19913,7 @@
         <w:ind w:left="1429" w:hanging="360"/>
       </w:pPr>
       <w:rPr>
-        <w:rFonts w:hint="default" w:ascii="Symbol" w:hAnsi="Symbol"/>
+        <w:rFonts w:ascii="Symbol" w:hAnsi="Symbol" w:hint="default"/>
       </w:rPr>
     </w:lvl>
     <w:lvl w:ilvl="1" w:tplc="240A0003" w:tentative="1">
@@ -18444,7 +19925,7 @@
         <w:ind w:left="2149" w:hanging="360"/>
       </w:pPr>
       <w:rPr>
-        <w:rFonts w:hint="default" w:ascii="Courier New" w:hAnsi="Courier New" w:cs="Courier New"/>
+        <w:rFonts w:ascii="Courier New" w:hAnsi="Courier New" w:cs="Courier New" w:hint="default"/>
       </w:rPr>
     </w:lvl>
     <w:lvl w:ilvl="2" w:tplc="240A0005" w:tentative="1">
@@ -18456,7 +19937,7 @@
         <w:ind w:left="2869" w:hanging="360"/>
       </w:pPr>
       <w:rPr>
-        <w:rFonts w:hint="default" w:ascii="Wingdings" w:hAnsi="Wingdings"/>
+        <w:rFonts w:ascii="Wingdings" w:hAnsi="Wingdings" w:hint="default"/>
       </w:rPr>
     </w:lvl>
     <w:lvl w:ilvl="3" w:tplc="240A0001" w:tentative="1">
@@ -18468,7 +19949,7 @@
         <w:ind w:left="3589" w:hanging="360"/>
       </w:pPr>
       <w:rPr>
-        <w:rFonts w:hint="default" w:ascii="Symbol" w:hAnsi="Symbol"/>
+        <w:rFonts w:ascii="Symbol" w:hAnsi="Symbol" w:hint="default"/>
       </w:rPr>
     </w:lvl>
     <w:lvl w:ilvl="4" w:tplc="240A0003" w:tentative="1">
@@ -18480,7 +19961,7 @@
         <w:ind w:left="4309" w:hanging="360"/>
       </w:pPr>
       <w:rPr>
-        <w:rFonts w:hint="default" w:ascii="Courier New" w:hAnsi="Courier New" w:cs="Courier New"/>
+        <w:rFonts w:ascii="Courier New" w:hAnsi="Courier New" w:cs="Courier New" w:hint="default"/>
       </w:rPr>
     </w:lvl>
     <w:lvl w:ilvl="5" w:tplc="240A0005" w:tentative="1">
@@ -18492,7 +19973,7 @@
         <w:ind w:left="5029" w:hanging="360"/>
       </w:pPr>
       <w:rPr>
-        <w:rFonts w:hint="default" w:ascii="Wingdings" w:hAnsi="Wingdings"/>
+        <w:rFonts w:ascii="Wingdings" w:hAnsi="Wingdings" w:hint="default"/>
       </w:rPr>
     </w:lvl>
     <w:lvl w:ilvl="6" w:tplc="240A0001" w:tentative="1">
@@ -18504,7 +19985,7 @@
         <w:ind w:left="5749" w:hanging="360"/>
       </w:pPr>
       <w:rPr>
-        <w:rFonts w:hint="default" w:ascii="Symbol" w:hAnsi="Symbol"/>
+        <w:rFonts w:ascii="Symbol" w:hAnsi="Symbol" w:hint="default"/>
       </w:rPr>
     </w:lvl>
     <w:lvl w:ilvl="7" w:tplc="240A0003" w:tentative="1">
@@ -18516,7 +19997,7 @@
         <w:ind w:left="6469" w:hanging="360"/>
       </w:pPr>
       <w:rPr>
-        <w:rFonts w:hint="default" w:ascii="Courier New" w:hAnsi="Courier New" w:cs="Courier New"/>
+        <w:rFonts w:ascii="Courier New" w:hAnsi="Courier New" w:cs="Courier New" w:hint="default"/>
       </w:rPr>
     </w:lvl>
     <w:lvl w:ilvl="8" w:tplc="240A0005" w:tentative="1">
@@ -18528,11 +20009,11 @@
         <w:ind w:left="7189" w:hanging="360"/>
       </w:pPr>
       <w:rPr>
-        <w:rFonts w:hint="default" w:ascii="Wingdings" w:hAnsi="Wingdings"/>
+        <w:rFonts w:ascii="Wingdings" w:hAnsi="Wingdings" w:hint="default"/>
       </w:rPr>
     </w:lvl>
   </w:abstractNum>
-  <w:abstractNum w:abstractNumId="14" w15:restartNumberingAfterBreak="0">
+  <w:abstractNum w:abstractNumId="16" w15:restartNumberingAfterBreak="0">
     <w:nsid w:val="368E176E"/>
     <w:multiLevelType w:val="hybridMultilevel"/>
     <w:tmpl w:val="BDF054FE"/>
@@ -18546,7 +20027,7 @@
         <w:ind w:left="1211" w:hanging="360"/>
       </w:pPr>
       <w:rPr>
-        <w:rFonts w:hint="default" w:ascii="Arial" w:hAnsi="Arial"/>
+        <w:rFonts w:ascii="Arial" w:hAnsi="Arial" w:hint="default"/>
         <w:b/>
         <w:i w:val="0"/>
         <w:caps w:val="0"/>
@@ -18626,7 +20107,7 @@
       </w:pPr>
     </w:lvl>
   </w:abstractNum>
-  <w:abstractNum w:abstractNumId="15" w15:restartNumberingAfterBreak="0">
+  <w:abstractNum w:abstractNumId="17" w15:restartNumberingAfterBreak="0">
     <w:nsid w:val="369D549B"/>
     <w:multiLevelType w:val="hybridMultilevel"/>
     <w:tmpl w:val="1C10FF9A"/>
@@ -18639,7 +20120,7 @@
         <w:ind w:left="1429" w:hanging="360"/>
       </w:pPr>
       <w:rPr>
-        <w:rFonts w:hint="default" w:ascii="Symbol" w:hAnsi="Symbol"/>
+        <w:rFonts w:ascii="Symbol" w:hAnsi="Symbol" w:hint="default"/>
       </w:rPr>
     </w:lvl>
     <w:lvl w:ilvl="1" w:tplc="240A0003" w:tentative="1">
@@ -18651,7 +20132,7 @@
         <w:ind w:left="2149" w:hanging="360"/>
       </w:pPr>
       <w:rPr>
-        <w:rFonts w:hint="default" w:ascii="Courier New" w:hAnsi="Courier New" w:cs="Courier New"/>
+        <w:rFonts w:ascii="Courier New" w:hAnsi="Courier New" w:cs="Courier New" w:hint="default"/>
       </w:rPr>
     </w:lvl>
     <w:lvl w:ilvl="2" w:tplc="240A0005" w:tentative="1">
@@ -18663,7 +20144,7 @@
         <w:ind w:left="2869" w:hanging="360"/>
       </w:pPr>
       <w:rPr>
-        <w:rFonts w:hint="default" w:ascii="Wingdings" w:hAnsi="Wingdings"/>
+        <w:rFonts w:ascii="Wingdings" w:hAnsi="Wingdings" w:hint="default"/>
       </w:rPr>
     </w:lvl>
     <w:lvl w:ilvl="3" w:tplc="240A0001" w:tentative="1">
@@ -18675,7 +20156,7 @@
         <w:ind w:left="3589" w:hanging="360"/>
       </w:pPr>
       <w:rPr>
-        <w:rFonts w:hint="default" w:ascii="Symbol" w:hAnsi="Symbol"/>
+        <w:rFonts w:ascii="Symbol" w:hAnsi="Symbol" w:hint="default"/>
       </w:rPr>
     </w:lvl>
     <w:lvl w:ilvl="4" w:tplc="240A0003" w:tentative="1">
@@ -18687,7 +20168,7 @@
         <w:ind w:left="4309" w:hanging="360"/>
       </w:pPr>
       <w:rPr>
-        <w:rFonts w:hint="default" w:ascii="Courier New" w:hAnsi="Courier New" w:cs="Courier New"/>
+        <w:rFonts w:ascii="Courier New" w:hAnsi="Courier New" w:cs="Courier New" w:hint="default"/>
       </w:rPr>
     </w:lvl>
     <w:lvl w:ilvl="5" w:tplc="240A0005" w:tentative="1">
@@ -18699,7 +20180,7 @@
         <w:ind w:left="5029" w:hanging="360"/>
       </w:pPr>
       <w:rPr>
-        <w:rFonts w:hint="default" w:ascii="Wingdings" w:hAnsi="Wingdings"/>
+        <w:rFonts w:ascii="Wingdings" w:hAnsi="Wingdings" w:hint="default"/>
       </w:rPr>
     </w:lvl>
     <w:lvl w:ilvl="6" w:tplc="240A0001" w:tentative="1">
@@ -18711,7 +20192,7 @@
         <w:ind w:left="5749" w:hanging="360"/>
       </w:pPr>
       <w:rPr>
-        <w:rFonts w:hint="default" w:ascii="Symbol" w:hAnsi="Symbol"/>
+        <w:rFonts w:ascii="Symbol" w:hAnsi="Symbol" w:hint="default"/>
       </w:rPr>
     </w:lvl>
     <w:lvl w:ilvl="7" w:tplc="240A0003" w:tentative="1">
@@ -18723,7 +20204,7 @@
         <w:ind w:left="6469" w:hanging="360"/>
       </w:pPr>
       <w:rPr>
-        <w:rFonts w:hint="default" w:ascii="Courier New" w:hAnsi="Courier New" w:cs="Courier New"/>
+        <w:rFonts w:ascii="Courier New" w:hAnsi="Courier New" w:cs="Courier New" w:hint="default"/>
       </w:rPr>
     </w:lvl>
     <w:lvl w:ilvl="8" w:tplc="240A0005" w:tentative="1">
@@ -18735,11 +20216,124 @@
         <w:ind w:left="7189" w:hanging="360"/>
       </w:pPr>
       <w:rPr>
-        <w:rFonts w:hint="default" w:ascii="Wingdings" w:hAnsi="Wingdings"/>
+        <w:rFonts w:ascii="Wingdings" w:hAnsi="Wingdings" w:hint="default"/>
       </w:rPr>
     </w:lvl>
   </w:abstractNum>
-  <w:abstractNum w:abstractNumId="16" w15:restartNumberingAfterBreak="0">
+  <w:abstractNum w:abstractNumId="18" w15:restartNumberingAfterBreak="0">
+    <w:nsid w:val="378E789C"/>
+    <w:multiLevelType w:val="hybridMultilevel"/>
+    <w:tmpl w:val="A8AEC128"/>
+    <w:lvl w:ilvl="0" w:tplc="240A0001">
+      <w:start w:val="1"/>
+      <w:numFmt w:val="bullet"/>
+      <w:lvlText w:val=""/>
+      <w:lvlJc w:val="left"/>
+      <w:pPr>
+        <w:ind w:left="1429" w:hanging="360"/>
+      </w:pPr>
+      <w:rPr>
+        <w:rFonts w:ascii="Symbol" w:hAnsi="Symbol" w:hint="default"/>
+      </w:rPr>
+    </w:lvl>
+    <w:lvl w:ilvl="1" w:tplc="240A0003" w:tentative="1">
+      <w:start w:val="1"/>
+      <w:numFmt w:val="bullet"/>
+      <w:lvlText w:val="o"/>
+      <w:lvlJc w:val="left"/>
+      <w:pPr>
+        <w:ind w:left="2149" w:hanging="360"/>
+      </w:pPr>
+      <w:rPr>
+        <w:rFonts w:ascii="Courier New" w:hAnsi="Courier New" w:cs="Courier New" w:hint="default"/>
+      </w:rPr>
+    </w:lvl>
+    <w:lvl w:ilvl="2" w:tplc="240A0005" w:tentative="1">
+      <w:start w:val="1"/>
+      <w:numFmt w:val="bullet"/>
+      <w:lvlText w:val=""/>
+      <w:lvlJc w:val="left"/>
+      <w:pPr>
+        <w:ind w:left="2869" w:hanging="360"/>
+      </w:pPr>
+      <w:rPr>
+        <w:rFonts w:ascii="Wingdings" w:hAnsi="Wingdings" w:hint="default"/>
+      </w:rPr>
+    </w:lvl>
+    <w:lvl w:ilvl="3" w:tplc="240A0001" w:tentative="1">
+      <w:start w:val="1"/>
+      <w:numFmt w:val="bullet"/>
+      <w:lvlText w:val=""/>
+      <w:lvlJc w:val="left"/>
+      <w:pPr>
+        <w:ind w:left="3589" w:hanging="360"/>
+      </w:pPr>
+      <w:rPr>
+        <w:rFonts w:ascii="Symbol" w:hAnsi="Symbol" w:hint="default"/>
+      </w:rPr>
+    </w:lvl>
+    <w:lvl w:ilvl="4" w:tplc="240A0003" w:tentative="1">
+      <w:start w:val="1"/>
+      <w:numFmt w:val="bullet"/>
+      <w:lvlText w:val="o"/>
+      <w:lvlJc w:val="left"/>
+      <w:pPr>
+        <w:ind w:left="4309" w:hanging="360"/>
+      </w:pPr>
+      <w:rPr>
+        <w:rFonts w:ascii="Courier New" w:hAnsi="Courier New" w:cs="Courier New" w:hint="default"/>
+      </w:rPr>
+    </w:lvl>
+    <w:lvl w:ilvl="5" w:tplc="240A0005" w:tentative="1">
+      <w:start w:val="1"/>
+      <w:numFmt w:val="bullet"/>
+      <w:lvlText w:val=""/>
+      <w:lvlJc w:val="left"/>
+      <w:pPr>
+        <w:ind w:left="5029" w:hanging="360"/>
+      </w:pPr>
+      <w:rPr>
+        <w:rFonts w:ascii="Wingdings" w:hAnsi="Wingdings" w:hint="default"/>
+      </w:rPr>
+    </w:lvl>
+    <w:lvl w:ilvl="6" w:tplc="240A0001" w:tentative="1">
+      <w:start w:val="1"/>
+      <w:numFmt w:val="bullet"/>
+      <w:lvlText w:val=""/>
+      <w:lvlJc w:val="left"/>
+      <w:pPr>
+        <w:ind w:left="5749" w:hanging="360"/>
+      </w:pPr>
+      <w:rPr>
+        <w:rFonts w:ascii="Symbol" w:hAnsi="Symbol" w:hint="default"/>
+      </w:rPr>
+    </w:lvl>
+    <w:lvl w:ilvl="7" w:tplc="240A0003" w:tentative="1">
+      <w:start w:val="1"/>
+      <w:numFmt w:val="bullet"/>
+      <w:lvlText w:val="o"/>
+      <w:lvlJc w:val="left"/>
+      <w:pPr>
+        <w:ind w:left="6469" w:hanging="360"/>
+      </w:pPr>
+      <w:rPr>
+        <w:rFonts w:ascii="Courier New" w:hAnsi="Courier New" w:cs="Courier New" w:hint="default"/>
+      </w:rPr>
+    </w:lvl>
+    <w:lvl w:ilvl="8" w:tplc="240A0005" w:tentative="1">
+      <w:start w:val="1"/>
+      <w:numFmt w:val="bullet"/>
+      <w:lvlText w:val=""/>
+      <w:lvlJc w:val="left"/>
+      <w:pPr>
+        <w:ind w:left="7189" w:hanging="360"/>
+      </w:pPr>
+      <w:rPr>
+        <w:rFonts w:ascii="Wingdings" w:hAnsi="Wingdings" w:hint="default"/>
+      </w:rPr>
+    </w:lvl>
+  </w:abstractNum>
+  <w:abstractNum w:abstractNumId="19" w15:restartNumberingAfterBreak="0">
     <w:nsid w:val="38FD121E"/>
     <w:multiLevelType w:val="hybridMultilevel"/>
     <w:tmpl w:val="629ECD78"/>
@@ -18752,7 +20346,7 @@
         <w:ind w:left="1429" w:hanging="360"/>
       </w:pPr>
       <w:rPr>
-        <w:rFonts w:hint="default" w:ascii="Symbol" w:hAnsi="Symbol"/>
+        <w:rFonts w:ascii="Symbol" w:hAnsi="Symbol" w:hint="default"/>
       </w:rPr>
     </w:lvl>
     <w:lvl w:ilvl="1" w:tplc="240A0003" w:tentative="1">
@@ -18764,7 +20358,7 @@
         <w:ind w:left="2149" w:hanging="360"/>
       </w:pPr>
       <w:rPr>
-        <w:rFonts w:hint="default" w:ascii="Courier New" w:hAnsi="Courier New" w:cs="Courier New"/>
+        <w:rFonts w:ascii="Courier New" w:hAnsi="Courier New" w:cs="Courier New" w:hint="default"/>
       </w:rPr>
     </w:lvl>
     <w:lvl w:ilvl="2" w:tplc="240A0005" w:tentative="1">
@@ -18776,7 +20370,7 @@
         <w:ind w:left="2869" w:hanging="360"/>
       </w:pPr>
       <w:rPr>
-        <w:rFonts w:hint="default" w:ascii="Wingdings" w:hAnsi="Wingdings"/>
+        <w:rFonts w:ascii="Wingdings" w:hAnsi="Wingdings" w:hint="default"/>
       </w:rPr>
     </w:lvl>
     <w:lvl w:ilvl="3" w:tplc="240A0001" w:tentative="1">
@@ -18788,7 +20382,7 @@
         <w:ind w:left="3589" w:hanging="360"/>
       </w:pPr>
       <w:rPr>
-        <w:rFonts w:hint="default" w:ascii="Symbol" w:hAnsi="Symbol"/>
+        <w:rFonts w:ascii="Symbol" w:hAnsi="Symbol" w:hint="default"/>
       </w:rPr>
     </w:lvl>
     <w:lvl w:ilvl="4" w:tplc="240A0003" w:tentative="1">
@@ -18800,7 +20394,7 @@
         <w:ind w:left="4309" w:hanging="360"/>
       </w:pPr>
       <w:rPr>
-        <w:rFonts w:hint="default" w:ascii="Courier New" w:hAnsi="Courier New" w:cs="Courier New"/>
+        <w:rFonts w:ascii="Courier New" w:hAnsi="Courier New" w:cs="Courier New" w:hint="default"/>
       </w:rPr>
     </w:lvl>
     <w:lvl w:ilvl="5" w:tplc="240A0005" w:tentative="1">
@@ -18812,7 +20406,7 @@
         <w:ind w:left="5029" w:hanging="360"/>
       </w:pPr>
       <w:rPr>
-        <w:rFonts w:hint="default" w:ascii="Wingdings" w:hAnsi="Wingdings"/>
+        <w:rFonts w:ascii="Wingdings" w:hAnsi="Wingdings" w:hint="default"/>
       </w:rPr>
     </w:lvl>
     <w:lvl w:ilvl="6" w:tplc="240A0001" w:tentative="1">
@@ -18824,7 +20418,7 @@
         <w:ind w:left="5749" w:hanging="360"/>
       </w:pPr>
       <w:rPr>
-        <w:rFonts w:hint="default" w:ascii="Symbol" w:hAnsi="Symbol"/>
+        <w:rFonts w:ascii="Symbol" w:hAnsi="Symbol" w:hint="default"/>
       </w:rPr>
     </w:lvl>
     <w:lvl w:ilvl="7" w:tplc="240A0003" w:tentative="1">
@@ -18836,7 +20430,7 @@
         <w:ind w:left="6469" w:hanging="360"/>
       </w:pPr>
       <w:rPr>
-        <w:rFonts w:hint="default" w:ascii="Courier New" w:hAnsi="Courier New" w:cs="Courier New"/>
+        <w:rFonts w:ascii="Courier New" w:hAnsi="Courier New" w:cs="Courier New" w:hint="default"/>
       </w:rPr>
     </w:lvl>
     <w:lvl w:ilvl="8" w:tplc="240A0005" w:tentative="1">
@@ -18848,11 +20442,11 @@
         <w:ind w:left="7189" w:hanging="360"/>
       </w:pPr>
       <w:rPr>
-        <w:rFonts w:hint="default" w:ascii="Wingdings" w:hAnsi="Wingdings"/>
+        <w:rFonts w:ascii="Wingdings" w:hAnsi="Wingdings" w:hint="default"/>
       </w:rPr>
     </w:lvl>
   </w:abstractNum>
-  <w:abstractNum w:abstractNumId="17" w15:restartNumberingAfterBreak="0">
+  <w:abstractNum w:abstractNumId="20" w15:restartNumberingAfterBreak="0">
     <w:nsid w:val="3A256037"/>
     <w:multiLevelType w:val="hybridMultilevel"/>
     <w:tmpl w:val="D05853B4"/>
@@ -18865,7 +20459,7 @@
         <w:ind w:left="1429" w:hanging="360"/>
       </w:pPr>
       <w:rPr>
-        <w:rFonts w:hint="default" w:ascii="Symbol" w:hAnsi="Symbol"/>
+        <w:rFonts w:ascii="Symbol" w:hAnsi="Symbol" w:hint="default"/>
       </w:rPr>
     </w:lvl>
     <w:lvl w:ilvl="1" w:tplc="240A0003" w:tentative="1">
@@ -18877,7 +20471,7 @@
         <w:ind w:left="2149" w:hanging="360"/>
       </w:pPr>
       <w:rPr>
-        <w:rFonts w:hint="default" w:ascii="Courier New" w:hAnsi="Courier New" w:cs="Courier New"/>
+        <w:rFonts w:ascii="Courier New" w:hAnsi="Courier New" w:cs="Courier New" w:hint="default"/>
       </w:rPr>
     </w:lvl>
     <w:lvl w:ilvl="2" w:tplc="240A0005" w:tentative="1">
@@ -18889,7 +20483,7 @@
         <w:ind w:left="2869" w:hanging="360"/>
       </w:pPr>
       <w:rPr>
-        <w:rFonts w:hint="default" w:ascii="Wingdings" w:hAnsi="Wingdings"/>
+        <w:rFonts w:ascii="Wingdings" w:hAnsi="Wingdings" w:hint="default"/>
       </w:rPr>
     </w:lvl>
     <w:lvl w:ilvl="3" w:tplc="240A0001" w:tentative="1">
@@ -18901,7 +20495,7 @@
         <w:ind w:left="3589" w:hanging="360"/>
       </w:pPr>
       <w:rPr>
-        <w:rFonts w:hint="default" w:ascii="Symbol" w:hAnsi="Symbol"/>
+        <w:rFonts w:ascii="Symbol" w:hAnsi="Symbol" w:hint="default"/>
       </w:rPr>
     </w:lvl>
     <w:lvl w:ilvl="4" w:tplc="240A0003" w:tentative="1">
@@ -18913,7 +20507,7 @@
         <w:ind w:left="4309" w:hanging="360"/>
       </w:pPr>
       <w:rPr>
-        <w:rFonts w:hint="default" w:ascii="Courier New" w:hAnsi="Courier New" w:cs="Courier New"/>
+        <w:rFonts w:ascii="Courier New" w:hAnsi="Courier New" w:cs="Courier New" w:hint="default"/>
       </w:rPr>
     </w:lvl>
     <w:lvl w:ilvl="5" w:tplc="240A0005" w:tentative="1">
@@ -18925,7 +20519,7 @@
         <w:ind w:left="5029" w:hanging="360"/>
       </w:pPr>
       <w:rPr>
-        <w:rFonts w:hint="default" w:ascii="Wingdings" w:hAnsi="Wingdings"/>
+        <w:rFonts w:ascii="Wingdings" w:hAnsi="Wingdings" w:hint="default"/>
       </w:rPr>
     </w:lvl>
     <w:lvl w:ilvl="6" w:tplc="240A0001" w:tentative="1">
@@ -18937,7 +20531,7 @@
         <w:ind w:left="5749" w:hanging="360"/>
       </w:pPr>
       <w:rPr>
-        <w:rFonts w:hint="default" w:ascii="Symbol" w:hAnsi="Symbol"/>
+        <w:rFonts w:ascii="Symbol" w:hAnsi="Symbol" w:hint="default"/>
       </w:rPr>
     </w:lvl>
     <w:lvl w:ilvl="7" w:tplc="240A0003" w:tentative="1">
@@ -18949,7 +20543,7 @@
         <w:ind w:left="6469" w:hanging="360"/>
       </w:pPr>
       <w:rPr>
-        <w:rFonts w:hint="default" w:ascii="Courier New" w:hAnsi="Courier New" w:cs="Courier New"/>
+        <w:rFonts w:ascii="Courier New" w:hAnsi="Courier New" w:cs="Courier New" w:hint="default"/>
       </w:rPr>
     </w:lvl>
     <w:lvl w:ilvl="8" w:tplc="240A0005" w:tentative="1">
@@ -18961,11 +20555,11 @@
         <w:ind w:left="7189" w:hanging="360"/>
       </w:pPr>
       <w:rPr>
-        <w:rFonts w:hint="default" w:ascii="Wingdings" w:hAnsi="Wingdings"/>
+        <w:rFonts w:ascii="Wingdings" w:hAnsi="Wingdings" w:hint="default"/>
       </w:rPr>
     </w:lvl>
   </w:abstractNum>
-  <w:abstractNum w:abstractNumId="18" w15:restartNumberingAfterBreak="0">
+  <w:abstractNum w:abstractNumId="21" w15:restartNumberingAfterBreak="0">
     <w:nsid w:val="3AC7212D"/>
     <w:multiLevelType w:val="hybridMultilevel"/>
     <w:tmpl w:val="E55C7CDA"/>
@@ -18978,7 +20572,7 @@
         <w:ind w:left="1429" w:hanging="360"/>
       </w:pPr>
       <w:rPr>
-        <w:rFonts w:hint="default" w:ascii="Symbol" w:hAnsi="Symbol"/>
+        <w:rFonts w:ascii="Symbol" w:hAnsi="Symbol" w:hint="default"/>
       </w:rPr>
     </w:lvl>
     <w:lvl w:ilvl="1" w:tplc="240A0003" w:tentative="1">
@@ -18990,7 +20584,7 @@
         <w:ind w:left="2149" w:hanging="360"/>
       </w:pPr>
       <w:rPr>
-        <w:rFonts w:hint="default" w:ascii="Courier New" w:hAnsi="Courier New" w:cs="Courier New"/>
+        <w:rFonts w:ascii="Courier New" w:hAnsi="Courier New" w:cs="Courier New" w:hint="default"/>
       </w:rPr>
     </w:lvl>
     <w:lvl w:ilvl="2" w:tplc="240A0005" w:tentative="1">
@@ -19002,7 +20596,7 @@
         <w:ind w:left="2869" w:hanging="360"/>
       </w:pPr>
       <w:rPr>
-        <w:rFonts w:hint="default" w:ascii="Wingdings" w:hAnsi="Wingdings"/>
+        <w:rFonts w:ascii="Wingdings" w:hAnsi="Wingdings" w:hint="default"/>
       </w:rPr>
     </w:lvl>
     <w:lvl w:ilvl="3" w:tplc="240A0001" w:tentative="1">
@@ -19014,7 +20608,7 @@
         <w:ind w:left="3589" w:hanging="360"/>
       </w:pPr>
       <w:rPr>
-        <w:rFonts w:hint="default" w:ascii="Symbol" w:hAnsi="Symbol"/>
+        <w:rFonts w:ascii="Symbol" w:hAnsi="Symbol" w:hint="default"/>
       </w:rPr>
     </w:lvl>
     <w:lvl w:ilvl="4" w:tplc="240A0003" w:tentative="1">
@@ -19026,7 +20620,7 @@
         <w:ind w:left="4309" w:hanging="360"/>
       </w:pPr>
       <w:rPr>
-        <w:rFonts w:hint="default" w:ascii="Courier New" w:hAnsi="Courier New" w:cs="Courier New"/>
+        <w:rFonts w:ascii="Courier New" w:hAnsi="Courier New" w:cs="Courier New" w:hint="default"/>
       </w:rPr>
     </w:lvl>
     <w:lvl w:ilvl="5" w:tplc="240A0005" w:tentative="1">
@@ -19038,7 +20632,7 @@
         <w:ind w:left="5029" w:hanging="360"/>
       </w:pPr>
       <w:rPr>
-        <w:rFonts w:hint="default" w:ascii="Wingdings" w:hAnsi="Wingdings"/>
+        <w:rFonts w:ascii="Wingdings" w:hAnsi="Wingdings" w:hint="default"/>
       </w:rPr>
     </w:lvl>
     <w:lvl w:ilvl="6" w:tplc="240A0001" w:tentative="1">
@@ -19050,7 +20644,7 @@
         <w:ind w:left="5749" w:hanging="360"/>
       </w:pPr>
       <w:rPr>
-        <w:rFonts w:hint="default" w:ascii="Symbol" w:hAnsi="Symbol"/>
+        <w:rFonts w:ascii="Symbol" w:hAnsi="Symbol" w:hint="default"/>
       </w:rPr>
     </w:lvl>
     <w:lvl w:ilvl="7" w:tplc="240A0003" w:tentative="1">
@@ -19062,7 +20656,7 @@
         <w:ind w:left="6469" w:hanging="360"/>
       </w:pPr>
       <w:rPr>
-        <w:rFonts w:hint="default" w:ascii="Courier New" w:hAnsi="Courier New" w:cs="Courier New"/>
+        <w:rFonts w:ascii="Courier New" w:hAnsi="Courier New" w:cs="Courier New" w:hint="default"/>
       </w:rPr>
     </w:lvl>
     <w:lvl w:ilvl="8" w:tplc="240A0005" w:tentative="1">
@@ -19074,11 +20668,11 @@
         <w:ind w:left="7189" w:hanging="360"/>
       </w:pPr>
       <w:rPr>
-        <w:rFonts w:hint="default" w:ascii="Wingdings" w:hAnsi="Wingdings"/>
+        <w:rFonts w:ascii="Wingdings" w:hAnsi="Wingdings" w:hint="default"/>
       </w:rPr>
     </w:lvl>
   </w:abstractNum>
-  <w:abstractNum w:abstractNumId="19" w15:restartNumberingAfterBreak="0">
+  <w:abstractNum w:abstractNumId="22" w15:restartNumberingAfterBreak="0">
     <w:nsid w:val="3DBD473A"/>
     <w:multiLevelType w:val="hybridMultilevel"/>
     <w:tmpl w:val="833E6190"/>
@@ -19091,7 +20685,7 @@
         <w:ind w:left="1429" w:hanging="360"/>
       </w:pPr>
       <w:rPr>
-        <w:rFonts w:hint="default" w:ascii="Symbol" w:hAnsi="Symbol"/>
+        <w:rFonts w:ascii="Symbol" w:hAnsi="Symbol" w:hint="default"/>
       </w:rPr>
     </w:lvl>
     <w:lvl w:ilvl="1" w:tplc="240A0003" w:tentative="1">
@@ -19103,7 +20697,7 @@
         <w:ind w:left="2149" w:hanging="360"/>
       </w:pPr>
       <w:rPr>
-        <w:rFonts w:hint="default" w:ascii="Courier New" w:hAnsi="Courier New" w:cs="Courier New"/>
+        <w:rFonts w:ascii="Courier New" w:hAnsi="Courier New" w:cs="Courier New" w:hint="default"/>
       </w:rPr>
     </w:lvl>
     <w:lvl w:ilvl="2" w:tplc="240A0005" w:tentative="1">
@@ -19115,7 +20709,7 @@
         <w:ind w:left="2869" w:hanging="360"/>
       </w:pPr>
       <w:rPr>
-        <w:rFonts w:hint="default" w:ascii="Wingdings" w:hAnsi="Wingdings"/>
+        <w:rFonts w:ascii="Wingdings" w:hAnsi="Wingdings" w:hint="default"/>
       </w:rPr>
     </w:lvl>
     <w:lvl w:ilvl="3" w:tplc="240A0001" w:tentative="1">
@@ -19127,7 +20721,7 @@
         <w:ind w:left="3589" w:hanging="360"/>
       </w:pPr>
       <w:rPr>
-        <w:rFonts w:hint="default" w:ascii="Symbol" w:hAnsi="Symbol"/>
+        <w:rFonts w:ascii="Symbol" w:hAnsi="Symbol" w:hint="default"/>
       </w:rPr>
     </w:lvl>
     <w:lvl w:ilvl="4" w:tplc="240A0003" w:tentative="1">
@@ -19139,7 +20733,7 @@
         <w:ind w:left="4309" w:hanging="360"/>
       </w:pPr>
       <w:rPr>
-        <w:rFonts w:hint="default" w:ascii="Courier New" w:hAnsi="Courier New" w:cs="Courier New"/>
+        <w:rFonts w:ascii="Courier New" w:hAnsi="Courier New" w:cs="Courier New" w:hint="default"/>
       </w:rPr>
     </w:lvl>
     <w:lvl w:ilvl="5" w:tplc="240A0005" w:tentative="1">
@@ -19151,7 +20745,7 @@
         <w:ind w:left="5029" w:hanging="360"/>
       </w:pPr>
       <w:rPr>
-        <w:rFonts w:hint="default" w:ascii="Wingdings" w:hAnsi="Wingdings"/>
+        <w:rFonts w:ascii="Wingdings" w:hAnsi="Wingdings" w:hint="default"/>
       </w:rPr>
     </w:lvl>
     <w:lvl w:ilvl="6" w:tplc="240A0001" w:tentative="1">
@@ -19163,7 +20757,7 @@
         <w:ind w:left="5749" w:hanging="360"/>
       </w:pPr>
       <w:rPr>
-        <w:rFonts w:hint="default" w:ascii="Symbol" w:hAnsi="Symbol"/>
+        <w:rFonts w:ascii="Symbol" w:hAnsi="Symbol" w:hint="default"/>
       </w:rPr>
     </w:lvl>
     <w:lvl w:ilvl="7" w:tplc="240A0003" w:tentative="1">
@@ -19175,7 +20769,7 @@
         <w:ind w:left="6469" w:hanging="360"/>
       </w:pPr>
       <w:rPr>
-        <w:rFonts w:hint="default" w:ascii="Courier New" w:hAnsi="Courier New" w:cs="Courier New"/>
+        <w:rFonts w:ascii="Courier New" w:hAnsi="Courier New" w:cs="Courier New" w:hint="default"/>
       </w:rPr>
     </w:lvl>
     <w:lvl w:ilvl="8" w:tplc="240A0005" w:tentative="1">
@@ -19187,11 +20781,11 @@
         <w:ind w:left="7189" w:hanging="360"/>
       </w:pPr>
       <w:rPr>
-        <w:rFonts w:hint="default" w:ascii="Wingdings" w:hAnsi="Wingdings"/>
+        <w:rFonts w:ascii="Wingdings" w:hAnsi="Wingdings" w:hint="default"/>
       </w:rPr>
     </w:lvl>
   </w:abstractNum>
-  <w:abstractNum w:abstractNumId="20" w15:restartNumberingAfterBreak="0">
+  <w:abstractNum w:abstractNumId="23" w15:restartNumberingAfterBreak="0">
     <w:nsid w:val="3E6441E0"/>
     <w:multiLevelType w:val="hybridMultilevel"/>
     <w:tmpl w:val="02CA4852"/>
@@ -19204,7 +20798,7 @@
         <w:ind w:left="1429" w:hanging="360"/>
       </w:pPr>
       <w:rPr>
-        <w:rFonts w:hint="default" w:ascii="Symbol" w:hAnsi="Symbol"/>
+        <w:rFonts w:ascii="Symbol" w:hAnsi="Symbol" w:hint="default"/>
       </w:rPr>
     </w:lvl>
     <w:lvl w:ilvl="1" w:tplc="240A0003" w:tentative="1">
@@ -19216,7 +20810,7 @@
         <w:ind w:left="2149" w:hanging="360"/>
       </w:pPr>
       <w:rPr>
-        <w:rFonts w:hint="default" w:ascii="Courier New" w:hAnsi="Courier New" w:cs="Courier New"/>
+        <w:rFonts w:ascii="Courier New" w:hAnsi="Courier New" w:cs="Courier New" w:hint="default"/>
       </w:rPr>
     </w:lvl>
     <w:lvl w:ilvl="2" w:tplc="240A0005" w:tentative="1">
@@ -19228,7 +20822,7 @@
         <w:ind w:left="2869" w:hanging="360"/>
       </w:pPr>
       <w:rPr>
-        <w:rFonts w:hint="default" w:ascii="Wingdings" w:hAnsi="Wingdings"/>
+        <w:rFonts w:ascii="Wingdings" w:hAnsi="Wingdings" w:hint="default"/>
       </w:rPr>
     </w:lvl>
     <w:lvl w:ilvl="3" w:tplc="240A0001" w:tentative="1">
@@ -19240,7 +20834,7 @@
         <w:ind w:left="3589" w:hanging="360"/>
       </w:pPr>
       <w:rPr>
-        <w:rFonts w:hint="default" w:ascii="Symbol" w:hAnsi="Symbol"/>
+        <w:rFonts w:ascii="Symbol" w:hAnsi="Symbol" w:hint="default"/>
       </w:rPr>
     </w:lvl>
     <w:lvl w:ilvl="4" w:tplc="240A0003" w:tentative="1">
@@ -19252,7 +20846,7 @@
         <w:ind w:left="4309" w:hanging="360"/>
       </w:pPr>
       <w:rPr>
-        <w:rFonts w:hint="default" w:ascii="Courier New" w:hAnsi="Courier New" w:cs="Courier New"/>
+        <w:rFonts w:ascii="Courier New" w:hAnsi="Courier New" w:cs="Courier New" w:hint="default"/>
       </w:rPr>
     </w:lvl>
     <w:lvl w:ilvl="5" w:tplc="240A0005" w:tentative="1">
@@ -19264,7 +20858,7 @@
         <w:ind w:left="5029" w:hanging="360"/>
       </w:pPr>
       <w:rPr>
-        <w:rFonts w:hint="default" w:ascii="Wingdings" w:hAnsi="Wingdings"/>
+        <w:rFonts w:ascii="Wingdings" w:hAnsi="Wingdings" w:hint="default"/>
       </w:rPr>
     </w:lvl>
     <w:lvl w:ilvl="6" w:tplc="240A0001" w:tentative="1">
@@ -19276,7 +20870,7 @@
         <w:ind w:left="5749" w:hanging="360"/>
       </w:pPr>
       <w:rPr>
-        <w:rFonts w:hint="default" w:ascii="Symbol" w:hAnsi="Symbol"/>
+        <w:rFonts w:ascii="Symbol" w:hAnsi="Symbol" w:hint="default"/>
       </w:rPr>
     </w:lvl>
     <w:lvl w:ilvl="7" w:tplc="240A0003" w:tentative="1">
@@ -19288,7 +20882,7 @@
         <w:ind w:left="6469" w:hanging="360"/>
       </w:pPr>
       <w:rPr>
-        <w:rFonts w:hint="default" w:ascii="Courier New" w:hAnsi="Courier New" w:cs="Courier New"/>
+        <w:rFonts w:ascii="Courier New" w:hAnsi="Courier New" w:cs="Courier New" w:hint="default"/>
       </w:rPr>
     </w:lvl>
     <w:lvl w:ilvl="8" w:tplc="240A0005" w:tentative="1">
@@ -19300,11 +20894,11 @@
         <w:ind w:left="7189" w:hanging="360"/>
       </w:pPr>
       <w:rPr>
-        <w:rFonts w:hint="default" w:ascii="Wingdings" w:hAnsi="Wingdings"/>
+        <w:rFonts w:ascii="Wingdings" w:hAnsi="Wingdings" w:hint="default"/>
       </w:rPr>
     </w:lvl>
   </w:abstractNum>
-  <w:abstractNum w:abstractNumId="21" w15:restartNumberingAfterBreak="0">
+  <w:abstractNum w:abstractNumId="24" w15:restartNumberingAfterBreak="0">
     <w:nsid w:val="40886FEA"/>
     <w:multiLevelType w:val="hybridMultilevel"/>
     <w:tmpl w:val="61DE1DFA"/>
@@ -19317,7 +20911,7 @@
         <w:ind w:left="1429" w:hanging="360"/>
       </w:pPr>
       <w:rPr>
-        <w:rFonts w:hint="default" w:ascii="Symbol" w:hAnsi="Symbol"/>
+        <w:rFonts w:ascii="Symbol" w:hAnsi="Symbol" w:hint="default"/>
       </w:rPr>
     </w:lvl>
     <w:lvl w:ilvl="1" w:tplc="240A0003" w:tentative="1">
@@ -19329,7 +20923,7 @@
         <w:ind w:left="2149" w:hanging="360"/>
       </w:pPr>
       <w:rPr>
-        <w:rFonts w:hint="default" w:ascii="Courier New" w:hAnsi="Courier New" w:cs="Courier New"/>
+        <w:rFonts w:ascii="Courier New" w:hAnsi="Courier New" w:cs="Courier New" w:hint="default"/>
       </w:rPr>
     </w:lvl>
     <w:lvl w:ilvl="2" w:tplc="240A0005" w:tentative="1">
@@ -19341,7 +20935,7 @@
         <w:ind w:left="2869" w:hanging="360"/>
       </w:pPr>
       <w:rPr>
-        <w:rFonts w:hint="default" w:ascii="Wingdings" w:hAnsi="Wingdings"/>
+        <w:rFonts w:ascii="Wingdings" w:hAnsi="Wingdings" w:hint="default"/>
       </w:rPr>
     </w:lvl>
     <w:lvl w:ilvl="3" w:tplc="240A0001" w:tentative="1">
@@ -19353,7 +20947,7 @@
         <w:ind w:left="3589" w:hanging="360"/>
       </w:pPr>
       <w:rPr>
-        <w:rFonts w:hint="default" w:ascii="Symbol" w:hAnsi="Symbol"/>
+        <w:rFonts w:ascii="Symbol" w:hAnsi="Symbol" w:hint="default"/>
       </w:rPr>
     </w:lvl>
     <w:lvl w:ilvl="4" w:tplc="240A0003" w:tentative="1">
@@ -19365,7 +20959,7 @@
         <w:ind w:left="4309" w:hanging="360"/>
       </w:pPr>
       <w:rPr>
-        <w:rFonts w:hint="default" w:ascii="Courier New" w:hAnsi="Courier New" w:cs="Courier New"/>
+        <w:rFonts w:ascii="Courier New" w:hAnsi="Courier New" w:cs="Courier New" w:hint="default"/>
       </w:rPr>
     </w:lvl>
     <w:lvl w:ilvl="5" w:tplc="240A0005" w:tentative="1">
@@ -19377,7 +20971,7 @@
         <w:ind w:left="5029" w:hanging="360"/>
       </w:pPr>
       <w:rPr>
-        <w:rFonts w:hint="default" w:ascii="Wingdings" w:hAnsi="Wingdings"/>
+        <w:rFonts w:ascii="Wingdings" w:hAnsi="Wingdings" w:hint="default"/>
       </w:rPr>
     </w:lvl>
     <w:lvl w:ilvl="6" w:tplc="240A0001" w:tentative="1">
@@ -19389,7 +20983,7 @@
         <w:ind w:left="5749" w:hanging="360"/>
       </w:pPr>
       <w:rPr>
-        <w:rFonts w:hint="default" w:ascii="Symbol" w:hAnsi="Symbol"/>
+        <w:rFonts w:ascii="Symbol" w:hAnsi="Symbol" w:hint="default"/>
       </w:rPr>
     </w:lvl>
     <w:lvl w:ilvl="7" w:tplc="240A0003" w:tentative="1">
@@ -19401,7 +20995,7 @@
         <w:ind w:left="6469" w:hanging="360"/>
       </w:pPr>
       <w:rPr>
-        <w:rFonts w:hint="default" w:ascii="Courier New" w:hAnsi="Courier New" w:cs="Courier New"/>
+        <w:rFonts w:ascii="Courier New" w:hAnsi="Courier New" w:cs="Courier New" w:hint="default"/>
       </w:rPr>
     </w:lvl>
     <w:lvl w:ilvl="8" w:tplc="240A0005" w:tentative="1">
@@ -19413,11 +21007,11 @@
         <w:ind w:left="7189" w:hanging="360"/>
       </w:pPr>
       <w:rPr>
-        <w:rFonts w:hint="default" w:ascii="Wingdings" w:hAnsi="Wingdings"/>
+        <w:rFonts w:ascii="Wingdings" w:hAnsi="Wingdings" w:hint="default"/>
       </w:rPr>
     </w:lvl>
   </w:abstractNum>
-  <w:abstractNum w:abstractNumId="22" w15:restartNumberingAfterBreak="0">
+  <w:abstractNum w:abstractNumId="25" w15:restartNumberingAfterBreak="0">
     <w:nsid w:val="40DD1657"/>
     <w:multiLevelType w:val="hybridMultilevel"/>
     <w:tmpl w:val="7186AC66"/>
@@ -19430,7 +21024,7 @@
         <w:ind w:left="1429" w:hanging="360"/>
       </w:pPr>
       <w:rPr>
-        <w:rFonts w:hint="default" w:ascii="Symbol" w:hAnsi="Symbol"/>
+        <w:rFonts w:ascii="Symbol" w:hAnsi="Symbol" w:hint="default"/>
       </w:rPr>
     </w:lvl>
     <w:lvl w:ilvl="1" w:tplc="240A0003" w:tentative="1">
@@ -19442,7 +21036,7 @@
         <w:ind w:left="2149" w:hanging="360"/>
       </w:pPr>
       <w:rPr>
-        <w:rFonts w:hint="default" w:ascii="Courier New" w:hAnsi="Courier New" w:cs="Courier New"/>
+        <w:rFonts w:ascii="Courier New" w:hAnsi="Courier New" w:cs="Courier New" w:hint="default"/>
       </w:rPr>
     </w:lvl>
     <w:lvl w:ilvl="2" w:tplc="240A0005" w:tentative="1">
@@ -19454,7 +21048,7 @@
         <w:ind w:left="2869" w:hanging="360"/>
       </w:pPr>
       <w:rPr>
-        <w:rFonts w:hint="default" w:ascii="Wingdings" w:hAnsi="Wingdings"/>
+        <w:rFonts w:ascii="Wingdings" w:hAnsi="Wingdings" w:hint="default"/>
       </w:rPr>
     </w:lvl>
     <w:lvl w:ilvl="3" w:tplc="240A0001" w:tentative="1">
@@ -19466,7 +21060,7 @@
         <w:ind w:left="3589" w:hanging="360"/>
       </w:pPr>
       <w:rPr>
-        <w:rFonts w:hint="default" w:ascii="Symbol" w:hAnsi="Symbol"/>
+        <w:rFonts w:ascii="Symbol" w:hAnsi="Symbol" w:hint="default"/>
       </w:rPr>
     </w:lvl>
     <w:lvl w:ilvl="4" w:tplc="240A0003" w:tentative="1">
@@ -19478,7 +21072,7 @@
         <w:ind w:left="4309" w:hanging="360"/>
       </w:pPr>
       <w:rPr>
-        <w:rFonts w:hint="default" w:ascii="Courier New" w:hAnsi="Courier New" w:cs="Courier New"/>
+        <w:rFonts w:ascii="Courier New" w:hAnsi="Courier New" w:cs="Courier New" w:hint="default"/>
       </w:rPr>
     </w:lvl>
     <w:lvl w:ilvl="5" w:tplc="240A0005" w:tentative="1">
@@ -19490,7 +21084,7 @@
         <w:ind w:left="5029" w:hanging="360"/>
       </w:pPr>
       <w:rPr>
-        <w:rFonts w:hint="default" w:ascii="Wingdings" w:hAnsi="Wingdings"/>
+        <w:rFonts w:ascii="Wingdings" w:hAnsi="Wingdings" w:hint="default"/>
       </w:rPr>
     </w:lvl>
     <w:lvl w:ilvl="6" w:tplc="240A0001" w:tentative="1">
@@ -19502,7 +21096,7 @@
         <w:ind w:left="5749" w:hanging="360"/>
       </w:pPr>
       <w:rPr>
-        <w:rFonts w:hint="default" w:ascii="Symbol" w:hAnsi="Symbol"/>
+        <w:rFonts w:ascii="Symbol" w:hAnsi="Symbol" w:hint="default"/>
       </w:rPr>
     </w:lvl>
     <w:lvl w:ilvl="7" w:tplc="240A0003" w:tentative="1">
@@ -19514,7 +21108,7 @@
         <w:ind w:left="6469" w:hanging="360"/>
       </w:pPr>
       <w:rPr>
-        <w:rFonts w:hint="default" w:ascii="Courier New" w:hAnsi="Courier New" w:cs="Courier New"/>
+        <w:rFonts w:ascii="Courier New" w:hAnsi="Courier New" w:cs="Courier New" w:hint="default"/>
       </w:rPr>
     </w:lvl>
     <w:lvl w:ilvl="8" w:tplc="240A0005" w:tentative="1">
@@ -19526,11 +21120,11 @@
         <w:ind w:left="7189" w:hanging="360"/>
       </w:pPr>
       <w:rPr>
-        <w:rFonts w:hint="default" w:ascii="Wingdings" w:hAnsi="Wingdings"/>
+        <w:rFonts w:ascii="Wingdings" w:hAnsi="Wingdings" w:hint="default"/>
       </w:rPr>
     </w:lvl>
   </w:abstractNum>
-  <w:abstractNum w:abstractNumId="23" w15:restartNumberingAfterBreak="0">
+  <w:abstractNum w:abstractNumId="26" w15:restartNumberingAfterBreak="0">
     <w:nsid w:val="47392976"/>
     <w:multiLevelType w:val="hybridMultilevel"/>
     <w:tmpl w:val="95CA00AE"/>
@@ -19543,7 +21137,7 @@
         <w:ind w:left="1429" w:hanging="360"/>
       </w:pPr>
       <w:rPr>
-        <w:rFonts w:hint="default" w:ascii="Symbol" w:hAnsi="Symbol"/>
+        <w:rFonts w:ascii="Symbol" w:hAnsi="Symbol" w:hint="default"/>
       </w:rPr>
     </w:lvl>
     <w:lvl w:ilvl="1" w:tplc="240A0003" w:tentative="1">
@@ -19555,7 +21149,7 @@
         <w:ind w:left="2149" w:hanging="360"/>
       </w:pPr>
       <w:rPr>
-        <w:rFonts w:hint="default" w:ascii="Courier New" w:hAnsi="Courier New" w:cs="Courier New"/>
+        <w:rFonts w:ascii="Courier New" w:hAnsi="Courier New" w:cs="Courier New" w:hint="default"/>
       </w:rPr>
     </w:lvl>
     <w:lvl w:ilvl="2" w:tplc="240A0005" w:tentative="1">
@@ -19567,7 +21161,7 @@
         <w:ind w:left="2869" w:hanging="360"/>
       </w:pPr>
       <w:rPr>
-        <w:rFonts w:hint="default" w:ascii="Wingdings" w:hAnsi="Wingdings"/>
+        <w:rFonts w:ascii="Wingdings" w:hAnsi="Wingdings" w:hint="default"/>
       </w:rPr>
     </w:lvl>
     <w:lvl w:ilvl="3" w:tplc="240A0001" w:tentative="1">
@@ -19579,7 +21173,7 @@
         <w:ind w:left="3589" w:hanging="360"/>
       </w:pPr>
       <w:rPr>
-        <w:rFonts w:hint="default" w:ascii="Symbol" w:hAnsi="Symbol"/>
+        <w:rFonts w:ascii="Symbol" w:hAnsi="Symbol" w:hint="default"/>
       </w:rPr>
     </w:lvl>
     <w:lvl w:ilvl="4" w:tplc="240A0003" w:tentative="1">
@@ -19591,7 +21185,7 @@
         <w:ind w:left="4309" w:hanging="360"/>
       </w:pPr>
       <w:rPr>
-        <w:rFonts w:hint="default" w:ascii="Courier New" w:hAnsi="Courier New" w:cs="Courier New"/>
+        <w:rFonts w:ascii="Courier New" w:hAnsi="Courier New" w:cs="Courier New" w:hint="default"/>
       </w:rPr>
     </w:lvl>
     <w:lvl w:ilvl="5" w:tplc="240A0005" w:tentative="1">
@@ -19603,7 +21197,7 @@
         <w:ind w:left="5029" w:hanging="360"/>
       </w:pPr>
       <w:rPr>
-        <w:rFonts w:hint="default" w:ascii="Wingdings" w:hAnsi="Wingdings"/>
+        <w:rFonts w:ascii="Wingdings" w:hAnsi="Wingdings" w:hint="default"/>
       </w:rPr>
     </w:lvl>
     <w:lvl w:ilvl="6" w:tplc="240A0001" w:tentative="1">
@@ -19615,7 +21209,7 @@
         <w:ind w:left="5749" w:hanging="360"/>
       </w:pPr>
       <w:rPr>
-        <w:rFonts w:hint="default" w:ascii="Symbol" w:hAnsi="Symbol"/>
+        <w:rFonts w:ascii="Symbol" w:hAnsi="Symbol" w:hint="default"/>
       </w:rPr>
     </w:lvl>
     <w:lvl w:ilvl="7" w:tplc="240A0003" w:tentative="1">
@@ -19627,7 +21221,7 @@
         <w:ind w:left="6469" w:hanging="360"/>
       </w:pPr>
       <w:rPr>
-        <w:rFonts w:hint="default" w:ascii="Courier New" w:hAnsi="Courier New" w:cs="Courier New"/>
+        <w:rFonts w:ascii="Courier New" w:hAnsi="Courier New" w:cs="Courier New" w:hint="default"/>
       </w:rPr>
     </w:lvl>
     <w:lvl w:ilvl="8" w:tplc="240A0005" w:tentative="1">
@@ -19639,11 +21233,11 @@
         <w:ind w:left="7189" w:hanging="360"/>
       </w:pPr>
       <w:rPr>
-        <w:rFonts w:hint="default" w:ascii="Wingdings" w:hAnsi="Wingdings"/>
+        <w:rFonts w:ascii="Wingdings" w:hAnsi="Wingdings" w:hint="default"/>
       </w:rPr>
     </w:lvl>
   </w:abstractNum>
-  <w:abstractNum w:abstractNumId="24" w15:restartNumberingAfterBreak="0">
+  <w:abstractNum w:abstractNumId="27" w15:restartNumberingAfterBreak="0">
     <w:nsid w:val="47F00346"/>
     <w:multiLevelType w:val="hybridMultilevel"/>
     <w:tmpl w:val="0786F126"/>
@@ -19656,7 +21250,7 @@
         <w:ind w:left="1069" w:hanging="360"/>
       </w:pPr>
       <w:rPr>
-        <w:rFonts w:hint="default" w:ascii="Symbol" w:hAnsi="Symbol"/>
+        <w:rFonts w:ascii="Symbol" w:hAnsi="Symbol" w:hint="default"/>
       </w:rPr>
     </w:lvl>
     <w:lvl w:ilvl="1" w:tplc="240A0003" w:tentative="1">
@@ -19668,7 +21262,7 @@
         <w:ind w:left="1789" w:hanging="360"/>
       </w:pPr>
       <w:rPr>
-        <w:rFonts w:hint="default" w:ascii="Courier New" w:hAnsi="Courier New" w:cs="Courier New"/>
+        <w:rFonts w:ascii="Courier New" w:hAnsi="Courier New" w:cs="Courier New" w:hint="default"/>
       </w:rPr>
     </w:lvl>
     <w:lvl w:ilvl="2" w:tplc="240A0005" w:tentative="1">
@@ -19680,7 +21274,7 @@
         <w:ind w:left="2509" w:hanging="360"/>
       </w:pPr>
       <w:rPr>
-        <w:rFonts w:hint="default" w:ascii="Wingdings" w:hAnsi="Wingdings"/>
+        <w:rFonts w:ascii="Wingdings" w:hAnsi="Wingdings" w:hint="default"/>
       </w:rPr>
     </w:lvl>
     <w:lvl w:ilvl="3" w:tplc="240A0001" w:tentative="1">
@@ -19692,7 +21286,7 @@
         <w:ind w:left="3229" w:hanging="360"/>
       </w:pPr>
       <w:rPr>
-        <w:rFonts w:hint="default" w:ascii="Symbol" w:hAnsi="Symbol"/>
+        <w:rFonts w:ascii="Symbol" w:hAnsi="Symbol" w:hint="default"/>
       </w:rPr>
     </w:lvl>
     <w:lvl w:ilvl="4" w:tplc="240A0003" w:tentative="1">
@@ -19704,7 +21298,7 @@
         <w:ind w:left="3949" w:hanging="360"/>
       </w:pPr>
       <w:rPr>
-        <w:rFonts w:hint="default" w:ascii="Courier New" w:hAnsi="Courier New" w:cs="Courier New"/>
+        <w:rFonts w:ascii="Courier New" w:hAnsi="Courier New" w:cs="Courier New" w:hint="default"/>
       </w:rPr>
     </w:lvl>
     <w:lvl w:ilvl="5" w:tplc="240A0005" w:tentative="1">
@@ -19716,7 +21310,7 @@
         <w:ind w:left="4669" w:hanging="360"/>
       </w:pPr>
       <w:rPr>
-        <w:rFonts w:hint="default" w:ascii="Wingdings" w:hAnsi="Wingdings"/>
+        <w:rFonts w:ascii="Wingdings" w:hAnsi="Wingdings" w:hint="default"/>
       </w:rPr>
     </w:lvl>
     <w:lvl w:ilvl="6" w:tplc="240A0001" w:tentative="1">
@@ -19728,7 +21322,7 @@
         <w:ind w:left="5389" w:hanging="360"/>
       </w:pPr>
       <w:rPr>
-        <w:rFonts w:hint="default" w:ascii="Symbol" w:hAnsi="Symbol"/>
+        <w:rFonts w:ascii="Symbol" w:hAnsi="Symbol" w:hint="default"/>
       </w:rPr>
     </w:lvl>
     <w:lvl w:ilvl="7" w:tplc="240A0003" w:tentative="1">
@@ -19740,7 +21334,7 @@
         <w:ind w:left="6109" w:hanging="360"/>
       </w:pPr>
       <w:rPr>
-        <w:rFonts w:hint="default" w:ascii="Courier New" w:hAnsi="Courier New" w:cs="Courier New"/>
+        <w:rFonts w:ascii="Courier New" w:hAnsi="Courier New" w:cs="Courier New" w:hint="default"/>
       </w:rPr>
     </w:lvl>
     <w:lvl w:ilvl="8" w:tplc="240A0005" w:tentative="1">
@@ -19752,11 +21346,124 @@
         <w:ind w:left="6829" w:hanging="360"/>
       </w:pPr>
       <w:rPr>
-        <w:rFonts w:hint="default" w:ascii="Wingdings" w:hAnsi="Wingdings"/>
+        <w:rFonts w:ascii="Wingdings" w:hAnsi="Wingdings" w:hint="default"/>
       </w:rPr>
     </w:lvl>
   </w:abstractNum>
-  <w:abstractNum w:abstractNumId="25" w15:restartNumberingAfterBreak="0">
+  <w:abstractNum w:abstractNumId="28" w15:restartNumberingAfterBreak="0">
+    <w:nsid w:val="497143DF"/>
+    <w:multiLevelType w:val="hybridMultilevel"/>
+    <w:tmpl w:val="072A1890"/>
+    <w:lvl w:ilvl="0" w:tplc="240A0001">
+      <w:start w:val="1"/>
+      <w:numFmt w:val="bullet"/>
+      <w:lvlText w:val=""/>
+      <w:lvlJc w:val="left"/>
+      <w:pPr>
+        <w:ind w:left="1429" w:hanging="360"/>
+      </w:pPr>
+      <w:rPr>
+        <w:rFonts w:ascii="Symbol" w:hAnsi="Symbol" w:hint="default"/>
+      </w:rPr>
+    </w:lvl>
+    <w:lvl w:ilvl="1" w:tplc="240A0003" w:tentative="1">
+      <w:start w:val="1"/>
+      <w:numFmt w:val="bullet"/>
+      <w:lvlText w:val="o"/>
+      <w:lvlJc w:val="left"/>
+      <w:pPr>
+        <w:ind w:left="2149" w:hanging="360"/>
+      </w:pPr>
+      <w:rPr>
+        <w:rFonts w:ascii="Courier New" w:hAnsi="Courier New" w:cs="Courier New" w:hint="default"/>
+      </w:rPr>
+    </w:lvl>
+    <w:lvl w:ilvl="2" w:tplc="240A0005" w:tentative="1">
+      <w:start w:val="1"/>
+      <w:numFmt w:val="bullet"/>
+      <w:lvlText w:val=""/>
+      <w:lvlJc w:val="left"/>
+      <w:pPr>
+        <w:ind w:left="2869" w:hanging="360"/>
+      </w:pPr>
+      <w:rPr>
+        <w:rFonts w:ascii="Wingdings" w:hAnsi="Wingdings" w:hint="default"/>
+      </w:rPr>
+    </w:lvl>
+    <w:lvl w:ilvl="3" w:tplc="240A0001" w:tentative="1">
+      <w:start w:val="1"/>
+      <w:numFmt w:val="bullet"/>
+      <w:lvlText w:val=""/>
+      <w:lvlJc w:val="left"/>
+      <w:pPr>
+        <w:ind w:left="3589" w:hanging="360"/>
+      </w:pPr>
+      <w:rPr>
+        <w:rFonts w:ascii="Symbol" w:hAnsi="Symbol" w:hint="default"/>
+      </w:rPr>
+    </w:lvl>
+    <w:lvl w:ilvl="4" w:tplc="240A0003" w:tentative="1">
+      <w:start w:val="1"/>
+      <w:numFmt w:val="bullet"/>
+      <w:lvlText w:val="o"/>
+      <w:lvlJc w:val="left"/>
+      <w:pPr>
+        <w:ind w:left="4309" w:hanging="360"/>
+      </w:pPr>
+      <w:rPr>
+        <w:rFonts w:ascii="Courier New" w:hAnsi="Courier New" w:cs="Courier New" w:hint="default"/>
+      </w:rPr>
+    </w:lvl>
+    <w:lvl w:ilvl="5" w:tplc="240A0005" w:tentative="1">
+      <w:start w:val="1"/>
+      <w:numFmt w:val="bullet"/>
+      <w:lvlText w:val=""/>
+      <w:lvlJc w:val="left"/>
+      <w:pPr>
+        <w:ind w:left="5029" w:hanging="360"/>
+      </w:pPr>
+      <w:rPr>
+        <w:rFonts w:ascii="Wingdings" w:hAnsi="Wingdings" w:hint="default"/>
+      </w:rPr>
+    </w:lvl>
+    <w:lvl w:ilvl="6" w:tplc="240A0001" w:tentative="1">
+      <w:start w:val="1"/>
+      <w:numFmt w:val="bullet"/>
+      <w:lvlText w:val=""/>
+      <w:lvlJc w:val="left"/>
+      <w:pPr>
+        <w:ind w:left="5749" w:hanging="360"/>
+      </w:pPr>
+      <w:rPr>
+        <w:rFonts w:ascii="Symbol" w:hAnsi="Symbol" w:hint="default"/>
+      </w:rPr>
+    </w:lvl>
+    <w:lvl w:ilvl="7" w:tplc="240A0003" w:tentative="1">
+      <w:start w:val="1"/>
+      <w:numFmt w:val="bullet"/>
+      <w:lvlText w:val="o"/>
+      <w:lvlJc w:val="left"/>
+      <w:pPr>
+        <w:ind w:left="6469" w:hanging="360"/>
+      </w:pPr>
+      <w:rPr>
+        <w:rFonts w:ascii="Courier New" w:hAnsi="Courier New" w:cs="Courier New" w:hint="default"/>
+      </w:rPr>
+    </w:lvl>
+    <w:lvl w:ilvl="8" w:tplc="240A0005" w:tentative="1">
+      <w:start w:val="1"/>
+      <w:numFmt w:val="bullet"/>
+      <w:lvlText w:val=""/>
+      <w:lvlJc w:val="left"/>
+      <w:pPr>
+        <w:ind w:left="7189" w:hanging="360"/>
+      </w:pPr>
+      <w:rPr>
+        <w:rFonts w:ascii="Wingdings" w:hAnsi="Wingdings" w:hint="default"/>
+      </w:rPr>
+    </w:lvl>
+  </w:abstractNum>
+  <w:abstractNum w:abstractNumId="29" w15:restartNumberingAfterBreak="0">
     <w:nsid w:val="49BD21AE"/>
     <w:multiLevelType w:val="hybridMultilevel"/>
     <w:tmpl w:val="7E60D006"/>
@@ -19769,7 +21476,7 @@
         <w:ind w:left="1429" w:hanging="360"/>
       </w:pPr>
       <w:rPr>
-        <w:rFonts w:hint="default" w:ascii="Symbol" w:hAnsi="Symbol"/>
+        <w:rFonts w:ascii="Symbol" w:hAnsi="Symbol" w:hint="default"/>
       </w:rPr>
     </w:lvl>
     <w:lvl w:ilvl="1" w:tplc="240A0003" w:tentative="1">
@@ -19781,7 +21488,7 @@
         <w:ind w:left="2149" w:hanging="360"/>
       </w:pPr>
       <w:rPr>
-        <w:rFonts w:hint="default" w:ascii="Courier New" w:hAnsi="Courier New" w:cs="Courier New"/>
+        <w:rFonts w:ascii="Courier New" w:hAnsi="Courier New" w:cs="Courier New" w:hint="default"/>
       </w:rPr>
     </w:lvl>
     <w:lvl w:ilvl="2" w:tplc="240A0005" w:tentative="1">
@@ -19793,7 +21500,7 @@
         <w:ind w:left="2869" w:hanging="360"/>
       </w:pPr>
       <w:rPr>
-        <w:rFonts w:hint="default" w:ascii="Wingdings" w:hAnsi="Wingdings"/>
+        <w:rFonts w:ascii="Wingdings" w:hAnsi="Wingdings" w:hint="default"/>
       </w:rPr>
     </w:lvl>
     <w:lvl w:ilvl="3" w:tplc="240A0001" w:tentative="1">
@@ -19805,7 +21512,7 @@
         <w:ind w:left="3589" w:hanging="360"/>
       </w:pPr>
       <w:rPr>
-        <w:rFonts w:hint="default" w:ascii="Symbol" w:hAnsi="Symbol"/>
+        <w:rFonts w:ascii="Symbol" w:hAnsi="Symbol" w:hint="default"/>
       </w:rPr>
     </w:lvl>
     <w:lvl w:ilvl="4" w:tplc="240A0003" w:tentative="1">
@@ -19817,7 +21524,7 @@
         <w:ind w:left="4309" w:hanging="360"/>
       </w:pPr>
       <w:rPr>
-        <w:rFonts w:hint="default" w:ascii="Courier New" w:hAnsi="Courier New" w:cs="Courier New"/>
+        <w:rFonts w:ascii="Courier New" w:hAnsi="Courier New" w:cs="Courier New" w:hint="default"/>
       </w:rPr>
     </w:lvl>
     <w:lvl w:ilvl="5" w:tplc="240A0005" w:tentative="1">
@@ -19829,7 +21536,7 @@
         <w:ind w:left="5029" w:hanging="360"/>
       </w:pPr>
       <w:rPr>
-        <w:rFonts w:hint="default" w:ascii="Wingdings" w:hAnsi="Wingdings"/>
+        <w:rFonts w:ascii="Wingdings" w:hAnsi="Wingdings" w:hint="default"/>
       </w:rPr>
     </w:lvl>
     <w:lvl w:ilvl="6" w:tplc="240A0001" w:tentative="1">
@@ -19841,7 +21548,7 @@
         <w:ind w:left="5749" w:hanging="360"/>
       </w:pPr>
       <w:rPr>
-        <w:rFonts w:hint="default" w:ascii="Symbol" w:hAnsi="Symbol"/>
+        <w:rFonts w:ascii="Symbol" w:hAnsi="Symbol" w:hint="default"/>
       </w:rPr>
     </w:lvl>
     <w:lvl w:ilvl="7" w:tplc="240A0003" w:tentative="1">
@@ -19853,7 +21560,7 @@
         <w:ind w:left="6469" w:hanging="360"/>
       </w:pPr>
       <w:rPr>
-        <w:rFonts w:hint="default" w:ascii="Courier New" w:hAnsi="Courier New" w:cs="Courier New"/>
+        <w:rFonts w:ascii="Courier New" w:hAnsi="Courier New" w:cs="Courier New" w:hint="default"/>
       </w:rPr>
     </w:lvl>
     <w:lvl w:ilvl="8" w:tplc="240A0005" w:tentative="1">
@@ -19865,11 +21572,11 @@
         <w:ind w:left="7189" w:hanging="360"/>
       </w:pPr>
       <w:rPr>
-        <w:rFonts w:hint="default" w:ascii="Wingdings" w:hAnsi="Wingdings"/>
+        <w:rFonts w:ascii="Wingdings" w:hAnsi="Wingdings" w:hint="default"/>
       </w:rPr>
     </w:lvl>
   </w:abstractNum>
-  <w:abstractNum w:abstractNumId="26" w15:restartNumberingAfterBreak="0">
+  <w:abstractNum w:abstractNumId="30" w15:restartNumberingAfterBreak="0">
     <w:nsid w:val="4A62554F"/>
     <w:multiLevelType w:val="hybridMultilevel"/>
     <w:tmpl w:val="DA4AFCDE"/>
@@ -19882,7 +21589,7 @@
         <w:ind w:left="1429" w:hanging="360"/>
       </w:pPr>
       <w:rPr>
-        <w:rFonts w:hint="default" w:ascii="Symbol" w:hAnsi="Symbol"/>
+        <w:rFonts w:ascii="Symbol" w:hAnsi="Symbol" w:hint="default"/>
       </w:rPr>
     </w:lvl>
     <w:lvl w:ilvl="1" w:tplc="240A0003" w:tentative="1">
@@ -19894,7 +21601,7 @@
         <w:ind w:left="2149" w:hanging="360"/>
       </w:pPr>
       <w:rPr>
-        <w:rFonts w:hint="default" w:ascii="Courier New" w:hAnsi="Courier New" w:cs="Courier New"/>
+        <w:rFonts w:ascii="Courier New" w:hAnsi="Courier New" w:cs="Courier New" w:hint="default"/>
       </w:rPr>
     </w:lvl>
     <w:lvl w:ilvl="2" w:tplc="240A0005" w:tentative="1">
@@ -19906,7 +21613,7 @@
         <w:ind w:left="2869" w:hanging="360"/>
       </w:pPr>
       <w:rPr>
-        <w:rFonts w:hint="default" w:ascii="Wingdings" w:hAnsi="Wingdings"/>
+        <w:rFonts w:ascii="Wingdings" w:hAnsi="Wingdings" w:hint="default"/>
       </w:rPr>
     </w:lvl>
     <w:lvl w:ilvl="3" w:tplc="240A0001" w:tentative="1">
@@ -19918,7 +21625,7 @@
         <w:ind w:left="3589" w:hanging="360"/>
       </w:pPr>
       <w:rPr>
-        <w:rFonts w:hint="default" w:ascii="Symbol" w:hAnsi="Symbol"/>
+        <w:rFonts w:ascii="Symbol" w:hAnsi="Symbol" w:hint="default"/>
       </w:rPr>
     </w:lvl>
     <w:lvl w:ilvl="4" w:tplc="240A0003" w:tentative="1">
@@ -19930,7 +21637,7 @@
         <w:ind w:left="4309" w:hanging="360"/>
       </w:pPr>
       <w:rPr>
-        <w:rFonts w:hint="default" w:ascii="Courier New" w:hAnsi="Courier New" w:cs="Courier New"/>
+        <w:rFonts w:ascii="Courier New" w:hAnsi="Courier New" w:cs="Courier New" w:hint="default"/>
       </w:rPr>
     </w:lvl>
     <w:lvl w:ilvl="5" w:tplc="240A0005" w:tentative="1">
@@ -19942,7 +21649,7 @@
         <w:ind w:left="5029" w:hanging="360"/>
       </w:pPr>
       <w:rPr>
-        <w:rFonts w:hint="default" w:ascii="Wingdings" w:hAnsi="Wingdings"/>
+        <w:rFonts w:ascii="Wingdings" w:hAnsi="Wingdings" w:hint="default"/>
       </w:rPr>
     </w:lvl>
     <w:lvl w:ilvl="6" w:tplc="240A0001" w:tentative="1">
@@ -19954,7 +21661,7 @@
         <w:ind w:left="5749" w:hanging="360"/>
       </w:pPr>
       <w:rPr>
-        <w:rFonts w:hint="default" w:ascii="Symbol" w:hAnsi="Symbol"/>
+        <w:rFonts w:ascii="Symbol" w:hAnsi="Symbol" w:hint="default"/>
       </w:rPr>
     </w:lvl>
     <w:lvl w:ilvl="7" w:tplc="240A0003" w:tentative="1">
@@ -19966,7 +21673,7 @@
         <w:ind w:left="6469" w:hanging="360"/>
       </w:pPr>
       <w:rPr>
-        <w:rFonts w:hint="default" w:ascii="Courier New" w:hAnsi="Courier New" w:cs="Courier New"/>
+        <w:rFonts w:ascii="Courier New" w:hAnsi="Courier New" w:cs="Courier New" w:hint="default"/>
       </w:rPr>
     </w:lvl>
     <w:lvl w:ilvl="8" w:tplc="240A0005" w:tentative="1">
@@ -19978,11 +21685,11 @@
         <w:ind w:left="7189" w:hanging="360"/>
       </w:pPr>
       <w:rPr>
-        <w:rFonts w:hint="default" w:ascii="Wingdings" w:hAnsi="Wingdings"/>
+        <w:rFonts w:ascii="Wingdings" w:hAnsi="Wingdings" w:hint="default"/>
       </w:rPr>
     </w:lvl>
   </w:abstractNum>
-  <w:abstractNum w:abstractNumId="27" w15:restartNumberingAfterBreak="0">
+  <w:abstractNum w:abstractNumId="31" w15:restartNumberingAfterBreak="0">
     <w:nsid w:val="4AB13F30"/>
     <w:multiLevelType w:val="hybridMultilevel"/>
     <w:tmpl w:val="A67C62A2"/>
@@ -19995,7 +21702,7 @@
         <w:ind w:left="1429" w:hanging="360"/>
       </w:pPr>
       <w:rPr>
-        <w:rFonts w:hint="default" w:ascii="Symbol" w:hAnsi="Symbol"/>
+        <w:rFonts w:ascii="Symbol" w:hAnsi="Symbol" w:hint="default"/>
       </w:rPr>
     </w:lvl>
     <w:lvl w:ilvl="1" w:tplc="240A0003" w:tentative="1">
@@ -20007,7 +21714,7 @@
         <w:ind w:left="2149" w:hanging="360"/>
       </w:pPr>
       <w:rPr>
-        <w:rFonts w:hint="default" w:ascii="Courier New" w:hAnsi="Courier New" w:cs="Courier New"/>
+        <w:rFonts w:ascii="Courier New" w:hAnsi="Courier New" w:cs="Courier New" w:hint="default"/>
       </w:rPr>
     </w:lvl>
     <w:lvl w:ilvl="2" w:tplc="240A0005" w:tentative="1">
@@ -20019,7 +21726,7 @@
         <w:ind w:left="2869" w:hanging="360"/>
       </w:pPr>
       <w:rPr>
-        <w:rFonts w:hint="default" w:ascii="Wingdings" w:hAnsi="Wingdings"/>
+        <w:rFonts w:ascii="Wingdings" w:hAnsi="Wingdings" w:hint="default"/>
       </w:rPr>
     </w:lvl>
     <w:lvl w:ilvl="3" w:tplc="240A0001" w:tentative="1">
@@ -20031,7 +21738,7 @@
         <w:ind w:left="3589" w:hanging="360"/>
       </w:pPr>
       <w:rPr>
-        <w:rFonts w:hint="default" w:ascii="Symbol" w:hAnsi="Symbol"/>
+        <w:rFonts w:ascii="Symbol" w:hAnsi="Symbol" w:hint="default"/>
       </w:rPr>
     </w:lvl>
     <w:lvl w:ilvl="4" w:tplc="240A0003" w:tentative="1">
@@ -20043,7 +21750,7 @@
         <w:ind w:left="4309" w:hanging="360"/>
       </w:pPr>
       <w:rPr>
-        <w:rFonts w:hint="default" w:ascii="Courier New" w:hAnsi="Courier New" w:cs="Courier New"/>
+        <w:rFonts w:ascii="Courier New" w:hAnsi="Courier New" w:cs="Courier New" w:hint="default"/>
       </w:rPr>
     </w:lvl>
     <w:lvl w:ilvl="5" w:tplc="240A0005" w:tentative="1">
@@ -20055,7 +21762,7 @@
         <w:ind w:left="5029" w:hanging="360"/>
       </w:pPr>
       <w:rPr>
-        <w:rFonts w:hint="default" w:ascii="Wingdings" w:hAnsi="Wingdings"/>
+        <w:rFonts w:ascii="Wingdings" w:hAnsi="Wingdings" w:hint="default"/>
       </w:rPr>
     </w:lvl>
     <w:lvl w:ilvl="6" w:tplc="240A0001" w:tentative="1">
@@ -20067,7 +21774,7 @@
         <w:ind w:left="5749" w:hanging="360"/>
       </w:pPr>
       <w:rPr>
-        <w:rFonts w:hint="default" w:ascii="Symbol" w:hAnsi="Symbol"/>
+        <w:rFonts w:ascii="Symbol" w:hAnsi="Symbol" w:hint="default"/>
       </w:rPr>
     </w:lvl>
     <w:lvl w:ilvl="7" w:tplc="240A0003" w:tentative="1">
@@ -20079,7 +21786,7 @@
         <w:ind w:left="6469" w:hanging="360"/>
       </w:pPr>
       <w:rPr>
-        <w:rFonts w:hint="default" w:ascii="Courier New" w:hAnsi="Courier New" w:cs="Courier New"/>
+        <w:rFonts w:ascii="Courier New" w:hAnsi="Courier New" w:cs="Courier New" w:hint="default"/>
       </w:rPr>
     </w:lvl>
     <w:lvl w:ilvl="8" w:tplc="240A0005" w:tentative="1">
@@ -20091,11 +21798,11 @@
         <w:ind w:left="7189" w:hanging="360"/>
       </w:pPr>
       <w:rPr>
-        <w:rFonts w:hint="default" w:ascii="Wingdings" w:hAnsi="Wingdings"/>
+        <w:rFonts w:ascii="Wingdings" w:hAnsi="Wingdings" w:hint="default"/>
       </w:rPr>
     </w:lvl>
   </w:abstractNum>
-  <w:abstractNum w:abstractNumId="28" w15:restartNumberingAfterBreak="0">
+  <w:abstractNum w:abstractNumId="32" w15:restartNumberingAfterBreak="0">
     <w:nsid w:val="4E624D08"/>
     <w:multiLevelType w:val="hybridMultilevel"/>
     <w:tmpl w:val="05DAFF8A"/>
@@ -20108,7 +21815,7 @@
         <w:ind w:left="1429" w:hanging="360"/>
       </w:pPr>
       <w:rPr>
-        <w:rFonts w:hint="default" w:ascii="Symbol" w:hAnsi="Symbol"/>
+        <w:rFonts w:ascii="Symbol" w:hAnsi="Symbol" w:hint="default"/>
       </w:rPr>
     </w:lvl>
     <w:lvl w:ilvl="1" w:tplc="240A0003" w:tentative="1">
@@ -20120,7 +21827,7 @@
         <w:ind w:left="2149" w:hanging="360"/>
       </w:pPr>
       <w:rPr>
-        <w:rFonts w:hint="default" w:ascii="Courier New" w:hAnsi="Courier New" w:cs="Courier New"/>
+        <w:rFonts w:ascii="Courier New" w:hAnsi="Courier New" w:cs="Courier New" w:hint="default"/>
       </w:rPr>
     </w:lvl>
     <w:lvl w:ilvl="2" w:tplc="240A0005" w:tentative="1">
@@ -20132,7 +21839,7 @@
         <w:ind w:left="2869" w:hanging="360"/>
       </w:pPr>
       <w:rPr>
-        <w:rFonts w:hint="default" w:ascii="Wingdings" w:hAnsi="Wingdings"/>
+        <w:rFonts w:ascii="Wingdings" w:hAnsi="Wingdings" w:hint="default"/>
       </w:rPr>
     </w:lvl>
     <w:lvl w:ilvl="3" w:tplc="240A0001" w:tentative="1">
@@ -20144,7 +21851,7 @@
         <w:ind w:left="3589" w:hanging="360"/>
       </w:pPr>
       <w:rPr>
-        <w:rFonts w:hint="default" w:ascii="Symbol" w:hAnsi="Symbol"/>
+        <w:rFonts w:ascii="Symbol" w:hAnsi="Symbol" w:hint="default"/>
       </w:rPr>
     </w:lvl>
     <w:lvl w:ilvl="4" w:tplc="240A0003" w:tentative="1">
@@ -20156,7 +21863,7 @@
         <w:ind w:left="4309" w:hanging="360"/>
       </w:pPr>
       <w:rPr>
-        <w:rFonts w:hint="default" w:ascii="Courier New" w:hAnsi="Courier New" w:cs="Courier New"/>
+        <w:rFonts w:ascii="Courier New" w:hAnsi="Courier New" w:cs="Courier New" w:hint="default"/>
       </w:rPr>
     </w:lvl>
     <w:lvl w:ilvl="5" w:tplc="240A0005" w:tentative="1">
@@ -20168,7 +21875,7 @@
         <w:ind w:left="5029" w:hanging="360"/>
       </w:pPr>
       <w:rPr>
-        <w:rFonts w:hint="default" w:ascii="Wingdings" w:hAnsi="Wingdings"/>
+        <w:rFonts w:ascii="Wingdings" w:hAnsi="Wingdings" w:hint="default"/>
       </w:rPr>
     </w:lvl>
     <w:lvl w:ilvl="6" w:tplc="240A0001" w:tentative="1">
@@ -20180,7 +21887,7 @@
         <w:ind w:left="5749" w:hanging="360"/>
       </w:pPr>
       <w:rPr>
-        <w:rFonts w:hint="default" w:ascii="Symbol" w:hAnsi="Symbol"/>
+        <w:rFonts w:ascii="Symbol" w:hAnsi="Symbol" w:hint="default"/>
       </w:rPr>
     </w:lvl>
     <w:lvl w:ilvl="7" w:tplc="240A0003" w:tentative="1">
@@ -20192,7 +21899,7 @@
         <w:ind w:left="6469" w:hanging="360"/>
       </w:pPr>
       <w:rPr>
-        <w:rFonts w:hint="default" w:ascii="Courier New" w:hAnsi="Courier New" w:cs="Courier New"/>
+        <w:rFonts w:ascii="Courier New" w:hAnsi="Courier New" w:cs="Courier New" w:hint="default"/>
       </w:rPr>
     </w:lvl>
     <w:lvl w:ilvl="8" w:tplc="240A0005" w:tentative="1">
@@ -20204,11 +21911,11 @@
         <w:ind w:left="7189" w:hanging="360"/>
       </w:pPr>
       <w:rPr>
-        <w:rFonts w:hint="default" w:ascii="Wingdings" w:hAnsi="Wingdings"/>
+        <w:rFonts w:ascii="Wingdings" w:hAnsi="Wingdings" w:hint="default"/>
       </w:rPr>
     </w:lvl>
   </w:abstractNum>
-  <w:abstractNum w:abstractNumId="29" w15:restartNumberingAfterBreak="0">
+  <w:abstractNum w:abstractNumId="33" w15:restartNumberingAfterBreak="0">
     <w:nsid w:val="4EBE1EF6"/>
     <w:multiLevelType w:val="hybridMultilevel"/>
     <w:tmpl w:val="AF3C2E24"/>
@@ -20299,7 +22006,7 @@
       </w:pPr>
     </w:lvl>
   </w:abstractNum>
-  <w:abstractNum w:abstractNumId="30" w15:restartNumberingAfterBreak="0">
+  <w:abstractNum w:abstractNumId="34" w15:restartNumberingAfterBreak="0">
     <w:nsid w:val="51A32010"/>
     <w:multiLevelType w:val="hybridMultilevel"/>
     <w:tmpl w:val="7CF2C18A"/>
@@ -20312,7 +22019,7 @@
         <w:ind w:left="1429" w:hanging="360"/>
       </w:pPr>
       <w:rPr>
-        <w:rFonts w:hint="default" w:ascii="Symbol" w:hAnsi="Symbol"/>
+        <w:rFonts w:ascii="Symbol" w:hAnsi="Symbol" w:hint="default"/>
       </w:rPr>
     </w:lvl>
     <w:lvl w:ilvl="1" w:tplc="240A0003" w:tentative="1">
@@ -20324,7 +22031,7 @@
         <w:ind w:left="2149" w:hanging="360"/>
       </w:pPr>
       <w:rPr>
-        <w:rFonts w:hint="default" w:ascii="Courier New" w:hAnsi="Courier New" w:cs="Courier New"/>
+        <w:rFonts w:ascii="Courier New" w:hAnsi="Courier New" w:cs="Courier New" w:hint="default"/>
       </w:rPr>
     </w:lvl>
     <w:lvl w:ilvl="2" w:tplc="240A0005" w:tentative="1">
@@ -20336,7 +22043,7 @@
         <w:ind w:left="2869" w:hanging="360"/>
       </w:pPr>
       <w:rPr>
-        <w:rFonts w:hint="default" w:ascii="Wingdings" w:hAnsi="Wingdings"/>
+        <w:rFonts w:ascii="Wingdings" w:hAnsi="Wingdings" w:hint="default"/>
       </w:rPr>
     </w:lvl>
     <w:lvl w:ilvl="3" w:tplc="240A0001" w:tentative="1">
@@ -20348,7 +22055,7 @@
         <w:ind w:left="3589" w:hanging="360"/>
       </w:pPr>
       <w:rPr>
-        <w:rFonts w:hint="default" w:ascii="Symbol" w:hAnsi="Symbol"/>
+        <w:rFonts w:ascii="Symbol" w:hAnsi="Symbol" w:hint="default"/>
       </w:rPr>
     </w:lvl>
     <w:lvl w:ilvl="4" w:tplc="240A0003" w:tentative="1">
@@ -20360,7 +22067,7 @@
         <w:ind w:left="4309" w:hanging="360"/>
       </w:pPr>
       <w:rPr>
-        <w:rFonts w:hint="default" w:ascii="Courier New" w:hAnsi="Courier New" w:cs="Courier New"/>
+        <w:rFonts w:ascii="Courier New" w:hAnsi="Courier New" w:cs="Courier New" w:hint="default"/>
       </w:rPr>
     </w:lvl>
     <w:lvl w:ilvl="5" w:tplc="240A0005" w:tentative="1">
@@ -20372,7 +22079,7 @@
         <w:ind w:left="5029" w:hanging="360"/>
       </w:pPr>
       <w:rPr>
-        <w:rFonts w:hint="default" w:ascii="Wingdings" w:hAnsi="Wingdings"/>
+        <w:rFonts w:ascii="Wingdings" w:hAnsi="Wingdings" w:hint="default"/>
       </w:rPr>
     </w:lvl>
     <w:lvl w:ilvl="6" w:tplc="240A0001" w:tentative="1">
@@ -20384,7 +22091,7 @@
         <w:ind w:left="5749" w:hanging="360"/>
       </w:pPr>
       <w:rPr>
-        <w:rFonts w:hint="default" w:ascii="Symbol" w:hAnsi="Symbol"/>
+        <w:rFonts w:ascii="Symbol" w:hAnsi="Symbol" w:hint="default"/>
       </w:rPr>
     </w:lvl>
     <w:lvl w:ilvl="7" w:tplc="240A0003" w:tentative="1">
@@ -20396,7 +22103,7 @@
         <w:ind w:left="6469" w:hanging="360"/>
       </w:pPr>
       <w:rPr>
-        <w:rFonts w:hint="default" w:ascii="Courier New" w:hAnsi="Courier New" w:cs="Courier New"/>
+        <w:rFonts w:ascii="Courier New" w:hAnsi="Courier New" w:cs="Courier New" w:hint="default"/>
       </w:rPr>
     </w:lvl>
     <w:lvl w:ilvl="8" w:tplc="240A0005" w:tentative="1">
@@ -20408,11 +22115,11 @@
         <w:ind w:left="7189" w:hanging="360"/>
       </w:pPr>
       <w:rPr>
-        <w:rFonts w:hint="default" w:ascii="Wingdings" w:hAnsi="Wingdings"/>
+        <w:rFonts w:ascii="Wingdings" w:hAnsi="Wingdings" w:hint="default"/>
       </w:rPr>
     </w:lvl>
   </w:abstractNum>
-  <w:abstractNum w:abstractNumId="31" w15:restartNumberingAfterBreak="0">
+  <w:abstractNum w:abstractNumId="35" w15:restartNumberingAfterBreak="0">
     <w:nsid w:val="587A76EE"/>
     <w:multiLevelType w:val="hybridMultilevel"/>
     <w:tmpl w:val="BF86047C"/>
@@ -20425,7 +22132,7 @@
         <w:ind w:left="1429" w:hanging="360"/>
       </w:pPr>
       <w:rPr>
-        <w:rFonts w:hint="default" w:ascii="Symbol" w:hAnsi="Symbol"/>
+        <w:rFonts w:ascii="Symbol" w:hAnsi="Symbol" w:hint="default"/>
       </w:rPr>
     </w:lvl>
     <w:lvl w:ilvl="1" w:tplc="240A0003" w:tentative="1">
@@ -20437,7 +22144,7 @@
         <w:ind w:left="2149" w:hanging="360"/>
       </w:pPr>
       <w:rPr>
-        <w:rFonts w:hint="default" w:ascii="Courier New" w:hAnsi="Courier New" w:cs="Courier New"/>
+        <w:rFonts w:ascii="Courier New" w:hAnsi="Courier New" w:cs="Courier New" w:hint="default"/>
       </w:rPr>
     </w:lvl>
     <w:lvl w:ilvl="2" w:tplc="240A0005" w:tentative="1">
@@ -20449,7 +22156,7 @@
         <w:ind w:left="2869" w:hanging="360"/>
       </w:pPr>
       <w:rPr>
-        <w:rFonts w:hint="default" w:ascii="Wingdings" w:hAnsi="Wingdings"/>
+        <w:rFonts w:ascii="Wingdings" w:hAnsi="Wingdings" w:hint="default"/>
       </w:rPr>
     </w:lvl>
     <w:lvl w:ilvl="3" w:tplc="240A0001" w:tentative="1">
@@ -20461,7 +22168,7 @@
         <w:ind w:left="3589" w:hanging="360"/>
       </w:pPr>
       <w:rPr>
-        <w:rFonts w:hint="default" w:ascii="Symbol" w:hAnsi="Symbol"/>
+        <w:rFonts w:ascii="Symbol" w:hAnsi="Symbol" w:hint="default"/>
       </w:rPr>
     </w:lvl>
     <w:lvl w:ilvl="4" w:tplc="240A0003" w:tentative="1">
@@ -20473,7 +22180,7 @@
         <w:ind w:left="4309" w:hanging="360"/>
       </w:pPr>
       <w:rPr>
-        <w:rFonts w:hint="default" w:ascii="Courier New" w:hAnsi="Courier New" w:cs="Courier New"/>
+        <w:rFonts w:ascii="Courier New" w:hAnsi="Courier New" w:cs="Courier New" w:hint="default"/>
       </w:rPr>
     </w:lvl>
     <w:lvl w:ilvl="5" w:tplc="240A0005" w:tentative="1">
@@ -20485,7 +22192,7 @@
         <w:ind w:left="5029" w:hanging="360"/>
       </w:pPr>
       <w:rPr>
-        <w:rFonts w:hint="default" w:ascii="Wingdings" w:hAnsi="Wingdings"/>
+        <w:rFonts w:ascii="Wingdings" w:hAnsi="Wingdings" w:hint="default"/>
       </w:rPr>
     </w:lvl>
     <w:lvl w:ilvl="6" w:tplc="240A0001" w:tentative="1">
@@ -20497,7 +22204,7 @@
         <w:ind w:left="5749" w:hanging="360"/>
       </w:pPr>
       <w:rPr>
-        <w:rFonts w:hint="default" w:ascii="Symbol" w:hAnsi="Symbol"/>
+        <w:rFonts w:ascii="Symbol" w:hAnsi="Symbol" w:hint="default"/>
       </w:rPr>
     </w:lvl>
     <w:lvl w:ilvl="7" w:tplc="240A0003" w:tentative="1">
@@ -20509,7 +22216,7 @@
         <w:ind w:left="6469" w:hanging="360"/>
       </w:pPr>
       <w:rPr>
-        <w:rFonts w:hint="default" w:ascii="Courier New" w:hAnsi="Courier New" w:cs="Courier New"/>
+        <w:rFonts w:ascii="Courier New" w:hAnsi="Courier New" w:cs="Courier New" w:hint="default"/>
       </w:rPr>
     </w:lvl>
     <w:lvl w:ilvl="8" w:tplc="240A0005" w:tentative="1">
@@ -20521,11 +22228,11 @@
         <w:ind w:left="7189" w:hanging="360"/>
       </w:pPr>
       <w:rPr>
-        <w:rFonts w:hint="default" w:ascii="Wingdings" w:hAnsi="Wingdings"/>
+        <w:rFonts w:ascii="Wingdings" w:hAnsi="Wingdings" w:hint="default"/>
       </w:rPr>
     </w:lvl>
   </w:abstractNum>
-  <w:abstractNum w:abstractNumId="32" w15:restartNumberingAfterBreak="0">
+  <w:abstractNum w:abstractNumId="36" w15:restartNumberingAfterBreak="0">
     <w:nsid w:val="5A82706F"/>
     <w:multiLevelType w:val="hybridMultilevel"/>
     <w:tmpl w:val="4EF0C7BC"/>
@@ -20538,7 +22245,7 @@
         <w:ind w:left="1429" w:hanging="360"/>
       </w:pPr>
       <w:rPr>
-        <w:rFonts w:hint="default" w:ascii="Symbol" w:hAnsi="Symbol"/>
+        <w:rFonts w:ascii="Symbol" w:hAnsi="Symbol" w:hint="default"/>
       </w:rPr>
     </w:lvl>
     <w:lvl w:ilvl="1" w:tplc="240A0003" w:tentative="1">
@@ -20550,7 +22257,7 @@
         <w:ind w:left="2149" w:hanging="360"/>
       </w:pPr>
       <w:rPr>
-        <w:rFonts w:hint="default" w:ascii="Courier New" w:hAnsi="Courier New" w:cs="Courier New"/>
+        <w:rFonts w:ascii="Courier New" w:hAnsi="Courier New" w:cs="Courier New" w:hint="default"/>
       </w:rPr>
     </w:lvl>
     <w:lvl w:ilvl="2" w:tplc="240A0005" w:tentative="1">
@@ -20562,7 +22269,7 @@
         <w:ind w:left="2869" w:hanging="360"/>
       </w:pPr>
       <w:rPr>
-        <w:rFonts w:hint="default" w:ascii="Wingdings" w:hAnsi="Wingdings"/>
+        <w:rFonts w:ascii="Wingdings" w:hAnsi="Wingdings" w:hint="default"/>
       </w:rPr>
     </w:lvl>
     <w:lvl w:ilvl="3" w:tplc="240A0001" w:tentative="1">
@@ -20574,7 +22281,7 @@
         <w:ind w:left="3589" w:hanging="360"/>
       </w:pPr>
       <w:rPr>
-        <w:rFonts w:hint="default" w:ascii="Symbol" w:hAnsi="Symbol"/>
+        <w:rFonts w:ascii="Symbol" w:hAnsi="Symbol" w:hint="default"/>
       </w:rPr>
     </w:lvl>
     <w:lvl w:ilvl="4" w:tplc="240A0003" w:tentative="1">
@@ -20586,7 +22293,7 @@
         <w:ind w:left="4309" w:hanging="360"/>
       </w:pPr>
       <w:rPr>
-        <w:rFonts w:hint="default" w:ascii="Courier New" w:hAnsi="Courier New" w:cs="Courier New"/>
+        <w:rFonts w:ascii="Courier New" w:hAnsi="Courier New" w:cs="Courier New" w:hint="default"/>
       </w:rPr>
     </w:lvl>
     <w:lvl w:ilvl="5" w:tplc="240A0005" w:tentative="1">
@@ -20598,7 +22305,7 @@
         <w:ind w:left="5029" w:hanging="360"/>
       </w:pPr>
       <w:rPr>
-        <w:rFonts w:hint="default" w:ascii="Wingdings" w:hAnsi="Wingdings"/>
+        <w:rFonts w:ascii="Wingdings" w:hAnsi="Wingdings" w:hint="default"/>
       </w:rPr>
     </w:lvl>
     <w:lvl w:ilvl="6" w:tplc="240A0001" w:tentative="1">
@@ -20610,7 +22317,7 @@
         <w:ind w:left="5749" w:hanging="360"/>
       </w:pPr>
       <w:rPr>
-        <w:rFonts w:hint="default" w:ascii="Symbol" w:hAnsi="Symbol"/>
+        <w:rFonts w:ascii="Symbol" w:hAnsi="Symbol" w:hint="default"/>
       </w:rPr>
     </w:lvl>
     <w:lvl w:ilvl="7" w:tplc="240A0003" w:tentative="1">
@@ -20622,7 +22329,7 @@
         <w:ind w:left="6469" w:hanging="360"/>
       </w:pPr>
       <w:rPr>
-        <w:rFonts w:hint="default" w:ascii="Courier New" w:hAnsi="Courier New" w:cs="Courier New"/>
+        <w:rFonts w:ascii="Courier New" w:hAnsi="Courier New" w:cs="Courier New" w:hint="default"/>
       </w:rPr>
     </w:lvl>
     <w:lvl w:ilvl="8" w:tplc="240A0005" w:tentative="1">
@@ -20634,11 +22341,11 @@
         <w:ind w:left="7189" w:hanging="360"/>
       </w:pPr>
       <w:rPr>
-        <w:rFonts w:hint="default" w:ascii="Wingdings" w:hAnsi="Wingdings"/>
+        <w:rFonts w:ascii="Wingdings" w:hAnsi="Wingdings" w:hint="default"/>
       </w:rPr>
     </w:lvl>
   </w:abstractNum>
-  <w:abstractNum w:abstractNumId="33" w15:restartNumberingAfterBreak="0">
+  <w:abstractNum w:abstractNumId="37" w15:restartNumberingAfterBreak="0">
     <w:nsid w:val="5B0C37D5"/>
     <w:multiLevelType w:val="hybridMultilevel"/>
     <w:tmpl w:val="458EACD4"/>
@@ -20651,7 +22358,7 @@
         <w:ind w:left="1429" w:hanging="360"/>
       </w:pPr>
       <w:rPr>
-        <w:rFonts w:hint="default" w:ascii="Symbol" w:hAnsi="Symbol"/>
+        <w:rFonts w:ascii="Symbol" w:hAnsi="Symbol" w:hint="default"/>
       </w:rPr>
     </w:lvl>
     <w:lvl w:ilvl="1" w:tplc="240A0003" w:tentative="1">
@@ -20663,7 +22370,7 @@
         <w:ind w:left="2149" w:hanging="360"/>
       </w:pPr>
       <w:rPr>
-        <w:rFonts w:hint="default" w:ascii="Courier New" w:hAnsi="Courier New" w:cs="Courier New"/>
+        <w:rFonts w:ascii="Courier New" w:hAnsi="Courier New" w:cs="Courier New" w:hint="default"/>
       </w:rPr>
     </w:lvl>
     <w:lvl w:ilvl="2" w:tplc="240A0005" w:tentative="1">
@@ -20675,7 +22382,7 @@
         <w:ind w:left="2869" w:hanging="360"/>
       </w:pPr>
       <w:rPr>
-        <w:rFonts w:hint="default" w:ascii="Wingdings" w:hAnsi="Wingdings"/>
+        <w:rFonts w:ascii="Wingdings" w:hAnsi="Wingdings" w:hint="default"/>
       </w:rPr>
     </w:lvl>
     <w:lvl w:ilvl="3" w:tplc="240A0001" w:tentative="1">
@@ -20687,7 +22394,7 @@
         <w:ind w:left="3589" w:hanging="360"/>
       </w:pPr>
       <w:rPr>
-        <w:rFonts w:hint="default" w:ascii="Symbol" w:hAnsi="Symbol"/>
+        <w:rFonts w:ascii="Symbol" w:hAnsi="Symbol" w:hint="default"/>
       </w:rPr>
     </w:lvl>
     <w:lvl w:ilvl="4" w:tplc="240A0003" w:tentative="1">
@@ -20699,7 +22406,7 @@
         <w:ind w:left="4309" w:hanging="360"/>
       </w:pPr>
       <w:rPr>
-        <w:rFonts w:hint="default" w:ascii="Courier New" w:hAnsi="Courier New" w:cs="Courier New"/>
+        <w:rFonts w:ascii="Courier New" w:hAnsi="Courier New" w:cs="Courier New" w:hint="default"/>
       </w:rPr>
     </w:lvl>
     <w:lvl w:ilvl="5" w:tplc="240A0005" w:tentative="1">
@@ -20711,7 +22418,7 @@
         <w:ind w:left="5029" w:hanging="360"/>
       </w:pPr>
       <w:rPr>
-        <w:rFonts w:hint="default" w:ascii="Wingdings" w:hAnsi="Wingdings"/>
+        <w:rFonts w:ascii="Wingdings" w:hAnsi="Wingdings" w:hint="default"/>
       </w:rPr>
     </w:lvl>
     <w:lvl w:ilvl="6" w:tplc="240A0001" w:tentative="1">
@@ -20723,7 +22430,7 @@
         <w:ind w:left="5749" w:hanging="360"/>
       </w:pPr>
       <w:rPr>
-        <w:rFonts w:hint="default" w:ascii="Symbol" w:hAnsi="Symbol"/>
+        <w:rFonts w:ascii="Symbol" w:hAnsi="Symbol" w:hint="default"/>
       </w:rPr>
     </w:lvl>
     <w:lvl w:ilvl="7" w:tplc="240A0003" w:tentative="1">
@@ -20735,7 +22442,7 @@
         <w:ind w:left="6469" w:hanging="360"/>
       </w:pPr>
       <w:rPr>
-        <w:rFonts w:hint="default" w:ascii="Courier New" w:hAnsi="Courier New" w:cs="Courier New"/>
+        <w:rFonts w:ascii="Courier New" w:hAnsi="Courier New" w:cs="Courier New" w:hint="default"/>
       </w:rPr>
     </w:lvl>
     <w:lvl w:ilvl="8" w:tplc="240A0005" w:tentative="1">
@@ -20747,11 +22454,11 @@
         <w:ind w:left="7189" w:hanging="360"/>
       </w:pPr>
       <w:rPr>
-        <w:rFonts w:hint="default" w:ascii="Wingdings" w:hAnsi="Wingdings"/>
+        <w:rFonts w:ascii="Wingdings" w:hAnsi="Wingdings" w:hint="default"/>
       </w:rPr>
     </w:lvl>
   </w:abstractNum>
-  <w:abstractNum w:abstractNumId="34" w15:restartNumberingAfterBreak="0">
+  <w:abstractNum w:abstractNumId="38" w15:restartNumberingAfterBreak="0">
     <w:nsid w:val="61067268"/>
     <w:multiLevelType w:val="hybridMultilevel"/>
     <w:tmpl w:val="96BC281C"/>
@@ -20764,7 +22471,7 @@
         <w:ind w:left="1429" w:hanging="360"/>
       </w:pPr>
       <w:rPr>
-        <w:rFonts w:hint="default" w:ascii="Symbol" w:hAnsi="Symbol"/>
+        <w:rFonts w:ascii="Symbol" w:hAnsi="Symbol" w:hint="default"/>
       </w:rPr>
     </w:lvl>
     <w:lvl w:ilvl="1" w:tplc="240A0003" w:tentative="1">
@@ -20776,7 +22483,7 @@
         <w:ind w:left="2149" w:hanging="360"/>
       </w:pPr>
       <w:rPr>
-        <w:rFonts w:hint="default" w:ascii="Courier New" w:hAnsi="Courier New" w:cs="Courier New"/>
+        <w:rFonts w:ascii="Courier New" w:hAnsi="Courier New" w:cs="Courier New" w:hint="default"/>
       </w:rPr>
     </w:lvl>
     <w:lvl w:ilvl="2" w:tplc="240A0005" w:tentative="1">
@@ -20788,7 +22495,7 @@
         <w:ind w:left="2869" w:hanging="360"/>
       </w:pPr>
       <w:rPr>
-        <w:rFonts w:hint="default" w:ascii="Wingdings" w:hAnsi="Wingdings"/>
+        <w:rFonts w:ascii="Wingdings" w:hAnsi="Wingdings" w:hint="default"/>
       </w:rPr>
     </w:lvl>
     <w:lvl w:ilvl="3" w:tplc="240A0001" w:tentative="1">
@@ -20800,7 +22507,7 @@
         <w:ind w:left="3589" w:hanging="360"/>
       </w:pPr>
       <w:rPr>
-        <w:rFonts w:hint="default" w:ascii="Symbol" w:hAnsi="Symbol"/>
+        <w:rFonts w:ascii="Symbol" w:hAnsi="Symbol" w:hint="default"/>
       </w:rPr>
     </w:lvl>
     <w:lvl w:ilvl="4" w:tplc="240A0003" w:tentative="1">
@@ -20812,7 +22519,7 @@
         <w:ind w:left="4309" w:hanging="360"/>
       </w:pPr>
       <w:rPr>
-        <w:rFonts w:hint="default" w:ascii="Courier New" w:hAnsi="Courier New" w:cs="Courier New"/>
+        <w:rFonts w:ascii="Courier New" w:hAnsi="Courier New" w:cs="Courier New" w:hint="default"/>
       </w:rPr>
     </w:lvl>
     <w:lvl w:ilvl="5" w:tplc="240A0005" w:tentative="1">
@@ -20824,7 +22531,7 @@
         <w:ind w:left="5029" w:hanging="360"/>
       </w:pPr>
       <w:rPr>
-        <w:rFonts w:hint="default" w:ascii="Wingdings" w:hAnsi="Wingdings"/>
+        <w:rFonts w:ascii="Wingdings" w:hAnsi="Wingdings" w:hint="default"/>
       </w:rPr>
     </w:lvl>
     <w:lvl w:ilvl="6" w:tplc="240A0001" w:tentative="1">
@@ -20836,7 +22543,7 @@
         <w:ind w:left="5749" w:hanging="360"/>
       </w:pPr>
       <w:rPr>
-        <w:rFonts w:hint="default" w:ascii="Symbol" w:hAnsi="Symbol"/>
+        <w:rFonts w:ascii="Symbol" w:hAnsi="Symbol" w:hint="default"/>
       </w:rPr>
     </w:lvl>
     <w:lvl w:ilvl="7" w:tplc="240A0003" w:tentative="1">
@@ -20848,7 +22555,7 @@
         <w:ind w:left="6469" w:hanging="360"/>
       </w:pPr>
       <w:rPr>
-        <w:rFonts w:hint="default" w:ascii="Courier New" w:hAnsi="Courier New" w:cs="Courier New"/>
+        <w:rFonts w:ascii="Courier New" w:hAnsi="Courier New" w:cs="Courier New" w:hint="default"/>
       </w:rPr>
     </w:lvl>
     <w:lvl w:ilvl="8" w:tplc="240A0005" w:tentative="1">
@@ -20860,11 +22567,11 @@
         <w:ind w:left="7189" w:hanging="360"/>
       </w:pPr>
       <w:rPr>
-        <w:rFonts w:hint="default" w:ascii="Wingdings" w:hAnsi="Wingdings"/>
+        <w:rFonts w:ascii="Wingdings" w:hAnsi="Wingdings" w:hint="default"/>
       </w:rPr>
     </w:lvl>
   </w:abstractNum>
-  <w:abstractNum w:abstractNumId="35" w15:restartNumberingAfterBreak="0">
+  <w:abstractNum w:abstractNumId="39" w15:restartNumberingAfterBreak="0">
     <w:nsid w:val="645C65C0"/>
     <w:multiLevelType w:val="hybridMultilevel"/>
     <w:tmpl w:val="E878E30C"/>
@@ -20877,7 +22584,7 @@
         <w:ind w:left="1429" w:hanging="360"/>
       </w:pPr>
       <w:rPr>
-        <w:rFonts w:hint="default" w:ascii="Symbol" w:hAnsi="Symbol"/>
+        <w:rFonts w:ascii="Symbol" w:hAnsi="Symbol" w:hint="default"/>
       </w:rPr>
     </w:lvl>
     <w:lvl w:ilvl="1" w:tplc="240A0003" w:tentative="1">
@@ -20889,7 +22596,7 @@
         <w:ind w:left="2149" w:hanging="360"/>
       </w:pPr>
       <w:rPr>
-        <w:rFonts w:hint="default" w:ascii="Courier New" w:hAnsi="Courier New" w:cs="Courier New"/>
+        <w:rFonts w:ascii="Courier New" w:hAnsi="Courier New" w:cs="Courier New" w:hint="default"/>
       </w:rPr>
     </w:lvl>
     <w:lvl w:ilvl="2" w:tplc="240A0005" w:tentative="1">
@@ -20901,7 +22608,7 @@
         <w:ind w:left="2869" w:hanging="360"/>
       </w:pPr>
       <w:rPr>
-        <w:rFonts w:hint="default" w:ascii="Wingdings" w:hAnsi="Wingdings"/>
+        <w:rFonts w:ascii="Wingdings" w:hAnsi="Wingdings" w:hint="default"/>
       </w:rPr>
     </w:lvl>
     <w:lvl w:ilvl="3" w:tplc="240A0001" w:tentative="1">
@@ -20913,7 +22620,7 @@
         <w:ind w:left="3589" w:hanging="360"/>
       </w:pPr>
       <w:rPr>
-        <w:rFonts w:hint="default" w:ascii="Symbol" w:hAnsi="Symbol"/>
+        <w:rFonts w:ascii="Symbol" w:hAnsi="Symbol" w:hint="default"/>
       </w:rPr>
     </w:lvl>
     <w:lvl w:ilvl="4" w:tplc="240A0003" w:tentative="1">
@@ -20925,7 +22632,7 @@
         <w:ind w:left="4309" w:hanging="360"/>
       </w:pPr>
       <w:rPr>
-        <w:rFonts w:hint="default" w:ascii="Courier New" w:hAnsi="Courier New" w:cs="Courier New"/>
+        <w:rFonts w:ascii="Courier New" w:hAnsi="Courier New" w:cs="Courier New" w:hint="default"/>
       </w:rPr>
     </w:lvl>
     <w:lvl w:ilvl="5" w:tplc="240A0005" w:tentative="1">
@@ -20937,7 +22644,7 @@
         <w:ind w:left="5029" w:hanging="360"/>
       </w:pPr>
       <w:rPr>
-        <w:rFonts w:hint="default" w:ascii="Wingdings" w:hAnsi="Wingdings"/>
+        <w:rFonts w:ascii="Wingdings" w:hAnsi="Wingdings" w:hint="default"/>
       </w:rPr>
     </w:lvl>
     <w:lvl w:ilvl="6" w:tplc="240A0001" w:tentative="1">
@@ -20949,7 +22656,7 @@
         <w:ind w:left="5749" w:hanging="360"/>
       </w:pPr>
       <w:rPr>
-        <w:rFonts w:hint="default" w:ascii="Symbol" w:hAnsi="Symbol"/>
+        <w:rFonts w:ascii="Symbol" w:hAnsi="Symbol" w:hint="default"/>
       </w:rPr>
     </w:lvl>
     <w:lvl w:ilvl="7" w:tplc="240A0003" w:tentative="1">
@@ -20961,7 +22668,7 @@
         <w:ind w:left="6469" w:hanging="360"/>
       </w:pPr>
       <w:rPr>
-        <w:rFonts w:hint="default" w:ascii="Courier New" w:hAnsi="Courier New" w:cs="Courier New"/>
+        <w:rFonts w:ascii="Courier New" w:hAnsi="Courier New" w:cs="Courier New" w:hint="default"/>
       </w:rPr>
     </w:lvl>
     <w:lvl w:ilvl="8" w:tplc="240A0005" w:tentative="1">
@@ -20973,11 +22680,124 @@
         <w:ind w:left="7189" w:hanging="360"/>
       </w:pPr>
       <w:rPr>
-        <w:rFonts w:hint="default" w:ascii="Wingdings" w:hAnsi="Wingdings"/>
+        <w:rFonts w:ascii="Wingdings" w:hAnsi="Wingdings" w:hint="default"/>
       </w:rPr>
     </w:lvl>
   </w:abstractNum>
-  <w:abstractNum w:abstractNumId="36" w15:restartNumberingAfterBreak="0">
+  <w:abstractNum w:abstractNumId="40" w15:restartNumberingAfterBreak="0">
+    <w:nsid w:val="6A9817AF"/>
+    <w:multiLevelType w:val="hybridMultilevel"/>
+    <w:tmpl w:val="77EC08F2"/>
+    <w:lvl w:ilvl="0" w:tplc="240A0001">
+      <w:start w:val="1"/>
+      <w:numFmt w:val="bullet"/>
+      <w:lvlText w:val=""/>
+      <w:lvlJc w:val="left"/>
+      <w:pPr>
+        <w:ind w:left="1429" w:hanging="360"/>
+      </w:pPr>
+      <w:rPr>
+        <w:rFonts w:ascii="Symbol" w:hAnsi="Symbol" w:hint="default"/>
+      </w:rPr>
+    </w:lvl>
+    <w:lvl w:ilvl="1" w:tplc="240A0003" w:tentative="1">
+      <w:start w:val="1"/>
+      <w:numFmt w:val="bullet"/>
+      <w:lvlText w:val="o"/>
+      <w:lvlJc w:val="left"/>
+      <w:pPr>
+        <w:ind w:left="2149" w:hanging="360"/>
+      </w:pPr>
+      <w:rPr>
+        <w:rFonts w:ascii="Courier New" w:hAnsi="Courier New" w:cs="Courier New" w:hint="default"/>
+      </w:rPr>
+    </w:lvl>
+    <w:lvl w:ilvl="2" w:tplc="240A0005" w:tentative="1">
+      <w:start w:val="1"/>
+      <w:numFmt w:val="bullet"/>
+      <w:lvlText w:val=""/>
+      <w:lvlJc w:val="left"/>
+      <w:pPr>
+        <w:ind w:left="2869" w:hanging="360"/>
+      </w:pPr>
+      <w:rPr>
+        <w:rFonts w:ascii="Wingdings" w:hAnsi="Wingdings" w:hint="default"/>
+      </w:rPr>
+    </w:lvl>
+    <w:lvl w:ilvl="3" w:tplc="240A0001" w:tentative="1">
+      <w:start w:val="1"/>
+      <w:numFmt w:val="bullet"/>
+      <w:lvlText w:val=""/>
+      <w:lvlJc w:val="left"/>
+      <w:pPr>
+        <w:ind w:left="3589" w:hanging="360"/>
+      </w:pPr>
+      <w:rPr>
+        <w:rFonts w:ascii="Symbol" w:hAnsi="Symbol" w:hint="default"/>
+      </w:rPr>
+    </w:lvl>
+    <w:lvl w:ilvl="4" w:tplc="240A0003" w:tentative="1">
+      <w:start w:val="1"/>
+      <w:numFmt w:val="bullet"/>
+      <w:lvlText w:val="o"/>
+      <w:lvlJc w:val="left"/>
+      <w:pPr>
+        <w:ind w:left="4309" w:hanging="360"/>
+      </w:pPr>
+      <w:rPr>
+        <w:rFonts w:ascii="Courier New" w:hAnsi="Courier New" w:cs="Courier New" w:hint="default"/>
+      </w:rPr>
+    </w:lvl>
+    <w:lvl w:ilvl="5" w:tplc="240A0005" w:tentative="1">
+      <w:start w:val="1"/>
+      <w:numFmt w:val="bullet"/>
+      <w:lvlText w:val=""/>
+      <w:lvlJc w:val="left"/>
+      <w:pPr>
+        <w:ind w:left="5029" w:hanging="360"/>
+      </w:pPr>
+      <w:rPr>
+        <w:rFonts w:ascii="Wingdings" w:hAnsi="Wingdings" w:hint="default"/>
+      </w:rPr>
+    </w:lvl>
+    <w:lvl w:ilvl="6" w:tplc="240A0001" w:tentative="1">
+      <w:start w:val="1"/>
+      <w:numFmt w:val="bullet"/>
+      <w:lvlText w:val=""/>
+      <w:lvlJc w:val="left"/>
+      <w:pPr>
+        <w:ind w:left="5749" w:hanging="360"/>
+      </w:pPr>
+      <w:rPr>
+        <w:rFonts w:ascii="Symbol" w:hAnsi="Symbol" w:hint="default"/>
+      </w:rPr>
+    </w:lvl>
+    <w:lvl w:ilvl="7" w:tplc="240A0003" w:tentative="1">
+      <w:start w:val="1"/>
+      <w:numFmt w:val="bullet"/>
+      <w:lvlText w:val="o"/>
+      <w:lvlJc w:val="left"/>
+      <w:pPr>
+        <w:ind w:left="6469" w:hanging="360"/>
+      </w:pPr>
+      <w:rPr>
+        <w:rFonts w:ascii="Courier New" w:hAnsi="Courier New" w:cs="Courier New" w:hint="default"/>
+      </w:rPr>
+    </w:lvl>
+    <w:lvl w:ilvl="8" w:tplc="240A0005" w:tentative="1">
+      <w:start w:val="1"/>
+      <w:numFmt w:val="bullet"/>
+      <w:lvlText w:val=""/>
+      <w:lvlJc w:val="left"/>
+      <w:pPr>
+        <w:ind w:left="7189" w:hanging="360"/>
+      </w:pPr>
+      <w:rPr>
+        <w:rFonts w:ascii="Wingdings" w:hAnsi="Wingdings" w:hint="default"/>
+      </w:rPr>
+    </w:lvl>
+  </w:abstractNum>
+  <w:abstractNum w:abstractNumId="41" w15:restartNumberingAfterBreak="0">
     <w:nsid w:val="6AA33890"/>
     <w:multiLevelType w:val="hybridMultilevel"/>
     <w:tmpl w:val="4D621E84"/>
@@ -20990,7 +22810,7 @@
         <w:ind w:left="1429" w:hanging="360"/>
       </w:pPr>
       <w:rPr>
-        <w:rFonts w:hint="default" w:ascii="Symbol" w:hAnsi="Symbol"/>
+        <w:rFonts w:ascii="Symbol" w:hAnsi="Symbol" w:hint="default"/>
       </w:rPr>
     </w:lvl>
     <w:lvl w:ilvl="1" w:tplc="240A0003" w:tentative="1">
@@ -21002,7 +22822,7 @@
         <w:ind w:left="2149" w:hanging="360"/>
       </w:pPr>
       <w:rPr>
-        <w:rFonts w:hint="default" w:ascii="Courier New" w:hAnsi="Courier New" w:cs="Courier New"/>
+        <w:rFonts w:ascii="Courier New" w:hAnsi="Courier New" w:cs="Courier New" w:hint="default"/>
       </w:rPr>
     </w:lvl>
     <w:lvl w:ilvl="2" w:tplc="240A0005" w:tentative="1">
@@ -21014,7 +22834,7 @@
         <w:ind w:left="2869" w:hanging="360"/>
       </w:pPr>
       <w:rPr>
-        <w:rFonts w:hint="default" w:ascii="Wingdings" w:hAnsi="Wingdings"/>
+        <w:rFonts w:ascii="Wingdings" w:hAnsi="Wingdings" w:hint="default"/>
       </w:rPr>
     </w:lvl>
     <w:lvl w:ilvl="3" w:tplc="240A0001" w:tentative="1">
@@ -21026,7 +22846,7 @@
         <w:ind w:left="3589" w:hanging="360"/>
       </w:pPr>
       <w:rPr>
-        <w:rFonts w:hint="default" w:ascii="Symbol" w:hAnsi="Symbol"/>
+        <w:rFonts w:ascii="Symbol" w:hAnsi="Symbol" w:hint="default"/>
       </w:rPr>
     </w:lvl>
     <w:lvl w:ilvl="4" w:tplc="240A0003" w:tentative="1">
@@ -21038,7 +22858,7 @@
         <w:ind w:left="4309" w:hanging="360"/>
       </w:pPr>
       <w:rPr>
-        <w:rFonts w:hint="default" w:ascii="Courier New" w:hAnsi="Courier New" w:cs="Courier New"/>
+        <w:rFonts w:ascii="Courier New" w:hAnsi="Courier New" w:cs="Courier New" w:hint="default"/>
       </w:rPr>
     </w:lvl>
     <w:lvl w:ilvl="5" w:tplc="240A0005" w:tentative="1">
@@ -21050,7 +22870,7 @@
         <w:ind w:left="5029" w:hanging="360"/>
       </w:pPr>
       <w:rPr>
-        <w:rFonts w:hint="default" w:ascii="Wingdings" w:hAnsi="Wingdings"/>
+        <w:rFonts w:ascii="Wingdings" w:hAnsi="Wingdings" w:hint="default"/>
       </w:rPr>
     </w:lvl>
     <w:lvl w:ilvl="6" w:tplc="240A0001" w:tentative="1">
@@ -21062,7 +22882,7 @@
         <w:ind w:left="5749" w:hanging="360"/>
       </w:pPr>
       <w:rPr>
-        <w:rFonts w:hint="default" w:ascii="Symbol" w:hAnsi="Symbol"/>
+        <w:rFonts w:ascii="Symbol" w:hAnsi="Symbol" w:hint="default"/>
       </w:rPr>
     </w:lvl>
     <w:lvl w:ilvl="7" w:tplc="240A0003" w:tentative="1">
@@ -21074,7 +22894,7 @@
         <w:ind w:left="6469" w:hanging="360"/>
       </w:pPr>
       <w:rPr>
-        <w:rFonts w:hint="default" w:ascii="Courier New" w:hAnsi="Courier New" w:cs="Courier New"/>
+        <w:rFonts w:ascii="Courier New" w:hAnsi="Courier New" w:cs="Courier New" w:hint="default"/>
       </w:rPr>
     </w:lvl>
     <w:lvl w:ilvl="8" w:tplc="240A0005" w:tentative="1">
@@ -21086,11 +22906,124 @@
         <w:ind w:left="7189" w:hanging="360"/>
       </w:pPr>
       <w:rPr>
-        <w:rFonts w:hint="default" w:ascii="Wingdings" w:hAnsi="Wingdings"/>
+        <w:rFonts w:ascii="Wingdings" w:hAnsi="Wingdings" w:hint="default"/>
       </w:rPr>
     </w:lvl>
   </w:abstractNum>
-  <w:abstractNum w:abstractNumId="37" w15:restartNumberingAfterBreak="0">
+  <w:abstractNum w:abstractNumId="42" w15:restartNumberingAfterBreak="0">
+    <w:nsid w:val="6EB573FE"/>
+    <w:multiLevelType w:val="hybridMultilevel"/>
+    <w:tmpl w:val="3EF0D6C6"/>
+    <w:lvl w:ilvl="0" w:tplc="240A0001">
+      <w:start w:val="1"/>
+      <w:numFmt w:val="bullet"/>
+      <w:lvlText w:val=""/>
+      <w:lvlJc w:val="left"/>
+      <w:pPr>
+        <w:ind w:left="1429" w:hanging="360"/>
+      </w:pPr>
+      <w:rPr>
+        <w:rFonts w:ascii="Symbol" w:hAnsi="Symbol" w:hint="default"/>
+      </w:rPr>
+    </w:lvl>
+    <w:lvl w:ilvl="1" w:tplc="240A0003" w:tentative="1">
+      <w:start w:val="1"/>
+      <w:numFmt w:val="bullet"/>
+      <w:lvlText w:val="o"/>
+      <w:lvlJc w:val="left"/>
+      <w:pPr>
+        <w:ind w:left="2149" w:hanging="360"/>
+      </w:pPr>
+      <w:rPr>
+        <w:rFonts w:ascii="Courier New" w:hAnsi="Courier New" w:cs="Courier New" w:hint="default"/>
+      </w:rPr>
+    </w:lvl>
+    <w:lvl w:ilvl="2" w:tplc="240A0005" w:tentative="1">
+      <w:start w:val="1"/>
+      <w:numFmt w:val="bullet"/>
+      <w:lvlText w:val=""/>
+      <w:lvlJc w:val="left"/>
+      <w:pPr>
+        <w:ind w:left="2869" w:hanging="360"/>
+      </w:pPr>
+      <w:rPr>
+        <w:rFonts w:ascii="Wingdings" w:hAnsi="Wingdings" w:hint="default"/>
+      </w:rPr>
+    </w:lvl>
+    <w:lvl w:ilvl="3" w:tplc="240A0001" w:tentative="1">
+      <w:start w:val="1"/>
+      <w:numFmt w:val="bullet"/>
+      <w:lvlText w:val=""/>
+      <w:lvlJc w:val="left"/>
+      <w:pPr>
+        <w:ind w:left="3589" w:hanging="360"/>
+      </w:pPr>
+      <w:rPr>
+        <w:rFonts w:ascii="Symbol" w:hAnsi="Symbol" w:hint="default"/>
+      </w:rPr>
+    </w:lvl>
+    <w:lvl w:ilvl="4" w:tplc="240A0003" w:tentative="1">
+      <w:start w:val="1"/>
+      <w:numFmt w:val="bullet"/>
+      <w:lvlText w:val="o"/>
+      <w:lvlJc w:val="left"/>
+      <w:pPr>
+        <w:ind w:left="4309" w:hanging="360"/>
+      </w:pPr>
+      <w:rPr>
+        <w:rFonts w:ascii="Courier New" w:hAnsi="Courier New" w:cs="Courier New" w:hint="default"/>
+      </w:rPr>
+    </w:lvl>
+    <w:lvl w:ilvl="5" w:tplc="240A0005" w:tentative="1">
+      <w:start w:val="1"/>
+      <w:numFmt w:val="bullet"/>
+      <w:lvlText w:val=""/>
+      <w:lvlJc w:val="left"/>
+      <w:pPr>
+        <w:ind w:left="5029" w:hanging="360"/>
+      </w:pPr>
+      <w:rPr>
+        <w:rFonts w:ascii="Wingdings" w:hAnsi="Wingdings" w:hint="default"/>
+      </w:rPr>
+    </w:lvl>
+    <w:lvl w:ilvl="6" w:tplc="240A0001" w:tentative="1">
+      <w:start w:val="1"/>
+      <w:numFmt w:val="bullet"/>
+      <w:lvlText w:val=""/>
+      <w:lvlJc w:val="left"/>
+      <w:pPr>
+        <w:ind w:left="5749" w:hanging="360"/>
+      </w:pPr>
+      <w:rPr>
+        <w:rFonts w:ascii="Symbol" w:hAnsi="Symbol" w:hint="default"/>
+      </w:rPr>
+    </w:lvl>
+    <w:lvl w:ilvl="7" w:tplc="240A0003" w:tentative="1">
+      <w:start w:val="1"/>
+      <w:numFmt w:val="bullet"/>
+      <w:lvlText w:val="o"/>
+      <w:lvlJc w:val="left"/>
+      <w:pPr>
+        <w:ind w:left="6469" w:hanging="360"/>
+      </w:pPr>
+      <w:rPr>
+        <w:rFonts w:ascii="Courier New" w:hAnsi="Courier New" w:cs="Courier New" w:hint="default"/>
+      </w:rPr>
+    </w:lvl>
+    <w:lvl w:ilvl="8" w:tplc="240A0005" w:tentative="1">
+      <w:start w:val="1"/>
+      <w:numFmt w:val="bullet"/>
+      <w:lvlText w:val=""/>
+      <w:lvlJc w:val="left"/>
+      <w:pPr>
+        <w:ind w:left="7189" w:hanging="360"/>
+      </w:pPr>
+      <w:rPr>
+        <w:rFonts w:ascii="Wingdings" w:hAnsi="Wingdings" w:hint="default"/>
+      </w:rPr>
+    </w:lvl>
+  </w:abstractNum>
+  <w:abstractNum w:abstractNumId="43" w15:restartNumberingAfterBreak="0">
     <w:nsid w:val="6ECC6252"/>
     <w:multiLevelType w:val="hybridMultilevel"/>
     <w:tmpl w:val="653C3E4C"/>
@@ -21103,7 +23036,7 @@
         <w:ind w:left="1429" w:hanging="360"/>
       </w:pPr>
       <w:rPr>
-        <w:rFonts w:hint="default" w:ascii="Symbol" w:hAnsi="Symbol"/>
+        <w:rFonts w:ascii="Symbol" w:hAnsi="Symbol" w:hint="default"/>
       </w:rPr>
     </w:lvl>
     <w:lvl w:ilvl="1" w:tplc="240A0003" w:tentative="1">
@@ -21115,7 +23048,7 @@
         <w:ind w:left="2149" w:hanging="360"/>
       </w:pPr>
       <w:rPr>
-        <w:rFonts w:hint="default" w:ascii="Courier New" w:hAnsi="Courier New" w:cs="Courier New"/>
+        <w:rFonts w:ascii="Courier New" w:hAnsi="Courier New" w:cs="Courier New" w:hint="default"/>
       </w:rPr>
     </w:lvl>
     <w:lvl w:ilvl="2" w:tplc="240A0005" w:tentative="1">
@@ -21127,7 +23060,7 @@
         <w:ind w:left="2869" w:hanging="360"/>
       </w:pPr>
       <w:rPr>
-        <w:rFonts w:hint="default" w:ascii="Wingdings" w:hAnsi="Wingdings"/>
+        <w:rFonts w:ascii="Wingdings" w:hAnsi="Wingdings" w:hint="default"/>
       </w:rPr>
     </w:lvl>
     <w:lvl w:ilvl="3" w:tplc="240A0001" w:tentative="1">
@@ -21139,7 +23072,7 @@
         <w:ind w:left="3589" w:hanging="360"/>
       </w:pPr>
       <w:rPr>
-        <w:rFonts w:hint="default" w:ascii="Symbol" w:hAnsi="Symbol"/>
+        <w:rFonts w:ascii="Symbol" w:hAnsi="Symbol" w:hint="default"/>
       </w:rPr>
     </w:lvl>
     <w:lvl w:ilvl="4" w:tplc="240A0003" w:tentative="1">
@@ -21151,7 +23084,7 @@
         <w:ind w:left="4309" w:hanging="360"/>
       </w:pPr>
       <w:rPr>
-        <w:rFonts w:hint="default" w:ascii="Courier New" w:hAnsi="Courier New" w:cs="Courier New"/>
+        <w:rFonts w:ascii="Courier New" w:hAnsi="Courier New" w:cs="Courier New" w:hint="default"/>
       </w:rPr>
     </w:lvl>
     <w:lvl w:ilvl="5" w:tplc="240A0005" w:tentative="1">
@@ -21163,7 +23096,7 @@
         <w:ind w:left="5029" w:hanging="360"/>
       </w:pPr>
       <w:rPr>
-        <w:rFonts w:hint="default" w:ascii="Wingdings" w:hAnsi="Wingdings"/>
+        <w:rFonts w:ascii="Wingdings" w:hAnsi="Wingdings" w:hint="default"/>
       </w:rPr>
     </w:lvl>
     <w:lvl w:ilvl="6" w:tplc="240A0001" w:tentative="1">
@@ -21175,7 +23108,7 @@
         <w:ind w:left="5749" w:hanging="360"/>
       </w:pPr>
       <w:rPr>
-        <w:rFonts w:hint="default" w:ascii="Symbol" w:hAnsi="Symbol"/>
+        <w:rFonts w:ascii="Symbol" w:hAnsi="Symbol" w:hint="default"/>
       </w:rPr>
     </w:lvl>
     <w:lvl w:ilvl="7" w:tplc="240A0003" w:tentative="1">
@@ -21187,7 +23120,7 @@
         <w:ind w:left="6469" w:hanging="360"/>
       </w:pPr>
       <w:rPr>
-        <w:rFonts w:hint="default" w:ascii="Courier New" w:hAnsi="Courier New" w:cs="Courier New"/>
+        <w:rFonts w:ascii="Courier New" w:hAnsi="Courier New" w:cs="Courier New" w:hint="default"/>
       </w:rPr>
     </w:lvl>
     <w:lvl w:ilvl="8" w:tplc="240A0005" w:tentative="1">
@@ -21199,11 +23132,11 @@
         <w:ind w:left="7189" w:hanging="360"/>
       </w:pPr>
       <w:rPr>
-        <w:rFonts w:hint="default" w:ascii="Wingdings" w:hAnsi="Wingdings"/>
+        <w:rFonts w:ascii="Wingdings" w:hAnsi="Wingdings" w:hint="default"/>
       </w:rPr>
     </w:lvl>
   </w:abstractNum>
-  <w:abstractNum w:abstractNumId="38" w15:restartNumberingAfterBreak="0">
+  <w:abstractNum w:abstractNumId="44" w15:restartNumberingAfterBreak="0">
     <w:nsid w:val="7C161D1C"/>
     <w:multiLevelType w:val="multilevel"/>
     <w:tmpl w:val="A0847D66"/>
@@ -21339,7 +23272,7 @@
       </w:pPr>
     </w:lvl>
   </w:abstractNum>
-  <w:abstractNum w:abstractNumId="39" w15:restartNumberingAfterBreak="0">
+  <w:abstractNum w:abstractNumId="45" w15:restartNumberingAfterBreak="0">
     <w:nsid w:val="7FE30A91"/>
     <w:multiLevelType w:val="hybridMultilevel"/>
     <w:tmpl w:val="2FA8BDE0"/>
@@ -21352,7 +23285,7 @@
         <w:ind w:left="1429" w:hanging="360"/>
       </w:pPr>
       <w:rPr>
-        <w:rFonts w:hint="default" w:ascii="Symbol" w:hAnsi="Symbol"/>
+        <w:rFonts w:ascii="Symbol" w:hAnsi="Symbol" w:hint="default"/>
       </w:rPr>
     </w:lvl>
     <w:lvl w:ilvl="1" w:tplc="240A0003" w:tentative="1">
@@ -21364,7 +23297,7 @@
         <w:ind w:left="2149" w:hanging="360"/>
       </w:pPr>
       <w:rPr>
-        <w:rFonts w:hint="default" w:ascii="Courier New" w:hAnsi="Courier New" w:cs="Courier New"/>
+        <w:rFonts w:ascii="Courier New" w:hAnsi="Courier New" w:cs="Courier New" w:hint="default"/>
       </w:rPr>
     </w:lvl>
     <w:lvl w:ilvl="2" w:tplc="240A0005" w:tentative="1">
@@ -21376,7 +23309,7 @@
         <w:ind w:left="2869" w:hanging="360"/>
       </w:pPr>
       <w:rPr>
-        <w:rFonts w:hint="default" w:ascii="Wingdings" w:hAnsi="Wingdings"/>
+        <w:rFonts w:ascii="Wingdings" w:hAnsi="Wingdings" w:hint="default"/>
       </w:rPr>
     </w:lvl>
     <w:lvl w:ilvl="3" w:tplc="240A0001" w:tentative="1">
@@ -21388,7 +23321,7 @@
         <w:ind w:left="3589" w:hanging="360"/>
       </w:pPr>
       <w:rPr>
-        <w:rFonts w:hint="default" w:ascii="Symbol" w:hAnsi="Symbol"/>
+        <w:rFonts w:ascii="Symbol" w:hAnsi="Symbol" w:hint="default"/>
       </w:rPr>
     </w:lvl>
     <w:lvl w:ilvl="4" w:tplc="240A0003" w:tentative="1">
@@ -21400,7 +23333,7 @@
         <w:ind w:left="4309" w:hanging="360"/>
       </w:pPr>
       <w:rPr>
-        <w:rFonts w:hint="default" w:ascii="Courier New" w:hAnsi="Courier New" w:cs="Courier New"/>
+        <w:rFonts w:ascii="Courier New" w:hAnsi="Courier New" w:cs="Courier New" w:hint="default"/>
       </w:rPr>
     </w:lvl>
     <w:lvl w:ilvl="5" w:tplc="240A0005" w:tentative="1">
@@ -21412,7 +23345,7 @@
         <w:ind w:left="5029" w:hanging="360"/>
       </w:pPr>
       <w:rPr>
-        <w:rFonts w:hint="default" w:ascii="Wingdings" w:hAnsi="Wingdings"/>
+        <w:rFonts w:ascii="Wingdings" w:hAnsi="Wingdings" w:hint="default"/>
       </w:rPr>
     </w:lvl>
     <w:lvl w:ilvl="6" w:tplc="240A0001" w:tentative="1">
@@ -21424,7 +23357,7 @@
         <w:ind w:left="5749" w:hanging="360"/>
       </w:pPr>
       <w:rPr>
-        <w:rFonts w:hint="default" w:ascii="Symbol" w:hAnsi="Symbol"/>
+        <w:rFonts w:ascii="Symbol" w:hAnsi="Symbol" w:hint="default"/>
       </w:rPr>
     </w:lvl>
     <w:lvl w:ilvl="7" w:tplc="240A0003" w:tentative="1">
@@ -21436,7 +23369,7 @@
         <w:ind w:left="6469" w:hanging="360"/>
       </w:pPr>
       <w:rPr>
-        <w:rFonts w:hint="default" w:ascii="Courier New" w:hAnsi="Courier New" w:cs="Courier New"/>
+        <w:rFonts w:ascii="Courier New" w:hAnsi="Courier New" w:cs="Courier New" w:hint="default"/>
       </w:rPr>
     </w:lvl>
     <w:lvl w:ilvl="8" w:tplc="240A0005" w:tentative="1">
@@ -21448,12 +23381,12 @@
         <w:ind w:left="7189" w:hanging="360"/>
       </w:pPr>
       <w:rPr>
-        <w:rFonts w:hint="default" w:ascii="Wingdings" w:hAnsi="Wingdings"/>
+        <w:rFonts w:ascii="Wingdings" w:hAnsi="Wingdings" w:hint="default"/>
       </w:rPr>
     </w:lvl>
   </w:abstractNum>
   <w:num w:numId="1" w16cid:durableId="2000957126">
-    <w:abstractNumId w:val="38"/>
+    <w:abstractNumId w:val="44"/>
   </w:num>
   <w:num w:numId="2" w16cid:durableId="1585263860">
     <w:abstractNumId w:val="0"/>
@@ -21462,34 +23395,34 @@
     <w:abstractNumId w:val="10"/>
   </w:num>
   <w:num w:numId="4" w16cid:durableId="1532257930">
-    <w:abstractNumId w:val="29"/>
+    <w:abstractNumId w:val="33"/>
   </w:num>
   <w:num w:numId="5" w16cid:durableId="998075588">
+    <w:abstractNumId w:val="16"/>
+  </w:num>
+  <w:num w:numId="6" w16cid:durableId="1159686882">
     <w:abstractNumId w:val="14"/>
   </w:num>
-  <w:num w:numId="6" w16cid:durableId="1159686882">
-    <w:abstractNumId w:val="12"/>
-  </w:num>
   <w:num w:numId="7" w16cid:durableId="765462726">
-    <w:abstractNumId w:val="22"/>
+    <w:abstractNumId w:val="25"/>
   </w:num>
   <w:num w:numId="8" w16cid:durableId="1342202233">
-    <w:abstractNumId w:val="18"/>
+    <w:abstractNumId w:val="21"/>
   </w:num>
   <w:num w:numId="9" w16cid:durableId="386534143">
     <w:abstractNumId w:val="1"/>
   </w:num>
   <w:num w:numId="10" w16cid:durableId="2099595533">
-    <w:abstractNumId w:val="25"/>
+    <w:abstractNumId w:val="29"/>
   </w:num>
   <w:num w:numId="11" w16cid:durableId="2048022152">
-    <w:abstractNumId w:val="32"/>
+    <w:abstractNumId w:val="36"/>
   </w:num>
   <w:num w:numId="12" w16cid:durableId="742262847">
     <w:abstractNumId w:val="3"/>
   </w:num>
   <w:num w:numId="13" w16cid:durableId="1752507265">
-    <w:abstractNumId w:val="23"/>
+    <w:abstractNumId w:val="26"/>
   </w:num>
   <w:num w:numId="14" w16cid:durableId="139159005">
     <w:abstractNumId w:val="7"/>
@@ -21498,52 +23431,52 @@
     <w:abstractNumId w:val="8"/>
   </w:num>
   <w:num w:numId="16" w16cid:durableId="321081964">
-    <w:abstractNumId w:val="17"/>
+    <w:abstractNumId w:val="20"/>
   </w:num>
   <w:num w:numId="17" w16cid:durableId="1823814392">
     <w:abstractNumId w:val="6"/>
   </w:num>
   <w:num w:numId="18" w16cid:durableId="1384988614">
-    <w:abstractNumId w:val="34"/>
+    <w:abstractNumId w:val="38"/>
   </w:num>
   <w:num w:numId="19" w16cid:durableId="1130705459">
-    <w:abstractNumId w:val="39"/>
+    <w:abstractNumId w:val="45"/>
   </w:num>
   <w:num w:numId="20" w16cid:durableId="1403063334">
-    <w:abstractNumId w:val="13"/>
+    <w:abstractNumId w:val="15"/>
   </w:num>
   <w:num w:numId="21" w16cid:durableId="590744786">
     <w:abstractNumId w:val="5"/>
   </w:num>
   <w:num w:numId="22" w16cid:durableId="944119887">
-    <w:abstractNumId w:val="16"/>
+    <w:abstractNumId w:val="19"/>
   </w:num>
   <w:num w:numId="23" w16cid:durableId="694233275">
-    <w:abstractNumId w:val="27"/>
+    <w:abstractNumId w:val="31"/>
   </w:num>
   <w:num w:numId="24" w16cid:durableId="2015758984">
-    <w:abstractNumId w:val="20"/>
+    <w:abstractNumId w:val="23"/>
   </w:num>
   <w:num w:numId="25" w16cid:durableId="208105905">
-    <w:abstractNumId w:val="30"/>
+    <w:abstractNumId w:val="34"/>
   </w:num>
   <w:num w:numId="26" w16cid:durableId="210191444">
     <w:abstractNumId w:val="4"/>
   </w:num>
   <w:num w:numId="27" w16cid:durableId="876239339">
-    <w:abstractNumId w:val="26"/>
+    <w:abstractNumId w:val="30"/>
   </w:num>
   <w:num w:numId="28" w16cid:durableId="1610816938">
-    <w:abstractNumId w:val="21"/>
+    <w:abstractNumId w:val="24"/>
   </w:num>
   <w:num w:numId="29" w16cid:durableId="892810345">
-    <w:abstractNumId w:val="36"/>
+    <w:abstractNumId w:val="41"/>
   </w:num>
   <w:num w:numId="30" w16cid:durableId="570043292">
-    <w:abstractNumId w:val="19"/>
+    <w:abstractNumId w:val="22"/>
   </w:num>
   <w:num w:numId="31" w16cid:durableId="1749498132">
-    <w:abstractNumId w:val="37"/>
+    <w:abstractNumId w:val="43"/>
   </w:num>
   <w:num w:numId="32" w16cid:durableId="435366274">
     <w:abstractNumId w:val="2"/>
@@ -21552,25 +23485,43 @@
     <w:abstractNumId w:val="9"/>
   </w:num>
   <w:num w:numId="34" w16cid:durableId="1763184701">
+    <w:abstractNumId w:val="12"/>
+  </w:num>
+  <w:num w:numId="35" w16cid:durableId="2105492273">
+    <w:abstractNumId w:val="39"/>
+  </w:num>
+  <w:num w:numId="36" w16cid:durableId="1158230424">
+    <w:abstractNumId w:val="32"/>
+  </w:num>
+  <w:num w:numId="37" w16cid:durableId="1267037453">
+    <w:abstractNumId w:val="17"/>
+  </w:num>
+  <w:num w:numId="38" w16cid:durableId="95761136">
+    <w:abstractNumId w:val="37"/>
+  </w:num>
+  <w:num w:numId="39" w16cid:durableId="398285027">
+    <w:abstractNumId w:val="35"/>
+  </w:num>
+  <w:num w:numId="40" w16cid:durableId="1538271049">
+    <w:abstractNumId w:val="27"/>
+  </w:num>
+  <w:num w:numId="41" w16cid:durableId="1419789033">
     <w:abstractNumId w:val="11"/>
   </w:num>
-  <w:num w:numId="35" w16cid:durableId="2105492273">
-    <w:abstractNumId w:val="35"/>
+  <w:num w:numId="42" w16cid:durableId="1790393675">
+    <w:abstractNumId w:val="13"/>
   </w:num>
-  <w:num w:numId="36" w16cid:durableId="1158230424">
+  <w:num w:numId="43" w16cid:durableId="107160567">
+    <w:abstractNumId w:val="40"/>
+  </w:num>
+  <w:num w:numId="44" w16cid:durableId="94978571">
+    <w:abstractNumId w:val="42"/>
+  </w:num>
+  <w:num w:numId="45" w16cid:durableId="398332209">
+    <w:abstractNumId w:val="18"/>
+  </w:num>
+  <w:num w:numId="46" w16cid:durableId="1059787284">
     <w:abstractNumId w:val="28"/>
-  </w:num>
-  <w:num w:numId="37" w16cid:durableId="1267037453">
-    <w:abstractNumId w:val="15"/>
-  </w:num>
-  <w:num w:numId="38" w16cid:durableId="95761136">
-    <w:abstractNumId w:val="33"/>
-  </w:num>
-  <w:num w:numId="39" w16cid:durableId="398285027">
-    <w:abstractNumId w:val="31"/>
-  </w:num>
-  <w:num w:numId="40" w16cid:durableId="1538271049">
-    <w:abstractNumId w:val="24"/>
   </w:num>
   <w:numIdMacAtCleanup w:val="40"/>
 </w:numbering>
@@ -21581,7 +23532,7 @@
   <w:docDefaults>
     <w:rPrDefault>
       <w:rPr>
-        <w:rFonts w:asciiTheme="minorHAnsi" w:hAnsiTheme="minorHAnsi" w:eastAsiaTheme="minorHAnsi" w:cstheme="minorBidi"/>
+        <w:rFonts w:asciiTheme="minorHAnsi" w:eastAsiaTheme="minorHAnsi" w:hAnsiTheme="minorHAnsi" w:cstheme="minorBidi"/>
         <w:kern w:val="2"/>
         <w:sz w:val="22"/>
         <w:szCs w:val="22"/>
@@ -21598,14 +23549,14 @@
   <w:latentStyles w:defLockedState="0" w:defUIPriority="99" w:defSemiHidden="0" w:defUnhideWhenUsed="0" w:defQFormat="0" w:count="376">
     <w:lsdException w:name="Normal" w:uiPriority="0" w:qFormat="1"/>
     <w:lsdException w:name="heading 1" w:uiPriority="9" w:qFormat="1"/>
-    <w:lsdException w:name="heading 2" w:uiPriority="9" w:semiHidden="1" w:unhideWhenUsed="1" w:qFormat="1"/>
-    <w:lsdException w:name="heading 3" w:uiPriority="9" w:semiHidden="1" w:unhideWhenUsed="1" w:qFormat="1"/>
-    <w:lsdException w:name="heading 4" w:uiPriority="9" w:semiHidden="1" w:unhideWhenUsed="1" w:qFormat="1"/>
-    <w:lsdException w:name="heading 5" w:uiPriority="9" w:semiHidden="1" w:unhideWhenUsed="1" w:qFormat="1"/>
-    <w:lsdException w:name="heading 6" w:uiPriority="9" w:semiHidden="1" w:unhideWhenUsed="1"/>
-    <w:lsdException w:name="heading 7" w:uiPriority="9" w:semiHidden="1" w:unhideWhenUsed="1" w:qFormat="1"/>
-    <w:lsdException w:name="heading 8" w:uiPriority="9" w:semiHidden="1" w:unhideWhenUsed="1" w:qFormat="1"/>
-    <w:lsdException w:name="heading 9" w:uiPriority="9" w:semiHidden="1" w:unhideWhenUsed="1" w:qFormat="1"/>
+    <w:lsdException w:name="heading 2" w:semiHidden="1" w:uiPriority="9" w:unhideWhenUsed="1" w:qFormat="1"/>
+    <w:lsdException w:name="heading 3" w:semiHidden="1" w:uiPriority="9" w:unhideWhenUsed="1" w:qFormat="1"/>
+    <w:lsdException w:name="heading 4" w:semiHidden="1" w:uiPriority="9" w:unhideWhenUsed="1" w:qFormat="1"/>
+    <w:lsdException w:name="heading 5" w:semiHidden="1" w:uiPriority="9" w:unhideWhenUsed="1" w:qFormat="1"/>
+    <w:lsdException w:name="heading 6" w:semiHidden="1" w:uiPriority="9" w:unhideWhenUsed="1"/>
+    <w:lsdException w:name="heading 7" w:semiHidden="1" w:uiPriority="9" w:unhideWhenUsed="1" w:qFormat="1"/>
+    <w:lsdException w:name="heading 8" w:semiHidden="1" w:uiPriority="9" w:unhideWhenUsed="1" w:qFormat="1"/>
+    <w:lsdException w:name="heading 9" w:semiHidden="1" w:uiPriority="9" w:unhideWhenUsed="1" w:qFormat="1"/>
     <w:lsdException w:name="index 1" w:semiHidden="1" w:unhideWhenUsed="1"/>
     <w:lsdException w:name="index 2" w:semiHidden="1" w:unhideWhenUsed="1"/>
     <w:lsdException w:name="index 3" w:semiHidden="1" w:unhideWhenUsed="1"/>
@@ -21615,22 +23566,22 @@
     <w:lsdException w:name="index 7" w:semiHidden="1" w:unhideWhenUsed="1"/>
     <w:lsdException w:name="index 8" w:semiHidden="1" w:unhideWhenUsed="1"/>
     <w:lsdException w:name="index 9" w:semiHidden="1" w:unhideWhenUsed="1"/>
-    <w:lsdException w:name="toc 1" w:uiPriority="39" w:semiHidden="1" w:unhideWhenUsed="1"/>
-    <w:lsdException w:name="toc 2" w:uiPriority="39" w:semiHidden="1" w:unhideWhenUsed="1"/>
-    <w:lsdException w:name="toc 3" w:uiPriority="39" w:semiHidden="1" w:unhideWhenUsed="1"/>
-    <w:lsdException w:name="toc 4" w:uiPriority="39" w:semiHidden="1" w:unhideWhenUsed="1"/>
-    <w:lsdException w:name="toc 5" w:uiPriority="39" w:semiHidden="1" w:unhideWhenUsed="1"/>
-    <w:lsdException w:name="toc 6" w:uiPriority="39" w:semiHidden="1" w:unhideWhenUsed="1"/>
-    <w:lsdException w:name="toc 7" w:uiPriority="39" w:semiHidden="1" w:unhideWhenUsed="1"/>
-    <w:lsdException w:name="toc 8" w:uiPriority="39" w:semiHidden="1" w:unhideWhenUsed="1"/>
-    <w:lsdException w:name="toc 9" w:uiPriority="39" w:semiHidden="1" w:unhideWhenUsed="1"/>
+    <w:lsdException w:name="toc 1" w:semiHidden="1" w:uiPriority="39" w:unhideWhenUsed="1"/>
+    <w:lsdException w:name="toc 2" w:semiHidden="1" w:uiPriority="39" w:unhideWhenUsed="1"/>
+    <w:lsdException w:name="toc 3" w:semiHidden="1" w:uiPriority="39" w:unhideWhenUsed="1"/>
+    <w:lsdException w:name="toc 4" w:semiHidden="1" w:uiPriority="39" w:unhideWhenUsed="1"/>
+    <w:lsdException w:name="toc 5" w:semiHidden="1" w:uiPriority="39" w:unhideWhenUsed="1"/>
+    <w:lsdException w:name="toc 6" w:semiHidden="1" w:uiPriority="39" w:unhideWhenUsed="1"/>
+    <w:lsdException w:name="toc 7" w:semiHidden="1" w:uiPriority="39" w:unhideWhenUsed="1"/>
+    <w:lsdException w:name="toc 8" w:semiHidden="1" w:uiPriority="39" w:unhideWhenUsed="1"/>
+    <w:lsdException w:name="toc 9" w:semiHidden="1" w:uiPriority="39" w:unhideWhenUsed="1"/>
     <w:lsdException w:name="Normal Indent" w:semiHidden="1" w:unhideWhenUsed="1"/>
     <w:lsdException w:name="footnote text" w:semiHidden="1" w:unhideWhenUsed="1"/>
     <w:lsdException w:name="annotation text" w:semiHidden="1" w:unhideWhenUsed="1"/>
     <w:lsdException w:name="header" w:semiHidden="1" w:unhideWhenUsed="1"/>
     <w:lsdException w:name="footer" w:semiHidden="1" w:unhideWhenUsed="1"/>
     <w:lsdException w:name="index heading" w:semiHidden="1" w:unhideWhenUsed="1"/>
-    <w:lsdException w:name="caption" w:uiPriority="35" w:semiHidden="1" w:unhideWhenUsed="1" w:qFormat="1"/>
+    <w:lsdException w:name="caption" w:semiHidden="1" w:uiPriority="35" w:unhideWhenUsed="1" w:qFormat="1"/>
     <w:lsdException w:name="table of figures" w:semiHidden="1" w:unhideWhenUsed="1"/>
     <w:lsdException w:name="envelope address" w:semiHidden="1" w:unhideWhenUsed="1"/>
     <w:lsdException w:name="envelope return" w:semiHidden="1" w:unhideWhenUsed="1"/>
@@ -21661,7 +23612,7 @@
     <w:lsdException w:name="Title" w:uiPriority="10" w:qFormat="1"/>
     <w:lsdException w:name="Closing" w:semiHidden="1" w:unhideWhenUsed="1"/>
     <w:lsdException w:name="Signature" w:semiHidden="1" w:unhideWhenUsed="1"/>
-    <w:lsdException w:name="Default Paragraph Font" w:uiPriority="1" w:semiHidden="1" w:unhideWhenUsed="1"/>
+    <w:lsdException w:name="Default Paragraph Font" w:semiHidden="1" w:uiPriority="1" w:unhideWhenUsed="1"/>
     <w:lsdException w:name="Body Text" w:semiHidden="1" w:unhideWhenUsed="1"/>
     <w:lsdException w:name="Body Text Indent" w:semiHidden="1" w:unhideWhenUsed="1"/>
     <w:lsdException w:name="List Continue" w:semiHidden="1" w:unhideWhenUsed="1"/>
@@ -21861,8 +23812,8 @@
     <w:lsdException w:name="Subtle Reference" w:uiPriority="31" w:qFormat="1"/>
     <w:lsdException w:name="Intense Reference" w:uiPriority="32" w:qFormat="1"/>
     <w:lsdException w:name="Book Title" w:uiPriority="33" w:qFormat="1"/>
-    <w:lsdException w:name="Bibliography" w:uiPriority="37" w:semiHidden="1" w:unhideWhenUsed="1"/>
-    <w:lsdException w:name="TOC Heading" w:uiPriority="39" w:semiHidden="1" w:unhideWhenUsed="1" w:qFormat="1"/>
+    <w:lsdException w:name="Bibliography" w:semiHidden="1" w:uiPriority="37" w:unhideWhenUsed="1"/>
+    <w:lsdException w:name="TOC Heading" w:semiHidden="1" w:uiPriority="39" w:unhideWhenUsed="1" w:qFormat="1"/>
     <w:lsdException w:name="Plain Table 1" w:uiPriority="41"/>
     <w:lsdException w:name="Plain Table 2" w:uiPriority="42"/>
     <w:lsdException w:name="Plain Table 3" w:uiPriority="43"/>
@@ -21973,7 +23924,7 @@
     <w:lsdException w:name="Unresolved Mention" w:semiHidden="1" w:unhideWhenUsed="1"/>
     <w:lsdException w:name="Smart Link" w:semiHidden="1" w:unhideWhenUsed="1"/>
   </w:latentStyles>
-  <w:style w:type="paragraph" w:styleId="Normal" w:default="1">
+  <w:style w:type="paragraph" w:default="1" w:styleId="Normal">
     <w:name w:val="Normal"/>
     <w:qFormat/>
     <w:rsid w:val="00713F66"/>
@@ -22004,7 +23955,7 @@
       <w:outlineLvl w:val="0"/>
     </w:pPr>
     <w:rPr>
-      <w:rFonts w:ascii="Calibri" w:hAnsi="Calibri" w:eastAsia="Times New Roman" w:cs="Times New Roman (Títulos en alf"/>
+      <w:rFonts w:ascii="Calibri" w:eastAsia="Times New Roman" w:hAnsi="Calibri" w:cs="Times New Roman (Títulos en alf"/>
       <w:b/>
       <w:color w:val="000000" w:themeColor="text1"/>
       <w:kern w:val="0"/>
@@ -22036,7 +23987,7 @@
       <w:outlineLvl w:val="1"/>
     </w:pPr>
     <w:rPr>
-      <w:rFonts w:ascii="Calibri" w:hAnsi="Calibri" w:eastAsiaTheme="majorEastAsia" w:cstheme="majorBidi"/>
+      <w:rFonts w:ascii="Calibri" w:eastAsiaTheme="majorEastAsia" w:hAnsi="Calibri" w:cstheme="majorBidi"/>
       <w:b/>
       <w:color w:val="000000" w:themeColor="text1"/>
       <w:kern w:val="0"/>
@@ -22130,19 +24081,18 @@
       <w:outlineLvl w:val="6"/>
     </w:pPr>
     <w:rPr>
-      <w:rFonts w:asciiTheme="majorHAnsi" w:hAnsiTheme="majorHAnsi" w:eastAsiaTheme="majorEastAsia" w:cstheme="majorBidi"/>
+      <w:rFonts w:asciiTheme="majorHAnsi" w:eastAsiaTheme="majorEastAsia" w:hAnsiTheme="majorHAnsi" w:cstheme="majorBidi"/>
       <w:i/>
       <w:iCs/>
       <w:color w:val="1F3763" w:themeColor="accent1" w:themeShade="7F"/>
     </w:rPr>
   </w:style>
-  <w:style w:type="character" w:styleId="Fuentedeprrafopredeter" w:default="1">
+  <w:style w:type="character" w:default="1" w:styleId="Fuentedeprrafopredeter">
     <w:name w:val="Default Paragraph Font"/>
     <w:uiPriority w:val="1"/>
-    <w:semiHidden/>
     <w:unhideWhenUsed/>
   </w:style>
-  <w:style w:type="table" w:styleId="Tablanormal" w:default="1">
+  <w:style w:type="table" w:default="1" w:styleId="Tablanormal">
     <w:name w:val="Normal Table"/>
     <w:uiPriority w:val="99"/>
     <w:semiHidden/>
@@ -22157,7 +24107,7 @@
       </w:tblCellMar>
     </w:tblPr>
   </w:style>
-  <w:style w:type="numbering" w:styleId="Sinlista" w:default="1">
+  <w:style w:type="numbering" w:default="1" w:styleId="Sinlista">
     <w:name w:val="No List"/>
     <w:uiPriority w:val="99"/>
     <w:semiHidden/>
@@ -22174,7 +24124,7 @@
       <w:contextualSpacing/>
     </w:pPr>
   </w:style>
-  <w:style w:type="paragraph" w:styleId="TituloPortada" w:customStyle="1">
+  <w:style w:type="paragraph" w:customStyle="1" w:styleId="TituloPortada">
     <w:name w:val="Titulo Portada"/>
     <w:basedOn w:val="Normal"/>
     <w:rsid w:val="00C407C1"/>
@@ -22188,14 +24138,14 @@
       <w:lang w:val="es-419"/>
     </w:rPr>
   </w:style>
-  <w:style w:type="character" w:styleId="Ttulo1Car" w:customStyle="1">
+  <w:style w:type="character" w:customStyle="1" w:styleId="Ttulo1Car">
     <w:name w:val="Título 1 Car"/>
     <w:basedOn w:val="Fuentedeprrafopredeter"/>
     <w:link w:val="Ttulo1"/>
     <w:uiPriority w:val="9"/>
     <w:rsid w:val="00D72E30"/>
     <w:rPr>
-      <w:rFonts w:ascii="Calibri" w:hAnsi="Calibri" w:eastAsia="Times New Roman" w:cs="Times New Roman (Títulos en alf"/>
+      <w:rFonts w:ascii="Calibri" w:eastAsia="Times New Roman" w:hAnsi="Calibri" w:cs="Times New Roman (Títulos en alf"/>
       <w:b/>
       <w:color w:val="000000" w:themeColor="text1"/>
       <w:spacing w:val="-10"/>
@@ -22207,14 +24157,14 @@
       <w14:ligatures w14:val="none"/>
     </w:rPr>
   </w:style>
-  <w:style w:type="character" w:styleId="Ttulo2Car" w:customStyle="1">
+  <w:style w:type="character" w:customStyle="1" w:styleId="Ttulo2Car">
     <w:name w:val="Título 2 Car"/>
     <w:basedOn w:val="Fuentedeprrafopredeter"/>
     <w:link w:val="Ttulo2"/>
     <w:uiPriority w:val="9"/>
     <w:rsid w:val="00DD6B45"/>
     <w:rPr>
-      <w:rFonts w:ascii="Calibri" w:hAnsi="Calibri" w:eastAsiaTheme="majorEastAsia" w:cstheme="majorBidi"/>
+      <w:rFonts w:ascii="Calibri" w:eastAsiaTheme="majorEastAsia" w:hAnsi="Calibri" w:cstheme="majorBidi"/>
       <w:b/>
       <w:color w:val="000000" w:themeColor="text1"/>
       <w:kern w:val="0"/>
@@ -22224,14 +24174,14 @@
       <w14:ligatures w14:val="none"/>
     </w:rPr>
   </w:style>
-  <w:style w:type="character" w:styleId="Ttulo3Car" w:customStyle="1">
+  <w:style w:type="character" w:customStyle="1" w:styleId="Ttulo3Car">
     <w:name w:val="Título 3 Car"/>
     <w:basedOn w:val="Fuentedeprrafopredeter"/>
     <w:link w:val="Ttulo3"/>
     <w:uiPriority w:val="9"/>
     <w:rsid w:val="00754350"/>
     <w:rPr>
-      <w:rFonts w:ascii="Calibri" w:hAnsi="Calibri" w:eastAsiaTheme="majorEastAsia" w:cstheme="majorBidi"/>
+      <w:rFonts w:ascii="Calibri" w:eastAsiaTheme="majorEastAsia" w:hAnsi="Calibri" w:cstheme="majorBidi"/>
       <w:b/>
       <w:iCs/>
       <w:color w:val="000000" w:themeColor="text1"/>
@@ -22262,7 +24212,7 @@
       <w14:ligatures w14:val="none"/>
     </w:rPr>
   </w:style>
-  <w:style w:type="character" w:styleId="Extranjerismo" w:customStyle="1">
+  <w:style w:type="character" w:customStyle="1" w:styleId="Extranjerismo">
     <w:name w:val="Extranjerismo"/>
     <w:basedOn w:val="Fuentedeprrafopredeter"/>
     <w:uiPriority w:val="1"/>
@@ -22273,7 +24223,7 @@
       <w:lang w:val="en-US"/>
     </w:rPr>
   </w:style>
-  <w:style w:type="paragraph" w:styleId="Figura" w:customStyle="1">
+  <w:style w:type="paragraph" w:customStyle="1" w:styleId="Figura">
     <w:name w:val="Figura"/>
     <w:basedOn w:val="Normal"/>
     <w:next w:val="Normal"/>
@@ -22300,7 +24250,7 @@
       <w14:ligatures w14:val="none"/>
     </w:rPr>
   </w:style>
-  <w:style w:type="character" w:styleId="FiguraCar" w:customStyle="1">
+  <w:style w:type="character" w:customStyle="1" w:styleId="FiguraCar">
     <w:name w:val="Figura Car"/>
     <w:basedOn w:val="Fuentedeprrafopredeter"/>
     <w:link w:val="Figura"/>
@@ -22315,14 +24265,14 @@
       <w14:ligatures w14:val="none"/>
     </w:rPr>
   </w:style>
-  <w:style w:type="character" w:styleId="Ttulo4Car" w:customStyle="1">
+  <w:style w:type="character" w:customStyle="1" w:styleId="Ttulo4Car">
     <w:name w:val="Título 4 Car"/>
     <w:basedOn w:val="Fuentedeprrafopredeter"/>
     <w:link w:val="Ttulo4"/>
     <w:uiPriority w:val="9"/>
     <w:rsid w:val="001B57A6"/>
     <w:rPr>
-      <w:rFonts w:ascii="Calibri" w:hAnsi="Calibri" w:eastAsiaTheme="majorEastAsia" w:cstheme="majorBidi"/>
+      <w:rFonts w:ascii="Calibri" w:eastAsiaTheme="majorEastAsia" w:hAnsi="Calibri" w:cstheme="majorBidi"/>
       <w:b/>
       <w:color w:val="000000" w:themeColor="text1"/>
       <w:kern w:val="0"/>
@@ -22332,14 +24282,14 @@
       <w14:ligatures w14:val="none"/>
     </w:rPr>
   </w:style>
-  <w:style w:type="character" w:styleId="Ttulo5Car" w:customStyle="1">
+  <w:style w:type="character" w:customStyle="1" w:styleId="Ttulo5Car">
     <w:name w:val="Título 5 Car"/>
     <w:basedOn w:val="Fuentedeprrafopredeter"/>
     <w:link w:val="Ttulo5"/>
     <w:uiPriority w:val="9"/>
     <w:rsid w:val="00746AD1"/>
     <w:rPr>
-      <w:rFonts w:ascii="Calibri" w:hAnsi="Calibri" w:eastAsiaTheme="majorEastAsia" w:cstheme="majorBidi"/>
+      <w:rFonts w:ascii="Calibri" w:eastAsiaTheme="majorEastAsia" w:hAnsi="Calibri" w:cstheme="majorBidi"/>
       <w:b/>
       <w:color w:val="000000" w:themeColor="text1"/>
       <w:kern w:val="0"/>
@@ -22349,7 +24299,7 @@
       <w14:ligatures w14:val="none"/>
     </w:rPr>
   </w:style>
-  <w:style w:type="paragraph" w:styleId="Tabla" w:customStyle="1">
+  <w:style w:type="paragraph" w:customStyle="1" w:styleId="Tabla">
     <w:name w:val="Tabla"/>
     <w:basedOn w:val="Normal"/>
     <w:next w:val="Normal"/>
@@ -22385,28 +24335,28 @@
       <w:contextualSpacing/>
     </w:pPr>
     <w:rPr>
-      <w:rFonts w:asciiTheme="majorHAnsi" w:hAnsiTheme="majorHAnsi" w:eastAsiaTheme="majorEastAsia" w:cstheme="majorBidi"/>
+      <w:rFonts w:asciiTheme="majorHAnsi" w:eastAsiaTheme="majorEastAsia" w:hAnsiTheme="majorHAnsi" w:cstheme="majorBidi"/>
       <w:spacing w:val="-10"/>
       <w:kern w:val="28"/>
       <w:sz w:val="56"/>
       <w:szCs w:val="56"/>
     </w:rPr>
   </w:style>
-  <w:style w:type="character" w:styleId="TtuloCar" w:customStyle="1">
+  <w:style w:type="character" w:customStyle="1" w:styleId="TtuloCar">
     <w:name w:val="Título Car"/>
     <w:basedOn w:val="Fuentedeprrafopredeter"/>
     <w:link w:val="Ttulo"/>
     <w:uiPriority w:val="10"/>
     <w:rsid w:val="00590D20"/>
     <w:rPr>
-      <w:rFonts w:asciiTheme="majorHAnsi" w:hAnsiTheme="majorHAnsi" w:eastAsiaTheme="majorEastAsia" w:cstheme="majorBidi"/>
+      <w:rFonts w:asciiTheme="majorHAnsi" w:eastAsiaTheme="majorEastAsia" w:hAnsiTheme="majorHAnsi" w:cstheme="majorBidi"/>
       <w:spacing w:val="-10"/>
       <w:kern w:val="28"/>
       <w:sz w:val="56"/>
       <w:szCs w:val="56"/>
     </w:rPr>
   </w:style>
-  <w:style w:type="character" w:styleId="TablaCar" w:customStyle="1">
+  <w:style w:type="character" w:customStyle="1" w:styleId="TablaCar">
     <w:name w:val="Tabla Car"/>
     <w:basedOn w:val="Fuentedeprrafopredeter"/>
     <w:link w:val="Tabla"/>
@@ -22421,7 +24371,7 @@
       <w14:ligatures w14:val="none"/>
     </w:rPr>
   </w:style>
-  <w:style w:type="table" w:styleId="SENA" w:customStyle="1">
+  <w:style w:type="table" w:customStyle="1" w:styleId="SENA">
     <w:name w:val="SENA"/>
     <w:basedOn w:val="Tablanormal"/>
     <w:uiPriority w:val="99"/>
@@ -22438,18 +24388,18 @@
     <w:tblPr>
       <w:tblStyleRowBandSize w:val="1"/>
       <w:tblBorders>
-        <w:top w:val="single" w:color="D9D9D9" w:themeColor="background1" w:themeShade="D9" w:sz="4" w:space="0"/>
-        <w:left w:val="single" w:color="D9D9D9" w:themeColor="background1" w:themeShade="D9" w:sz="4" w:space="0"/>
-        <w:bottom w:val="single" w:color="D9D9D9" w:themeColor="background1" w:themeShade="D9" w:sz="4" w:space="0"/>
-        <w:right w:val="single" w:color="D9D9D9" w:themeColor="background1" w:themeShade="D9" w:sz="4" w:space="0"/>
-        <w:insideH w:val="single" w:color="D9D9D9" w:themeColor="background1" w:themeShade="D9" w:sz="4" w:space="0"/>
-        <w:insideV w:val="single" w:color="D9D9D9" w:themeColor="background1" w:themeShade="D9" w:sz="4" w:space="0"/>
+        <w:top w:val="single" w:sz="4" w:space="0" w:color="D9D9D9" w:themeColor="background1" w:themeShade="D9"/>
+        <w:left w:val="single" w:sz="4" w:space="0" w:color="D9D9D9" w:themeColor="background1" w:themeShade="D9"/>
+        <w:bottom w:val="single" w:sz="4" w:space="0" w:color="D9D9D9" w:themeColor="background1" w:themeShade="D9"/>
+        <w:right w:val="single" w:sz="4" w:space="0" w:color="D9D9D9" w:themeColor="background1" w:themeShade="D9"/>
+        <w:insideH w:val="single" w:sz="4" w:space="0" w:color="D9D9D9" w:themeColor="background1" w:themeShade="D9"/>
+        <w:insideV w:val="single" w:sz="4" w:space="0" w:color="D9D9D9" w:themeColor="background1" w:themeShade="D9"/>
       </w:tblBorders>
     </w:tblPr>
     <w:tblStylePr w:type="firstRow">
       <w:pPr>
         <w:wordWrap/>
-        <w:spacing w:before="120" w:beforeLines="0" w:beforeAutospacing="0" w:after="120" w:afterLines="0" w:afterAutospacing="0"/>
+        <w:spacing w:beforeLines="0" w:before="120" w:beforeAutospacing="0" w:afterLines="0" w:after="120" w:afterAutospacing="0"/>
       </w:pPr>
       <w:rPr>
         <w:b/>
@@ -22476,12 +24426,12 @@
     </w:pPr>
     <w:tblPr>
       <w:tblBorders>
-        <w:top w:val="single" w:color="auto" w:sz="4" w:space="0"/>
-        <w:left w:val="single" w:color="auto" w:sz="4" w:space="0"/>
-        <w:bottom w:val="single" w:color="auto" w:sz="4" w:space="0"/>
-        <w:right w:val="single" w:color="auto" w:sz="4" w:space="0"/>
-        <w:insideH w:val="single" w:color="auto" w:sz="4" w:space="0"/>
-        <w:insideV w:val="single" w:color="auto" w:sz="4" w:space="0"/>
+        <w:top w:val="single" w:sz="4" w:space="0" w:color="auto"/>
+        <w:left w:val="single" w:sz="4" w:space="0" w:color="auto"/>
+        <w:bottom w:val="single" w:sz="4" w:space="0" w:color="auto"/>
+        <w:right w:val="single" w:sz="4" w:space="0" w:color="auto"/>
+        <w:insideH w:val="single" w:sz="4" w:space="0" w:color="auto"/>
+        <w:insideV w:val="single" w:sz="4" w:space="0" w:color="auto"/>
       </w:tblBorders>
     </w:tblPr>
   </w:style>
@@ -22496,7 +24446,7 @@
       <w:u w:val="single"/>
     </w:rPr>
   </w:style>
-  <w:style w:type="paragraph" w:styleId="Video" w:customStyle="1">
+  <w:style w:type="paragraph" w:customStyle="1" w:styleId="Video">
     <w:name w:val="Video"/>
     <w:basedOn w:val="Normal"/>
     <w:next w:val="Normal"/>
@@ -22518,7 +24468,7 @@
       <w14:ligatures w14:val="none"/>
     </w:rPr>
   </w:style>
-  <w:style w:type="character" w:styleId="VideoCar" w:customStyle="1">
+  <w:style w:type="character" w:customStyle="1" w:styleId="VideoCar">
     <w:name w:val="Video Car"/>
     <w:basedOn w:val="Fuentedeprrafopredeter"/>
     <w:link w:val="Video"/>
@@ -22531,7 +24481,7 @@
       <w14:ligatures w14:val="none"/>
     </w:rPr>
   </w:style>
-  <w:style w:type="character" w:styleId="Mencinsinresolver1" w:customStyle="1">
+  <w:style w:type="character" w:customStyle="1" w:styleId="Mencinsinresolver1">
     <w:name w:val="Mención sin resolver1"/>
     <w:basedOn w:val="Fuentedeprrafopredeter"/>
     <w:uiPriority w:val="99"/>
@@ -22559,12 +24509,12 @@
       <w:tblStyleRowBandSize w:val="1"/>
       <w:tblStyleColBandSize w:val="1"/>
       <w:tblBorders>
-        <w:top w:val="single" w:color="C9C9C9" w:themeColor="accent3" w:themeTint="99" w:sz="4" w:space="0"/>
-        <w:left w:val="single" w:color="C9C9C9" w:themeColor="accent3" w:themeTint="99" w:sz="4" w:space="0"/>
-        <w:bottom w:val="single" w:color="C9C9C9" w:themeColor="accent3" w:themeTint="99" w:sz="4" w:space="0"/>
-        <w:right w:val="single" w:color="C9C9C9" w:themeColor="accent3" w:themeTint="99" w:sz="4" w:space="0"/>
-        <w:insideH w:val="single" w:color="C9C9C9" w:themeColor="accent3" w:themeTint="99" w:sz="4" w:space="0"/>
-        <w:insideV w:val="single" w:color="C9C9C9" w:themeColor="accent3" w:themeTint="99" w:sz="4" w:space="0"/>
+        <w:top w:val="single" w:sz="4" w:space="0" w:color="C9C9C9" w:themeColor="accent3" w:themeTint="99"/>
+        <w:left w:val="single" w:sz="4" w:space="0" w:color="C9C9C9" w:themeColor="accent3" w:themeTint="99"/>
+        <w:bottom w:val="single" w:sz="4" w:space="0" w:color="C9C9C9" w:themeColor="accent3" w:themeTint="99"/>
+        <w:right w:val="single" w:sz="4" w:space="0" w:color="C9C9C9" w:themeColor="accent3" w:themeTint="99"/>
+        <w:insideH w:val="single" w:sz="4" w:space="0" w:color="C9C9C9" w:themeColor="accent3" w:themeTint="99"/>
+        <w:insideV w:val="single" w:sz="4" w:space="0" w:color="C9C9C9" w:themeColor="accent3" w:themeTint="99"/>
       </w:tblBorders>
     </w:tblPr>
     <w:tblStylePr w:type="firstRow">
@@ -22576,10 +24526,10 @@
       <w:tblPr/>
       <w:tcPr>
         <w:tcBorders>
-          <w:top w:val="single" w:color="A5A5A5" w:themeColor="accent3" w:sz="4" w:space="0"/>
-          <w:left w:val="single" w:color="A5A5A5" w:themeColor="accent3" w:sz="4" w:space="0"/>
-          <w:bottom w:val="single" w:color="A5A5A5" w:themeColor="accent3" w:sz="4" w:space="0"/>
-          <w:right w:val="single" w:color="A5A5A5" w:themeColor="accent3" w:sz="4" w:space="0"/>
+          <w:top w:val="single" w:sz="4" w:space="0" w:color="A5A5A5" w:themeColor="accent3"/>
+          <w:left w:val="single" w:sz="4" w:space="0" w:color="A5A5A5" w:themeColor="accent3"/>
+          <w:bottom w:val="single" w:sz="4" w:space="0" w:color="A5A5A5" w:themeColor="accent3"/>
+          <w:right w:val="single" w:sz="4" w:space="0" w:color="A5A5A5" w:themeColor="accent3"/>
           <w:insideH w:val="nil"/>
           <w:insideV w:val="nil"/>
         </w:tcBorders>
@@ -22594,7 +24544,7 @@
       <w:tblPr/>
       <w:tcPr>
         <w:tcBorders>
-          <w:top w:val="double" w:color="A5A5A5" w:themeColor="accent3" w:sz="4" w:space="0"/>
+          <w:top w:val="double" w:sz="4" w:space="0" w:color="A5A5A5" w:themeColor="accent3"/>
         </w:tcBorders>
       </w:tcPr>
     </w:tblStylePr>
@@ -22623,7 +24573,7 @@
       </w:tcPr>
     </w:tblStylePr>
   </w:style>
-  <w:style w:type="paragraph" w:styleId="Tablas" w:customStyle="1">
+  <w:style w:type="paragraph" w:customStyle="1" w:styleId="Tablas">
     <w:name w:val="Tablas"/>
     <w:qFormat/>
     <w:rsid w:val="00CE2C4A"/>
@@ -22640,7 +24590,7 @@
       <w14:ligatures w14:val="none"/>
     </w:rPr>
   </w:style>
-  <w:style w:type="paragraph" w:styleId="TextoTablas" w:customStyle="1">
+  <w:style w:type="paragraph" w:customStyle="1" w:styleId="TextoTablas">
     <w:name w:val="Texto_Tablas"/>
     <w:basedOn w:val="Normal"/>
     <w:qFormat/>
@@ -22736,7 +24686,7 @@
       <w:spacing w:before="0" w:after="0" w:line="240" w:lineRule="auto"/>
     </w:pPr>
   </w:style>
-  <w:style w:type="character" w:styleId="EncabezadoCar" w:customStyle="1">
+  <w:style w:type="character" w:customStyle="1" w:styleId="EncabezadoCar">
     <w:name w:val="Encabezado Car"/>
     <w:basedOn w:val="Fuentedeprrafopredeter"/>
     <w:link w:val="Encabezado"/>
@@ -22761,7 +24711,7 @@
       <w:spacing w:before="0" w:after="0" w:line="240" w:lineRule="auto"/>
     </w:pPr>
   </w:style>
-  <w:style w:type="character" w:styleId="PiedepginaCar" w:customStyle="1">
+  <w:style w:type="character" w:customStyle="1" w:styleId="PiedepginaCar">
     <w:name w:val="Pie de página Car"/>
     <w:basedOn w:val="Fuentedeprrafopredeter"/>
     <w:link w:val="Piedepgina"/>
@@ -22771,14 +24721,14 @@
       <w:sz w:val="28"/>
     </w:rPr>
   </w:style>
-  <w:style w:type="character" w:styleId="Ttulo6Car" w:customStyle="1">
+  <w:style w:type="character" w:customStyle="1" w:styleId="Ttulo6Car">
     <w:name w:val="Título 6 Car"/>
     <w:basedOn w:val="Fuentedeprrafopredeter"/>
     <w:link w:val="Ttulo6"/>
     <w:uiPriority w:val="9"/>
     <w:rsid w:val="00C7377B"/>
     <w:rPr>
-      <w:rFonts w:ascii="Calibri" w:hAnsi="Calibri" w:eastAsiaTheme="majorEastAsia" w:cstheme="majorBidi"/>
+      <w:rFonts w:ascii="Calibri" w:eastAsiaTheme="majorEastAsia" w:hAnsi="Calibri" w:cstheme="majorBidi"/>
       <w:b/>
       <w:color w:val="000000" w:themeColor="text1"/>
       <w:kern w:val="0"/>
@@ -22788,7 +24738,7 @@
       <w14:ligatures w14:val="none"/>
     </w:rPr>
   </w:style>
-  <w:style w:type="paragraph" w:styleId="Titulosgenerales" w:customStyle="1">
+  <w:style w:type="paragraph" w:customStyle="1" w:styleId="Titulosgenerales">
     <w:name w:val="Titulos generales"/>
     <w:basedOn w:val="Ttulo1"/>
     <w:qFormat/>
@@ -22835,7 +24785,7 @@
       <w:color w:val="404040" w:themeColor="text1" w:themeTint="BF"/>
     </w:rPr>
   </w:style>
-  <w:style w:type="character" w:styleId="CitaCar" w:customStyle="1">
+  <w:style w:type="character" w:customStyle="1" w:styleId="CitaCar">
     <w:name w:val="Cita Car"/>
     <w:basedOn w:val="Fuentedeprrafopredeter"/>
     <w:link w:val="Cita"/>
@@ -22860,7 +24810,7 @@
       <w:ind w:firstLine="0"/>
     </w:pPr>
     <w:rPr>
-      <w:rFonts w:ascii="Times New Roman" w:hAnsi="Times New Roman" w:eastAsia="Times New Roman" w:cs="Times New Roman"/>
+      <w:rFonts w:ascii="Times New Roman" w:eastAsia="Times New Roman" w:hAnsi="Times New Roman" w:cs="Times New Roman"/>
       <w:kern w:val="0"/>
       <w:sz w:val="24"/>
       <w:szCs w:val="24"/>
@@ -22880,12 +24830,12 @@
       <w:tblStyleRowBandSize w:val="1"/>
       <w:tblStyleColBandSize w:val="1"/>
       <w:tblBorders>
-        <w:top w:val="single" w:color="999999" w:themeColor="text1" w:themeTint="66" w:sz="4" w:space="0"/>
-        <w:left w:val="single" w:color="999999" w:themeColor="text1" w:themeTint="66" w:sz="4" w:space="0"/>
-        <w:bottom w:val="single" w:color="999999" w:themeColor="text1" w:themeTint="66" w:sz="4" w:space="0"/>
-        <w:right w:val="single" w:color="999999" w:themeColor="text1" w:themeTint="66" w:sz="4" w:space="0"/>
-        <w:insideH w:val="single" w:color="999999" w:themeColor="text1" w:themeTint="66" w:sz="4" w:space="0"/>
-        <w:insideV w:val="single" w:color="999999" w:themeColor="text1" w:themeTint="66" w:sz="4" w:space="0"/>
+        <w:top w:val="single" w:sz="4" w:space="0" w:color="999999" w:themeColor="text1" w:themeTint="66"/>
+        <w:left w:val="single" w:sz="4" w:space="0" w:color="999999" w:themeColor="text1" w:themeTint="66"/>
+        <w:bottom w:val="single" w:sz="4" w:space="0" w:color="999999" w:themeColor="text1" w:themeTint="66"/>
+        <w:right w:val="single" w:sz="4" w:space="0" w:color="999999" w:themeColor="text1" w:themeTint="66"/>
+        <w:insideH w:val="single" w:sz="4" w:space="0" w:color="999999" w:themeColor="text1" w:themeTint="66"/>
+        <w:insideV w:val="single" w:sz="4" w:space="0" w:color="999999" w:themeColor="text1" w:themeTint="66"/>
       </w:tblBorders>
     </w:tblPr>
     <w:tblStylePr w:type="firstRow">
@@ -22896,7 +24846,7 @@
       <w:tblPr/>
       <w:tcPr>
         <w:tcBorders>
-          <w:bottom w:val="single" w:color="666666" w:themeColor="text1" w:themeTint="99" w:sz="12" w:space="0"/>
+          <w:bottom w:val="single" w:sz="12" w:space="0" w:color="666666" w:themeColor="text1" w:themeTint="99"/>
         </w:tcBorders>
       </w:tcPr>
     </w:tblStylePr>
@@ -22908,7 +24858,7 @@
       <w:tblPr/>
       <w:tcPr>
         <w:tcBorders>
-          <w:top w:val="double" w:color="666666" w:themeColor="text1" w:themeTint="99" w:sz="2" w:space="0"/>
+          <w:top w:val="double" w:sz="2" w:space="0" w:color="666666" w:themeColor="text1" w:themeTint="99"/>
         </w:tcBorders>
       </w:tcPr>
     </w:tblStylePr>
@@ -22970,7 +24920,7 @@
       <w:sz w:val="22"/>
     </w:rPr>
   </w:style>
-  <w:style w:type="character" w:styleId="SubttuloCar" w:customStyle="1">
+  <w:style w:type="character" w:customStyle="1" w:styleId="SubttuloCar">
     <w:name w:val="Subtítulo Car"/>
     <w:basedOn w:val="Fuentedeprrafopredeter"/>
     <w:link w:val="Subttulo"/>
@@ -22982,14 +24932,14 @@
       <w:spacing w:val="15"/>
     </w:rPr>
   </w:style>
-  <w:style w:type="character" w:styleId="Ttulo7Car" w:customStyle="1">
+  <w:style w:type="character" w:customStyle="1" w:styleId="Ttulo7Car">
     <w:name w:val="Título 7 Car"/>
     <w:basedOn w:val="Fuentedeprrafopredeter"/>
     <w:link w:val="Ttulo7"/>
     <w:uiPriority w:val="9"/>
     <w:rsid w:val="001D4F8D"/>
     <w:rPr>
-      <w:rFonts w:asciiTheme="majorHAnsi" w:hAnsiTheme="majorHAnsi" w:eastAsiaTheme="majorEastAsia" w:cstheme="majorBidi"/>
+      <w:rFonts w:asciiTheme="majorHAnsi" w:eastAsiaTheme="majorEastAsia" w:hAnsiTheme="majorHAnsi" w:cstheme="majorBidi"/>
       <w:i/>
       <w:iCs/>
       <w:color w:val="1F3763" w:themeColor="accent1" w:themeShade="7F"/>
@@ -23037,7 +24987,7 @@
 </file>
 
 <file path=word/theme/theme1.xml><?xml version="1.0" encoding="utf-8"?>
-<a:theme xmlns:a="http://schemas.openxmlformats.org/drawingml/2006/main" xmlns:thm15="http://schemas.microsoft.com/office/thememl/2012/main" name="Tema de Office">
+<a:theme xmlns:a="http://schemas.openxmlformats.org/drawingml/2006/main" name="Tema de Office">
   <a:themeElements>
     <a:clrScheme name="Office">
       <a:dk1>
@@ -23332,8 +25282,12 @@
 </file>
 
 <file path=customXml/item1.xml><?xml version="1.0" encoding="utf-8"?>
-<ct:contentTypeSchema xmlns:ct="http://schemas.microsoft.com/office/2006/metadata/contentType" xmlns:ma="http://schemas.microsoft.com/office/2006/metadata/properties/metaAttributes" ct:_="" ma:_="" ma:contentTypeName="Documento" ma:contentTypeID="0x010100EA8A463C70CDF94EBCEAEE24D04F3F8A" ma:contentTypeVersion="12" ma:contentTypeDescription="Crear nuevo documento." ma:contentTypeScope="" ma:versionID="834bbb5c95a1a702615a1bc2f17b6ed0">
-  <xsd:schema xmlns:xsd="http://www.w3.org/2001/XMLSchema" xmlns:xs="http://www.w3.org/2001/XMLSchema" xmlns:p="http://schemas.microsoft.com/office/2006/metadata/properties" xmlns:ns2="d174a4fb-80c2-4523-8d89-375030acacbf" xmlns:ns3="b250f519-6473-4480-8c44-6ee3a3a530c3" targetNamespace="http://schemas.microsoft.com/office/2006/metadata/properties" ma:root="true" ma:fieldsID="0fcfb8cdf97bd451fb080aad8514c60e" ns2:_="" ns3:_="">
+<b:Sources xmlns:b="http://schemas.openxmlformats.org/officeDocument/2006/bibliography" xmlns="http://schemas.openxmlformats.org/officeDocument/2006/bibliography" SelectedStyle="\APASixthEditionOfficeOnline.xsl" StyleName="APA" Version="6"/>
+</file>
+
+<file path=customXml/item2.xml><?xml version="1.0" encoding="utf-8"?>
+<ct:contentTypeSchema xmlns:ct="http://schemas.microsoft.com/office/2006/metadata/contentType" xmlns:ma="http://schemas.microsoft.com/office/2006/metadata/properties/metaAttributes" ct:_="" ma:_="" ma:contentTypeName="Documento" ma:contentTypeID="0x010100EA8A463C70CDF94EBCEAEE24D04F3F8A" ma:contentTypeVersion="12" ma:contentTypeDescription="Crear nuevo documento." ma:contentTypeScope="" ma:versionID="1e64a49c346abf4bbb09fc69347de49c">
+  <xsd:schema xmlns:xsd="http://www.w3.org/2001/XMLSchema" xmlns:xs="http://www.w3.org/2001/XMLSchema" xmlns:p="http://schemas.microsoft.com/office/2006/metadata/properties" xmlns:ns2="d174a4fb-80c2-4523-8d89-375030acacbf" xmlns:ns3="b250f519-6473-4480-8c44-6ee3a3a530c3" targetNamespace="http://schemas.microsoft.com/office/2006/metadata/properties" ma:root="true" ma:fieldsID="8ae85b081a60446340f1312666800f88" ns2:_="" ns3:_="">
     <xsd:import namespace="d174a4fb-80c2-4523-8d89-375030acacbf"/>
     <xsd:import namespace="b250f519-6473-4480-8c44-6ee3a3a530c3"/>
     <xsd:element name="properties">
@@ -23532,20 +25486,7 @@
 </ct:contentTypeSchema>
 </file>
 
-<file path=customXml/item2.xml><?xml version="1.0" encoding="utf-8"?>
-<b:Sources xmlns:b="http://schemas.openxmlformats.org/officeDocument/2006/bibliography" xmlns="http://schemas.openxmlformats.org/officeDocument/2006/bibliography" SelectedStyle="\APASixthEditionOfficeOnline.xsl" StyleName="APA" Version="6"/>
-</file>
-
 <file path=customXml/item3.xml><?xml version="1.0" encoding="utf-8"?>
-<?mso-contentType ?>
-<FormTemplates xmlns="http://schemas.microsoft.com/sharepoint/v3/contenttype/forms">
-  <Display>DocumentLibraryForm</Display>
-  <Edit>DocumentLibraryForm</Edit>
-  <New>DocumentLibraryForm</New>
-</FormTemplates>
-</file>
-
-<file path=customXml/item4.xml><?xml version="1.0" encoding="utf-8"?>
 <p:properties xmlns:p="http://schemas.microsoft.com/office/2006/metadata/properties" xmlns:xsi="http://www.w3.org/2001/XMLSchema-instance" xmlns:pc="http://schemas.microsoft.com/office/infopath/2007/PartnerControls">
   <documentManagement>
     <TaxCatchAll xmlns="b250f519-6473-4480-8c44-6ee3a3a530c3" xsi:nil="true"/>
@@ -23556,11 +25497,16 @@
 </p:properties>
 </file>
 
-<file path=customXml/itemProps1.xml><?xml version="1.0" encoding="utf-8"?>
-<ds:datastoreItem xmlns:ds="http://schemas.openxmlformats.org/officeDocument/2006/customXml" ds:itemID="{D19EAD22-4420-4053-9E74-353F5D92CE08}"/>
+<file path=customXml/item4.xml><?xml version="1.0" encoding="utf-8"?>
+<?mso-contentType ?>
+<FormTemplates xmlns="http://schemas.microsoft.com/sharepoint/v3/contenttype/forms">
+  <Display>DocumentLibraryForm</Display>
+  <Edit>DocumentLibraryForm</Edit>
+  <New>DocumentLibraryForm</New>
+</FormTemplates>
 </file>
 
-<file path=customXml/itemProps2.xml><?xml version="1.0" encoding="utf-8"?>
+<file path=customXml/itemProps1.xml><?xml version="1.0" encoding="utf-8"?>
 <ds:datastoreItem xmlns:ds="http://schemas.openxmlformats.org/officeDocument/2006/customXml" ds:itemID="{EAE431FD-7059-4C09-804B-C9D69EB7B213}">
   <ds:schemaRefs>
     <ds:schemaRef ds:uri="http://schemas.openxmlformats.org/officeDocument/2006/bibliography"/>
@@ -23568,15 +25514,11 @@
 </ds:datastoreItem>
 </file>
 
-<file path=customXml/itemProps3.xml><?xml version="1.0" encoding="utf-8"?>
-<ds:datastoreItem xmlns:ds="http://schemas.openxmlformats.org/officeDocument/2006/customXml" ds:itemID="{10663269-2064-4804-8290-36D4A57F5557}">
-  <ds:schemaRefs>
-    <ds:schemaRef ds:uri="http://schemas.microsoft.com/sharepoint/v3/contenttype/forms"/>
-  </ds:schemaRefs>
-</ds:datastoreItem>
+<file path=customXml/itemProps2.xml><?xml version="1.0" encoding="utf-8"?>
+<ds:datastoreItem xmlns:ds="http://schemas.openxmlformats.org/officeDocument/2006/customXml" ds:itemID="{6F6CCE35-D215-4701-A65C-8E5A95CE6380}"/>
 </file>
 
-<file path=customXml/itemProps4.xml><?xml version="1.0" encoding="utf-8"?>
+<file path=customXml/itemProps3.xml><?xml version="1.0" encoding="utf-8"?>
 <ds:datastoreItem xmlns:ds="http://schemas.openxmlformats.org/officeDocument/2006/customXml" ds:itemID="{1279454D-02BE-4A9C-A117-DCD1573E2608}">
   <ds:schemaRefs>
     <ds:schemaRef ds:uri="http://schemas.microsoft.com/office/2006/metadata/properties"/>
@@ -23585,4 +25527,12 @@
     <ds:schemaRef ds:uri="43a3ca16-9c26-4813-b83f-4aec9927b43f"/>
   </ds:schemaRefs>
 </ds:datastoreItem>
+</file>
+
+<file path=customXml/itemProps4.xml><?xml version="1.0" encoding="utf-8"?>
+<ds:datastoreItem xmlns:ds="http://schemas.openxmlformats.org/officeDocument/2006/customXml" ds:itemID="{10663269-2064-4804-8290-36D4A57F5557}">
+  <ds:schemaRefs>
+    <ds:schemaRef ds:uri="http://schemas.microsoft.com/sharepoint/v3/contenttype/forms"/>
+  </ds:schemaRefs>
+</ds:datastoreItem>
 </file>